--- a/arch/31bit/manual/VM370PLUS-Guide.docx
+++ b/arch/31bit/manual/VM370PLUS-Guide.docx
@@ -72,7 +72,7 @@
           <w:sz w:val="24"/>
           <w:szCs w:val="24"/>
         </w:rPr>
-        <w:t xml:space="preserve">Release 1  •  Kit Build 5</w:t>
+        <w:t xml:space="preserve">Release 1  •  Kit Build 5, updated 10 October 2026</w:t>
       </w:r>
     </w:p>
     <w:p>
@@ -125,7 +125,7 @@
           <w:sz w:val="24"/>
           <w:szCs w:val="24"/>
         </w:rPr>
-        <w:t xml:space="preserve">First Edition (October 2026)</w:t>
+        <w:t xml:space="preserve">First Edition, revised (October 2026)</w:t>
       </w:r>
     </w:p>
     <w:p>
@@ -450,7 +450,7 @@
           <w:sz w:val="20"/>
           <w:szCs w:val="20"/>
         </w:rPr>
-        <w:t xml:space="preserve">	4</w:t>
+        <w:t xml:space="preserve">	5</w:t>
       </w:r>
     </w:p>
     <w:p>
@@ -1096,6 +1096,64 @@
         <w:tabs>
           <w:tab w:val="right" w:pos="9638" w:leader="dot"/>
         </w:tabs>
+        <w:spacing w:after="20" w:before="20"/>
+        <w:ind w:left="400"/>
+      </w:pPr>
+      <w:r>
+        <w:rPr>
+          <w:rFonts w:ascii="Times New Roman" w:cs="Times New Roman" w:eastAsia="Times New Roman" w:hAnsi="Times New Roman"/>
+          <w:b w:val="false"/>
+          <w:bCs w:val="false"/>
+          <w:sz w:val="20"/>
+          <w:szCs w:val="20"/>
+        </w:rPr>
+        <w:t xml:space="preserve">Languages written in cREXX</w:t>
+      </w:r>
+      <w:r>
+        <w:rPr>
+          <w:rFonts w:ascii="Times New Roman" w:cs="Times New Roman" w:eastAsia="Times New Roman" w:hAnsi="Times New Roman"/>
+          <w:b w:val="false"/>
+          <w:bCs w:val="false"/>
+          <w:sz w:val="20"/>
+          <w:szCs w:val="20"/>
+        </w:rPr>
+        <w:t xml:space="preserve">	14</w:t>
+      </w:r>
+    </w:p>
+    <w:p>
+      <w:pPr>
+        <w:tabs>
+          <w:tab w:val="right" w:pos="9638" w:leader="dot"/>
+        </w:tabs>
+        <w:spacing w:after="20" w:before="20"/>
+        <w:ind w:left="400"/>
+      </w:pPr>
+      <w:r>
+        <w:rPr>
+          <w:rFonts w:ascii="Times New Roman" w:cs="Times New Roman" w:eastAsia="Times New Roman" w:hAnsi="Times New Roman"/>
+          <w:b w:val="false"/>
+          <w:bCs w:val="false"/>
+          <w:sz w:val="20"/>
+          <w:szCs w:val="20"/>
+        </w:rPr>
+        <w:t xml:space="preserve">Turbo CREXX</w:t>
+      </w:r>
+      <w:r>
+        <w:rPr>
+          <w:rFonts w:ascii="Times New Roman" w:cs="Times New Roman" w:eastAsia="Times New Roman" w:hAnsi="Times New Roman"/>
+          <w:b w:val="false"/>
+          <w:bCs w:val="false"/>
+          <w:sz w:val="20"/>
+          <w:szCs w:val="20"/>
+        </w:rPr>
+        <w:t xml:space="preserve">	14</w:t>
+      </w:r>
+    </w:p>
+    <w:p>
+      <w:pPr>
+        <w:tabs>
+          <w:tab w:val="right" w:pos="9638" w:leader="dot"/>
+        </w:tabs>
         <w:spacing w:after="20" w:before="160"/>
         <w:ind w:left="0"/>
       </w:pPr>
@@ -1117,7 +1175,7 @@
           <w:sz w:val="21"/>
           <w:szCs w:val="21"/>
         </w:rPr>
-        <w:t xml:space="preserve">	14</w:t>
+        <w:t xml:space="preserve">	16</w:t>
       </w:r>
     </w:p>
     <w:p>
@@ -1146,7 +1204,7 @@
           <w:sz w:val="21"/>
           <w:szCs w:val="21"/>
         </w:rPr>
-        <w:t xml:space="preserve">	15</w:t>
+        <w:t xml:space="preserve">	17</w:t>
       </w:r>
     </w:p>
     <w:p>
@@ -1175,7 +1233,7 @@
           <w:sz w:val="20"/>
           <w:szCs w:val="20"/>
         </w:rPr>
-        <w:t xml:space="preserve">	15</w:t>
+        <w:t xml:space="preserve">	17</w:t>
       </w:r>
     </w:p>
     <w:p>
@@ -1204,7 +1262,7 @@
           <w:sz w:val="20"/>
           <w:szCs w:val="20"/>
         </w:rPr>
-        <w:t xml:space="preserve">	15</w:t>
+        <w:t xml:space="preserve">	17</w:t>
       </w:r>
     </w:p>
     <w:p>
@@ -1233,7 +1291,7 @@
           <w:sz w:val="20"/>
           <w:szCs w:val="20"/>
         </w:rPr>
-        <w:t xml:space="preserve">	15</w:t>
+        <w:t xml:space="preserve">	17</w:t>
       </w:r>
     </w:p>
     <w:p>
@@ -1262,7 +1320,7 @@
           <w:sz w:val="21"/>
           <w:szCs w:val="21"/>
         </w:rPr>
-        <w:t xml:space="preserve">	16</w:t>
+        <w:t xml:space="preserve">	18</w:t>
       </w:r>
     </w:p>
     <w:p>
@@ -1291,7 +1349,7 @@
           <w:sz w:val="21"/>
           <w:szCs w:val="21"/>
         </w:rPr>
-        <w:t xml:space="preserve">	17</w:t>
+        <w:t xml:space="preserve">	19</w:t>
       </w:r>
     </w:p>
     <w:p>
@@ -1484,7 +1542,7 @@
         <w:rPr>
           <w:rFonts w:ascii="Times New Roman" w:cs="Times New Roman" w:eastAsia="Times New Roman" w:hAnsi="Times New Roman"/>
         </w:rPr>
-        <w:t xml:space="preserve">, describes the REXX compiler and virtual machine built for and on VM/370+.</w:t>
+        <w:t xml:space="preserve">, describes the REXX compiler and virtual machine built for and on VM/370+, the languages written in cREXX that run on CMS and on Linux, and Turbo CREXX.</w:t>
       </w:r>
     </w:p>
     <w:p>
@@ -1594,6 +1652,73 @@
           <w:rFonts w:ascii="Times New Roman" w:cs="Times New Roman" w:eastAsia="Times New Roman" w:hAnsi="Times New Roman"/>
         </w:rPr>
         <w:t xml:space="preserve">. In command descriptions, uppercase letters are typed as shown and lowercase words stand for values you supply. Examples of terminal sessions are shown in framed figures; lines you type are not marked separately because the context makes clear which they are.</w:t>
+      </w:r>
+    </w:p>
+    <w:p>
+      <w:pPr>
+        <w:pStyle w:val="Heading3"/>
+      </w:pPr>
+      <w:r>
+        <w:t xml:space="preserve">Summary of changes</w:t>
+      </w:r>
+    </w:p>
+    <w:p>
+      <w:pPr>
+        <w:spacing w:after="120"/>
+      </w:pPr>
+      <w:r>
+        <w:rPr>
+          <w:rFonts w:ascii="Times New Roman" w:cs="Times New Roman" w:eastAsia="Times New Roman" w:hAnsi="Times New Roman"/>
+        </w:rPr>
+        <w:t xml:space="preserve">This edition is kept up to date as VM/370+ grows; each change is listed here, newest first.</w:t>
+      </w:r>
+    </w:p>
+    <w:p>
+      <w:pPr>
+        <w:pStyle w:val="ListParagraph"/>
+        <w:numPr>
+          <w:ilvl w:val="0"/>
+          <w:numId w:val="2"/>
+        </w:numPr>
+        <w:spacing w:after="60"/>
+      </w:pPr>
+      <w:r>
+        <w:rPr>
+          <w:rFonts w:ascii="Times New Roman" w:cs="Times New Roman" w:eastAsia="Times New Roman" w:hAnsi="Times New Roman"/>
+          <w:b/>
+          <w:bCs/>
+        </w:rPr>
+        <w:t xml:space="preserve">10 October 2026.</w:t>
+      </w:r>
+      <w:r>
+        <w:rPr>
+          <w:rFonts w:ascii="Times New Roman" w:cs="Times New Roman" w:eastAsia="Times New Roman" w:hAnsi="Times New Roman"/>
+        </w:rPr>
+        <w:t xml:space="preserve"> Languages written in cREXX for CMS and Linux (BASIC, SNOBOL4, Pascal, Lisp, Smalltalk, PL/M, Prolog, LOGO); Turbo CREXX on both; four more minidisks for CMSUSER (196–199); the native build of the current cREXX (M8.2); Python and GNU C under Debian; milestones brought up to date.</w:t>
+      </w:r>
+    </w:p>
+    <w:p>
+      <w:pPr>
+        <w:pStyle w:val="ListParagraph"/>
+        <w:numPr>
+          <w:ilvl w:val="0"/>
+          <w:numId w:val="2"/>
+        </w:numPr>
+        <w:spacing w:after="60"/>
+      </w:pPr>
+      <w:r>
+        <w:rPr>
+          <w:rFonts w:ascii="Times New Roman" w:cs="Times New Roman" w:eastAsia="Times New Roman" w:hAnsi="Times New Roman"/>
+          <w:b/>
+          <w:bCs/>
+        </w:rPr>
+        <w:t xml:space="preserve">9 October 2026.</w:t>
+      </w:r>
+      <w:r>
+        <w:rPr>
+          <w:rFonts w:ascii="Times New Roman" w:cs="Times New Roman" w:eastAsia="Times New Roman" w:hAnsi="Times New Roman"/>
+        </w:rPr>
+        <w:t xml:space="preserve"> First edition, for kit build 5.</w:t>
       </w:r>
     </w:p>
     <w:p>
@@ -2667,7 +2792,7 @@
                 <w:sz w:val="19"/>
                 <w:szCs w:val="19"/>
               </w:rPr>
-              <w:t xml:space="preserve">M8</w:t>
+              <w:t xml:space="preserve">M7.10</w:t>
             </w:r>
           </w:p>
         </w:tc>
@@ -2688,7 +2813,7 @@
                 <w:sz w:val="19"/>
                 <w:szCs w:val="19"/>
               </w:rPr>
-              <w:t xml:space="preserve">cREXX: 2022 release built natively; current release cross-built</w:t>
+              <w:t xml:space="preserve">IPL of Linux from its disk (zipl) and a CP name LINUX</w:t>
             </w:r>
           </w:p>
         </w:tc>
@@ -2709,7 +2834,7 @@
                 <w:sz w:val="19"/>
                 <w:szCs w:val="19"/>
               </w:rPr>
-              <w:t xml:space="preserve">native build of the current release pending</w:t>
+              <w:t xml:space="preserve">next</w:t>
             </w:r>
           </w:p>
         </w:tc>
@@ -2736,6 +2861,144 @@
                 <w:sz w:val="19"/>
                 <w:szCs w:val="19"/>
               </w:rPr>
+              <w:t xml:space="preserve">M8</w:t>
+            </w:r>
+          </w:p>
+        </w:tc>
+        <w:tc>
+          <w:tcPr>
+            <w:tcW w:type="dxa" w:w="6038"/>
+            <w:tcMar>
+              <w:top w:type="dxa" w:w="60"/>
+              <w:left w:type="dxa" w:w="100"/>
+              <w:bottom w:type="dxa" w:w="60"/>
+              <w:right w:type="dxa" w:w="100"/>
+            </w:tcMar>
+          </w:tcPr>
+          <w:p>
+            <w:r>
+              <w:rPr>
+                <w:rFonts w:ascii="Times New Roman" w:cs="Times New Roman" w:eastAsia="Times New Roman" w:hAnsi="Times New Roman"/>
+                <w:sz w:val="19"/>
+                <w:szCs w:val="19"/>
+              </w:rPr>
+              <w:t xml:space="preserve">cREXX: the 2022 release built natively (M5); the current release cross-built (M8.1)</w:t>
+            </w:r>
+          </w:p>
+        </w:tc>
+        <w:tc>
+          <w:tcPr>
+            <w:tcW w:type="dxa" w:w="2200"/>
+            <w:tcMar>
+              <w:top w:type="dxa" w:w="60"/>
+              <w:left w:type="dxa" w:w="100"/>
+              <w:bottom w:type="dxa" w:w="60"/>
+              <w:right w:type="dxa" w:w="100"/>
+            </w:tcMar>
+          </w:tcPr>
+          <w:p>
+            <w:r>
+              <w:rPr>
+                <w:rFonts w:ascii="Times New Roman" w:cs="Times New Roman" w:eastAsia="Times New Roman" w:hAnsi="Times New Roman"/>
+                <w:sz w:val="19"/>
+                <w:szCs w:val="19"/>
+              </w:rPr>
+              <w:t xml:space="preserve">complete</w:t>
+            </w:r>
+          </w:p>
+        </w:tc>
+      </w:tr>
+      <w:tr>
+        <w:trPr>
+          <w:cantSplit/>
+          <w:tblHeader w:val="false"/>
+        </w:trPr>
+        <w:tc>
+          <w:tcPr>
+            <w:tcW w:type="dxa" w:w="1400"/>
+            <w:tcMar>
+              <w:top w:type="dxa" w:w="60"/>
+              <w:left w:type="dxa" w:w="100"/>
+              <w:bottom w:type="dxa" w:w="60"/>
+              <w:right w:type="dxa" w:w="100"/>
+            </w:tcMar>
+          </w:tcPr>
+          <w:p>
+            <w:r>
+              <w:rPr>
+                <w:rFonts w:ascii="Times New Roman" w:cs="Times New Roman" w:eastAsia="Times New Roman" w:hAnsi="Times New Roman"/>
+                <w:sz w:val="19"/>
+                <w:szCs w:val="19"/>
+              </w:rPr>
+              <w:t xml:space="preserve">M8.2</w:t>
+            </w:r>
+          </w:p>
+        </w:tc>
+        <w:tc>
+          <w:tcPr>
+            <w:tcW w:type="dxa" w:w="6038"/>
+            <w:tcMar>
+              <w:top w:type="dxa" w:w="60"/>
+              <w:left w:type="dxa" w:w="100"/>
+              <w:bottom w:type="dxa" w:w="60"/>
+              <w:right w:type="dxa" w:w="100"/>
+            </w:tcMar>
+          </w:tcPr>
+          <w:p>
+            <w:r>
+              <w:rPr>
+                <w:rFonts w:ascii="Times New Roman" w:cs="Times New Roman" w:eastAsia="Times New Roman" w:hAnsi="Times New Roman"/>
+                <w:sz w:val="19"/>
+                <w:szCs w:val="19"/>
+              </w:rPr>
+              <w:t xml:space="preserve">the current cREXX built natively with GCC380</w:t>
+            </w:r>
+          </w:p>
+        </w:tc>
+        <w:tc>
+          <w:tcPr>
+            <w:tcW w:type="dxa" w:w="2200"/>
+            <w:tcMar>
+              <w:top w:type="dxa" w:w="60"/>
+              <w:left w:type="dxa" w:w="100"/>
+              <w:bottom w:type="dxa" w:w="60"/>
+              <w:right w:type="dxa" w:w="100"/>
+            </w:tcMar>
+          </w:tcPr>
+          <w:p>
+            <w:r>
+              <w:rPr>
+                <w:rFonts w:ascii="Times New Roman" w:cs="Times New Roman" w:eastAsia="Times New Roman" w:hAnsi="Times New Roman"/>
+                <w:sz w:val="19"/>
+                <w:szCs w:val="19"/>
+              </w:rPr>
+              <w:t xml:space="preserve">compiler, assembler and VM work; the library does not build yet</w:t>
+            </w:r>
+          </w:p>
+        </w:tc>
+      </w:tr>
+      <w:tr>
+        <w:trPr>
+          <w:cantSplit/>
+          <w:tblHeader w:val="false"/>
+        </w:trPr>
+        <w:tc>
+          <w:tcPr>
+            <w:tcW w:type="dxa" w:w="1400"/>
+            <w:tcMar>
+              <w:top w:type="dxa" w:w="60"/>
+              <w:left w:type="dxa" w:w="100"/>
+              <w:bottom w:type="dxa" w:w="60"/>
+              <w:right w:type="dxa" w:w="100"/>
+            </w:tcMar>
+          </w:tcPr>
+          <w:p>
+            <w:r>
+              <w:rPr>
+                <w:rFonts w:ascii="Times New Roman" w:cs="Times New Roman" w:eastAsia="Times New Roman" w:hAnsi="Times New Roman"/>
+                <w:sz w:val="19"/>
+                <w:szCs w:val="19"/>
+              </w:rPr>
               <w:t xml:space="preserve">—</w:t>
             </w:r>
           </w:p>
@@ -2757,7 +3020,7 @@
                 <w:sz w:val="19"/>
                 <w:szCs w:val="19"/>
               </w:rPr>
-              <w:t xml:space="preserve">GNU C under Debian (development packages)</w:t>
+              <w:t xml:space="preserve">languages in cREXX for CMS and Linux; Turbo CREXX</w:t>
             </w:r>
           </w:p>
         </w:tc>
@@ -2778,7 +3041,76 @@
                 <w:sz w:val="19"/>
                 <w:szCs w:val="19"/>
               </w:rPr>
-              <w:t xml:space="preserve">planned</w:t>
+              <w:t xml:space="preserve">in the Linux bundle; CMS deck being tested</w:t>
+            </w:r>
+          </w:p>
+        </w:tc>
+      </w:tr>
+      <w:tr>
+        <w:trPr>
+          <w:cantSplit/>
+          <w:tblHeader w:val="false"/>
+        </w:trPr>
+        <w:tc>
+          <w:tcPr>
+            <w:tcW w:type="dxa" w:w="1400"/>
+            <w:tcMar>
+              <w:top w:type="dxa" w:w="60"/>
+              <w:left w:type="dxa" w:w="100"/>
+              <w:bottom w:type="dxa" w:w="60"/>
+              <w:right w:type="dxa" w:w="100"/>
+            </w:tcMar>
+          </w:tcPr>
+          <w:p>
+            <w:r>
+              <w:rPr>
+                <w:rFonts w:ascii="Times New Roman" w:cs="Times New Roman" w:eastAsia="Times New Roman" w:hAnsi="Times New Roman"/>
+                <w:sz w:val="19"/>
+                <w:szCs w:val="19"/>
+              </w:rPr>
+              <w:t xml:space="preserve">—</w:t>
+            </w:r>
+          </w:p>
+        </w:tc>
+        <w:tc>
+          <w:tcPr>
+            <w:tcW w:type="dxa" w:w="6038"/>
+            <w:tcMar>
+              <w:top w:type="dxa" w:w="60"/>
+              <w:left w:type="dxa" w:w="100"/>
+              <w:bottom w:type="dxa" w:w="60"/>
+              <w:right w:type="dxa" w:w="100"/>
+            </w:tcMar>
+          </w:tcPr>
+          <w:p>
+            <w:r>
+              <w:rPr>
+                <w:rFonts w:ascii="Times New Roman" w:cs="Times New Roman" w:eastAsia="Times New Roman" w:hAnsi="Times New Roman"/>
+                <w:sz w:val="19"/>
+                <w:szCs w:val="19"/>
+              </w:rPr>
+              <w:t xml:space="preserve">GNU C 4.6, Python 2.7 and 3.2 under Debian</w:t>
+            </w:r>
+          </w:p>
+        </w:tc>
+        <w:tc>
+          <w:tcPr>
+            <w:tcW w:type="dxa" w:w="2200"/>
+            <w:tcMar>
+              <w:top w:type="dxa" w:w="60"/>
+              <w:left w:type="dxa" w:w="100"/>
+              <w:bottom w:type="dxa" w:w="60"/>
+              <w:right w:type="dxa" w:w="100"/>
+            </w:tcMar>
+          </w:tcPr>
+          <w:p>
+            <w:r>
+              <w:rPr>
+                <w:rFonts w:ascii="Times New Roman" w:cs="Times New Roman" w:eastAsia="Times New Roman" w:hAnsi="Times New Roman"/>
+                <w:sz w:val="19"/>
+                <w:szCs w:val="19"/>
+              </w:rPr>
+              <w:t xml:space="preserve">complete</w:t>
             </w:r>
           </w:p>
         </w:tc>
@@ -3684,6 +4016,44 @@
     </w:p>
     <w:p>
       <w:pPr>
+        <w:pStyle w:val="ListParagraph"/>
+        <w:numPr>
+          <w:ilvl w:val="0"/>
+          <w:numId w:val="2"/>
+        </w:numPr>
+        <w:spacing w:after="60"/>
+      </w:pPr>
+      <w:r>
+        <w:rPr>
+          <w:rFonts w:ascii="Times New Roman" w:cs="Times New Roman" w:eastAsia="Times New Roman" w:hAnsi="Times New Roman"/>
+          <w:b/>
+          <w:bCs/>
+        </w:rPr>
+        <w:t xml:space="preserve">More disk space for CMSUSER.</w:t>
+      </w:r>
+      <w:r>
+        <w:rPr>
+          <w:rFonts w:ascii="Times New Roman" w:cs="Times New Roman" w:eastAsia="Times New Roman" w:hAnsi="Times New Roman"/>
+        </w:rPr>
+        <w:t xml:space="preserve"> Besides 191–195 on VM50U0, CMSUSER has four more minidisks, 196–199, of 115 cylinders (about 52 MB) each on VM50-8, in the cylinders the Community Edition leaves free there. They come formatted, labeled CMS196 to CMS199: </w:t>
+      </w:r>
+      <w:r>
+        <w:rPr>
+          <w:rFonts w:ascii="Courier New" w:cs="Courier New" w:eastAsia="Courier New" w:hAnsi="Courier New"/>
+          <w:sz w:val="19"/>
+          <w:szCs w:val="19"/>
+        </w:rPr>
+        <w:t xml:space="preserve">ACCESS 196 H</w:t>
+      </w:r>
+      <w:r>
+        <w:rPr>
+          <w:rFonts w:ascii="Times New Roman" w:cs="Times New Roman" w:eastAsia="Times New Roman" w:hAnsi="Times New Roman"/>
+        </w:rPr>
+        <w:t xml:space="preserve"> (197 I, 198 J, 199 K). A CMS minidisk on a 3350 holds at most 65,535 blocks of 800 bytes, about 52 MB; larger minidisks come with milestone M6.</w:t>
+      </w:r>
+    </w:p>
+    <w:p>
+      <w:pPr>
         <w:pStyle w:val="Heading2"/>
       </w:pPr>
       <w:r>
@@ -7467,7 +7837,7 @@
         <w:rPr>
           <w:rFonts w:ascii="Times New Roman" w:cs="Times New Roman" w:eastAsia="Times New Roman" w:hAnsi="Times New Roman"/>
         </w:rPr>
-        <w:t xml:space="preserve">The disk holds Debian 7.11 (wheezy) for s390: sysvinit, udev, rsyslog, cron, OpenSSH, apt and dpkg, 154 packages, root on ext2, a 128 MB swap file. Log in as </w:t>
+        <w:t xml:space="preserve">The disk holds Debian 7.11 (wheezy) for s390: sysvinit, udev, rsyslog, cron, OpenSSH, apt and dpkg, root on ext2, a 128 MB swap file. Log in as </w:t>
       </w:r>
       <w:r>
         <w:rPr>
@@ -7496,6 +7866,59 @@
           <w:rFonts w:ascii="Times New Roman" w:cs="Times New Roman" w:eastAsia="Times New Roman" w:hAnsi="Times New Roman"/>
         </w:rPr>
         <w:t xml:space="preserve">, and change the password.</w:t>
+      </w:r>
+    </w:p>
+    <w:p>
+      <w:pPr>
+        <w:spacing w:after="120"/>
+      </w:pPr>
+      <w:r>
+        <w:rPr>
+          <w:rFonts w:ascii="Times New Roman" w:cs="Times New Roman" w:eastAsia="Times New Roman" w:hAnsi="Times New Roman"/>
+        </w:rPr>
+        <w:t xml:space="preserve">Development tools are installed: GNU C and C++ 4.6.3 with make, Python 2.7.3 (</w:t>
+      </w:r>
+      <w:r>
+        <w:rPr>
+          <w:rFonts w:ascii="Courier New" w:cs="Courier New" w:eastAsia="Courier New" w:hAnsi="Courier New"/>
+          <w:sz w:val="19"/>
+          <w:szCs w:val="19"/>
+        </w:rPr>
+        <w:t xml:space="preserve">python</w:t>
+      </w:r>
+      <w:r>
+        <w:rPr>
+          <w:rFonts w:ascii="Times New Roman" w:cs="Times New Roman" w:eastAsia="Times New Roman" w:hAnsi="Times New Roman"/>
+        </w:rPr>
+        <w:t xml:space="preserve">) and Python 3.2.3 (</w:t>
+      </w:r>
+      <w:r>
+        <w:rPr>
+          <w:rFonts w:ascii="Courier New" w:cs="Courier New" w:eastAsia="Courier New" w:hAnsi="Courier New"/>
+          <w:sz w:val="19"/>
+          <w:szCs w:val="19"/>
+        </w:rPr>
+        <w:t xml:space="preserve">python3</w:t>
+      </w:r>
+      <w:r>
+        <w:rPr>
+          <w:rFonts w:ascii="Times New Roman" w:cs="Times New Roman" w:eastAsia="Times New Roman" w:hAnsi="Times New Roman"/>
+        </w:rPr>
+        <w:t xml:space="preserve">). cREXX and the languages of Chapter 6 are in </w:t>
+      </w:r>
+      <w:r>
+        <w:rPr>
+          <w:rFonts w:ascii="Courier New" w:cs="Courier New" w:eastAsia="Courier New" w:hAnsi="Courier New"/>
+          <w:sz w:val="19"/>
+          <w:szCs w:val="19"/>
+        </w:rPr>
+        <w:t xml:space="preserve">/usr/local/bin</w:t>
+      </w:r>
+      <w:r>
+        <w:rPr>
+          <w:rFonts w:ascii="Times New Roman" w:cs="Times New Roman" w:eastAsia="Times New Roman" w:hAnsi="Times New Roman"/>
+        </w:rPr>
+        <w:t xml:space="preserve">.</w:t>
       </w:r>
     </w:p>
     <w:tbl>
@@ -8819,15 +9242,15 @@
         <w:rPr>
           <w:rFonts w:ascii="Times New Roman" w:cs="Times New Roman" w:eastAsia="Times New Roman" w:hAnsi="Times New Roman"/>
         </w:rPr>
-        <w:t xml:space="preserve">The current release needs a C99 compiler; GCC380 is GCC 3.2.3. It runs on VM/370+ cross-compiled (</w:t>
-      </w:r>
-      <w:r>
-        <w:rPr>
-          <w:rFonts w:ascii="Courier New" w:cs="Courier New" w:eastAsia="Courier New" w:hAnsi="Courier New"/>
-          <w:sz w:val="19"/>
-          <w:szCs w:val="19"/>
-        </w:rPr>
-        <w:t xml:space="preserve">rxc8</w:t>
+        <w:t xml:space="preserve">The current release (1.0.0-beta.3) needs a C99 compiler; GCC380 is GCC 3.2.3. It runs on VM/370+ cross-compiled with GCC 13 (</w:t>
+      </w:r>
+      <w:r>
+        <w:rPr>
+          <w:rFonts w:ascii="Courier New" w:cs="Courier New" w:eastAsia="Courier New" w:hAnsi="Courier New"/>
+          <w:sz w:val="19"/>
+          <w:szCs w:val="19"/>
+        </w:rPr>
+        <w:t xml:space="preserve">RXC8</w:t>
       </w:r>
       <w:r>
         <w:rPr>
@@ -8841,7 +9264,7 @@
           <w:sz w:val="19"/>
           <w:szCs w:val="19"/>
         </w:rPr>
-        <w:t xml:space="preserve">rxas8</w:t>
+        <w:t xml:space="preserve">RXAS8</w:t>
       </w:r>
       <w:r>
         <w:rPr>
@@ -8855,13 +9278,2378 @@
           <w:sz w:val="19"/>
           <w:szCs w:val="19"/>
         </w:rPr>
-        <w:t xml:space="preserve">rxbvm8</w:t>
-      </w:r>
-      <w:r>
-        <w:rPr>
-          <w:rFonts w:ascii="Times New Roman" w:cs="Times New Roman" w:eastAsia="Times New Roman" w:hAnsi="Times New Roman"/>
-        </w:rPr>
-        <w:t xml:space="preserve">); building it natively is milestone M8.2.</w:t>
+        <w:t xml:space="preserve">RXBVM8</w:t>
+      </w:r>
+      <w:r>
+        <w:rPr>
+          <w:rFonts w:ascii="Times New Roman" w:cs="Times New Roman" w:eastAsia="Times New Roman" w:hAnsi="Times New Roman"/>
+        </w:rPr>
+        <w:t xml:space="preserve">, milestone M8.1). </w:t>
+      </w:r>
+      <w:r>
+        <w:rPr>
+          <w:rFonts w:ascii="Courier New" w:cs="Courier New" w:eastAsia="Courier New" w:hAnsi="Courier New"/>
+          <w:sz w:val="19"/>
+          <w:szCs w:val="19"/>
+        </w:rPr>
+        <w:t xml:space="preserve">RXC8</w:t>
+      </w:r>
+      <w:r>
+        <w:rPr>
+          <w:rFonts w:ascii="Times New Roman" w:cs="Times New Roman" w:eastAsia="Times New Roman" w:hAnsi="Times New Roman"/>
+        </w:rPr>
+        <w:t xml:space="preserve"> needs </w:t>
+      </w:r>
+      <w:r>
+        <w:rPr>
+          <w:rFonts w:ascii="Courier New" w:cs="Courier New" w:eastAsia="Courier New" w:hAnsi="Courier New"/>
+          <w:sz w:val="19"/>
+          <w:szCs w:val="19"/>
+        </w:rPr>
+        <w:t xml:space="preserve">LIBRARY RXBIN</w:t>
+      </w:r>
+      <w:r>
+        <w:rPr>
+          <w:rFonts w:ascii="Times New Roman" w:cs="Times New Roman" w:eastAsia="Times New Roman" w:hAnsi="Times New Roman"/>
+        </w:rPr>
+        <w:t xml:space="preserve"> and </w:t>
+      </w:r>
+      <w:r>
+        <w:rPr>
+          <w:rFonts w:ascii="Courier New" w:cs="Courier New" w:eastAsia="Courier New" w:hAnsi="Courier New"/>
+          <w:sz w:val="19"/>
+          <w:szCs w:val="19"/>
+        </w:rPr>
+        <w:t xml:space="preserve">RXCEXITS RXBIN</w:t>
+      </w:r>
+      <w:r>
+        <w:rPr>
+          <w:rFonts w:ascii="Times New Roman" w:cs="Times New Roman" w:eastAsia="Times New Roman" w:hAnsi="Times New Roman"/>
+        </w:rPr>
+        <w:t xml:space="preserve"> on the disk named by </w:t>
+      </w:r>
+      <w:r>
+        <w:rPr>
+          <w:rFonts w:ascii="Courier New" w:cs="Courier New" w:eastAsia="Courier New" w:hAnsi="Courier New"/>
+          <w:sz w:val="19"/>
+          <w:szCs w:val="19"/>
+        </w:rPr>
+        <w:t xml:space="preserve">-l</w:t>
+      </w:r>
+      <w:r>
+        <w:rPr>
+          <w:rFonts w:ascii="Times New Roman" w:cs="Times New Roman" w:eastAsia="Times New Roman" w:hAnsi="Times New Roman"/>
+        </w:rPr>
+        <w:t xml:space="preserve">; source files are </w:t>
+      </w:r>
+      <w:r>
+        <w:rPr>
+          <w:rFonts w:ascii="Courier New" w:cs="Courier New" w:eastAsia="Courier New" w:hAnsi="Courier New"/>
+          <w:sz w:val="19"/>
+          <w:szCs w:val="19"/>
+        </w:rPr>
+        <w:t xml:space="preserve">fn CREXX</w:t>
+      </w:r>
+      <w:r>
+        <w:rPr>
+          <w:rFonts w:ascii="Times New Roman" w:cs="Times New Roman" w:eastAsia="Times New Roman" w:hAnsi="Times New Roman"/>
+        </w:rPr>
+        <w:t xml:space="preserve">:</w:t>
+      </w:r>
+    </w:p>
+    <w:tbl>
+      <w:tblPr>
+        <w:tblW w:type="dxa" w:w="9638"/>
+        <w:tblBorders>
+          <w:top w:val="single" w:color="auto" w:sz="4"/>
+          <w:left w:val="single" w:color="auto" w:sz="4"/>
+          <w:bottom w:val="single" w:color="auto" w:sz="4"/>
+          <w:right w:val="single" w:color="auto" w:sz="4"/>
+          <w:insideH w:val="single" w:color="auto" w:sz="4"/>
+          <w:insideV w:val="single" w:color="auto" w:sz="4"/>
+        </w:tblBorders>
+      </w:tblPr>
+      <w:tblGrid>
+        <w:gridCol w:w="9638"/>
+      </w:tblGrid>
+      <w:tr>
+        <w:trPr>
+          <w:cantSplit/>
+        </w:trPr>
+        <w:tc>
+          <w:tcPr>
+            <w:tcW w:type="dxa" w:w="9638"/>
+            <w:shd w:fill="F2F2F2" w:color="auto" w:val="clear"/>
+            <w:tcMar>
+              <w:top w:type="dxa" w:w="100"/>
+              <w:left w:type="dxa" w:w="140"/>
+              <w:bottom w:type="dxa" w:w="100"/>
+              <w:right w:type="dxa" w:w="140"/>
+            </w:tcMar>
+          </w:tcPr>
+          <w:p>
+            <w:pPr>
+              <w:spacing w:after="0" w:line="228"/>
+            </w:pPr>
+            <w:r>
+              <w:rPr>
+                <w:rFonts w:ascii="Courier New" w:cs="Courier New" w:eastAsia="Courier New" w:hAnsi="Courier New"/>
+                <w:sz w:val="17"/>
+                <w:szCs w:val="17"/>
+              </w:rPr>
+              <w:t xml:space="preserve">rxc8 -l a -i a hello</w:t>
+            </w:r>
+          </w:p>
+          <w:p>
+            <w:pPr>
+              <w:spacing w:after="0" w:line="228"/>
+            </w:pPr>
+            <w:r>
+              <w:rPr>
+                <w:rFonts w:ascii="Courier New" w:cs="Courier New" w:eastAsia="Courier New" w:hAnsi="Courier New"/>
+                <w:sz w:val="17"/>
+                <w:szCs w:val="17"/>
+              </w:rPr>
+              <w:t xml:space="preserve">rxas8 -l a hello</w:t>
+            </w:r>
+          </w:p>
+          <w:p>
+            <w:pPr>
+              <w:spacing w:after="0" w:line="228"/>
+            </w:pPr>
+            <w:r>
+              <w:rPr>
+                <w:rFonts w:ascii="Courier New" w:cs="Courier New" w:eastAsia="Courier New" w:hAnsi="Courier New"/>
+                <w:sz w:val="17"/>
+                <w:szCs w:val="17"/>
+              </w:rPr>
+              <w:t xml:space="preserve">rxbvm8 -l a hello</w:t>
+            </w:r>
+          </w:p>
+          <w:p>
+            <w:pPr>
+              <w:spacing w:after="0" w:line="228"/>
+            </w:pPr>
+            <w:r>
+              <w:rPr>
+                <w:rFonts w:ascii="Courier New" w:cs="Courier New" w:eastAsia="Courier New" w:hAnsi="Courier New"/>
+                <w:sz w:val="17"/>
+                <w:szCs w:val="17"/>
+              </w:rPr>
+              <w:t xml:space="preserve">Hello from current cREXX on VM/370+</w:t>
+            </w:r>
+          </w:p>
+          <w:p>
+            <w:pPr>
+              <w:spacing w:after="0" w:line="228"/>
+            </w:pPr>
+            <w:r>
+              <w:rPr>
+                <w:rFonts w:ascii="Courier New" w:cs="Courier New" w:eastAsia="Courier New" w:hAnsi="Courier New"/>
+                <w:sz w:val="17"/>
+                <w:szCs w:val="17"/>
+              </w:rPr>
+              <w:t xml:space="preserve">sum 1..10 = 55</w:t>
+            </w:r>
+          </w:p>
+          <w:p>
+            <w:pPr>
+              <w:spacing w:after="0" w:line="228"/>
+            </w:pPr>
+            <w:r>
+              <w:rPr>
+                <w:rFonts w:ascii="Courier New" w:cs="Courier New" w:eastAsia="Courier New" w:hAnsi="Courier New"/>
+                <w:sz w:val="17"/>
+                <w:szCs w:val="17"/>
+              </w:rPr>
+              <w:t xml:space="preserve">Ready;</w:t>
+            </w:r>
+          </w:p>
+        </w:tc>
+      </w:tr>
+    </w:tbl>
+    <w:p>
+      <w:pPr>
+        <w:spacing w:after="200" w:before="80"/>
+      </w:pPr>
+      <w:r>
+        <w:rPr>
+          <w:rFonts w:ascii="Arial" w:cs="Arial" w:eastAsia="Arial" w:hAnsi="Arial"/>
+          <w:b/>
+          <w:bCs/>
+          <w:sz w:val="18"/>
+          <w:szCs w:val="18"/>
+        </w:rPr>
+        <w:t xml:space="preserve">Figure 17. </w:t>
+      </w:r>
+      <w:r>
+        <w:rPr>
+          <w:rFonts w:ascii="Arial" w:cs="Arial" w:eastAsia="Arial" w:hAnsi="Arial"/>
+          <w:sz w:val="18"/>
+          <w:szCs w:val="18"/>
+        </w:rPr>
+        <w:t xml:space="preserve">The current cREXX on CMS</w:t>
+      </w:r>
+    </w:p>
+    <w:p>
+      <w:pPr>
+        <w:spacing w:after="120"/>
+      </w:pPr>
+      <w:r>
+        <w:rPr>
+          <w:rFonts w:ascii="Times New Roman" w:cs="Times New Roman" w:eastAsia="Times New Roman" w:hAnsi="Times New Roman"/>
+        </w:rPr>
+        <w:t xml:space="preserve">Milestone M8.2 builds the same release natively with GCC380 and GCCLIB31 (</w:t>
+      </w:r>
+      <w:r>
+        <w:rPr>
+          <w:rFonts w:ascii="Courier New" w:cs="Courier New" w:eastAsia="Courier New" w:hAnsi="Courier New"/>
+          <w:sz w:val="19"/>
+          <w:szCs w:val="19"/>
+        </w:rPr>
+        <w:t xml:space="preserve">RXC82</w:t>
+      </w:r>
+      <w:r>
+        <w:rPr>
+          <w:rFonts w:ascii="Times New Roman" w:cs="Times New Roman" w:eastAsia="Times New Roman" w:hAnsi="Times New Roman"/>
+        </w:rPr>
+        <w:t xml:space="preserve">, </w:t>
+      </w:r>
+      <w:r>
+        <w:rPr>
+          <w:rFonts w:ascii="Courier New" w:cs="Courier New" w:eastAsia="Courier New" w:hAnsi="Courier New"/>
+          <w:sz w:val="19"/>
+          <w:szCs w:val="19"/>
+        </w:rPr>
+        <w:t xml:space="preserve">RXAS82</w:t>
+      </w:r>
+      <w:r>
+        <w:rPr>
+          <w:rFonts w:ascii="Times New Roman" w:cs="Times New Roman" w:eastAsia="Times New Roman" w:hAnsi="Times New Roman"/>
+        </w:rPr>
+        <w:t xml:space="preserve">, </w:t>
+      </w:r>
+      <w:r>
+        <w:rPr>
+          <w:rFonts w:ascii="Courier New" w:cs="Courier New" w:eastAsia="Courier New" w:hAnsi="Courier New"/>
+          <w:sz w:val="19"/>
+          <w:szCs w:val="19"/>
+        </w:rPr>
+        <w:t xml:space="preserve">RXBVM82</w:t>
+      </w:r>
+      <w:r>
+        <w:rPr>
+          <w:rFonts w:ascii="Times New Roman" w:cs="Times New Roman" w:eastAsia="Times New Roman" w:hAnsi="Times New Roman"/>
+        </w:rPr>
+        <w:t xml:space="preserve">). The three work for programs that call no library functions; the library itself does not build natively yet (Chapter 7). Until it does, use the M8.1 tools. Native cREXX on CMS runs in EBCDIC (IBM-1047) throughout, as IBM REXX does.</w:t>
+      </w:r>
+    </w:p>
+    <w:p>
+      <w:pPr>
+        <w:pStyle w:val="Heading2"/>
+      </w:pPr>
+      <w:r>
+        <w:t xml:space="preserve">Languages written in cREXX</w:t>
+      </w:r>
+    </w:p>
+    <w:p>
+      <w:pPr>
+        <w:spacing w:after="120"/>
+      </w:pPr>
+      <w:r>
+        <w:rPr>
+          <w:rFonts w:ascii="Times New Roman" w:cs="Times New Roman" w:eastAsia="Times New Roman" w:hAnsi="Times New Roman"/>
+        </w:rPr>
+        <w:t xml:space="preserve">Several languages are implemented as cREXX programs. They are compiled once on the PC and run unchanged on CMS (through </w:t>
+      </w:r>
+      <w:r>
+        <w:rPr>
+          <w:rFonts w:ascii="Courier New" w:cs="Courier New" w:eastAsia="Courier New" w:hAnsi="Courier New"/>
+          <w:sz w:val="19"/>
+          <w:szCs w:val="19"/>
+        </w:rPr>
+        <w:t xml:space="preserve">RXBVM8</w:t>
+      </w:r>
+      <w:r>
+        <w:rPr>
+          <w:rFonts w:ascii="Times New Roman" w:cs="Times New Roman" w:eastAsia="Times New Roman" w:hAnsi="Times New Roman"/>
+        </w:rPr>
+        <w:t xml:space="preserve">) and on Linux (through </w:t>
+      </w:r>
+      <w:r>
+        <w:rPr>
+          <w:rFonts w:ascii="Courier New" w:cs="Courier New" w:eastAsia="Courier New" w:hAnsi="Courier New"/>
+          <w:sz w:val="19"/>
+          <w:szCs w:val="19"/>
+        </w:rPr>
+        <w:t xml:space="preserve">rxvm</w:t>
+      </w:r>
+      <w:r>
+        <w:rPr>
+          <w:rFonts w:ascii="Times New Roman" w:cs="Times New Roman" w:eastAsia="Times New Roman" w:hAnsi="Times New Roman"/>
+        </w:rPr>
+        <w:t xml:space="preserve">). Floating point comes from </w:t>
+      </w:r>
+      <w:r>
+        <w:rPr>
+          <w:rFonts w:ascii="Courier New" w:cs="Courier New" w:eastAsia="Courier New" w:hAnsi="Courier New"/>
+          <w:sz w:val="19"/>
+          <w:szCs w:val="19"/>
+        </w:rPr>
+        <w:t xml:space="preserve">rxfloat</w:t>
+      </w:r>
+      <w:r>
+        <w:rPr>
+          <w:rFonts w:ascii="Times New Roman" w:cs="Times New Roman" w:eastAsia="Times New Roman" w:hAnsi="Times New Roman"/>
+        </w:rPr>
+        <w:t xml:space="preserve">, a cREXX version of the cREXX float plugin, so no native plugin is needed.</w:t>
+      </w:r>
+    </w:p>
+    <w:tbl>
+      <w:tblPr>
+        <w:tblW w:type="dxa" w:w="9638"/>
+        <w:tblBorders>
+          <w:top w:val="single" w:color="808080" w:sz="4"/>
+          <w:left w:val="single" w:color="808080" w:sz="4"/>
+          <w:bottom w:val="single" w:color="808080" w:sz="4"/>
+          <w:right w:val="single" w:color="808080" w:sz="4"/>
+          <w:insideH w:val="single" w:color="808080" w:sz="4"/>
+          <w:insideV w:val="single" w:color="808080" w:sz="4"/>
+        </w:tblBorders>
+      </w:tblPr>
+      <w:tblGrid>
+        <w:gridCol w:w="1400"/>
+        <w:gridCol w:w="2100"/>
+        <w:gridCol w:w="2100"/>
+        <w:gridCol w:w="4038"/>
+      </w:tblGrid>
+      <w:tr>
+        <w:trPr>
+          <w:cantSplit/>
+          <w:tblHeader/>
+        </w:trPr>
+        <w:tc>
+          <w:tcPr>
+            <w:tcW w:type="dxa" w:w="1400"/>
+            <w:shd w:fill="D9D9D9" w:color="auto" w:val="clear"/>
+            <w:tcMar>
+              <w:top w:type="dxa" w:w="60"/>
+              <w:left w:type="dxa" w:w="100"/>
+              <w:bottom w:type="dxa" w:w="60"/>
+              <w:right w:type="dxa" w:w="100"/>
+            </w:tcMar>
+          </w:tcPr>
+          <w:p>
+            <w:r>
+              <w:rPr>
+                <w:rFonts w:ascii="Arial" w:cs="Arial" w:eastAsia="Arial" w:hAnsi="Arial"/>
+                <w:b/>
+                <w:bCs/>
+                <w:sz w:val="18"/>
+                <w:szCs w:val="18"/>
+              </w:rPr>
+              <w:t xml:space="preserve">Language</w:t>
+            </w:r>
+          </w:p>
+        </w:tc>
+        <w:tc>
+          <w:tcPr>
+            <w:tcW w:type="dxa" w:w="2100"/>
+            <w:shd w:fill="D9D9D9" w:color="auto" w:val="clear"/>
+            <w:tcMar>
+              <w:top w:type="dxa" w:w="60"/>
+              <w:left w:type="dxa" w:w="100"/>
+              <w:bottom w:type="dxa" w:w="60"/>
+              <w:right w:type="dxa" w:w="100"/>
+            </w:tcMar>
+          </w:tcPr>
+          <w:p>
+            <w:r>
+              <w:rPr>
+                <w:rFonts w:ascii="Arial" w:cs="Arial" w:eastAsia="Arial" w:hAnsi="Arial"/>
+                <w:b/>
+                <w:bCs/>
+                <w:sz w:val="18"/>
+                <w:szCs w:val="18"/>
+              </w:rPr>
+              <w:t xml:space="preserve">CMS</w:t>
+            </w:r>
+          </w:p>
+        </w:tc>
+        <w:tc>
+          <w:tcPr>
+            <w:tcW w:type="dxa" w:w="2100"/>
+            <w:shd w:fill="D9D9D9" w:color="auto" w:val="clear"/>
+            <w:tcMar>
+              <w:top w:type="dxa" w:w="60"/>
+              <w:left w:type="dxa" w:w="100"/>
+              <w:bottom w:type="dxa" w:w="60"/>
+              <w:right w:type="dxa" w:w="100"/>
+            </w:tcMar>
+          </w:tcPr>
+          <w:p>
+            <w:r>
+              <w:rPr>
+                <w:rFonts w:ascii="Arial" w:cs="Arial" w:eastAsia="Arial" w:hAnsi="Arial"/>
+                <w:b/>
+                <w:bCs/>
+                <w:sz w:val="18"/>
+                <w:szCs w:val="18"/>
+              </w:rPr>
+              <w:t xml:space="preserve">Linux</w:t>
+            </w:r>
+          </w:p>
+        </w:tc>
+        <w:tc>
+          <w:tcPr>
+            <w:tcW w:type="dxa" w:w="4038"/>
+            <w:shd w:fill="D9D9D9" w:color="auto" w:val="clear"/>
+            <w:tcMar>
+              <w:top w:type="dxa" w:w="60"/>
+              <w:left w:type="dxa" w:w="100"/>
+              <w:bottom w:type="dxa" w:w="60"/>
+              <w:right w:type="dxa" w:w="100"/>
+            </w:tcMar>
+          </w:tcPr>
+          <w:p>
+            <w:r>
+              <w:rPr>
+                <w:rFonts w:ascii="Arial" w:cs="Arial" w:eastAsia="Arial" w:hAnsi="Arial"/>
+                <w:b/>
+                <w:bCs/>
+                <w:sz w:val="18"/>
+                <w:szCs w:val="18"/>
+              </w:rPr>
+              <w:t xml:space="preserve">Notes</w:t>
+            </w:r>
+          </w:p>
+        </w:tc>
+      </w:tr>
+      <w:tr>
+        <w:trPr>
+          <w:cantSplit/>
+          <w:tblHeader w:val="false"/>
+        </w:trPr>
+        <w:tc>
+          <w:tcPr>
+            <w:tcW w:type="dxa" w:w="1400"/>
+            <w:tcMar>
+              <w:top w:type="dxa" w:w="60"/>
+              <w:left w:type="dxa" w:w="100"/>
+              <w:bottom w:type="dxa" w:w="60"/>
+              <w:right w:type="dxa" w:w="100"/>
+            </w:tcMar>
+          </w:tcPr>
+          <w:p>
+            <w:r>
+              <w:rPr>
+                <w:rFonts w:ascii="Times New Roman" w:cs="Times New Roman" w:eastAsia="Times New Roman" w:hAnsi="Times New Roman"/>
+                <w:sz w:val="19"/>
+                <w:szCs w:val="19"/>
+              </w:rPr>
+              <w:t xml:space="preserve">BASIC</w:t>
+            </w:r>
+          </w:p>
+        </w:tc>
+        <w:tc>
+          <w:tcPr>
+            <w:tcW w:type="dxa" w:w="2100"/>
+            <w:tcMar>
+              <w:top w:type="dxa" w:w="60"/>
+              <w:left w:type="dxa" w:w="100"/>
+              <w:bottom w:type="dxa" w:w="60"/>
+              <w:right w:type="dxa" w:w="100"/>
+            </w:tcMar>
+          </w:tcPr>
+          <w:p>
+            <w:r>
+              <w:rPr>
+                <w:rFonts w:ascii="Courier New" w:cs="Courier New" w:eastAsia="Courier New" w:hAnsi="Courier New"/>
+                <w:sz w:val="19"/>
+                <w:szCs w:val="19"/>
+              </w:rPr>
+              <w:t xml:space="preserve">BASIC fn.bas</w:t>
+            </w:r>
+          </w:p>
+        </w:tc>
+        <w:tc>
+          <w:tcPr>
+            <w:tcW w:type="dxa" w:w="2100"/>
+            <w:tcMar>
+              <w:top w:type="dxa" w:w="60"/>
+              <w:left w:type="dxa" w:w="100"/>
+              <w:bottom w:type="dxa" w:w="60"/>
+              <w:right w:type="dxa" w:w="100"/>
+            </w:tcMar>
+          </w:tcPr>
+          <w:p>
+            <w:r>
+              <w:rPr>
+                <w:rFonts w:ascii="Courier New" w:cs="Courier New" w:eastAsia="Courier New" w:hAnsi="Courier New"/>
+                <w:sz w:val="19"/>
+                <w:szCs w:val="19"/>
+              </w:rPr>
+              <w:t xml:space="preserve">basic fn.bas</w:t>
+            </w:r>
+          </w:p>
+        </w:tc>
+        <w:tc>
+          <w:tcPr>
+            <w:tcW w:type="dxa" w:w="4038"/>
+            <w:tcMar>
+              <w:top w:type="dxa" w:w="60"/>
+              <w:left w:type="dxa" w:w="100"/>
+              <w:bottom w:type="dxa" w:w="60"/>
+              <w:right w:type="dxa" w:w="100"/>
+            </w:tcMar>
+          </w:tcPr>
+          <w:p>
+            <w:r>
+              <w:rPr>
+                <w:rFonts w:ascii="Times New Roman" w:cs="Times New Roman" w:eastAsia="Times New Roman" w:hAnsi="Times New Roman"/>
+                <w:sz w:val="19"/>
+                <w:szCs w:val="19"/>
+              </w:rPr>
+              <w:t xml:space="preserve">classic, MS and ANSI dialects (</w:t>
+            </w:r>
+            <w:r>
+              <w:rPr>
+                <w:rFonts w:ascii="Courier New" w:cs="Courier New" w:eastAsia="Courier New" w:hAnsi="Courier New"/>
+                <w:sz w:val="19"/>
+                <w:szCs w:val="19"/>
+              </w:rPr>
+              <w:t xml:space="preserve">-MS</w:t>
+            </w:r>
+            <w:r>
+              <w:rPr>
+                <w:rFonts w:ascii="Times New Roman" w:cs="Times New Roman" w:eastAsia="Times New Roman" w:hAnsi="Times New Roman"/>
+                <w:sz w:val="19"/>
+                <w:szCs w:val="19"/>
+              </w:rPr>
+              <w:t xml:space="preserve">, </w:t>
+            </w:r>
+            <w:r>
+              <w:rPr>
+                <w:rFonts w:ascii="Courier New" w:cs="Courier New" w:eastAsia="Courier New" w:hAnsi="Courier New"/>
+                <w:sz w:val="19"/>
+                <w:szCs w:val="19"/>
+              </w:rPr>
+              <w:t xml:space="preserve">-FB</w:t>
+            </w:r>
+            <w:r>
+              <w:rPr>
+                <w:rFonts w:ascii="Times New Roman" w:cs="Times New Roman" w:eastAsia="Times New Roman" w:hAnsi="Times New Roman"/>
+                <w:sz w:val="19"/>
+                <w:szCs w:val="19"/>
+              </w:rPr>
+              <w:t xml:space="preserve">, </w:t>
+            </w:r>
+            <w:r>
+              <w:rPr>
+                <w:rFonts w:ascii="Courier New" w:cs="Courier New" w:eastAsia="Courier New" w:hAnsi="Courier New"/>
+                <w:sz w:val="19"/>
+                <w:szCs w:val="19"/>
+              </w:rPr>
+              <w:t xml:space="preserve">-ANSI</w:t>
+            </w:r>
+            <w:r>
+              <w:rPr>
+                <w:rFonts w:ascii="Times New Roman" w:cs="Times New Roman" w:eastAsia="Times New Roman" w:hAnsi="Times New Roman"/>
+                <w:sz w:val="19"/>
+                <w:szCs w:val="19"/>
+              </w:rPr>
+              <w:t xml:space="preserve">)</w:t>
+            </w:r>
+          </w:p>
+        </w:tc>
+      </w:tr>
+      <w:tr>
+        <w:trPr>
+          <w:cantSplit/>
+          <w:tblHeader w:val="false"/>
+        </w:trPr>
+        <w:tc>
+          <w:tcPr>
+            <w:tcW w:type="dxa" w:w="1400"/>
+            <w:tcMar>
+              <w:top w:type="dxa" w:w="60"/>
+              <w:left w:type="dxa" w:w="100"/>
+              <w:bottom w:type="dxa" w:w="60"/>
+              <w:right w:type="dxa" w:w="100"/>
+            </w:tcMar>
+          </w:tcPr>
+          <w:p>
+            <w:r>
+              <w:rPr>
+                <w:rFonts w:ascii="Times New Roman" w:cs="Times New Roman" w:eastAsia="Times New Roman" w:hAnsi="Times New Roman"/>
+                <w:sz w:val="19"/>
+                <w:szCs w:val="19"/>
+              </w:rPr>
+              <w:t xml:space="preserve">SNOBOL4</w:t>
+            </w:r>
+          </w:p>
+        </w:tc>
+        <w:tc>
+          <w:tcPr>
+            <w:tcW w:type="dxa" w:w="2100"/>
+            <w:tcMar>
+              <w:top w:type="dxa" w:w="60"/>
+              <w:left w:type="dxa" w:w="100"/>
+              <w:bottom w:type="dxa" w:w="60"/>
+              <w:right w:type="dxa" w:w="100"/>
+            </w:tcMar>
+          </w:tcPr>
+          <w:p>
+            <w:r>
+              <w:rPr>
+                <w:rFonts w:ascii="Courier New" w:cs="Courier New" w:eastAsia="Courier New" w:hAnsi="Courier New"/>
+                <w:sz w:val="19"/>
+                <w:szCs w:val="19"/>
+              </w:rPr>
+              <w:t xml:space="preserve">SNOBOL fn.sno</w:t>
+            </w:r>
+          </w:p>
+        </w:tc>
+        <w:tc>
+          <w:tcPr>
+            <w:tcW w:type="dxa" w:w="2100"/>
+            <w:tcMar>
+              <w:top w:type="dxa" w:w="60"/>
+              <w:left w:type="dxa" w:w="100"/>
+              <w:bottom w:type="dxa" w:w="60"/>
+              <w:right w:type="dxa" w:w="100"/>
+            </w:tcMar>
+          </w:tcPr>
+          <w:p>
+            <w:r>
+              <w:rPr>
+                <w:rFonts w:ascii="Courier New" w:cs="Courier New" w:eastAsia="Courier New" w:hAnsi="Courier New"/>
+                <w:sz w:val="19"/>
+                <w:szCs w:val="19"/>
+              </w:rPr>
+              <w:t xml:space="preserve">snobol fn.sno</w:t>
+            </w:r>
+          </w:p>
+        </w:tc>
+        <w:tc>
+          <w:tcPr>
+            <w:tcW w:type="dxa" w:w="4038"/>
+            <w:tcMar>
+              <w:top w:type="dxa" w:w="60"/>
+              <w:left w:type="dxa" w:w="100"/>
+              <w:bottom w:type="dxa" w:w="60"/>
+              <w:right w:type="dxa" w:w="100"/>
+            </w:tcMar>
+          </w:tcPr>
+          <w:p>
+            <w:r>
+              <w:rPr>
+                <w:rFonts w:ascii="Times New Roman" w:cs="Times New Roman" w:eastAsia="Times New Roman" w:hAnsi="Times New Roman"/>
+                <w:sz w:val="19"/>
+                <w:szCs w:val="19"/>
+              </w:rPr>
+              <w:t xml:space="preserve">patterns, tables, arrays</w:t>
+            </w:r>
+          </w:p>
+        </w:tc>
+      </w:tr>
+      <w:tr>
+        <w:trPr>
+          <w:cantSplit/>
+          <w:tblHeader w:val="false"/>
+        </w:trPr>
+        <w:tc>
+          <w:tcPr>
+            <w:tcW w:type="dxa" w:w="1400"/>
+            <w:tcMar>
+              <w:top w:type="dxa" w:w="60"/>
+              <w:left w:type="dxa" w:w="100"/>
+              <w:bottom w:type="dxa" w:w="60"/>
+              <w:right w:type="dxa" w:w="100"/>
+            </w:tcMar>
+          </w:tcPr>
+          <w:p>
+            <w:r>
+              <w:rPr>
+                <w:rFonts w:ascii="Times New Roman" w:cs="Times New Roman" w:eastAsia="Times New Roman" w:hAnsi="Times New Roman"/>
+                <w:sz w:val="19"/>
+                <w:szCs w:val="19"/>
+              </w:rPr>
+              <w:t xml:space="preserve">Pascal</w:t>
+            </w:r>
+          </w:p>
+        </w:tc>
+        <w:tc>
+          <w:tcPr>
+            <w:tcW w:type="dxa" w:w="2100"/>
+            <w:tcMar>
+              <w:top w:type="dxa" w:w="60"/>
+              <w:left w:type="dxa" w:w="100"/>
+              <w:bottom w:type="dxa" w:w="60"/>
+              <w:right w:type="dxa" w:w="100"/>
+            </w:tcMar>
+          </w:tcPr>
+          <w:p>
+            <w:r>
+              <w:rPr>
+                <w:rFonts w:ascii="Courier New" w:cs="Courier New" w:eastAsia="Courier New" w:hAnsi="Courier New"/>
+                <w:sz w:val="19"/>
+                <w:szCs w:val="19"/>
+              </w:rPr>
+              <w:t xml:space="preserve">PASCAL fn</w:t>
+            </w:r>
+          </w:p>
+        </w:tc>
+        <w:tc>
+          <w:tcPr>
+            <w:tcW w:type="dxa" w:w="2100"/>
+            <w:tcMar>
+              <w:top w:type="dxa" w:w="60"/>
+              <w:left w:type="dxa" w:w="100"/>
+              <w:bottom w:type="dxa" w:w="60"/>
+              <w:right w:type="dxa" w:w="100"/>
+            </w:tcMar>
+          </w:tcPr>
+          <w:p>
+            <w:r>
+              <w:rPr>
+                <w:rFonts w:ascii="Courier New" w:cs="Courier New" w:eastAsia="Courier New" w:hAnsi="Courier New"/>
+                <w:sz w:val="19"/>
+                <w:szCs w:val="19"/>
+              </w:rPr>
+              <w:t xml:space="preserve">pasc fn.pas</w:t>
+            </w:r>
+          </w:p>
+        </w:tc>
+        <w:tc>
+          <w:tcPr>
+            <w:tcW w:type="dxa" w:w="4038"/>
+            <w:tcMar>
+              <w:top w:type="dxa" w:w="60"/>
+              <w:left w:type="dxa" w:w="100"/>
+              <w:bottom w:type="dxa" w:w="60"/>
+              <w:right w:type="dxa" w:w="100"/>
+            </w:tcMar>
+          </w:tcPr>
+          <w:p>
+            <w:r>
+              <w:rPr>
+                <w:rFonts w:ascii="Times New Roman" w:cs="Times New Roman" w:eastAsia="Times New Roman" w:hAnsi="Times New Roman"/>
+                <w:sz w:val="19"/>
+                <w:szCs w:val="19"/>
+              </w:rPr>
+              <w:t xml:space="preserve">compiles Pascal to cREXX, then runs it</w:t>
+            </w:r>
+          </w:p>
+        </w:tc>
+      </w:tr>
+      <w:tr>
+        <w:trPr>
+          <w:cantSplit/>
+          <w:tblHeader w:val="false"/>
+        </w:trPr>
+        <w:tc>
+          <w:tcPr>
+            <w:tcW w:type="dxa" w:w="1400"/>
+            <w:tcMar>
+              <w:top w:type="dxa" w:w="60"/>
+              <w:left w:type="dxa" w:w="100"/>
+              <w:bottom w:type="dxa" w:w="60"/>
+              <w:right w:type="dxa" w:w="100"/>
+            </w:tcMar>
+          </w:tcPr>
+          <w:p>
+            <w:r>
+              <w:rPr>
+                <w:rFonts w:ascii="Times New Roman" w:cs="Times New Roman" w:eastAsia="Times New Roman" w:hAnsi="Times New Roman"/>
+                <w:sz w:val="19"/>
+                <w:szCs w:val="19"/>
+              </w:rPr>
+              <w:t xml:space="preserve">Lisp</w:t>
+            </w:r>
+          </w:p>
+        </w:tc>
+        <w:tc>
+          <w:tcPr>
+            <w:tcW w:type="dxa" w:w="2100"/>
+            <w:tcMar>
+              <w:top w:type="dxa" w:w="60"/>
+              <w:left w:type="dxa" w:w="100"/>
+              <w:bottom w:type="dxa" w:w="60"/>
+              <w:right w:type="dxa" w:w="100"/>
+            </w:tcMar>
+          </w:tcPr>
+          <w:p>
+            <w:r>
+              <w:rPr>
+                <w:rFonts w:ascii="Courier New" w:cs="Courier New" w:eastAsia="Courier New" w:hAnsi="Courier New"/>
+                <w:sz w:val="19"/>
+                <w:szCs w:val="19"/>
+              </w:rPr>
+              <w:t xml:space="preserve">LISP fn.lisp</w:t>
+            </w:r>
+          </w:p>
+        </w:tc>
+        <w:tc>
+          <w:tcPr>
+            <w:tcW w:type="dxa" w:w="2100"/>
+            <w:tcMar>
+              <w:top w:type="dxa" w:w="60"/>
+              <w:left w:type="dxa" w:w="100"/>
+              <w:bottom w:type="dxa" w:w="60"/>
+              <w:right w:type="dxa" w:w="100"/>
+            </w:tcMar>
+          </w:tcPr>
+          <w:p>
+            <w:r>
+              <w:rPr>
+                <w:rFonts w:ascii="Courier New" w:cs="Courier New" w:eastAsia="Courier New" w:hAnsi="Courier New"/>
+                <w:sz w:val="19"/>
+                <w:szCs w:val="19"/>
+              </w:rPr>
+              <w:t xml:space="preserve">lisp fn.lisp</w:t>
+            </w:r>
+          </w:p>
+        </w:tc>
+        <w:tc>
+          <w:tcPr>
+            <w:tcW w:type="dxa" w:w="4038"/>
+            <w:tcMar>
+              <w:top w:type="dxa" w:w="60"/>
+              <w:left w:type="dxa" w:w="100"/>
+              <w:bottom w:type="dxa" w:w="60"/>
+              <w:right w:type="dxa" w:w="100"/>
+            </w:tcMar>
+          </w:tcPr>
+          <w:p>
+            <w:r>
+              <w:rPr>
+                <w:rFonts w:ascii="Times New Roman" w:cs="Times New Roman" w:eastAsia="Times New Roman" w:hAnsi="Times New Roman"/>
+                <w:sz w:val="19"/>
+                <w:szCs w:val="19"/>
+              </w:rPr>
+              <w:t xml:space="preserve">a Common Lisp subset; without a file, a read-eval-print loop</w:t>
+            </w:r>
+          </w:p>
+        </w:tc>
+      </w:tr>
+      <w:tr>
+        <w:trPr>
+          <w:cantSplit/>
+          <w:tblHeader w:val="false"/>
+        </w:trPr>
+        <w:tc>
+          <w:tcPr>
+            <w:tcW w:type="dxa" w:w="1400"/>
+            <w:tcMar>
+              <w:top w:type="dxa" w:w="60"/>
+              <w:left w:type="dxa" w:w="100"/>
+              <w:bottom w:type="dxa" w:w="60"/>
+              <w:right w:type="dxa" w:w="100"/>
+            </w:tcMar>
+          </w:tcPr>
+          <w:p>
+            <w:r>
+              <w:rPr>
+                <w:rFonts w:ascii="Times New Roman" w:cs="Times New Roman" w:eastAsia="Times New Roman" w:hAnsi="Times New Roman"/>
+                <w:sz w:val="19"/>
+                <w:szCs w:val="19"/>
+              </w:rPr>
+              <w:t xml:space="preserve">Smalltalk</w:t>
+            </w:r>
+          </w:p>
+        </w:tc>
+        <w:tc>
+          <w:tcPr>
+            <w:tcW w:type="dxa" w:w="2100"/>
+            <w:tcMar>
+              <w:top w:type="dxa" w:w="60"/>
+              <w:left w:type="dxa" w:w="100"/>
+              <w:bottom w:type="dxa" w:w="60"/>
+              <w:right w:type="dxa" w:w="100"/>
+            </w:tcMar>
+          </w:tcPr>
+          <w:p>
+            <w:r>
+              <w:rPr>
+                <w:rFonts w:ascii="Courier New" w:cs="Courier New" w:eastAsia="Courier New" w:hAnsi="Courier New"/>
+                <w:sz w:val="19"/>
+                <w:szCs w:val="19"/>
+              </w:rPr>
+              <w:t xml:space="preserve">SMALLTLK fn.st</w:t>
+            </w:r>
+          </w:p>
+        </w:tc>
+        <w:tc>
+          <w:tcPr>
+            <w:tcW w:type="dxa" w:w="2100"/>
+            <w:tcMar>
+              <w:top w:type="dxa" w:w="60"/>
+              <w:left w:type="dxa" w:w="100"/>
+              <w:bottom w:type="dxa" w:w="60"/>
+              <w:right w:type="dxa" w:w="100"/>
+            </w:tcMar>
+          </w:tcPr>
+          <w:p>
+            <w:r>
+              <w:rPr>
+                <w:rFonts w:ascii="Courier New" w:cs="Courier New" w:eastAsia="Courier New" w:hAnsi="Courier New"/>
+                <w:sz w:val="19"/>
+                <w:szCs w:val="19"/>
+              </w:rPr>
+              <w:t xml:space="preserve">smalltalk fn.st</w:t>
+            </w:r>
+          </w:p>
+        </w:tc>
+        <w:tc>
+          <w:tcPr>
+            <w:tcW w:type="dxa" w:w="4038"/>
+            <w:tcMar>
+              <w:top w:type="dxa" w:w="60"/>
+              <w:left w:type="dxa" w:w="100"/>
+              <w:bottom w:type="dxa" w:w="60"/>
+              <w:right w:type="dxa" w:w="100"/>
+            </w:tcMar>
+          </w:tcPr>
+          <w:p>
+            <w:r>
+              <w:rPr>
+                <w:rFonts w:ascii="Times New Roman" w:cs="Times New Roman" w:eastAsia="Times New Roman" w:hAnsi="Times New Roman"/>
+                <w:sz w:val="19"/>
+                <w:szCs w:val="19"/>
+              </w:rPr>
+              <w:t xml:space="preserve">Smalltalk-80 with GNU Smalltalk bracket syntax; class library in </w:t>
+            </w:r>
+            <w:r>
+              <w:rPr>
+                <w:rFonts w:ascii="Courier New" w:cs="Courier New" w:eastAsia="Courier New" w:hAnsi="Courier New"/>
+                <w:sz w:val="19"/>
+                <w:szCs w:val="19"/>
+              </w:rPr>
+              <w:t xml:space="preserve">*.ST</w:t>
+            </w:r>
+          </w:p>
+        </w:tc>
+      </w:tr>
+      <w:tr>
+        <w:trPr>
+          <w:cantSplit/>
+          <w:tblHeader w:val="false"/>
+        </w:trPr>
+        <w:tc>
+          <w:tcPr>
+            <w:tcW w:type="dxa" w:w="1400"/>
+            <w:tcMar>
+              <w:top w:type="dxa" w:w="60"/>
+              <w:left w:type="dxa" w:w="100"/>
+              <w:bottom w:type="dxa" w:w="60"/>
+              <w:right w:type="dxa" w:w="100"/>
+            </w:tcMar>
+          </w:tcPr>
+          <w:p>
+            <w:r>
+              <w:rPr>
+                <w:rFonts w:ascii="Times New Roman" w:cs="Times New Roman" w:eastAsia="Times New Roman" w:hAnsi="Times New Roman"/>
+                <w:sz w:val="19"/>
+                <w:szCs w:val="19"/>
+              </w:rPr>
+              <w:t xml:space="preserve">PL/M</w:t>
+            </w:r>
+          </w:p>
+        </w:tc>
+        <w:tc>
+          <w:tcPr>
+            <w:tcW w:type="dxa" w:w="2100"/>
+            <w:tcMar>
+              <w:top w:type="dxa" w:w="60"/>
+              <w:left w:type="dxa" w:w="100"/>
+              <w:bottom w:type="dxa" w:w="60"/>
+              <w:right w:type="dxa" w:w="100"/>
+            </w:tcMar>
+          </w:tcPr>
+          <w:p>
+            <w:r>
+              <w:rPr>
+                <w:rFonts w:ascii="Courier New" w:cs="Courier New" w:eastAsia="Courier New" w:hAnsi="Courier New"/>
+                <w:sz w:val="19"/>
+                <w:szCs w:val="19"/>
+              </w:rPr>
+              <w:t xml:space="preserve">PLM fn</w:t>
+            </w:r>
+          </w:p>
+        </w:tc>
+        <w:tc>
+          <w:tcPr>
+            <w:tcW w:type="dxa" w:w="2100"/>
+            <w:tcMar>
+              <w:top w:type="dxa" w:w="60"/>
+              <w:left w:type="dxa" w:w="100"/>
+              <w:bottom w:type="dxa" w:w="60"/>
+              <w:right w:type="dxa" w:w="100"/>
+            </w:tcMar>
+          </w:tcPr>
+          <w:p>
+            <w:r>
+              <w:rPr>
+                <w:rFonts w:ascii="Courier New" w:cs="Courier New" w:eastAsia="Courier New" w:hAnsi="Courier New"/>
+                <w:sz w:val="19"/>
+                <w:szCs w:val="19"/>
+              </w:rPr>
+              <w:t xml:space="preserve">plmc fn.plm</w:t>
+            </w:r>
+          </w:p>
+        </w:tc>
+        <w:tc>
+          <w:tcPr>
+            <w:tcW w:type="dxa" w:w="4038"/>
+            <w:tcMar>
+              <w:top w:type="dxa" w:w="60"/>
+              <w:left w:type="dxa" w:w="100"/>
+              <w:bottom w:type="dxa" w:w="60"/>
+              <w:right w:type="dxa" w:w="100"/>
+            </w:tcMar>
+          </w:tcPr>
+          <w:p>
+            <w:r>
+              <w:rPr>
+                <w:rFonts w:ascii="Times New Roman" w:cs="Times New Roman" w:eastAsia="Times New Roman" w:hAnsi="Times New Roman"/>
+                <w:sz w:val="19"/>
+                <w:szCs w:val="19"/>
+              </w:rPr>
+              <w:t xml:space="preserve">PL/M-80 compiled to cREXX; </w:t>
+            </w:r>
+            <w:r>
+              <w:rPr>
+                <w:rFonts w:ascii="Courier New" w:cs="Courier New" w:eastAsia="Courier New" w:hAnsi="Courier New"/>
+                <w:sz w:val="19"/>
+                <w:szCs w:val="19"/>
+              </w:rPr>
+              <w:t xml:space="preserve">( COMPILE</w:t>
+            </w:r>
+            <w:r>
+              <w:rPr>
+                <w:rFonts w:ascii="Times New Roman" w:cs="Times New Roman" w:eastAsia="Times New Roman" w:hAnsi="Times New Roman"/>
+                <w:sz w:val="19"/>
+                <w:szCs w:val="19"/>
+              </w:rPr>
+              <w:t xml:space="preserve"> or </w:t>
+            </w:r>
+            <w:r>
+              <w:rPr>
+                <w:rFonts w:ascii="Courier New" w:cs="Courier New" w:eastAsia="Courier New" w:hAnsi="Courier New"/>
+                <w:sz w:val="19"/>
+                <w:szCs w:val="19"/>
+              </w:rPr>
+              <w:t xml:space="preserve">-c</w:t>
+            </w:r>
+            <w:r>
+              <w:rPr>
+                <w:rFonts w:ascii="Times New Roman" w:cs="Times New Roman" w:eastAsia="Times New Roman" w:hAnsi="Times New Roman"/>
+                <w:sz w:val="19"/>
+                <w:szCs w:val="19"/>
+              </w:rPr>
+              <w:t xml:space="preserve"> compiles only</w:t>
+            </w:r>
+          </w:p>
+        </w:tc>
+      </w:tr>
+      <w:tr>
+        <w:trPr>
+          <w:cantSplit/>
+          <w:tblHeader w:val="false"/>
+        </w:trPr>
+        <w:tc>
+          <w:tcPr>
+            <w:tcW w:type="dxa" w:w="1400"/>
+            <w:tcMar>
+              <w:top w:type="dxa" w:w="60"/>
+              <w:left w:type="dxa" w:w="100"/>
+              <w:bottom w:type="dxa" w:w="60"/>
+              <w:right w:type="dxa" w:w="100"/>
+            </w:tcMar>
+          </w:tcPr>
+          <w:p>
+            <w:r>
+              <w:rPr>
+                <w:rFonts w:ascii="Times New Roman" w:cs="Times New Roman" w:eastAsia="Times New Roman" w:hAnsi="Times New Roman"/>
+                <w:sz w:val="19"/>
+                <w:szCs w:val="19"/>
+              </w:rPr>
+              <w:t xml:space="preserve">Prolog</w:t>
+            </w:r>
+          </w:p>
+        </w:tc>
+        <w:tc>
+          <w:tcPr>
+            <w:tcW w:type="dxa" w:w="2100"/>
+            <w:tcMar>
+              <w:top w:type="dxa" w:w="60"/>
+              <w:left w:type="dxa" w:w="100"/>
+              <w:bottom w:type="dxa" w:w="60"/>
+              <w:right w:type="dxa" w:w="100"/>
+            </w:tcMar>
+          </w:tcPr>
+          <w:p>
+            <w:r>
+              <w:rPr>
+                <w:rFonts w:ascii="Courier New" w:cs="Courier New" w:eastAsia="Courier New" w:hAnsi="Courier New"/>
+                <w:sz w:val="19"/>
+                <w:szCs w:val="19"/>
+              </w:rPr>
+              <w:t xml:space="preserve">PROLOG</w:t>
+            </w:r>
+          </w:p>
+        </w:tc>
+        <w:tc>
+          <w:tcPr>
+            <w:tcW w:type="dxa" w:w="2100"/>
+            <w:tcMar>
+              <w:top w:type="dxa" w:w="60"/>
+              <w:left w:type="dxa" w:w="100"/>
+              <w:bottom w:type="dxa" w:w="60"/>
+              <w:right w:type="dxa" w:w="100"/>
+            </w:tcMar>
+          </w:tcPr>
+          <w:p>
+            <w:r>
+              <w:rPr>
+                <w:rFonts w:ascii="Courier New" w:cs="Courier New" w:eastAsia="Courier New" w:hAnsi="Courier New"/>
+                <w:sz w:val="19"/>
+                <w:szCs w:val="19"/>
+              </w:rPr>
+              <w:t xml:space="preserve">prolog</w:t>
+            </w:r>
+          </w:p>
+        </w:tc>
+        <w:tc>
+          <w:tcPr>
+            <w:tcW w:type="dxa" w:w="4038"/>
+            <w:tcMar>
+              <w:top w:type="dxa" w:w="60"/>
+              <w:left w:type="dxa" w:w="100"/>
+              <w:bottom w:type="dxa" w:w="60"/>
+              <w:right w:type="dxa" w:w="100"/>
+            </w:tcMar>
+          </w:tcPr>
+          <w:p>
+            <w:r>
+              <w:rPr>
+                <w:rFonts w:ascii="Times New Roman" w:cs="Times New Roman" w:eastAsia="Times New Roman" w:hAnsi="Times New Roman"/>
+                <w:sz w:val="19"/>
+                <w:szCs w:val="19"/>
+              </w:rPr>
+              <w:t xml:space="preserve">consult files with </w:t>
+            </w:r>
+            <w:r>
+              <w:rPr>
+                <w:rFonts w:ascii="Courier New" w:cs="Courier New" w:eastAsia="Courier New" w:hAnsi="Courier New"/>
+                <w:sz w:val="19"/>
+                <w:szCs w:val="19"/>
+              </w:rPr>
+              <w:t xml:space="preserve">consult('family.pl')?</w:t>
+            </w:r>
+          </w:p>
+        </w:tc>
+      </w:tr>
+      <w:tr>
+        <w:trPr>
+          <w:cantSplit/>
+          <w:tblHeader w:val="false"/>
+        </w:trPr>
+        <w:tc>
+          <w:tcPr>
+            <w:tcW w:type="dxa" w:w="1400"/>
+            <w:tcMar>
+              <w:top w:type="dxa" w:w="60"/>
+              <w:left w:type="dxa" w:w="100"/>
+              <w:bottom w:type="dxa" w:w="60"/>
+              <w:right w:type="dxa" w:w="100"/>
+            </w:tcMar>
+          </w:tcPr>
+          <w:p>
+            <w:r>
+              <w:rPr>
+                <w:rFonts w:ascii="Times New Roman" w:cs="Times New Roman" w:eastAsia="Times New Roman" w:hAnsi="Times New Roman"/>
+                <w:sz w:val="19"/>
+                <w:szCs w:val="19"/>
+              </w:rPr>
+              <w:t xml:space="preserve">LOGO</w:t>
+            </w:r>
+          </w:p>
+        </w:tc>
+        <w:tc>
+          <w:tcPr>
+            <w:tcW w:type="dxa" w:w="2100"/>
+            <w:tcMar>
+              <w:top w:type="dxa" w:w="60"/>
+              <w:left w:type="dxa" w:w="100"/>
+              <w:bottom w:type="dxa" w:w="60"/>
+              <w:right w:type="dxa" w:w="100"/>
+            </w:tcMar>
+          </w:tcPr>
+          <w:p>
+            <w:r>
+              <w:rPr>
+                <w:rFonts w:ascii="Courier New" w:cs="Courier New" w:eastAsia="Courier New" w:hAnsi="Courier New"/>
+                <w:sz w:val="19"/>
+                <w:szCs w:val="19"/>
+              </w:rPr>
+              <w:t xml:space="preserve">LOGO fn.logo out</w:t>
+            </w:r>
+          </w:p>
+        </w:tc>
+        <w:tc>
+          <w:tcPr>
+            <w:tcW w:type="dxa" w:w="2100"/>
+            <w:tcMar>
+              <w:top w:type="dxa" w:w="60"/>
+              <w:left w:type="dxa" w:w="100"/>
+              <w:bottom w:type="dxa" w:w="60"/>
+              <w:right w:type="dxa" w:w="100"/>
+            </w:tcMar>
+          </w:tcPr>
+          <w:p>
+            <w:r>
+              <w:rPr>
+                <w:rFonts w:ascii="Courier New" w:cs="Courier New" w:eastAsia="Courier New" w:hAnsi="Courier New"/>
+                <w:sz w:val="19"/>
+                <w:szCs w:val="19"/>
+              </w:rPr>
+              <w:t xml:space="preserve">logo fn.logo out.svg</w:t>
+            </w:r>
+          </w:p>
+        </w:tc>
+        <w:tc>
+          <w:tcPr>
+            <w:tcW w:type="dxa" w:w="4038"/>
+            <w:tcMar>
+              <w:top w:type="dxa" w:w="60"/>
+              <w:left w:type="dxa" w:w="100"/>
+              <w:bottom w:type="dxa" w:w="60"/>
+              <w:right w:type="dxa" w:w="100"/>
+            </w:tcMar>
+          </w:tcPr>
+          <w:p>
+            <w:r>
+              <w:rPr>
+                <w:rFonts w:ascii="Times New Roman" w:cs="Times New Roman" w:eastAsia="Times New Roman" w:hAnsi="Times New Roman"/>
+                <w:sz w:val="19"/>
+                <w:szCs w:val="19"/>
+              </w:rPr>
+              <w:t xml:space="preserve">turtle graphics written as SVG</w:t>
+            </w:r>
+          </w:p>
+        </w:tc>
+      </w:tr>
+    </w:tbl>
+    <w:p>
+      <w:pPr>
+        <w:spacing w:after="200" w:before="80"/>
+      </w:pPr>
+      <w:r>
+        <w:rPr>
+          <w:rFonts w:ascii="Arial" w:cs="Arial" w:eastAsia="Arial" w:hAnsi="Arial"/>
+          <w:b/>
+          <w:bCs/>
+          <w:sz w:val="18"/>
+          <w:szCs w:val="18"/>
+        </w:rPr>
+        <w:t xml:space="preserve">Figure 18. </w:t>
+      </w:r>
+      <w:r>
+        <w:rPr>
+          <w:rFonts w:ascii="Arial" w:cs="Arial" w:eastAsia="Arial" w:hAnsi="Arial"/>
+          <w:sz w:val="18"/>
+          <w:szCs w:val="18"/>
+        </w:rPr>
+        <w:t xml:space="preserve">Languages in cREXX</w:t>
+      </w:r>
+    </w:p>
+    <w:p>
+      <w:pPr>
+        <w:spacing w:after="120"/>
+      </w:pPr>
+      <w:r>
+        <w:rPr>
+          <w:rFonts w:ascii="Times New Roman" w:cs="Times New Roman" w:eastAsia="Times New Roman" w:hAnsi="Times New Roman"/>
+        </w:rPr>
+        <w:t xml:space="preserve">On CMS the languages arrive as one reader deck (</w:t>
+      </w:r>
+      <w:r>
+        <w:rPr>
+          <w:rFonts w:ascii="Courier New" w:cs="Courier New" w:eastAsia="Courier New" w:hAnsi="Courier New"/>
+          <w:sz w:val="19"/>
+          <w:szCs w:val="19"/>
+        </w:rPr>
+        <w:t xml:space="preserve">LANGS</w:t>
+      </w:r>
+      <w:r>
+        <w:rPr>
+          <w:rFonts w:ascii="Times New Roman" w:cs="Times New Roman" w:eastAsia="Times New Roman" w:hAnsi="Times New Roman"/>
+        </w:rPr>
+        <w:t xml:space="preserve">); </w:t>
+      </w:r>
+      <w:r>
+        <w:rPr>
+          <w:rFonts w:ascii="Courier New" w:cs="Courier New" w:eastAsia="Courier New" w:hAnsi="Courier New"/>
+          <w:sz w:val="19"/>
+          <w:szCs w:val="19"/>
+        </w:rPr>
+        <w:t xml:space="preserve">READCARD *</w:t>
+      </w:r>
+      <w:r>
+        <w:rPr>
+          <w:rFonts w:ascii="Times New Roman" w:cs="Times New Roman" w:eastAsia="Times New Roman" w:hAnsi="Times New Roman"/>
+        </w:rPr>
+        <w:t xml:space="preserve"> puts the files on your A disk and </w:t>
+      </w:r>
+      <w:r>
+        <w:rPr>
+          <w:rFonts w:ascii="Courier New" w:cs="Courier New" w:eastAsia="Courier New" w:hAnsi="Courier New"/>
+          <w:sz w:val="19"/>
+          <w:szCs w:val="19"/>
+        </w:rPr>
+        <w:t xml:space="preserve">LANGSUP EXEC</w:t>
+      </w:r>
+      <w:r>
+        <w:rPr>
+          <w:rFonts w:ascii="Times New Roman" w:cs="Times New Roman" w:eastAsia="Times New Roman" w:hAnsi="Times New Roman"/>
+        </w:rPr>
+        <w:t xml:space="preserve"> rebuilds the modules from their hex form. Use one of CMSUSER’s large disks as A for it (for example </w:t>
+      </w:r>
+      <w:r>
+        <w:rPr>
+          <w:rFonts w:ascii="Courier New" w:cs="Courier New" w:eastAsia="Courier New" w:hAnsi="Courier New"/>
+          <w:sz w:val="19"/>
+          <w:szCs w:val="19"/>
+        </w:rPr>
+        <w:t xml:space="preserve">ACCESS 196 A</w:t>
+      </w:r>
+      <w:r>
+        <w:rPr>
+          <w:rFonts w:ascii="Times New Roman" w:cs="Times New Roman" w:eastAsia="Times New Roman" w:hAnsi="Times New Roman"/>
+        </w:rPr>
+        <w:t xml:space="preserve">). CMS cuts a command argument to eight characters, so the EXECs pass file names through the program stack: type the names as usual.</w:t>
+      </w:r>
+    </w:p>
+    <w:p>
+      <w:pPr>
+        <w:spacing w:after="120"/>
+      </w:pPr>
+      <w:r>
+        <w:rPr>
+          <w:rFonts w:ascii="Times New Roman" w:cs="Times New Roman" w:eastAsia="Times New Roman" w:hAnsi="Times New Roman"/>
+        </w:rPr>
+        <w:t xml:space="preserve">On Debian the languages are part of the cREXX bundle (</w:t>
+      </w:r>
+      <w:r>
+        <w:rPr>
+          <w:rFonts w:ascii="Courier New" w:cs="Courier New" w:eastAsia="Courier New" w:hAnsi="Courier New"/>
+          <w:sz w:val="19"/>
+          <w:szCs w:val="19"/>
+        </w:rPr>
+        <w:t xml:space="preserve">lxcrexx.tgz</w:t>
+      </w:r>
+      <w:r>
+        <w:rPr>
+          <w:rFonts w:ascii="Times New Roman" w:cs="Times New Roman" w:eastAsia="Times New Roman" w:hAnsi="Times New Roman"/>
+        </w:rPr>
+        <w:t xml:space="preserve">), unpacked under </w:t>
+      </w:r>
+      <w:r>
+        <w:rPr>
+          <w:rFonts w:ascii="Courier New" w:cs="Courier New" w:eastAsia="Courier New" w:hAnsi="Courier New"/>
+          <w:sz w:val="19"/>
+          <w:szCs w:val="19"/>
+        </w:rPr>
+        <w:t xml:space="preserve">/usr/local</w:t>
+      </w:r>
+      <w:r>
+        <w:rPr>
+          <w:rFonts w:ascii="Times New Roman" w:cs="Times New Roman" w:eastAsia="Times New Roman" w:hAnsi="Times New Roman"/>
+        </w:rPr>
+        <w:t xml:space="preserve">; the examples are in </w:t>
+      </w:r>
+      <w:r>
+        <w:rPr>
+          <w:rFonts w:ascii="Courier New" w:cs="Courier New" w:eastAsia="Courier New" w:hAnsi="Courier New"/>
+          <w:sz w:val="19"/>
+          <w:szCs w:val="19"/>
+        </w:rPr>
+        <w:t xml:space="preserve">/usr/local/share/</w:t>
+      </w:r>
+      <w:r>
+        <w:rPr>
+          <w:rFonts w:ascii="Times New Roman" w:cs="Times New Roman" w:eastAsia="Times New Roman" w:hAnsi="Times New Roman"/>
+          <w:i/>
+          <w:iCs/>
+        </w:rPr>
+        <w:t xml:space="preserve">language</w:t>
+      </w:r>
+      <w:r>
+        <w:rPr>
+          <w:rFonts w:ascii="Times New Roman" w:cs="Times New Roman" w:eastAsia="Times New Roman" w:hAnsi="Times New Roman"/>
+        </w:rPr>
+        <w:t xml:space="preserve">.</w:t>
+      </w:r>
+    </w:p>
+    <w:p>
+      <w:pPr>
+        <w:pStyle w:val="Heading2"/>
+      </w:pPr>
+      <w:r>
+        <w:t xml:space="preserve">Turbo CREXX</w:t>
+      </w:r>
+    </w:p>
+    <w:p>
+      <w:pPr>
+        <w:spacing w:after="120"/>
+      </w:pPr>
+      <w:r>
+        <w:rPr>
+          <w:rFonts w:ascii="Times New Roman" w:cs="Times New Roman" w:eastAsia="Times New Roman" w:hAnsi="Times New Roman"/>
+        </w:rPr>
+        <w:t xml:space="preserve">Turbo CREXX is a small Turbo-Pascal-style front end: a menu that creates, edits, compiles and runs one cREXX program at a time. It does not implement REXX; it calls the real cREXX tools.</w:t>
+      </w:r>
+    </w:p>
+    <w:tbl>
+      <w:tblPr>
+        <w:tblW w:type="dxa" w:w="9638"/>
+        <w:tblBorders>
+          <w:top w:val="single" w:color="808080" w:sz="4"/>
+          <w:left w:val="single" w:color="808080" w:sz="4"/>
+          <w:bottom w:val="single" w:color="808080" w:sz="4"/>
+          <w:right w:val="single" w:color="808080" w:sz="4"/>
+          <w:insideH w:val="single" w:color="808080" w:sz="4"/>
+          <w:insideV w:val="single" w:color="808080" w:sz="4"/>
+        </w:tblBorders>
+      </w:tblPr>
+      <w:tblGrid>
+        <w:gridCol w:w="1400"/>
+        <w:gridCol w:w="8238"/>
+      </w:tblGrid>
+      <w:tr>
+        <w:trPr>
+          <w:cantSplit/>
+          <w:tblHeader/>
+        </w:trPr>
+        <w:tc>
+          <w:tcPr>
+            <w:tcW w:type="dxa" w:w="1400"/>
+            <w:shd w:fill="D9D9D9" w:color="auto" w:val="clear"/>
+            <w:tcMar>
+              <w:top w:type="dxa" w:w="60"/>
+              <w:left w:type="dxa" w:w="100"/>
+              <w:bottom w:type="dxa" w:w="60"/>
+              <w:right w:type="dxa" w:w="100"/>
+            </w:tcMar>
+          </w:tcPr>
+          <w:p>
+            <w:r>
+              <w:rPr>
+                <w:rFonts w:ascii="Arial" w:cs="Arial" w:eastAsia="Arial" w:hAnsi="Arial"/>
+                <w:b/>
+                <w:bCs/>
+                <w:sz w:val="18"/>
+                <w:szCs w:val="18"/>
+              </w:rPr>
+              <w:t xml:space="preserve">Key</w:t>
+            </w:r>
+          </w:p>
+        </w:tc>
+        <w:tc>
+          <w:tcPr>
+            <w:tcW w:type="dxa" w:w="8238"/>
+            <w:shd w:fill="D9D9D9" w:color="auto" w:val="clear"/>
+            <w:tcMar>
+              <w:top w:type="dxa" w:w="60"/>
+              <w:left w:type="dxa" w:w="100"/>
+              <w:bottom w:type="dxa" w:w="60"/>
+              <w:right w:type="dxa" w:w="100"/>
+            </w:tcMar>
+          </w:tcPr>
+          <w:p>
+            <w:r>
+              <w:rPr>
+                <w:rFonts w:ascii="Arial" w:cs="Arial" w:eastAsia="Arial" w:hAnsi="Arial"/>
+                <w:b/>
+                <w:bCs/>
+                <w:sz w:val="18"/>
+                <w:szCs w:val="18"/>
+              </w:rPr>
+              <w:t xml:space="preserve">Action</w:t>
+            </w:r>
+          </w:p>
+        </w:tc>
+      </w:tr>
+      <w:tr>
+        <w:trPr>
+          <w:cantSplit/>
+          <w:tblHeader w:val="false"/>
+        </w:trPr>
+        <w:tc>
+          <w:tcPr>
+            <w:tcW w:type="dxa" w:w="1400"/>
+            <w:tcMar>
+              <w:top w:type="dxa" w:w="60"/>
+              <w:left w:type="dxa" w:w="100"/>
+              <w:bottom w:type="dxa" w:w="60"/>
+              <w:right w:type="dxa" w:w="100"/>
+            </w:tcMar>
+          </w:tcPr>
+          <w:p>
+            <w:r>
+              <w:rPr>
+                <w:rFonts w:ascii="Times New Roman" w:cs="Times New Roman" w:eastAsia="Times New Roman" w:hAnsi="Times New Roman"/>
+                <w:sz w:val="19"/>
+                <w:szCs w:val="19"/>
+              </w:rPr>
+              <w:t xml:space="preserve">N</w:t>
+            </w:r>
+          </w:p>
+        </w:tc>
+        <w:tc>
+          <w:tcPr>
+            <w:tcW w:type="dxa" w:w="8238"/>
+            <w:tcMar>
+              <w:top w:type="dxa" w:w="60"/>
+              <w:left w:type="dxa" w:w="100"/>
+              <w:bottom w:type="dxa" w:w="60"/>
+              <w:right w:type="dxa" w:w="100"/>
+            </w:tcMar>
+          </w:tcPr>
+          <w:p>
+            <w:r>
+              <w:rPr>
+                <w:rFonts w:ascii="Times New Roman" w:cs="Times New Roman" w:eastAsia="Times New Roman" w:hAnsi="Times New Roman"/>
+                <w:sz w:val="19"/>
+                <w:szCs w:val="19"/>
+              </w:rPr>
+              <w:t xml:space="preserve">new program (from a template), then edit it</w:t>
+            </w:r>
+          </w:p>
+        </w:tc>
+      </w:tr>
+      <w:tr>
+        <w:trPr>
+          <w:cantSplit/>
+          <w:tblHeader w:val="false"/>
+        </w:trPr>
+        <w:tc>
+          <w:tcPr>
+            <w:tcW w:type="dxa" w:w="1400"/>
+            <w:tcMar>
+              <w:top w:type="dxa" w:w="60"/>
+              <w:left w:type="dxa" w:w="100"/>
+              <w:bottom w:type="dxa" w:w="60"/>
+              <w:right w:type="dxa" w:w="100"/>
+            </w:tcMar>
+          </w:tcPr>
+          <w:p>
+            <w:r>
+              <w:rPr>
+                <w:rFonts w:ascii="Times New Roman" w:cs="Times New Roman" w:eastAsia="Times New Roman" w:hAnsi="Times New Roman"/>
+                <w:sz w:val="19"/>
+                <w:szCs w:val="19"/>
+              </w:rPr>
+              <w:t xml:space="preserve">O / E</w:t>
+            </w:r>
+          </w:p>
+        </w:tc>
+        <w:tc>
+          <w:tcPr>
+            <w:tcW w:type="dxa" w:w="8238"/>
+            <w:tcMar>
+              <w:top w:type="dxa" w:w="60"/>
+              <w:left w:type="dxa" w:w="100"/>
+              <w:bottom w:type="dxa" w:w="60"/>
+              <w:right w:type="dxa" w:w="100"/>
+            </w:tcMar>
+          </w:tcPr>
+          <w:p>
+            <w:r>
+              <w:rPr>
+                <w:rFonts w:ascii="Times New Roman" w:cs="Times New Roman" w:eastAsia="Times New Roman" w:hAnsi="Times New Roman"/>
+                <w:sz w:val="19"/>
+                <w:szCs w:val="19"/>
+              </w:rPr>
+              <w:t xml:space="preserve">open an existing program; edit it</w:t>
+            </w:r>
+          </w:p>
+        </w:tc>
+      </w:tr>
+      <w:tr>
+        <w:trPr>
+          <w:cantSplit/>
+          <w:tblHeader w:val="false"/>
+        </w:trPr>
+        <w:tc>
+          <w:tcPr>
+            <w:tcW w:type="dxa" w:w="1400"/>
+            <w:tcMar>
+              <w:top w:type="dxa" w:w="60"/>
+              <w:left w:type="dxa" w:w="100"/>
+              <w:bottom w:type="dxa" w:w="60"/>
+              <w:right w:type="dxa" w:w="100"/>
+            </w:tcMar>
+          </w:tcPr>
+          <w:p>
+            <w:r>
+              <w:rPr>
+                <w:rFonts w:ascii="Times New Roman" w:cs="Times New Roman" w:eastAsia="Times New Roman" w:hAnsi="Times New Roman"/>
+                <w:sz w:val="19"/>
+                <w:szCs w:val="19"/>
+              </w:rPr>
+              <w:t xml:space="preserve">C</w:t>
+            </w:r>
+          </w:p>
+        </w:tc>
+        <w:tc>
+          <w:tcPr>
+            <w:tcW w:type="dxa" w:w="8238"/>
+            <w:tcMar>
+              <w:top w:type="dxa" w:w="60"/>
+              <w:left w:type="dxa" w:w="100"/>
+              <w:bottom w:type="dxa" w:w="60"/>
+              <w:right w:type="dxa" w:w="100"/>
+            </w:tcMar>
+          </w:tcPr>
+          <w:p>
+            <w:r>
+              <w:rPr>
+                <w:rFonts w:ascii="Times New Roman" w:cs="Times New Roman" w:eastAsia="Times New Roman" w:hAnsi="Times New Roman"/>
+                <w:sz w:val="19"/>
+                <w:szCs w:val="19"/>
+              </w:rPr>
+              <w:t xml:space="preserve">compile: compiler and assembler, no run</w:t>
+            </w:r>
+          </w:p>
+        </w:tc>
+      </w:tr>
+      <w:tr>
+        <w:trPr>
+          <w:cantSplit/>
+          <w:tblHeader w:val="false"/>
+        </w:trPr>
+        <w:tc>
+          <w:tcPr>
+            <w:tcW w:type="dxa" w:w="1400"/>
+            <w:tcMar>
+              <w:top w:type="dxa" w:w="60"/>
+              <w:left w:type="dxa" w:w="100"/>
+              <w:bottom w:type="dxa" w:w="60"/>
+              <w:right w:type="dxa" w:w="100"/>
+            </w:tcMar>
+          </w:tcPr>
+          <w:p>
+            <w:r>
+              <w:rPr>
+                <w:rFonts w:ascii="Times New Roman" w:cs="Times New Roman" w:eastAsia="Times New Roman" w:hAnsi="Times New Roman"/>
+                <w:sz w:val="19"/>
+                <w:szCs w:val="19"/>
+              </w:rPr>
+              <w:t xml:space="preserve">R</w:t>
+            </w:r>
+          </w:p>
+        </w:tc>
+        <w:tc>
+          <w:tcPr>
+            <w:tcW w:type="dxa" w:w="8238"/>
+            <w:tcMar>
+              <w:top w:type="dxa" w:w="60"/>
+              <w:left w:type="dxa" w:w="100"/>
+              <w:bottom w:type="dxa" w:w="60"/>
+              <w:right w:type="dxa" w:w="100"/>
+            </w:tcMar>
+          </w:tcPr>
+          <w:p>
+            <w:r>
+              <w:rPr>
+                <w:rFonts w:ascii="Times New Roman" w:cs="Times New Roman" w:eastAsia="Times New Roman" w:hAnsi="Times New Roman"/>
+                <w:sz w:val="19"/>
+                <w:szCs w:val="19"/>
+              </w:rPr>
+              <w:t xml:space="preserve">compile and run</w:t>
+            </w:r>
+          </w:p>
+        </w:tc>
+      </w:tr>
+      <w:tr>
+        <w:trPr>
+          <w:cantSplit/>
+          <w:tblHeader w:val="false"/>
+        </w:trPr>
+        <w:tc>
+          <w:tcPr>
+            <w:tcW w:type="dxa" w:w="1400"/>
+            <w:tcMar>
+              <w:top w:type="dxa" w:w="60"/>
+              <w:left w:type="dxa" w:w="100"/>
+              <w:bottom w:type="dxa" w:w="60"/>
+              <w:right w:type="dxa" w:w="100"/>
+            </w:tcMar>
+          </w:tcPr>
+          <w:p>
+            <w:r>
+              <w:rPr>
+                <w:rFonts w:ascii="Times New Roman" w:cs="Times New Roman" w:eastAsia="Times New Roman" w:hAnsi="Times New Roman"/>
+                <w:sz w:val="19"/>
+                <w:szCs w:val="19"/>
+              </w:rPr>
+              <w:t xml:space="preserve">L</w:t>
+            </w:r>
+          </w:p>
+        </w:tc>
+        <w:tc>
+          <w:tcPr>
+            <w:tcW w:type="dxa" w:w="8238"/>
+            <w:tcMar>
+              <w:top w:type="dxa" w:w="60"/>
+              <w:left w:type="dxa" w:w="100"/>
+              <w:bottom w:type="dxa" w:w="60"/>
+              <w:right w:type="dxa" w:w="100"/>
+            </w:tcMar>
+          </w:tcPr>
+          <w:p>
+            <w:r>
+              <w:rPr>
+                <w:rFonts w:ascii="Times New Roman" w:cs="Times New Roman" w:eastAsia="Times New Roman" w:hAnsi="Times New Roman"/>
+                <w:sz w:val="19"/>
+                <w:szCs w:val="19"/>
+              </w:rPr>
+              <w:t xml:space="preserve">copy an example (hello, fibfact) to your disk or directory</w:t>
+            </w:r>
+          </w:p>
+        </w:tc>
+      </w:tr>
+      <w:tr>
+        <w:trPr>
+          <w:cantSplit/>
+          <w:tblHeader w:val="false"/>
+        </w:trPr>
+        <w:tc>
+          <w:tcPr>
+            <w:tcW w:type="dxa" w:w="1400"/>
+            <w:tcMar>
+              <w:top w:type="dxa" w:w="60"/>
+              <w:left w:type="dxa" w:w="100"/>
+              <w:bottom w:type="dxa" w:w="60"/>
+              <w:right w:type="dxa" w:w="100"/>
+            </w:tcMar>
+          </w:tcPr>
+          <w:p>
+            <w:r>
+              <w:rPr>
+                <w:rFonts w:ascii="Times New Roman" w:cs="Times New Roman" w:eastAsia="Times New Roman" w:hAnsi="Times New Roman"/>
+                <w:sz w:val="19"/>
+                <w:szCs w:val="19"/>
+              </w:rPr>
+              <w:t xml:space="preserve">D</w:t>
+            </w:r>
+          </w:p>
+        </w:tc>
+        <w:tc>
+          <w:tcPr>
+            <w:tcW w:type="dxa" w:w="8238"/>
+            <w:tcMar>
+              <w:top w:type="dxa" w:w="60"/>
+              <w:left w:type="dxa" w:w="100"/>
+              <w:bottom w:type="dxa" w:w="60"/>
+              <w:right w:type="dxa" w:w="100"/>
+            </w:tcMar>
+          </w:tcPr>
+          <w:p>
+            <w:r>
+              <w:rPr>
+                <w:rFonts w:ascii="Times New Roman" w:cs="Times New Roman" w:eastAsia="Times New Roman" w:hAnsi="Times New Roman"/>
+                <w:sz w:val="19"/>
+                <w:szCs w:val="19"/>
+              </w:rPr>
+              <w:t xml:space="preserve">show the versions of the tools</w:t>
+            </w:r>
+          </w:p>
+        </w:tc>
+      </w:tr>
+      <w:tr>
+        <w:trPr>
+          <w:cantSplit/>
+          <w:tblHeader w:val="false"/>
+        </w:trPr>
+        <w:tc>
+          <w:tcPr>
+            <w:tcW w:type="dxa" w:w="1400"/>
+            <w:tcMar>
+              <w:top w:type="dxa" w:w="60"/>
+              <w:left w:type="dxa" w:w="100"/>
+              <w:bottom w:type="dxa" w:w="60"/>
+              <w:right w:type="dxa" w:w="100"/>
+            </w:tcMar>
+          </w:tcPr>
+          <w:p>
+            <w:r>
+              <w:rPr>
+                <w:rFonts w:ascii="Times New Roman" w:cs="Times New Roman" w:eastAsia="Times New Roman" w:hAnsi="Times New Roman"/>
+                <w:sz w:val="19"/>
+                <w:szCs w:val="19"/>
+              </w:rPr>
+              <w:t xml:space="preserve">Q</w:t>
+            </w:r>
+          </w:p>
+        </w:tc>
+        <w:tc>
+          <w:tcPr>
+            <w:tcW w:type="dxa" w:w="8238"/>
+            <w:tcMar>
+              <w:top w:type="dxa" w:w="60"/>
+              <w:left w:type="dxa" w:w="100"/>
+              <w:bottom w:type="dxa" w:w="60"/>
+              <w:right w:type="dxa" w:w="100"/>
+            </w:tcMar>
+          </w:tcPr>
+          <w:p>
+            <w:r>
+              <w:rPr>
+                <w:rFonts w:ascii="Times New Roman" w:cs="Times New Roman" w:eastAsia="Times New Roman" w:hAnsi="Times New Roman"/>
+                <w:sz w:val="19"/>
+                <w:szCs w:val="19"/>
+              </w:rPr>
+              <w:t xml:space="preserve">quit</w:t>
+            </w:r>
+          </w:p>
+        </w:tc>
+      </w:tr>
+    </w:tbl>
+    <w:p>
+      <w:pPr>
+        <w:spacing w:after="200" w:before="80"/>
+      </w:pPr>
+      <w:r>
+        <w:rPr>
+          <w:rFonts w:ascii="Arial" w:cs="Arial" w:eastAsia="Arial" w:hAnsi="Arial"/>
+          <w:b/>
+          <w:bCs/>
+          <w:sz w:val="18"/>
+          <w:szCs w:val="18"/>
+        </w:rPr>
+        <w:t xml:space="preserve">Figure 19. </w:t>
+      </w:r>
+      <w:r>
+        <w:rPr>
+          <w:rFonts w:ascii="Arial" w:cs="Arial" w:eastAsia="Arial" w:hAnsi="Arial"/>
+          <w:sz w:val="18"/>
+          <w:szCs w:val="18"/>
+        </w:rPr>
+        <w:t xml:space="preserve">Turbo CREXX menu</w:t>
+      </w:r>
+    </w:p>
+    <w:p>
+      <w:pPr>
+        <w:spacing w:after="120"/>
+      </w:pPr>
+      <w:r>
+        <w:rPr>
+          <w:rFonts w:ascii="Times New Roman" w:cs="Times New Roman" w:eastAsia="Times New Roman" w:hAnsi="Times New Roman"/>
+          <w:b/>
+          <w:bCs/>
+        </w:rPr>
+        <w:t xml:space="preserve">On Debian</w:t>
+      </w:r>
+      <w:r>
+        <w:rPr>
+          <w:rFonts w:ascii="Times New Roman" w:cs="Times New Roman" w:eastAsia="Times New Roman" w:hAnsi="Times New Roman"/>
+        </w:rPr>
+        <w:t xml:space="preserve">, type </w:t>
+      </w:r>
+      <w:r>
+        <w:rPr>
+          <w:rFonts w:ascii="Courier New" w:cs="Courier New" w:eastAsia="Courier New" w:hAnsi="Courier New"/>
+          <w:sz w:val="19"/>
+          <w:szCs w:val="19"/>
+        </w:rPr>
+        <w:t xml:space="preserve">turbocrexx</w:t>
+      </w:r>
+      <w:r>
+        <w:rPr>
+          <w:rFonts w:ascii="Times New Roman" w:cs="Times New Roman" w:eastAsia="Times New Roman" w:hAnsi="Times New Roman"/>
+        </w:rPr>
+        <w:t xml:space="preserve"> (or </w:t>
+      </w:r>
+      <w:r>
+        <w:rPr>
+          <w:rFonts w:ascii="Courier New" w:cs="Courier New" w:eastAsia="Courier New" w:hAnsi="Courier New"/>
+          <w:sz w:val="19"/>
+          <w:szCs w:val="19"/>
+        </w:rPr>
+        <w:t xml:space="preserve">turbocrexx</w:t>
+      </w:r>
+      <w:r>
+        <w:rPr>
+          <w:rFonts w:ascii="Times New Roman" w:cs="Times New Roman" w:eastAsia="Times New Roman" w:hAnsi="Times New Roman"/>
+        </w:rPr>
+        <w:t xml:space="preserve"> </w:t>
+      </w:r>
+      <w:r>
+        <w:rPr>
+          <w:rFonts w:ascii="Times New Roman" w:cs="Times New Roman" w:eastAsia="Times New Roman" w:hAnsi="Times New Roman"/>
+          <w:i/>
+          <w:iCs/>
+        </w:rPr>
+        <w:t xml:space="preserve">file</w:t>
+      </w:r>
+      <w:r>
+        <w:rPr>
+          <w:rFonts w:ascii="Courier New" w:cs="Courier New" w:eastAsia="Courier New" w:hAnsi="Courier New"/>
+          <w:sz w:val="19"/>
+          <w:szCs w:val="19"/>
+        </w:rPr>
+        <w:t xml:space="preserve">.crexx</w:t>
+      </w:r>
+      <w:r>
+        <w:rPr>
+          <w:rFonts w:ascii="Times New Roman" w:cs="Times New Roman" w:eastAsia="Times New Roman" w:hAnsi="Times New Roman"/>
+        </w:rPr>
+        <w:t xml:space="preserve">). The editor is </w:t>
+      </w:r>
+      <w:r>
+        <w:rPr>
+          <w:rFonts w:ascii="Courier New" w:cs="Courier New" w:eastAsia="Courier New" w:hAnsi="Courier New"/>
+          <w:sz w:val="19"/>
+          <w:szCs w:val="19"/>
+        </w:rPr>
+        <w:t xml:space="preserve">$EDITOR</w:t>
+      </w:r>
+      <w:r>
+        <w:rPr>
+          <w:rFonts w:ascii="Times New Roman" w:cs="Times New Roman" w:eastAsia="Times New Roman" w:hAnsi="Times New Roman"/>
+        </w:rPr>
+        <w:t xml:space="preserve">, else nano or vi. Underneath, </w:t>
+      </w:r>
+      <w:r>
+        <w:rPr>
+          <w:rFonts w:ascii="Courier New" w:cs="Courier New" w:eastAsia="Courier New" w:hAnsi="Courier New"/>
+          <w:sz w:val="19"/>
+          <w:szCs w:val="19"/>
+        </w:rPr>
+        <w:t xml:space="preserve">crexx</w:t>
+      </w:r>
+      <w:r>
+        <w:rPr>
+          <w:rFonts w:ascii="Times New Roman" w:cs="Times New Roman" w:eastAsia="Times New Roman" w:hAnsi="Times New Roman"/>
+        </w:rPr>
+        <w:t xml:space="preserve"> </w:t>
+      </w:r>
+      <w:r>
+        <w:rPr>
+          <w:rFonts w:ascii="Times New Roman" w:cs="Times New Roman" w:eastAsia="Times New Roman" w:hAnsi="Times New Roman"/>
+          <w:i/>
+          <w:iCs/>
+        </w:rPr>
+        <w:t xml:space="preserve">file</w:t>
+      </w:r>
+      <w:r>
+        <w:rPr>
+          <w:rFonts w:ascii="Courier New" w:cs="Courier New" w:eastAsia="Courier New" w:hAnsi="Courier New"/>
+          <w:sz w:val="19"/>
+          <w:szCs w:val="19"/>
+        </w:rPr>
+        <w:t xml:space="preserve">.crexx</w:t>
+      </w:r>
+      <w:r>
+        <w:rPr>
+          <w:rFonts w:ascii="Times New Roman" w:cs="Times New Roman" w:eastAsia="Times New Roman" w:hAnsi="Times New Roman"/>
+        </w:rPr>
+        <w:t xml:space="preserve"> compiles and runs a program (</w:t>
+      </w:r>
+      <w:r>
+        <w:rPr>
+          <w:rFonts w:ascii="Courier New" w:cs="Courier New" w:eastAsia="Courier New" w:hAnsi="Courier New"/>
+          <w:sz w:val="19"/>
+          <w:szCs w:val="19"/>
+        </w:rPr>
+        <w:t xml:space="preserve">crexx -noexec</w:t>
+      </w:r>
+      <w:r>
+        <w:rPr>
+          <w:rFonts w:ascii="Times New Roman" w:cs="Times New Roman" w:eastAsia="Times New Roman" w:hAnsi="Times New Roman"/>
+        </w:rPr>
+        <w:t xml:space="preserve"> only compiles): a small driver of VM/370+ for </w:t>
+      </w:r>
+      <w:r>
+        <w:rPr>
+          <w:rFonts w:ascii="Courier New" w:cs="Courier New" w:eastAsia="Courier New" w:hAnsi="Courier New"/>
+          <w:sz w:val="19"/>
+          <w:szCs w:val="19"/>
+        </w:rPr>
+        <w:t xml:space="preserve">rxc</w:t>
+      </w:r>
+      <w:r>
+        <w:rPr>
+          <w:rFonts w:ascii="Times New Roman" w:cs="Times New Roman" w:eastAsia="Times New Roman" w:hAnsi="Times New Roman"/>
+        </w:rPr>
+        <w:t xml:space="preserve">, </w:t>
+      </w:r>
+      <w:r>
+        <w:rPr>
+          <w:rFonts w:ascii="Courier New" w:cs="Courier New" w:eastAsia="Courier New" w:hAnsi="Courier New"/>
+          <w:sz w:val="19"/>
+          <w:szCs w:val="19"/>
+        </w:rPr>
+        <w:t xml:space="preserve">rxas</w:t>
+      </w:r>
+      <w:r>
+        <w:rPr>
+          <w:rFonts w:ascii="Times New Roman" w:cs="Times New Roman" w:eastAsia="Times New Roman" w:hAnsi="Times New Roman"/>
+        </w:rPr>
+        <w:t xml:space="preserve"> and </w:t>
+      </w:r>
+      <w:r>
+        <w:rPr>
+          <w:rFonts w:ascii="Courier New" w:cs="Courier New" w:eastAsia="Courier New" w:hAnsi="Courier New"/>
+          <w:sz w:val="19"/>
+          <w:szCs w:val="19"/>
+        </w:rPr>
+        <w:t xml:space="preserve">rxvm</w:t>
+      </w:r>
+      <w:r>
+        <w:rPr>
+          <w:rFonts w:ascii="Times New Roman" w:cs="Times New Roman" w:eastAsia="Times New Roman" w:hAnsi="Times New Roman"/>
+        </w:rPr>
+        <w:t xml:space="preserve">, since the upstream </w:t>
+      </w:r>
+      <w:r>
+        <w:rPr>
+          <w:rFonts w:ascii="Courier New" w:cs="Courier New" w:eastAsia="Courier New" w:hAnsi="Courier New"/>
+          <w:sz w:val="19"/>
+          <w:szCs w:val="19"/>
+        </w:rPr>
+        <w:t xml:space="preserve">crexx</w:t>
+      </w:r>
+      <w:r>
+        <w:rPr>
+          <w:rFonts w:ascii="Times New Roman" w:cs="Times New Roman" w:eastAsia="Times New Roman" w:hAnsi="Times New Roman"/>
+        </w:rPr>
+        <w:t xml:space="preserve"> driver is not yet built for s390.</w:t>
+      </w:r>
+    </w:p>
+    <w:p>
+      <w:pPr>
+        <w:spacing w:after="120"/>
+      </w:pPr>
+      <w:r>
+        <w:rPr>
+          <w:rFonts w:ascii="Times New Roman" w:cs="Times New Roman" w:eastAsia="Times New Roman" w:hAnsi="Times New Roman"/>
+          <w:b/>
+          <w:bCs/>
+        </w:rPr>
+        <w:t xml:space="preserve">On CMS</w:t>
+      </w:r>
+      <w:r>
+        <w:rPr>
+          <w:rFonts w:ascii="Times New Roman" w:cs="Times New Roman" w:eastAsia="Times New Roman" w:hAnsi="Times New Roman"/>
+        </w:rPr>
+        <w:t xml:space="preserve">, type </w:t>
+      </w:r>
+      <w:r>
+        <w:rPr>
+          <w:rFonts w:ascii="Courier New" w:cs="Courier New" w:eastAsia="Courier New" w:hAnsi="Courier New"/>
+          <w:sz w:val="19"/>
+          <w:szCs w:val="19"/>
+        </w:rPr>
+        <w:t xml:space="preserve">TURBO</w:t>
+      </w:r>
+      <w:r>
+        <w:rPr>
+          <w:rFonts w:ascii="Times New Roman" w:cs="Times New Roman" w:eastAsia="Times New Roman" w:hAnsi="Times New Roman"/>
+        </w:rPr>
+        <w:t xml:space="preserve"> (or </w:t>
+      </w:r>
+      <w:r>
+        <w:rPr>
+          <w:rFonts w:ascii="Courier New" w:cs="Courier New" w:eastAsia="Courier New" w:hAnsi="Courier New"/>
+          <w:sz w:val="19"/>
+          <w:szCs w:val="19"/>
+        </w:rPr>
+        <w:t xml:space="preserve">TURBO fn</w:t>
+      </w:r>
+      <w:r>
+        <w:rPr>
+          <w:rFonts w:ascii="Times New Roman" w:cs="Times New Roman" w:eastAsia="Times New Roman" w:hAnsi="Times New Roman"/>
+        </w:rPr>
+        <w:t xml:space="preserve">). Programs are </w:t>
+      </w:r>
+      <w:r>
+        <w:rPr>
+          <w:rFonts w:ascii="Courier New" w:cs="Courier New" w:eastAsia="Courier New" w:hAnsi="Courier New"/>
+          <w:sz w:val="19"/>
+          <w:szCs w:val="19"/>
+        </w:rPr>
+        <w:t xml:space="preserve">fn CREXX A</w:t>
+      </w:r>
+      <w:r>
+        <w:rPr>
+          <w:rFonts w:ascii="Times New Roman" w:cs="Times New Roman" w:eastAsia="Times New Roman" w:hAnsi="Times New Roman"/>
+        </w:rPr>
+        <w:t xml:space="preserve">; the editor is EDIT; compile and run use </w:t>
+      </w:r>
+      <w:r>
+        <w:rPr>
+          <w:rFonts w:ascii="Courier New" w:cs="Courier New" w:eastAsia="Courier New" w:hAnsi="Courier New"/>
+          <w:sz w:val="19"/>
+          <w:szCs w:val="19"/>
+        </w:rPr>
+        <w:t xml:space="preserve">RXC8</w:t>
+      </w:r>
+      <w:r>
+        <w:rPr>
+          <w:rFonts w:ascii="Times New Roman" w:cs="Times New Roman" w:eastAsia="Times New Roman" w:hAnsi="Times New Roman"/>
+        </w:rPr>
+        <w:t xml:space="preserve">, </w:t>
+      </w:r>
+      <w:r>
+        <w:rPr>
+          <w:rFonts w:ascii="Courier New" w:cs="Courier New" w:eastAsia="Courier New" w:hAnsi="Courier New"/>
+          <w:sz w:val="19"/>
+          <w:szCs w:val="19"/>
+        </w:rPr>
+        <w:t xml:space="preserve">RXAS8</w:t>
+      </w:r>
+      <w:r>
+        <w:rPr>
+          <w:rFonts w:ascii="Times New Roman" w:cs="Times New Roman" w:eastAsia="Times New Roman" w:hAnsi="Times New Roman"/>
+        </w:rPr>
+        <w:t xml:space="preserve"> and </w:t>
+      </w:r>
+      <w:r>
+        <w:rPr>
+          <w:rFonts w:ascii="Courier New" w:cs="Courier New" w:eastAsia="Courier New" w:hAnsi="Courier New"/>
+          <w:sz w:val="19"/>
+          <w:szCs w:val="19"/>
+        </w:rPr>
+        <w:t xml:space="preserve">RXBVM8</w:t>
+      </w:r>
+      <w:r>
+        <w:rPr>
+          <w:rFonts w:ascii="Times New Roman" w:cs="Times New Roman" w:eastAsia="Times New Roman" w:hAnsi="Times New Roman"/>
+        </w:rPr>
+        <w:t xml:space="preserve"> with </w:t>
+      </w:r>
+      <w:r>
+        <w:rPr>
+          <w:rFonts w:ascii="Courier New" w:cs="Courier New" w:eastAsia="Courier New" w:hAnsi="Courier New"/>
+          <w:sz w:val="19"/>
+          <w:szCs w:val="19"/>
+        </w:rPr>
+        <w:t xml:space="preserve">LIBRARY RXBIN</w:t>
+      </w:r>
+      <w:r>
+        <w:rPr>
+          <w:rFonts w:ascii="Times New Roman" w:cs="Times New Roman" w:eastAsia="Times New Roman" w:hAnsi="Times New Roman"/>
+        </w:rPr>
+        <w:t xml:space="preserve"> on A. Without the menu: </w:t>
+      </w:r>
+      <w:r>
+        <w:rPr>
+          <w:rFonts w:ascii="Courier New" w:cs="Courier New" w:eastAsia="Courier New" w:hAnsi="Courier New"/>
+          <w:sz w:val="19"/>
+          <w:szCs w:val="19"/>
+        </w:rPr>
+        <w:t xml:space="preserve">TURBO C fn</w:t>
+      </w:r>
+      <w:r>
+        <w:rPr>
+          <w:rFonts w:ascii="Times New Roman" w:cs="Times New Roman" w:eastAsia="Times New Roman" w:hAnsi="Times New Roman"/>
+        </w:rPr>
+        <w:t xml:space="preserve">, </w:t>
+      </w:r>
+      <w:r>
+        <w:rPr>
+          <w:rFonts w:ascii="Courier New" w:cs="Courier New" w:eastAsia="Courier New" w:hAnsi="Courier New"/>
+          <w:sz w:val="19"/>
+          <w:szCs w:val="19"/>
+        </w:rPr>
+        <w:t xml:space="preserve">TURBO R fn</w:t>
+      </w:r>
+      <w:r>
+        <w:rPr>
+          <w:rFonts w:ascii="Times New Roman" w:cs="Times New Roman" w:eastAsia="Times New Roman" w:hAnsi="Times New Roman"/>
+        </w:rPr>
+        <w:t xml:space="preserve">, </w:t>
+      </w:r>
+      <w:r>
+        <w:rPr>
+          <w:rFonts w:ascii="Courier New" w:cs="Courier New" w:eastAsia="Courier New" w:hAnsi="Courier New"/>
+          <w:sz w:val="19"/>
+          <w:szCs w:val="19"/>
+        </w:rPr>
+        <w:t xml:space="preserve">TURBO E fn</w:t>
+      </w:r>
+      <w:r>
+        <w:rPr>
+          <w:rFonts w:ascii="Times New Roman" w:cs="Times New Roman" w:eastAsia="Times New Roman" w:hAnsi="Times New Roman"/>
+        </w:rPr>
+        <w:t xml:space="preserve">. The examples are </w:t>
+      </w:r>
+      <w:r>
+        <w:rPr>
+          <w:rFonts w:ascii="Courier New" w:cs="Courier New" w:eastAsia="Courier New" w:hAnsi="Courier New"/>
+          <w:sz w:val="19"/>
+          <w:szCs w:val="19"/>
+        </w:rPr>
+        <w:t xml:space="preserve">HELLO TCEXAMPL</w:t>
+      </w:r>
+      <w:r>
+        <w:rPr>
+          <w:rFonts w:ascii="Times New Roman" w:cs="Times New Roman" w:eastAsia="Times New Roman" w:hAnsi="Times New Roman"/>
+        </w:rPr>
+        <w:t xml:space="preserve"> and </w:t>
+      </w:r>
+      <w:r>
+        <w:rPr>
+          <w:rFonts w:ascii="Courier New" w:cs="Courier New" w:eastAsia="Courier New" w:hAnsi="Courier New"/>
+          <w:sz w:val="19"/>
+          <w:szCs w:val="19"/>
+        </w:rPr>
+        <w:t xml:space="preserve">FIBFACT TCEXAMPL</w:t>
+      </w:r>
+      <w:r>
+        <w:rPr>
+          <w:rFonts w:ascii="Times New Roman" w:cs="Times New Roman" w:eastAsia="Times New Roman" w:hAnsi="Times New Roman"/>
+        </w:rPr>
+        <w:t xml:space="preserve">.</w:t>
+      </w:r>
+    </w:p>
+    <w:tbl>
+      <w:tblPr>
+        <w:tblW w:type="dxa" w:w="9638"/>
+        <w:tblBorders>
+          <w:top w:val="single" w:color="auto" w:sz="4"/>
+          <w:left w:val="single" w:color="auto" w:sz="4"/>
+          <w:bottom w:val="single" w:color="auto" w:sz="4"/>
+          <w:right w:val="single" w:color="auto" w:sz="4"/>
+          <w:insideH w:val="single" w:color="auto" w:sz="4"/>
+          <w:insideV w:val="single" w:color="auto" w:sz="4"/>
+        </w:tblBorders>
+      </w:tblPr>
+      <w:tblGrid>
+        <w:gridCol w:w="9638"/>
+      </w:tblGrid>
+      <w:tr>
+        <w:trPr>
+          <w:cantSplit/>
+        </w:trPr>
+        <w:tc>
+          <w:tcPr>
+            <w:tcW w:type="dxa" w:w="9638"/>
+            <w:shd w:fill="F2F2F2" w:color="auto" w:val="clear"/>
+            <w:tcMar>
+              <w:top w:type="dxa" w:w="100"/>
+              <w:left w:type="dxa" w:w="140"/>
+              <w:bottom w:type="dxa" w:w="100"/>
+              <w:right w:type="dxa" w:w="140"/>
+            </w:tcMar>
+          </w:tcPr>
+          <w:p>
+            <w:pPr>
+              <w:spacing w:after="0" w:line="228"/>
+            </w:pPr>
+            <w:r>
+              <w:rPr>
+                <w:rFonts w:ascii="Courier New" w:cs="Courier New" w:eastAsia="Courier New" w:hAnsi="Courier New"/>
+                <w:sz w:val="17"/>
+                <w:szCs w:val="17"/>
+              </w:rPr>
+              <w:t xml:space="preserve">turbo</w:t>
+            </w:r>
+          </w:p>
+          <w:p>
+            <w:pPr>
+              <w:spacing w:after="0" w:line="228"/>
+            </w:pPr>
+            <w:r>
+              <w:rPr>
+                <w:rFonts w:ascii="Courier New" w:cs="Courier New" w:eastAsia="Courier New" w:hAnsi="Courier New"/>
+                <w:sz w:val="17"/>
+                <w:szCs w:val="17"/>
+              </w:rPr>
+              <w:t xml:space="preserve">  T U R B O   C R E X X   ---   VM/370+ CMS</w:t>
+            </w:r>
+          </w:p>
+          <w:p>
+            <w:pPr>
+              <w:spacing w:after="0" w:line="228"/>
+            </w:pPr>
+            <w:r>
+              <w:rPr>
+                <w:rFonts w:ascii="Courier New" w:cs="Courier New" w:eastAsia="Courier New" w:hAnsi="Courier New"/>
+                <w:sz w:val="17"/>
+                <w:szCs w:val="17"/>
+              </w:rPr>
+              <w:t xml:space="preserve">  Current file: (none)</w:t>
+            </w:r>
+          </w:p>
+          <w:p>
+            <w:pPr>
+              <w:spacing w:after="0" w:line="228"/>
+            </w:pPr>
+            <w:r>
+              <w:rPr>
+                <w:rFonts w:ascii="Courier New" w:cs="Courier New" w:eastAsia="Courier New" w:hAnsi="Courier New"/>
+                <w:sz w:val="17"/>
+                <w:szCs w:val="17"/>
+              </w:rPr>
+              <w:t xml:space="preserve">  N New    O Open    E Edit    C Compile    R Run</w:t>
+            </w:r>
+          </w:p>
+          <w:p>
+            <w:pPr>
+              <w:spacing w:after="0" w:line="228"/>
+            </w:pPr>
+            <w:r>
+              <w:rPr>
+                <w:rFonts w:ascii="Courier New" w:cs="Courier New" w:eastAsia="Courier New" w:hAnsi="Courier New"/>
+                <w:sz w:val="17"/>
+                <w:szCs w:val="17"/>
+              </w:rPr>
+              <w:t xml:space="preserve">  L Examples         D Versions             Q Quit</w:t>
+            </w:r>
+          </w:p>
+          <w:p>
+            <w:pPr>
+              <w:spacing w:after="0" w:line="228"/>
+            </w:pPr>
+            <w:r>
+              <w:rPr>
+                <w:rFonts w:ascii="Courier New" w:cs="Courier New" w:eastAsia="Courier New" w:hAnsi="Courier New"/>
+                <w:sz w:val="17"/>
+                <w:szCs w:val="17"/>
+              </w:rPr>
+              <w:t xml:space="preserve">Command:</w:t>
+            </w:r>
+          </w:p>
+        </w:tc>
+      </w:tr>
+    </w:tbl>
+    <w:p>
+      <w:pPr>
+        <w:spacing w:after="200" w:before="80"/>
+      </w:pPr>
+      <w:r>
+        <w:rPr>
+          <w:rFonts w:ascii="Arial" w:cs="Arial" w:eastAsia="Arial" w:hAnsi="Arial"/>
+          <w:b/>
+          <w:bCs/>
+          <w:sz w:val="18"/>
+          <w:szCs w:val="18"/>
+        </w:rPr>
+        <w:t xml:space="preserve">Figure 20. </w:t>
+      </w:r>
+      <w:r>
+        <w:rPr>
+          <w:rFonts w:ascii="Arial" w:cs="Arial" w:eastAsia="Arial" w:hAnsi="Arial"/>
+          <w:sz w:val="18"/>
+          <w:szCs w:val="18"/>
+        </w:rPr>
+        <w:t xml:space="preserve">Turbo CREXX on CMS</w:t>
       </w:r>
     </w:p>
     <w:p>
@@ -9349,6 +12137,134 @@
                 <w:sz w:val="19"/>
                 <w:szCs w:val="19"/>
               </w:rPr>
+              <w:t xml:space="preserve">cREXX, native</w:t>
+            </w:r>
+          </w:p>
+        </w:tc>
+        <w:tc>
+          <w:tcPr>
+            <w:tcW w:type="dxa" w:w="7238"/>
+            <w:tcMar>
+              <w:top w:type="dxa" w:w="60"/>
+              <w:left w:type="dxa" w:w="100"/>
+              <w:bottom w:type="dxa" w:w="60"/>
+              <w:right w:type="dxa" w:w="100"/>
+            </w:tcMar>
+          </w:tcPr>
+          <w:p>
+            <w:r>
+              <w:rPr>
+                <w:rFonts w:ascii="Times New Roman" w:cs="Times New Roman" w:eastAsia="Times New Roman" w:hAnsi="Times New Roman"/>
+                <w:sz w:val="19"/>
+                <w:szCs w:val="19"/>
+              </w:rPr>
+              <w:t xml:space="preserve">The natively built current cREXX (M8.2) cannot build its library yet; use RXC8, RXAS8 and RXBVM8 (M8.1).</w:t>
+            </w:r>
+          </w:p>
+        </w:tc>
+      </w:tr>
+      <w:tr>
+        <w:trPr>
+          <w:cantSplit/>
+          <w:tblHeader w:val="false"/>
+        </w:trPr>
+        <w:tc>
+          <w:tcPr>
+            <w:tcW w:type="dxa" w:w="2400"/>
+            <w:tcMar>
+              <w:top w:type="dxa" w:w="60"/>
+              <w:left w:type="dxa" w:w="100"/>
+              <w:bottom w:type="dxa" w:w="60"/>
+              <w:right w:type="dxa" w:w="100"/>
+            </w:tcMar>
+          </w:tcPr>
+          <w:p>
+            <w:r>
+              <w:rPr>
+                <w:rFonts w:ascii="Times New Roman" w:cs="Times New Roman" w:eastAsia="Times New Roman" w:hAnsi="Times New Roman"/>
+                <w:sz w:val="19"/>
+                <w:szCs w:val="19"/>
+              </w:rPr>
+              <w:t xml:space="preserve">CMS file names</w:t>
+            </w:r>
+          </w:p>
+        </w:tc>
+        <w:tc>
+          <w:tcPr>
+            <w:tcW w:type="dxa" w:w="7238"/>
+            <w:tcMar>
+              <w:top w:type="dxa" w:w="60"/>
+              <w:left w:type="dxa" w:w="100"/>
+              <w:bottom w:type="dxa" w:w="60"/>
+              <w:right w:type="dxa" w:w="100"/>
+            </w:tcMar>
+          </w:tcPr>
+          <w:p>
+            <w:r>
+              <w:rPr>
+                <w:rFonts w:ascii="Times New Roman" w:cs="Times New Roman" w:eastAsia="Times New Roman" w:hAnsi="Times New Roman"/>
+                <w:sz w:val="19"/>
+                <w:szCs w:val="19"/>
+              </w:rPr>
+              <w:t xml:space="preserve">Programs cross-compiled for CMS cut a file name longer than eight characters to eight (Smalltalk’s </w:t>
+            </w:r>
+            <w:r>
+              <w:rPr>
+                <w:rFonts w:ascii="Courier New" w:cs="Courier New" w:eastAsia="Courier New" w:hAnsi="Courier New"/>
+                <w:sz w:val="19"/>
+                <w:szCs w:val="19"/>
+              </w:rPr>
+              <w:t xml:space="preserve">collections.st</w:t>
+            </w:r>
+            <w:r>
+              <w:rPr>
+                <w:rFonts w:ascii="Times New Roman" w:cs="Times New Roman" w:eastAsia="Times New Roman" w:hAnsi="Times New Roman"/>
+                <w:sz w:val="19"/>
+                <w:szCs w:val="19"/>
+              </w:rPr>
+              <w:t xml:space="preserve"> is </w:t>
+            </w:r>
+            <w:r>
+              <w:rPr>
+                <w:rFonts w:ascii="Courier New" w:cs="Courier New" w:eastAsia="Courier New" w:hAnsi="Courier New"/>
+                <w:sz w:val="19"/>
+                <w:szCs w:val="19"/>
+              </w:rPr>
+              <w:t xml:space="preserve">COLLECTI ST</w:t>
+            </w:r>
+            <w:r>
+              <w:rPr>
+                <w:rFonts w:ascii="Times New Roman" w:cs="Times New Roman" w:eastAsia="Times New Roman" w:hAnsi="Times New Roman"/>
+                <w:sz w:val="19"/>
+                <w:szCs w:val="19"/>
+              </w:rPr>
+              <w:t xml:space="preserve">).</w:t>
+            </w:r>
+          </w:p>
+        </w:tc>
+      </w:tr>
+      <w:tr>
+        <w:trPr>
+          <w:cantSplit/>
+          <w:tblHeader w:val="false"/>
+        </w:trPr>
+        <w:tc>
+          <w:tcPr>
+            <w:tcW w:type="dxa" w:w="2400"/>
+            <w:tcMar>
+              <w:top w:type="dxa" w:w="60"/>
+              <w:left w:type="dxa" w:w="100"/>
+              <w:bottom w:type="dxa" w:w="60"/>
+              <w:right w:type="dxa" w:w="100"/>
+            </w:tcMar>
+          </w:tcPr>
+          <w:p>
+            <w:r>
+              <w:rPr>
+                <w:rFonts w:ascii="Times New Roman" w:cs="Times New Roman" w:eastAsia="Times New Roman" w:hAnsi="Times New Roman"/>
+                <w:sz w:val="19"/>
+                <w:szCs w:val="19"/>
+              </w:rPr>
               <w:t xml:space="preserve">Linux</w:t>
             </w:r>
           </w:p>
@@ -9388,7 +12304,7 @@
           <w:sz w:val="18"/>
           <w:szCs w:val="18"/>
         </w:rPr>
-        <w:t xml:space="preserve">Figure 17. </w:t>
+        <w:t xml:space="preserve">Figure 21. </w:t>
       </w:r>
       <w:r>
         <w:rPr>
@@ -9487,7 +12403,7 @@
           <w:sz w:val="18"/>
           <w:szCs w:val="18"/>
         </w:rPr>
-        <w:t xml:space="preserve">Figure 18. </w:t>
+        <w:t xml:space="preserve">Figure 22. </w:t>
       </w:r>
       <w:r>
         <w:rPr>
@@ -9636,7 +12552,7 @@
           <w:sz w:val="18"/>
           <w:szCs w:val="18"/>
         </w:rPr>
-        <w:t xml:space="preserve">Figure 19. </w:t>
+        <w:t xml:space="preserve">Figure 23. </w:t>
       </w:r>
       <w:r>
         <w:rPr>
@@ -10206,7 +13122,7 @@
           <w:sz w:val="18"/>
           <w:szCs w:val="18"/>
         </w:rPr>
-        <w:t xml:space="preserve">Figure 20. </w:t>
+        <w:t xml:space="preserve">Figure 24. </w:t>
       </w:r>
       <w:r>
         <w:rPr>

--- a/arch/31bit/manual/VM370PLUS-Guide.docx
+++ b/arch/31bit/manual/VM370PLUS-Guide.docx
@@ -1694,7 +1694,7 @@
         <w:rPr>
           <w:rFonts w:ascii="Times New Roman" w:cs="Times New Roman" w:eastAsia="Times New Roman" w:hAnsi="Times New Roman"/>
         </w:rPr>
-        <w:t xml:space="preserve"> Languages written in cREXX for CMS and Linux (BASIC, SNOBOL4, Pascal, Lisp, Smalltalk, PL/M, Prolog, LOGO); Turbo CREXX on both; four more minidisks for CMSUSER (196–199); the native build of the current cREXX (M8.2); Python and GNU C under Debian; milestones brought up to date.</w:t>
+        <w:t xml:space="preserve"> Regina REXX and THE under Debian; languages written in cREXX for CMS and Linux (BASIC, SNOBOL4, Pascal, Lisp, Smalltalk, PL/M, Prolog, LOGO); Turbo CREXX on both; four more minidisks for CMSUSER (196–199); the native build of the current cREXX (M8.2); Python and GNU C under Debian; milestones brought up to date.</w:t>
       </w:r>
     </w:p>
     <w:p>
@@ -3041,7 +3041,7 @@
                 <w:sz w:val="19"/>
                 <w:szCs w:val="19"/>
               </w:rPr>
-              <w:t xml:space="preserve">in the Linux bundle; CMS deck being tested</w:t>
+              <w:t xml:space="preserve">Linux complete; CMS: all but Smalltalk</w:t>
             </w:r>
           </w:p>
         </w:tc>
@@ -3089,7 +3089,7 @@
                 <w:sz w:val="19"/>
                 <w:szCs w:val="19"/>
               </w:rPr>
-              <w:t xml:space="preserve">GNU C 4.6, Python 2.7 and 3.2 under Debian</w:t>
+              <w:t xml:space="preserve">GNU C 4.6, Python 2.7 and 3.2, Regina REXX and THE under Debian</w:t>
             </w:r>
           </w:p>
         </w:tc>
@@ -7904,7 +7904,49 @@
         <w:rPr>
           <w:rFonts w:ascii="Times New Roman" w:cs="Times New Roman" w:eastAsia="Times New Roman" w:hAnsi="Times New Roman"/>
         </w:rPr>
-        <w:t xml:space="preserve">). cREXX and the languages of Chapter 6 are in </w:t>
+        <w:t xml:space="preserve">), Regina REXX 3.6 (</w:t>
+      </w:r>
+      <w:r>
+        <w:rPr>
+          <w:rFonts w:ascii="Courier New" w:cs="Courier New" w:eastAsia="Courier New" w:hAnsi="Courier New"/>
+          <w:sz w:val="19"/>
+          <w:szCs w:val="19"/>
+        </w:rPr>
+        <w:t xml:space="preserve">regina</w:t>
+      </w:r>
+      <w:r>
+        <w:rPr>
+          <w:rFonts w:ascii="Times New Roman" w:cs="Times New Roman" w:eastAsia="Times New Roman" w:hAnsi="Times New Roman"/>
+        </w:rPr>
+        <w:t xml:space="preserve"> or </w:t>
+      </w:r>
+      <w:r>
+        <w:rPr>
+          <w:rFonts w:ascii="Courier New" w:cs="Courier New" w:eastAsia="Courier New" w:hAnsi="Courier New"/>
+          <w:sz w:val="19"/>
+          <w:szCs w:val="19"/>
+        </w:rPr>
+        <w:t xml:space="preserve">rexx</w:t>
+      </w:r>
+      <w:r>
+        <w:rPr>
+          <w:rFonts w:ascii="Times New Roman" w:cs="Times New Roman" w:eastAsia="Times New Roman" w:hAnsi="Times New Roman"/>
+        </w:rPr>
+        <w:t xml:space="preserve">, classic REXX as on CMS) and THE 3.3, The Hessling Editor (</w:t>
+      </w:r>
+      <w:r>
+        <w:rPr>
+          <w:rFonts w:ascii="Courier New" w:cs="Courier New" w:eastAsia="Courier New" w:hAnsi="Courier New"/>
+          <w:sz w:val="19"/>
+          <w:szCs w:val="19"/>
+        </w:rPr>
+        <w:t xml:space="preserve">the</w:t>
+      </w:r>
+      <w:r>
+        <w:rPr>
+          <w:rFonts w:ascii="Times New Roman" w:cs="Times New Roman" w:eastAsia="Times New Roman" w:hAnsi="Times New Roman"/>
+        </w:rPr>
+        <w:t xml:space="preserve">, an XEDIT-like editor; use it over SSH, since the 3215 console cannot show a full screen). cREXX and the languages of Chapter 6 are in </w:t>
       </w:r>
       <w:r>
         <w:rPr>

--- a/arch/31bit/manual/VM370PLUS-Guide.docx
+++ b/arch/31bit/manual/VM370PLUS-Guide.docx
@@ -3041,7 +3041,7 @@
                 <w:sz w:val="19"/>
                 <w:szCs w:val="19"/>
               </w:rPr>
-              <w:t xml:space="preserve">Linux complete; CMS: all but Smalltalk</w:t>
+              <w:t xml:space="preserve">complete on both</w:t>
             </w:r>
           </w:p>
         </w:tc>
@@ -10672,6 +10672,59 @@
           <w:rFonts w:ascii="Times New Roman" w:cs="Times New Roman" w:eastAsia="Times New Roman" w:hAnsi="Times New Roman"/>
         </w:rPr>
         <w:t xml:space="preserve">). CMS cuts a command argument to eight characters, so the EXECs pass file names through the program stack: type the names as usual.</w:t>
+      </w:r>
+    </w:p>
+    <w:p>
+      <w:pPr>
+        <w:spacing w:after="120"/>
+      </w:pPr>
+      <w:r>
+        <w:rPr>
+          <w:rFonts w:ascii="Times New Roman" w:cs="Times New Roman" w:eastAsia="Times New Roman" w:hAnsi="Times New Roman"/>
+        </w:rPr>
+        <w:t xml:space="preserve">The languages need an EC-mode CMS with a large virtual machine: </w:t>
+      </w:r>
+      <w:r>
+        <w:rPr>
+          <w:rFonts w:ascii="Courier New" w:cs="Courier New" w:eastAsia="Courier New" w:hAnsi="Courier New"/>
+          <w:sz w:val="19"/>
+          <w:szCs w:val="19"/>
+        </w:rPr>
+        <w:t xml:space="preserve">CP DEFINE STORAGE 256M</w:t>
+      </w:r>
+      <w:r>
+        <w:rPr>
+          <w:rFonts w:ascii="Times New Roman" w:cs="Times New Roman" w:eastAsia="Times New Roman" w:hAnsi="Times New Roman"/>
+        </w:rPr>
+        <w:t xml:space="preserve"> and </w:t>
+      </w:r>
+      <w:r>
+        <w:rPr>
+          <w:rFonts w:ascii="Courier New" w:cs="Courier New" w:eastAsia="Courier New" w:hAnsi="Courier New"/>
+          <w:sz w:val="19"/>
+          <w:szCs w:val="19"/>
+        </w:rPr>
+        <w:t xml:space="preserve">IPL 290</w:t>
+      </w:r>
+      <w:r>
+        <w:rPr>
+          <w:rFonts w:ascii="Times New Roman" w:cs="Times New Roman" w:eastAsia="Times New Roman" w:hAnsi="Times New Roman"/>
+        </w:rPr>
+        <w:t xml:space="preserve">. Their storage comes from above 16 MB through HIGHSTOR; Smalltalk alone uses about 100 MB, so it is practical only when Hercules gives VM/370+ real storage to match (the kit’s </w:t>
+      </w:r>
+      <w:r>
+        <w:rPr>
+          <w:rFonts w:ascii="Courier New" w:cs="Courier New" w:eastAsia="Courier New" w:hAnsi="Courier New"/>
+          <w:sz w:val="19"/>
+          <w:szCs w:val="19"/>
+        </w:rPr>
+        <w:t xml:space="preserve">MAINSIZE 256</w:t>
+      </w:r>
+      <w:r>
+        <w:rPr>
+          <w:rFonts w:ascii="Times New Roman" w:cs="Times New Roman" w:eastAsia="Times New Roman" w:hAnsi="Times New Roman"/>
+        </w:rPr>
+        <w:t xml:space="preserve">); with 16 MB of real storage CP pages it to a crawl. Programs cross-built for CMS run on an 8 MB stack.</w:t>
       </w:r>
     </w:p>
     <w:p>

--- a/arch/31bit/manual/VM370PLUS-Guide.docx
+++ b/arch/31bit/manual/VM370PLUS-Guide.docx
@@ -16,7 +16,7 @@
           <w:sz w:val="72"/>
           <w:szCs w:val="72"/>
         </w:rPr>
-        <w:t xml:space="preserve">VM/370+</w:t>
+        <w:t xml:space="preserve">VM/370plus</w:t>
       </w:r>
     </w:p>
     <w:p>
@@ -136,7 +136,7 @@
         <w:rPr>
           <w:rFonts w:ascii="Times New Roman" w:cs="Times New Roman" w:eastAsia="Times New Roman" w:hAnsi="Times New Roman"/>
         </w:rPr>
-        <w:t xml:space="preserve">This edition applies to VM/370+ Release 1 (kit build 5, 9 October 2026), an ESA/390 conversion of the VM/370 Community Edition V1 R1.2, and to all subsequent builds until otherwise indicated in new editions.</w:t>
+        <w:t xml:space="preserve">This edition applies to VM/370plus Release 1 (kit build 5, 9 October 2026), an ESA/390 conversion of the VM/370 Community Edition V1 R1.2, and to all subsequent builds until otherwise indicated in new editions.</w:t>
       </w:r>
     </w:p>
     <w:p>
@@ -147,7 +147,7 @@
         <w:rPr>
           <w:rFonts w:ascii="Times New Roman" w:cs="Times New Roman" w:eastAsia="Times New Roman" w:hAnsi="Times New Roman"/>
         </w:rPr>
-        <w:t xml:space="preserve">VM/370+ is a hobbyist project. It is not a product of, and this manual is not a publication of, International Business Machines Corporation. IBM, System/370, ESA/390, z/Architecture and VM/370 are names of IBM products and architectures, used here only to identify the systems this software runs on and descends from.</w:t>
+        <w:t xml:space="preserve">VM/370plus is a hobbyist project. It is not a product of, and this manual is not a publication of, International Business Machines Corporation. IBM, System/370, ESA/390, z/Architecture and VM/370 are names of IBM products and architectures, used here only to identify the systems this software runs on and descends from.</w:t>
       </w:r>
     </w:p>
     <w:p>
@@ -266,7 +266,7 @@
           <w:sz w:val="20"/>
           <w:szCs w:val="20"/>
         </w:rPr>
-        <w:t xml:space="preserve">How VM/370+ is built</w:t>
+        <w:t xml:space="preserve">How VM/370plus is built</w:t>
       </w:r>
       <w:r>
         <w:rPr>
@@ -469,7 +469,7 @@
           <w:sz w:val="21"/>
           <w:szCs w:val="21"/>
         </w:rPr>
-        <w:t xml:space="preserve">Chapter 3. Installing VM/370+</w:t>
+        <w:t xml:space="preserve">Chapter 3. Installing VM/370plus</w:t>
       </w:r>
       <w:r>
         <w:rPr>
@@ -614,7 +614,7 @@
           <w:sz w:val="21"/>
           <w:szCs w:val="21"/>
         </w:rPr>
-        <w:t xml:space="preserve">Chapter 4. Operating VM/370+</w:t>
+        <w:t xml:space="preserve">Chapter 4. Operating VM/370plus</w:t>
       </w:r>
       <w:r>
         <w:rPr>
@@ -817,7 +817,7 @@
           <w:sz w:val="20"/>
           <w:szCs w:val="20"/>
         </w:rPr>
-        <w:t xml:space="preserve">Starting Linux with the LINUX EXEC</w:t>
+        <w:t xml:space="preserve">Starting Linux from its disk: IPL LINUX</w:t>
       </w:r>
       <w:r>
         <w:rPr>
@@ -846,7 +846,7 @@
           <w:sz w:val="20"/>
           <w:szCs w:val="20"/>
         </w:rPr>
-        <w:t xml:space="preserve">Starting Linux by hand</w:t>
+        <w:t xml:space="preserve">Making a disk IPLable: vmzipl</w:t>
       </w:r>
       <w:r>
         <w:rPr>
@@ -875,7 +875,7 @@
           <w:sz w:val="20"/>
           <w:szCs w:val="20"/>
         </w:rPr>
-        <w:t xml:space="preserve">The Linux system</w:t>
+        <w:t xml:space="preserve">Starting Linux with the LINUX EXEC</w:t>
       </w:r>
       <w:r>
         <w:rPr>
@@ -885,7 +885,7 @@
           <w:sz w:val="20"/>
           <w:szCs w:val="20"/>
         </w:rPr>
-        <w:t xml:space="preserve">	11</w:t>
+        <w:t xml:space="preserve">	10</w:t>
       </w:r>
     </w:p>
     <w:p>
@@ -904,7 +904,7 @@
           <w:sz w:val="20"/>
           <w:szCs w:val="20"/>
         </w:rPr>
-        <w:t xml:space="preserve">Several Linux users</w:t>
+        <w:t xml:space="preserve">Starting Linux by hand</w:t>
       </w:r>
       <w:r>
         <w:rPr>
@@ -933,6 +933,64 @@
           <w:sz w:val="20"/>
           <w:szCs w:val="20"/>
         </w:rPr>
+        <w:t xml:space="preserve">The Linux system</w:t>
+      </w:r>
+      <w:r>
+        <w:rPr>
+          <w:rFonts w:ascii="Times New Roman" w:cs="Times New Roman" w:eastAsia="Times New Roman" w:hAnsi="Times New Roman"/>
+          <w:b w:val="false"/>
+          <w:bCs w:val="false"/>
+          <w:sz w:val="20"/>
+          <w:szCs w:val="20"/>
+        </w:rPr>
+        <w:t xml:space="preserve">	11</w:t>
+      </w:r>
+    </w:p>
+    <w:p>
+      <w:pPr>
+        <w:tabs>
+          <w:tab w:val="right" w:pos="9638" w:leader="dot"/>
+        </w:tabs>
+        <w:spacing w:after="20" w:before="20"/>
+        <w:ind w:left="400"/>
+      </w:pPr>
+      <w:r>
+        <w:rPr>
+          <w:rFonts w:ascii="Times New Roman" w:cs="Times New Roman" w:eastAsia="Times New Roman" w:hAnsi="Times New Roman"/>
+          <w:b w:val="false"/>
+          <w:bCs w:val="false"/>
+          <w:sz w:val="20"/>
+          <w:szCs w:val="20"/>
+        </w:rPr>
+        <w:t xml:space="preserve">Several Linux users</w:t>
+      </w:r>
+      <w:r>
+        <w:rPr>
+          <w:rFonts w:ascii="Times New Roman" w:cs="Times New Roman" w:eastAsia="Times New Roman" w:hAnsi="Times New Roman"/>
+          <w:b w:val="false"/>
+          <w:bCs w:val="false"/>
+          <w:sz w:val="20"/>
+          <w:szCs w:val="20"/>
+        </w:rPr>
+        <w:t xml:space="preserve">	12</w:t>
+      </w:r>
+    </w:p>
+    <w:p>
+      <w:pPr>
+        <w:tabs>
+          <w:tab w:val="right" w:pos="9638" w:leader="dot"/>
+        </w:tabs>
+        <w:spacing w:after="20" w:before="20"/>
+        <w:ind w:left="400"/>
+      </w:pPr>
+      <w:r>
+        <w:rPr>
+          <w:rFonts w:ascii="Times New Roman" w:cs="Times New Roman" w:eastAsia="Times New Roman" w:hAnsi="Times New Roman"/>
+          <w:b w:val="false"/>
+          <w:bCs w:val="false"/>
+          <w:sz w:val="20"/>
+          <w:szCs w:val="20"/>
+        </w:rPr>
         <w:t xml:space="preserve">Linux and CMS side by side</w:t>
       </w:r>
       <w:r>
@@ -962,7 +1020,7 @@
           <w:sz w:val="21"/>
           <w:szCs w:val="21"/>
         </w:rPr>
-        <w:t xml:space="preserve">Chapter 6. cREXX on VM/370+</w:t>
+        <w:t xml:space="preserve">Chapter 6. cREXX on VM/370plus</w:t>
       </w:r>
       <w:r>
         <w:rPr>
@@ -991,7 +1049,7 @@
           <w:sz w:val="20"/>
           <w:szCs w:val="20"/>
         </w:rPr>
-        <w:t xml:space="preserve">The 2022 release, built on VM/370+</w:t>
+        <w:t xml:space="preserve">The 2022 release, built on VM/370plus</w:t>
       </w:r>
       <w:r>
         <w:rPr>
@@ -1379,7 +1437,7 @@
         <w:rPr>
           <w:rFonts w:ascii="Times New Roman" w:cs="Times New Roman" w:eastAsia="Times New Roman" w:hAnsi="Times New Roman"/>
         </w:rPr>
-        <w:t xml:space="preserve">This manual introduces VM/370+, tells you how to install it over a VM/370 Community Edition system running under the Hercules emulator, and describes how to use the two things it adds to VM/370: virtual machines larger than 16 MB with programs that run in 31-bit addressing mode, and virtual machines that run the ESA/390 architecture, in which Linux/390 and a complete Debian system run.</w:t>
+        <w:t xml:space="preserve">This manual introduces VM/370plus, tells you how to install it over a VM/370 Community Edition system running under the Hercules emulator, and describes how to use the two things it adds to VM/370: virtual machines larger than 16 MB with programs that run in 31-bit addressing mode, and virtual machines that run the ESA/390 architecture, in which Linux/390 and a complete Debian system run.</w:t>
       </w:r>
     </w:p>
     <w:p>
@@ -1390,7 +1448,7 @@
         <w:rPr>
           <w:rFonts w:ascii="Times New Roman" w:cs="Times New Roman" w:eastAsia="Times New Roman" w:hAnsi="Times New Roman"/>
         </w:rPr>
-        <w:t xml:space="preserve">It is written for the VM/370 user who already knows CP and CMS: how to log on, how to use the CP commands of the general user (class G) and of the system operator (class A and B), how to edit and run an EXEC. Where VM/370+ behaves as VM/370 does, this manual says nothing; where it differs, it says how and why.</w:t>
+        <w:t xml:space="preserve">It is written for the VM/370 user who already knows CP and CMS: how to log on, how to use the CP commands of the general user (class G) and of the system operator (class A and B), how to edit and run an EXEC. Where VM/370plus behaves as VM/370 does, this manual says nothing; where it differs, it says how and why.</w:t>
       </w:r>
     </w:p>
     <w:p>
@@ -1422,7 +1480,7 @@
         <w:rPr>
           <w:rFonts w:ascii="Times New Roman" w:cs="Times New Roman" w:eastAsia="Times New Roman" w:hAnsi="Times New Roman"/>
         </w:rPr>
-        <w:t xml:space="preserve">, says what VM/370+ is and what it is for.</w:t>
+        <w:t xml:space="preserve">, says what VM/370plus is and what it is for.</w:t>
       </w:r>
     </w:p>
     <w:p>
@@ -1464,13 +1522,13 @@
           <w:b/>
           <w:bCs/>
         </w:rPr>
-        <w:t xml:space="preserve">Chapter 3, Installing VM/370+</w:t>
-      </w:r>
-      <w:r>
-        <w:rPr>
-          <w:rFonts w:ascii="Times New Roman" w:cs="Times New Roman" w:eastAsia="Times New Roman" w:hAnsi="Times New Roman"/>
-        </w:rPr>
-        <w:t xml:space="preserve">, takes you from a fresh Community Edition to a running VM/370+ system.</w:t>
+        <w:t xml:space="preserve">Chapter 3, Installing VM/370plus</w:t>
+      </w:r>
+      <w:r>
+        <w:rPr>
+          <w:rFonts w:ascii="Times New Roman" w:cs="Times New Roman" w:eastAsia="Times New Roman" w:hAnsi="Times New Roman"/>
+        </w:rPr>
+        <w:t xml:space="preserve">, takes you from a fresh Community Edition to a running VM/370plus system.</w:t>
       </w:r>
     </w:p>
     <w:p>
@@ -1488,7 +1546,7 @@
           <w:b/>
           <w:bCs/>
         </w:rPr>
-        <w:t xml:space="preserve">Chapter 4, Operating VM/370+</w:t>
+        <w:t xml:space="preserve">Chapter 4, Operating VM/370plus</w:t>
       </w:r>
       <w:r>
         <w:rPr>
@@ -1536,13 +1594,13 @@
           <w:b/>
           <w:bCs/>
         </w:rPr>
-        <w:t xml:space="preserve">Chapter 6, cREXX on VM/370+</w:t>
-      </w:r>
-      <w:r>
-        <w:rPr>
-          <w:rFonts w:ascii="Times New Roman" w:cs="Times New Roman" w:eastAsia="Times New Roman" w:hAnsi="Times New Roman"/>
-        </w:rPr>
-        <w:t xml:space="preserve">, describes the REXX compiler and virtual machine built for and on VM/370+, the languages written in cREXX that run on CMS and on Linux, and Turbo CREXX.</w:t>
+        <w:t xml:space="preserve">Chapter 6, cREXX on VM/370plus</w:t>
+      </w:r>
+      <w:r>
+        <w:rPr>
+          <w:rFonts w:ascii="Times New Roman" w:cs="Times New Roman" w:eastAsia="Times New Roman" w:hAnsi="Times New Roman"/>
+        </w:rPr>
+        <w:t xml:space="preserve">, describes the REXX compiler and virtual machine built for and on VM/370plus, the languages written in cREXX that run on CMS and on Linux, and Turbo CREXX.</w:t>
       </w:r>
     </w:p>
     <w:p>
@@ -1670,7 +1728,7 @@
         <w:rPr>
           <w:rFonts w:ascii="Times New Roman" w:cs="Times New Roman" w:eastAsia="Times New Roman" w:hAnsi="Times New Roman"/>
         </w:rPr>
-        <w:t xml:space="preserve">This edition is kept up to date as VM/370+ grows; each change is listed here, newest first.</w:t>
+        <w:t xml:space="preserve">This edition is kept up to date as VM/370plus grows; each change is listed here, newest first.</w:t>
       </w:r>
     </w:p>
     <w:p>
@@ -1785,7 +1843,7 @@
         <w:rPr>
           <w:rFonts w:ascii="Times New Roman" w:cs="Times New Roman" w:eastAsia="Times New Roman" w:hAnsi="Times New Roman"/>
         </w:rPr>
-        <w:t xml:space="preserve">VM/370 was written for System/370: 24-bit addresses, 16 MB of storage, S/370 channel I/O. VM/370+ is the VM/370 Community Edition V1 R1.2 with its Control Program (CP) converted to the ESA/390 architecture. It runs on Hercules in </w:t>
+        <w:t xml:space="preserve">VM/370 was written for System/370: 24-bit addresses, 16 MB of storage, S/370 channel I/O. VM/370plus is the VM/370 Community Edition V1 R1.2 with its Control Program (CP) converted to the ESA/390 architecture. It runs on Hercules in </w:t>
       </w:r>
       <w:r>
         <w:rPr>
@@ -1933,7 +1991,7 @@
         <w:rPr>
           <w:rFonts w:ascii="Times New Roman" w:cs="Times New Roman" w:eastAsia="Times New Roman" w:hAnsi="Times New Roman"/>
         </w:rPr>
-        <w:t xml:space="preserve"> The cREXX REXX compiler, assembler and virtual machine run on VM/370+ and are built on it.</w:t>
+        <w:t xml:space="preserve"> The cREXX REXX compiler, assembler and virtual machine run on VM/370plus and are built on it.</w:t>
       </w:r>
     </w:p>
     <w:p>
@@ -1952,7 +2010,7 @@
         <w:pStyle w:val="Heading2"/>
       </w:pPr>
       <w:r>
-        <w:t xml:space="preserve">How VM/370+ is built</w:t>
+        <w:t xml:space="preserve">How VM/370plus is built</w:t>
       </w:r>
     </w:p>
     <w:p>
@@ -1963,7 +2021,7 @@
         <w:rPr>
           <w:rFonts w:ascii="Times New Roman" w:cs="Times New Roman" w:eastAsia="Times New Roman" w:hAnsi="Times New Roman"/>
         </w:rPr>
-        <w:t xml:space="preserve">VM/370+ is a set of UPDATE decks applied to the Community Edition source, assembled on the system itself, and loaded into the CP nucleus with the standard VMFLOAD procedure. The repository of the project holds every deck, the generator that produces them, the build tools, the issue register and the regression runs. Nothing in VM/370+ is a binary patch.</w:t>
+        <w:t xml:space="preserve">VM/370plus is a set of UPDATE decks applied to the Community Edition source, assembled on the system itself, and loaded into the CP nucleus with the standard VMFLOAD procedure. The repository of the project holds every deck, the generator that produces them, the build tools, the issue register and the regression runs. Nothing in VM/370plus is a binary patch.</w:t>
       </w:r>
     </w:p>
     <w:p>
@@ -2813,7 +2871,15 @@
                 <w:sz w:val="19"/>
                 <w:szCs w:val="19"/>
               </w:rPr>
-              <w:t xml:space="preserve">IPL of Linux from its disk (zipl) and a CP name LINUX</w:t>
+              <w:t xml:space="preserve">IPL of Linux from its disk (vmzipl) and </w:t>
+            </w:r>
+            <w:r>
+              <w:rPr>
+                <w:rFonts w:ascii="Courier New" w:cs="Courier New" w:eastAsia="Courier New" w:hAnsi="Courier New"/>
+                <w:sz w:val="19"/>
+                <w:szCs w:val="19"/>
+              </w:rPr>
+              <w:t xml:space="preserve">IPL LINUX</w:t>
             </w:r>
           </w:p>
         </w:tc>
@@ -2834,7 +2900,7 @@
                 <w:sz w:val="19"/>
                 <w:szCs w:val="19"/>
               </w:rPr>
-              <w:t xml:space="preserve">next</w:t>
+              <w:t xml:space="preserve">complete</w:t>
             </w:r>
           </w:p>
         </w:tc>
@@ -2861,7 +2927,7 @@
                 <w:sz w:val="19"/>
                 <w:szCs w:val="19"/>
               </w:rPr>
-              <w:t xml:space="preserve">M8</w:t>
+              <w:t xml:space="preserve">M7.11</w:t>
             </w:r>
           </w:p>
         </w:tc>
@@ -2882,7 +2948,7 @@
                 <w:sz w:val="19"/>
                 <w:szCs w:val="19"/>
               </w:rPr>
-              <w:t xml:space="preserve">cREXX: the 2022 release built natively (M5); the current release cross-built (M8.1)</w:t>
+              <w:t xml:space="preserve">a 3390-9 Debian disk (about 7 GB) as the standard Linux disk</w:t>
             </w:r>
           </w:p>
         </w:tc>
@@ -2903,7 +2969,7 @@
                 <w:sz w:val="19"/>
                 <w:szCs w:val="19"/>
               </w:rPr>
-              <w:t xml:space="preserve">complete</w:t>
+              <w:t xml:space="preserve">in progress</w:t>
             </w:r>
           </w:p>
         </w:tc>
@@ -2930,7 +2996,7 @@
                 <w:sz w:val="19"/>
                 <w:szCs w:val="19"/>
               </w:rPr>
-              <w:t xml:space="preserve">M8.2</w:t>
+              <w:t xml:space="preserve">M8</w:t>
             </w:r>
           </w:p>
         </w:tc>
@@ -2951,7 +3017,7 @@
                 <w:sz w:val="19"/>
                 <w:szCs w:val="19"/>
               </w:rPr>
-              <w:t xml:space="preserve">the current cREXX built natively with GCC380</w:t>
+              <w:t xml:space="preserve">cREXX: the 2022 release built natively (M5); the current release cross-built (M8.1)</w:t>
             </w:r>
           </w:p>
         </w:tc>
@@ -2972,7 +3038,7 @@
                 <w:sz w:val="19"/>
                 <w:szCs w:val="19"/>
               </w:rPr>
-              <w:t xml:space="preserve">compiler, assembler and VM work; the library does not build yet</w:t>
+              <w:t xml:space="preserve">complete</w:t>
             </w:r>
           </w:p>
         </w:tc>
@@ -2999,7 +3065,7 @@
                 <w:sz w:val="19"/>
                 <w:szCs w:val="19"/>
               </w:rPr>
-              <w:t xml:space="preserve">—</w:t>
+              <w:t xml:space="preserve">M8.2</w:t>
             </w:r>
           </w:p>
         </w:tc>
@@ -3020,7 +3086,7 @@
                 <w:sz w:val="19"/>
                 <w:szCs w:val="19"/>
               </w:rPr>
-              <w:t xml:space="preserve">languages in cREXX for CMS and Linux; Turbo CREXX</w:t>
+              <w:t xml:space="preserve">the current cREXX built natively with GCC380</w:t>
             </w:r>
           </w:p>
         </w:tc>
@@ -3041,7 +3107,7 @@
                 <w:sz w:val="19"/>
                 <w:szCs w:val="19"/>
               </w:rPr>
-              <w:t xml:space="preserve">complete on both</w:t>
+              <w:t xml:space="preserve">compiler, assembler and VM work; the library does not build yet</w:t>
             </w:r>
           </w:p>
         </w:tc>
@@ -3089,7 +3155,7 @@
                 <w:sz w:val="19"/>
                 <w:szCs w:val="19"/>
               </w:rPr>
-              <w:t xml:space="preserve">GNU C 4.6, Python 2.7 and 3.2, Regina REXX and THE under Debian</w:t>
+              <w:t xml:space="preserve">languages in cREXX for CMS and Linux; Turbo CREXX</w:t>
             </w:r>
           </w:p>
         </w:tc>
@@ -3110,7 +3176,7 @@
                 <w:sz w:val="19"/>
                 <w:szCs w:val="19"/>
               </w:rPr>
-              <w:t xml:space="preserve">complete</w:t>
+              <w:t xml:space="preserve">complete on both</w:t>
             </w:r>
           </w:p>
         </w:tc>
@@ -3137,6 +3203,75 @@
                 <w:sz w:val="19"/>
                 <w:szCs w:val="19"/>
               </w:rPr>
+              <w:t xml:space="preserve">—</w:t>
+            </w:r>
+          </w:p>
+        </w:tc>
+        <w:tc>
+          <w:tcPr>
+            <w:tcW w:type="dxa" w:w="6038"/>
+            <w:tcMar>
+              <w:top w:type="dxa" w:w="60"/>
+              <w:left w:type="dxa" w:w="100"/>
+              <w:bottom w:type="dxa" w:w="60"/>
+              <w:right w:type="dxa" w:w="100"/>
+            </w:tcMar>
+          </w:tcPr>
+          <w:p>
+            <w:r>
+              <w:rPr>
+                <w:rFonts w:ascii="Times New Roman" w:cs="Times New Roman" w:eastAsia="Times New Roman" w:hAnsi="Times New Roman"/>
+                <w:sz w:val="19"/>
+                <w:szCs w:val="19"/>
+              </w:rPr>
+              <w:t xml:space="preserve">GNU C 4.6, Python 2.7 and 3.2, Regina REXX and THE under Debian</w:t>
+            </w:r>
+          </w:p>
+        </w:tc>
+        <w:tc>
+          <w:tcPr>
+            <w:tcW w:type="dxa" w:w="2200"/>
+            <w:tcMar>
+              <w:top w:type="dxa" w:w="60"/>
+              <w:left w:type="dxa" w:w="100"/>
+              <w:bottom w:type="dxa" w:w="60"/>
+              <w:right w:type="dxa" w:w="100"/>
+            </w:tcMar>
+          </w:tcPr>
+          <w:p>
+            <w:r>
+              <w:rPr>
+                <w:rFonts w:ascii="Times New Roman" w:cs="Times New Roman" w:eastAsia="Times New Roman" w:hAnsi="Times New Roman"/>
+                <w:sz w:val="19"/>
+                <w:szCs w:val="19"/>
+              </w:rPr>
+              <w:t xml:space="preserve">complete</w:t>
+            </w:r>
+          </w:p>
+        </w:tc>
+      </w:tr>
+      <w:tr>
+        <w:trPr>
+          <w:cantSplit/>
+          <w:tblHeader w:val="false"/>
+        </w:trPr>
+        <w:tc>
+          <w:tcPr>
+            <w:tcW w:type="dxa" w:w="1400"/>
+            <w:tcMar>
+              <w:top w:type="dxa" w:w="60"/>
+              <w:left w:type="dxa" w:w="100"/>
+              <w:bottom w:type="dxa" w:w="60"/>
+              <w:right w:type="dxa" w:w="100"/>
+            </w:tcMar>
+          </w:tcPr>
+          <w:p>
+            <w:r>
+              <w:rPr>
+                <w:rFonts w:ascii="Times New Roman" w:cs="Times New Roman" w:eastAsia="Times New Roman" w:hAnsi="Times New Roman"/>
+                <w:sz w:val="19"/>
+                <w:szCs w:val="19"/>
+              </w:rPr>
               <w:t xml:space="preserve">M9</w:t>
             </w:r>
           </w:p>
@@ -3205,7 +3340,7 @@
           <w:sz w:val="18"/>
           <w:szCs w:val="18"/>
         </w:rPr>
-        <w:t xml:space="preserve">VM/370+ milestones</w:t>
+        <w:t xml:space="preserve">VM/370plus milestones</w:t>
       </w:r>
     </w:p>
     <w:p>
@@ -3315,7 +3450,7 @@
                 <w:sz w:val="18"/>
                 <w:szCs w:val="18"/>
               </w:rPr>
-              <w:t xml:space="preserve">VM/370+</w:t>
+              <w:t xml:space="preserve">VM/370plus</w:t>
             </w:r>
           </w:p>
         </w:tc>
@@ -4248,7 +4383,7 @@
                 <w:sz w:val="19"/>
                 <w:szCs w:val="19"/>
               </w:rPr>
-              <w:t xml:space="preserve">IPL name</w:t>
+              <w:t xml:space="preserve">IPL LINUX</w:t>
             </w:r>
           </w:p>
         </w:tc>
@@ -4269,7 +4404,7 @@
                 <w:sz w:val="19"/>
                 <w:szCs w:val="19"/>
               </w:rPr>
-              <w:t xml:space="preserve">Always IPLs a System/370 machine; a pending </w:t>
+              <w:t xml:space="preserve">New. IPLs the Debian disk at virtual address 250 as an ESA/390 machine: </w:t>
             </w:r>
             <w:r>
               <w:rPr>
@@ -4285,7 +4420,23 @@
                 <w:sz w:val="19"/>
                 <w:szCs w:val="19"/>
               </w:rPr>
-              <w:t xml:space="preserve"> waits for the next IPL of a device.</w:t>
+              <w:t xml:space="preserve"> and </w:t>
+            </w:r>
+            <w:r>
+              <w:rPr>
+                <w:rFonts w:ascii="Courier New" w:cs="Courier New" w:eastAsia="Courier New" w:hAnsi="Courier New"/>
+                <w:sz w:val="19"/>
+                <w:szCs w:val="19"/>
+              </w:rPr>
+              <w:t xml:space="preserve">IPL 250</w:t>
+            </w:r>
+            <w:r>
+              <w:rPr>
+                <w:rFonts w:ascii="Times New Roman" w:cs="Times New Roman" w:eastAsia="Times New Roman" w:hAnsi="Times New Roman"/>
+                <w:sz w:val="19"/>
+                <w:szCs w:val="19"/>
+              </w:rPr>
+              <w:t xml:space="preserve"> in one command. Works from a directory IPL statement too.</w:t>
             </w:r>
           </w:p>
         </w:tc>
@@ -4312,7 +4463,7 @@
                 <w:sz w:val="19"/>
                 <w:szCs w:val="19"/>
               </w:rPr>
-              <w:t xml:space="preserve">DEFINE STORAGE</w:t>
+              <w:t xml:space="preserve">IPL name</w:t>
             </w:r>
           </w:p>
         </w:tc>
@@ -4333,7 +4484,23 @@
                 <w:sz w:val="19"/>
                 <w:szCs w:val="19"/>
               </w:rPr>
-              <w:t xml:space="preserve">Up to 256 MB. Leaves the named system the user was running.</w:t>
+              <w:t xml:space="preserve">Any other name always IPLs a System/370 machine; a pending </w:t>
+            </w:r>
+            <w:r>
+              <w:rPr>
+                <w:rFonts w:ascii="Courier New" w:cs="Courier New" w:eastAsia="Courier New" w:hAnsi="Courier New"/>
+                <w:sz w:val="19"/>
+                <w:szCs w:val="19"/>
+              </w:rPr>
+              <w:t xml:space="preserve">SET ESA ON</w:t>
+            </w:r>
+            <w:r>
+              <w:rPr>
+                <w:rFonts w:ascii="Times New Roman" w:cs="Times New Roman" w:eastAsia="Times New Roman" w:hAnsi="Times New Roman"/>
+                <w:sz w:val="19"/>
+                <w:szCs w:val="19"/>
+              </w:rPr>
+              <w:t xml:space="preserve"> waits for the next IPL of a device.</w:t>
             </w:r>
           </w:p>
         </w:tc>
@@ -4360,23 +4527,7 @@
                 <w:sz w:val="19"/>
                 <w:szCs w:val="19"/>
               </w:rPr>
-              <w:t xml:space="preserve">DISPLAY</w:t>
-            </w:r>
-            <w:r>
-              <w:rPr>
-                <w:rFonts w:ascii="Times New Roman" w:cs="Times New Roman" w:eastAsia="Times New Roman" w:hAnsi="Times New Roman"/>
-                <w:sz w:val="19"/>
-                <w:szCs w:val="19"/>
-              </w:rPr>
-              <w:t xml:space="preserve">, </w:t>
-            </w:r>
-            <w:r>
-              <w:rPr>
-                <w:rFonts w:ascii="Courier New" w:cs="Courier New" w:eastAsia="Courier New" w:hAnsi="Courier New"/>
-                <w:sz w:val="19"/>
-                <w:szCs w:val="19"/>
-              </w:rPr>
-              <w:t xml:space="preserve">STORE</w:t>
+              <w:t xml:space="preserve">DEFINE STORAGE</w:t>
             </w:r>
           </w:p>
         </w:tc>
@@ -4397,7 +4548,7 @@
                 <w:sz w:val="19"/>
                 <w:szCs w:val="19"/>
               </w:rPr>
-              <w:t xml:space="preserve">Address storage above 16 MB.</w:t>
+              <w:t xml:space="preserve">Up to 256 MB. Leaves the named system the user was running.</w:t>
             </w:r>
           </w:p>
         </w:tc>
@@ -4424,6 +4575,70 @@
                 <w:sz w:val="19"/>
                 <w:szCs w:val="19"/>
               </w:rPr>
+              <w:t xml:space="preserve">DISPLAY</w:t>
+            </w:r>
+            <w:r>
+              <w:rPr>
+                <w:rFonts w:ascii="Times New Roman" w:cs="Times New Roman" w:eastAsia="Times New Roman" w:hAnsi="Times New Roman"/>
+                <w:sz w:val="19"/>
+                <w:szCs w:val="19"/>
+              </w:rPr>
+              <w:t xml:space="preserve">, </w:t>
+            </w:r>
+            <w:r>
+              <w:rPr>
+                <w:rFonts w:ascii="Courier New" w:cs="Courier New" w:eastAsia="Courier New" w:hAnsi="Courier New"/>
+                <w:sz w:val="19"/>
+                <w:szCs w:val="19"/>
+              </w:rPr>
+              <w:t xml:space="preserve">STORE</w:t>
+            </w:r>
+          </w:p>
+        </w:tc>
+        <w:tc>
+          <w:tcPr>
+            <w:tcW w:type="dxa" w:w="6638"/>
+            <w:tcMar>
+              <w:top w:type="dxa" w:w="60"/>
+              <w:left w:type="dxa" w:w="100"/>
+              <w:bottom w:type="dxa" w:w="60"/>
+              <w:right w:type="dxa" w:w="100"/>
+            </w:tcMar>
+          </w:tcPr>
+          <w:p>
+            <w:r>
+              <w:rPr>
+                <w:rFonts w:ascii="Times New Roman" w:cs="Times New Roman" w:eastAsia="Times New Roman" w:hAnsi="Times New Roman"/>
+                <w:sz w:val="19"/>
+                <w:szCs w:val="19"/>
+              </w:rPr>
+              <w:t xml:space="preserve">Address storage above 16 MB.</w:t>
+            </w:r>
+          </w:p>
+        </w:tc>
+      </w:tr>
+      <w:tr>
+        <w:trPr>
+          <w:cantSplit/>
+          <w:tblHeader w:val="false"/>
+        </w:trPr>
+        <w:tc>
+          <w:tcPr>
+            <w:tcW w:type="dxa" w:w="3000"/>
+            <w:tcMar>
+              <w:top w:type="dxa" w:w="60"/>
+              <w:left w:type="dxa" w:w="100"/>
+              <w:bottom w:type="dxa" w:w="60"/>
+              <w:right w:type="dxa" w:w="100"/>
+            </w:tcMar>
+          </w:tcPr>
+          <w:p>
+            <w:r>
+              <w:rPr>
+                <w:rFonts w:ascii="Courier New" w:cs="Courier New" w:eastAsia="Courier New" w:hAnsi="Courier New"/>
+                <w:sz w:val="19"/>
+                <w:szCs w:val="19"/>
+              </w:rPr>
               <w:t xml:space="preserve">QUERY VIRTUAL STORAGE</w:t>
             </w:r>
           </w:p>
@@ -4610,7 +4825,7 @@
         <w:pageBreakBefore/>
       </w:pPr>
       <w:r>
-        <w:t xml:space="preserve">Chapter 3. Installing VM/370+</w:t>
+        <w:t xml:space="preserve">Chapter 3. Installing VM/370plus</w:t>
       </w:r>
     </w:p>
     <w:p>
@@ -4648,7 +4863,7 @@
         <w:rPr>
           <w:rFonts w:ascii="Times New Roman" w:cs="Times New Roman" w:eastAsia="Times New Roman" w:hAnsi="Times New Roman"/>
         </w:rPr>
-        <w:t xml:space="preserve">. Do not install VM/370+ over a system you care about.</w:t>
+        <w:t xml:space="preserve">. Do not install VM/370plus over a system you care about.</w:t>
       </w:r>
     </w:p>
     <w:p>
@@ -4712,7 +4927,7 @@
         <w:rPr>
           <w:rFonts w:ascii="Times New Roman" w:cs="Times New Roman" w:eastAsia="Times New Roman" w:hAnsi="Times New Roman"/>
         </w:rPr>
-        <w:t xml:space="preserve">The VM/370+ kit: seven zip files, each under 30 MB.</w:t>
+        <w:t xml:space="preserve">The VM/370plus kit: seven zip files, each under 30 MB.</w:t>
       </w:r>
     </w:p>
     <w:tbl>
@@ -5510,7 +5725,7 @@
                 <w:sz w:val="17"/>
                 <w:szCs w:val="17"/>
               </w:rPr>
-              <w:t xml:space="preserve">VM/370+ Online</w:t>
+              <w:t xml:space="preserve">VM/370plus Online</w:t>
             </w:r>
           </w:p>
           <w:p>
@@ -5588,7 +5803,7 @@
           <w:sz w:val="18"/>
           <w:szCs w:val="18"/>
         </w:rPr>
-        <w:t xml:space="preserve">The first IPL of VM/370+</w:t>
+        <w:t xml:space="preserve">The first IPL of VM/370plus</w:t>
       </w:r>
     </w:p>
     <w:p>
@@ -5720,7 +5935,7 @@
         <w:pageBreakBefore/>
       </w:pPr>
       <w:r>
-        <w:t xml:space="preserve">Chapter 4. Operating VM/370+</w:t>
+        <w:t xml:space="preserve">Chapter 4. Operating VM/370plus</w:t>
       </w:r>
     </w:p>
     <w:p>
@@ -6702,7 +6917,7 @@
         <w:pStyle w:val="Heading2"/>
       </w:pPr>
       <w:r>
-        <w:t xml:space="preserve">Starting Linux with the LINUX EXEC</w:t>
+        <w:t xml:space="preserve">Starting Linux from its disk: IPL LINUX</w:t>
       </w:r>
     </w:p>
     <w:p>
@@ -6713,35 +6928,7 @@
         <w:rPr>
           <w:rFonts w:ascii="Times New Roman" w:cs="Times New Roman" w:eastAsia="Times New Roman" w:hAnsi="Times New Roman"/>
         </w:rPr>
-        <w:t xml:space="preserve">The Linux kernel, the IPL parameter files and the </w:t>
-      </w:r>
-      <w:r>
-        <w:rPr>
-          <w:rFonts w:ascii="Courier New" w:cs="Courier New" w:eastAsia="Courier New" w:hAnsi="Courier New"/>
-          <w:sz w:val="19"/>
-          <w:szCs w:val="19"/>
-        </w:rPr>
-        <w:t xml:space="preserve">LINUX EXEC</w:t>
-      </w:r>
-      <w:r>
-        <w:rPr>
-          <w:rFonts w:ascii="Times New Roman" w:cs="Times New Roman" w:eastAsia="Times New Roman" w:hAnsi="Times New Roman"/>
-        </w:rPr>
-        <w:t xml:space="preserve"> are on MAINT’s 19D disk, which every CMS user accesses as the U disk. From CMS, with 64 MB of storage and the devices attached, type </w:t>
-      </w:r>
-      <w:r>
-        <w:rPr>
-          <w:rFonts w:ascii="Courier New" w:cs="Courier New" w:eastAsia="Courier New" w:hAnsi="Courier New"/>
-          <w:sz w:val="19"/>
-          <w:szCs w:val="19"/>
-        </w:rPr>
-        <w:t xml:space="preserve">LINUX</w:t>
-      </w:r>
-      <w:r>
-        <w:rPr>
-          <w:rFonts w:ascii="Times New Roman" w:cs="Times New Roman" w:eastAsia="Times New Roman" w:hAnsi="Times New Roman"/>
-        </w:rPr>
-        <w:t xml:space="preserve">:</w:t>
+        <w:t xml:space="preserve">The Debian disk carries its own kernel and IPL records, so Linux IPLs straight from it. With 64 MB of storage and the devices attached (the disk at 250), one CP command is enough, from CMS or from CP:</w:t>
       </w:r>
     </w:p>
     <w:tbl>
@@ -6810,7 +6997,7 @@
                 <w:sz w:val="17"/>
                 <w:szCs w:val="17"/>
               </w:rPr>
-              <w:t xml:space="preserve">ipl cms</w:t>
+              <w:t xml:space="preserve">cp ipl linux</w:t>
             </w:r>
           </w:p>
           <w:p>
@@ -6823,124 +7010,7 @@
                 <w:sz w:val="17"/>
                 <w:szCs w:val="17"/>
               </w:rPr>
-              <w:t xml:space="preserve">Ready;</w:t>
-            </w:r>
-          </w:p>
-          <w:p>
-            <w:pPr>
-              <w:spacing w:after="0" w:line="228"/>
-            </w:pPr>
-            <w:r>
-              <w:rPr>
-                <w:rFonts w:ascii="Courier New" w:cs="Courier New" w:eastAsia="Courier New" w:hAnsi="Courier New"/>
-                <w:sz w:val="17"/>
-                <w:szCs w:val="17"/>
-              </w:rPr>
-              <w:t xml:space="preserve">linux</w:t>
-            </w:r>
-          </w:p>
-          <w:p>
-            <w:pPr>
-              <w:spacing w:after="0" w:line="228"/>
-            </w:pPr>
-            <w:r>
-              <w:rPr>
-                <w:rFonts w:ascii="Courier New" w:cs="Courier New" w:eastAsia="Courier New" w:hAnsi="Courier New"/>
-                <w:sz w:val="17"/>
-                <w:szCs w:val="17"/>
-              </w:rPr>
-              <w:t xml:space="preserve">LINUX: punching the kernel and CMSUSER LXPARM to your reader ...</w:t>
-            </w:r>
-          </w:p>
-          <w:p>
-            <w:pPr>
-              <w:spacing w:after="0" w:line="228"/>
-            </w:pPr>
-            <w:r>
-              <w:rPr>
-                <w:rFonts w:ascii="Courier New" w:cs="Courier New" w:eastAsia="Courier New" w:hAnsi="Courier New"/>
-                <w:sz w:val="17"/>
-                <w:szCs w:val="17"/>
-              </w:rPr>
-              <w:t xml:space="preserve">PUN FILE 0002  TO  CMSUSER  COPY 01 NOHOLD</w:t>
-            </w:r>
-          </w:p>
-          <w:p>
-            <w:pPr>
-              <w:spacing w:after="0" w:line="228"/>
-            </w:pPr>
-            <w:r>
-              <w:rPr>
-                <w:rFonts w:ascii="Courier New" w:cs="Courier New" w:eastAsia="Courier New" w:hAnsi="Courier New"/>
-                <w:sz w:val="17"/>
-                <w:szCs w:val="17"/>
-              </w:rPr>
-              <w:t xml:space="preserve">PUN FILE 0003  TO  CMSUSER  COPY 01 NOHOLD</w:t>
-            </w:r>
-          </w:p>
-          <w:p>
-            <w:pPr>
-              <w:spacing w:after="0" w:line="228"/>
-            </w:pPr>
-            <w:r>
-              <w:rPr>
-                <w:rFonts w:ascii="Courier New" w:cs="Courier New" w:eastAsia="Courier New" w:hAnsi="Courier New"/>
-                <w:sz w:val="17"/>
-                <w:szCs w:val="17"/>
-              </w:rPr>
-              <w:t xml:space="preserve">LINUX: IPL 00C as an ESA/390 machine</w:t>
-            </w:r>
-          </w:p>
-          <w:p>
-            <w:pPr>
-              <w:spacing w:after="0" w:line="228"/>
-            </w:pPr>
-            <w:r>
-              <w:rPr>
-                <w:rFonts w:ascii="Courier New" w:cs="Courier New" w:eastAsia="Courier New" w:hAnsi="Courier New"/>
-                <w:sz w:val="17"/>
-                <w:szCs w:val="17"/>
-              </w:rPr>
               <w:t xml:space="preserve">Linux version 4.0.0+ ...</w:t>
-            </w:r>
-          </w:p>
-          <w:p>
-            <w:pPr>
-              <w:spacing w:after="0" w:line="228"/>
-            </w:pPr>
-            <w:r>
-              <w:rPr>
-                <w:rFonts w:ascii="Courier New" w:cs="Courier New" w:eastAsia="Courier New" w:hAnsi="Courier New"/>
-                <w:sz w:val="17"/>
-                <w:szCs w:val="17"/>
-              </w:rPr>
-              <w:t xml:space="preserve">...</w:t>
-            </w:r>
-          </w:p>
-          <w:p>
-            <w:pPr>
-              <w:spacing w:after="0" w:line="228"/>
-            </w:pPr>
-            <w:r>
-              <w:rPr>
-                <w:rFonts w:ascii="Courier New" w:cs="Courier New" w:eastAsia="Courier New" w:hAnsi="Courier New"/>
-                <w:sz w:val="17"/>
-                <w:szCs w:val="17"/>
-              </w:rPr>
-              <w:t xml:space="preserve">root: the system on /dev/dasda1 -- switch_root</w:t>
-            </w:r>
-          </w:p>
-          <w:p>
-            <w:pPr>
-              <w:spacing w:after="0" w:line="228"/>
-            </w:pPr>
-            <w:r>
-              <w:rPr>
-                <w:rFonts w:ascii="Courier New" w:cs="Courier New" w:eastAsia="Courier New" w:hAnsi="Courier New"/>
-                <w:sz w:val="17"/>
-                <w:szCs w:val="17"/>
-              </w:rPr>
-              <w:t xml:space="preserve">INIT: version 2.88 booting</w:t>
             </w:r>
           </w:p>
           <w:p>
@@ -6998,6 +7068,956 @@
           <w:szCs w:val="18"/>
         </w:rPr>
         <w:t xml:space="preserve">Figure 9. </w:t>
+      </w:r>
+      <w:r>
+        <w:rPr>
+          <w:rFonts w:ascii="Arial" w:cs="Arial" w:eastAsia="Arial" w:hAnsi="Arial"/>
+          <w:sz w:val="18"/>
+          <w:szCs w:val="18"/>
+        </w:rPr>
+        <w:t xml:space="preserve">Starting Linux from its disk</w:t>
+      </w:r>
+    </w:p>
+    <w:p>
+      <w:pPr>
+        <w:spacing w:after="120"/>
+      </w:pPr>
+      <w:r>
+        <w:rPr>
+          <w:rFonts w:ascii="Courier New" w:cs="Courier New" w:eastAsia="Courier New" w:hAnsi="Courier New"/>
+          <w:sz w:val="19"/>
+          <w:szCs w:val="19"/>
+        </w:rPr>
+        <w:t xml:space="preserve">IPL LINUX</w:t>
+      </w:r>
+      <w:r>
+        <w:rPr>
+          <w:rFonts w:ascii="Times New Roman" w:cs="Times New Roman" w:eastAsia="Times New Roman" w:hAnsi="Times New Roman"/>
+        </w:rPr>
+        <w:t xml:space="preserve"> is </w:t>
+      </w:r>
+      <w:r>
+        <w:rPr>
+          <w:rFonts w:ascii="Courier New" w:cs="Courier New" w:eastAsia="Courier New" w:hAnsi="Courier New"/>
+          <w:sz w:val="19"/>
+          <w:szCs w:val="19"/>
+        </w:rPr>
+        <w:t xml:space="preserve">SET ESA ON</w:t>
+      </w:r>
+      <w:r>
+        <w:rPr>
+          <w:rFonts w:ascii="Times New Roman" w:cs="Times New Roman" w:eastAsia="Times New Roman" w:hAnsi="Times New Roman"/>
+        </w:rPr>
+        <w:t xml:space="preserve"> followed by </w:t>
+      </w:r>
+      <w:r>
+        <w:rPr>
+          <w:rFonts w:ascii="Courier New" w:cs="Courier New" w:eastAsia="Courier New" w:hAnsi="Courier New"/>
+          <w:sz w:val="19"/>
+          <w:szCs w:val="19"/>
+        </w:rPr>
+        <w:t xml:space="preserve">IPL 250</w:t>
+      </w:r>
+      <w:r>
+        <w:rPr>
+          <w:rFonts w:ascii="Times New Roman" w:cs="Times New Roman" w:eastAsia="Times New Roman" w:hAnsi="Times New Roman"/>
+        </w:rPr>
+        <w:t xml:space="preserve">. Options of the device IPL may follow (</w:t>
+      </w:r>
+      <w:r>
+        <w:rPr>
+          <w:rFonts w:ascii="Courier New" w:cs="Courier New" w:eastAsia="Courier New" w:hAnsi="Courier New"/>
+          <w:sz w:val="19"/>
+          <w:szCs w:val="19"/>
+        </w:rPr>
+        <w:t xml:space="preserve">IPL LINUX CLEAR</w:t>
+      </w:r>
+      <w:r>
+        <w:rPr>
+          <w:rFonts w:ascii="Times New Roman" w:cs="Times New Roman" w:eastAsia="Times New Roman" w:hAnsi="Times New Roman"/>
+        </w:rPr>
+        <w:t xml:space="preserve">). The kernel parameters, including the IP address, were written to the disk with the kernel by </w:t>
+      </w:r>
+      <w:r>
+        <w:rPr>
+          <w:rFonts w:ascii="Courier New" w:cs="Courier New" w:eastAsia="Courier New" w:hAnsi="Courier New"/>
+          <w:sz w:val="19"/>
+          <w:szCs w:val="19"/>
+        </w:rPr>
+        <w:t xml:space="preserve">vmzipl</w:t>
+      </w:r>
+      <w:r>
+        <w:rPr>
+          <w:rFonts w:ascii="Times New Roman" w:cs="Times New Roman" w:eastAsia="Times New Roman" w:hAnsi="Times New Roman"/>
+        </w:rPr>
+        <w:t xml:space="preserve"> (below); the reader route that follows remains for a different kernel or other parameters.</w:t>
+      </w:r>
+    </w:p>
+    <w:p>
+      <w:pPr>
+        <w:pStyle w:val="Heading2"/>
+      </w:pPr>
+      <w:r>
+        <w:t xml:space="preserve">Making a disk IPLable: vmzipl</w:t>
+      </w:r>
+    </w:p>
+    <w:p>
+      <w:pPr>
+        <w:spacing w:after="120"/>
+      </w:pPr>
+      <w:r>
+        <w:rPr>
+          <w:rFonts w:ascii="Courier New" w:cs="Courier New" w:eastAsia="Courier New" w:hAnsi="Courier New"/>
+          <w:sz w:val="19"/>
+          <w:szCs w:val="19"/>
+        </w:rPr>
+        <w:t xml:space="preserve">vmzipl</w:t>
+      </w:r>
+      <w:r>
+        <w:rPr>
+          <w:rFonts w:ascii="Times New Roman" w:cs="Times New Roman" w:eastAsia="Times New Roman" w:hAnsi="Times New Roman"/>
+        </w:rPr>
+        <w:t xml:space="preserve"> is the VM/370plus counterpart of </w:t>
+      </w:r>
+      <w:r>
+        <w:rPr>
+          <w:rFonts w:ascii="Courier New" w:cs="Courier New" w:eastAsia="Courier New" w:hAnsi="Courier New"/>
+          <w:sz w:val="19"/>
+          <w:szCs w:val="19"/>
+        </w:rPr>
+        <w:t xml:space="preserve">zipl</w:t>
+      </w:r>
+      <w:r>
+        <w:rPr>
+          <w:rFonts w:ascii="Times New Roman" w:cs="Times New Roman" w:eastAsia="Times New Roman" w:hAnsi="Times New Roman"/>
+        </w:rPr>
+        <w:t xml:space="preserve">, for the 31-bit Linux 4.0 kernel. It is installed on the Debian disk as </w:t>
+      </w:r>
+      <w:r>
+        <w:rPr>
+          <w:rFonts w:ascii="Courier New" w:cs="Courier New" w:eastAsia="Courier New" w:hAnsi="Courier New"/>
+          <w:sz w:val="19"/>
+          <w:szCs w:val="19"/>
+        </w:rPr>
+        <w:t xml:space="preserve">/usr/local/sbin/vmzipl</w:t>
+      </w:r>
+      <w:r>
+        <w:rPr>
+          <w:rFonts w:ascii="Times New Roman" w:cs="Times New Roman" w:eastAsia="Times New Roman" w:hAnsi="Times New Roman"/>
+        </w:rPr>
+        <w:t xml:space="preserve">. Run it as root after changing the kernel or its parameters:</w:t>
+      </w:r>
+    </w:p>
+    <w:tbl>
+      <w:tblPr>
+        <w:tblW w:type="dxa" w:w="9638"/>
+        <w:tblBorders>
+          <w:top w:val="single" w:color="auto" w:sz="4"/>
+          <w:left w:val="single" w:color="auto" w:sz="4"/>
+          <w:bottom w:val="single" w:color="auto" w:sz="4"/>
+          <w:right w:val="single" w:color="auto" w:sz="4"/>
+          <w:insideH w:val="single" w:color="auto" w:sz="4"/>
+          <w:insideV w:val="single" w:color="auto" w:sz="4"/>
+        </w:tblBorders>
+      </w:tblPr>
+      <w:tblGrid>
+        <w:gridCol w:w="9638"/>
+      </w:tblGrid>
+      <w:tr>
+        <w:trPr>
+          <w:cantSplit/>
+        </w:trPr>
+        <w:tc>
+          <w:tcPr>
+            <w:tcW w:type="dxa" w:w="9638"/>
+            <w:shd w:fill="F2F2F2" w:color="auto" w:val="clear"/>
+            <w:tcMar>
+              <w:top w:type="dxa" w:w="100"/>
+              <w:left w:type="dxa" w:w="140"/>
+              <w:bottom w:type="dxa" w:w="100"/>
+              <w:right w:type="dxa" w:w="140"/>
+            </w:tcMar>
+          </w:tcPr>
+          <w:p>
+            <w:pPr>
+              <w:spacing w:after="0" w:line="228"/>
+            </w:pPr>
+            <w:r>
+              <w:rPr>
+                <w:rFonts w:ascii="Courier New" w:cs="Courier New" w:eastAsia="Courier New" w:hAnsi="Courier New"/>
+                <w:sz w:val="17"/>
+                <w:szCs w:val="17"/>
+              </w:rPr>
+              <w:t xml:space="preserve">vmzipl</w:t>
+            </w:r>
+          </w:p>
+          <w:p>
+            <w:pPr>
+              <w:spacing w:after="0" w:line="228"/>
+            </w:pPr>
+            <w:r>
+              <w:rPr>
+                <w:rFonts w:ascii="Courier New" w:cs="Courier New" w:eastAsia="Courier New" w:hAnsi="Courier New"/>
+                <w:sz w:val="17"/>
+                <w:szCs w:val="17"/>
+              </w:rPr>
+              <w:t xml:space="preserve">vmzipl: /dev/dasda: kernel 1775 blocks in 151 runs, channel program 2560 CCWs in 5 blocks</w:t>
+            </w:r>
+          </w:p>
+          <w:p>
+            <w:pPr>
+              <w:spacing w:after="0" w:line="228"/>
+            </w:pPr>
+            <w:r>
+              <w:rPr>
+                <w:rFonts w:ascii="Courier New" w:cs="Courier New" w:eastAsia="Courier New" w:hAnsi="Courier New"/>
+                <w:sz w:val="17"/>
+                <w:szCs w:val="17"/>
+              </w:rPr>
+              <w:t xml:space="preserve">vmzipl: parameters: no_removal_warning conmode=3215 condev=0x0009 vmip=10.1.1.2 vmpeer=10.1.1.1</w:t>
+            </w:r>
+          </w:p>
+          <w:p>
+            <w:pPr>
+              <w:spacing w:after="0" w:line="228"/>
+            </w:pPr>
+            <w:r>
+              <w:rPr>
+                <w:rFonts w:ascii="Courier New" w:cs="Courier New" w:eastAsia="Courier New" w:hAnsi="Courier New"/>
+                <w:sz w:val="17"/>
+                <w:szCs w:val="17"/>
+              </w:rPr>
+              <w:t xml:space="preserve">vmzipl: IPL with  CP SET ESA ON  and  CP IPL &lt;address of this disk&gt;</w:t>
+            </w:r>
+          </w:p>
+        </w:tc>
+      </w:tr>
+    </w:tbl>
+    <w:p>
+      <w:pPr>
+        <w:spacing w:after="200" w:before="80"/>
+      </w:pPr>
+      <w:r>
+        <w:rPr>
+          <w:rFonts w:ascii="Arial" w:cs="Arial" w:eastAsia="Arial" w:hAnsi="Arial"/>
+          <w:b/>
+          <w:bCs/>
+          <w:sz w:val="18"/>
+          <w:szCs w:val="18"/>
+        </w:rPr>
+        <w:t xml:space="preserve">Figure 10. </w:t>
+      </w:r>
+      <w:r>
+        <w:rPr>
+          <w:rFonts w:ascii="Arial" w:cs="Arial" w:eastAsia="Arial" w:hAnsi="Arial"/>
+          <w:sz w:val="18"/>
+          <w:szCs w:val="18"/>
+        </w:rPr>
+        <w:t xml:space="preserve">Running vmzipl</w:t>
+      </w:r>
+    </w:p>
+    <w:tbl>
+      <w:tblPr>
+        <w:tblW w:type="dxa" w:w="9638"/>
+        <w:tblBorders>
+          <w:top w:val="single" w:color="808080" w:sz="4"/>
+          <w:left w:val="single" w:color="808080" w:sz="4"/>
+          <w:bottom w:val="single" w:color="808080" w:sz="4"/>
+          <w:right w:val="single" w:color="808080" w:sz="4"/>
+          <w:insideH w:val="single" w:color="808080" w:sz="4"/>
+          <w:insideV w:val="single" w:color="808080" w:sz="4"/>
+        </w:tblBorders>
+      </w:tblPr>
+      <w:tblGrid>
+        <w:gridCol w:w="2400"/>
+        <w:gridCol w:w="7238"/>
+      </w:tblGrid>
+      <w:tr>
+        <w:trPr>
+          <w:cantSplit/>
+          <w:tblHeader/>
+        </w:trPr>
+        <w:tc>
+          <w:tcPr>
+            <w:tcW w:type="dxa" w:w="2400"/>
+            <w:shd w:fill="D9D9D9" w:color="auto" w:val="clear"/>
+            <w:tcMar>
+              <w:top w:type="dxa" w:w="60"/>
+              <w:left w:type="dxa" w:w="100"/>
+              <w:bottom w:type="dxa" w:w="60"/>
+              <w:right w:type="dxa" w:w="100"/>
+            </w:tcMar>
+          </w:tcPr>
+          <w:p>
+            <w:r>
+              <w:rPr>
+                <w:rFonts w:ascii="Arial" w:cs="Arial" w:eastAsia="Arial" w:hAnsi="Arial"/>
+                <w:b/>
+                <w:bCs/>
+                <w:sz w:val="18"/>
+                <w:szCs w:val="18"/>
+              </w:rPr>
+              <w:t xml:space="preserve">Option</w:t>
+            </w:r>
+          </w:p>
+        </w:tc>
+        <w:tc>
+          <w:tcPr>
+            <w:tcW w:type="dxa" w:w="7238"/>
+            <w:shd w:fill="D9D9D9" w:color="auto" w:val="clear"/>
+            <w:tcMar>
+              <w:top w:type="dxa" w:w="60"/>
+              <w:left w:type="dxa" w:w="100"/>
+              <w:bottom w:type="dxa" w:w="60"/>
+              <w:right w:type="dxa" w:w="100"/>
+            </w:tcMar>
+          </w:tcPr>
+          <w:p>
+            <w:r>
+              <w:rPr>
+                <w:rFonts w:ascii="Arial" w:cs="Arial" w:eastAsia="Arial" w:hAnsi="Arial"/>
+                <w:b/>
+                <w:bCs/>
+                <w:sz w:val="18"/>
+                <w:szCs w:val="18"/>
+              </w:rPr>
+              <w:t xml:space="preserve">Meaning</w:t>
+            </w:r>
+          </w:p>
+        </w:tc>
+      </w:tr>
+      <w:tr>
+        <w:trPr>
+          <w:cantSplit/>
+          <w:tblHeader w:val="false"/>
+        </w:trPr>
+        <w:tc>
+          <w:tcPr>
+            <w:tcW w:type="dxa" w:w="2400"/>
+            <w:tcMar>
+              <w:top w:type="dxa" w:w="60"/>
+              <w:left w:type="dxa" w:w="100"/>
+              <w:bottom w:type="dxa" w:w="60"/>
+              <w:right w:type="dxa" w:w="100"/>
+            </w:tcMar>
+          </w:tcPr>
+          <w:p>
+            <w:r>
+              <w:rPr>
+                <w:rFonts w:ascii="Courier New" w:cs="Courier New" w:eastAsia="Courier New" w:hAnsi="Courier New"/>
+                <w:sz w:val="19"/>
+                <w:szCs w:val="19"/>
+              </w:rPr>
+              <w:t xml:space="preserve">-k file</w:t>
+            </w:r>
+          </w:p>
+        </w:tc>
+        <w:tc>
+          <w:tcPr>
+            <w:tcW w:type="dxa" w:w="7238"/>
+            <w:tcMar>
+              <w:top w:type="dxa" w:w="60"/>
+              <w:left w:type="dxa" w:w="100"/>
+              <w:bottom w:type="dxa" w:w="60"/>
+              <w:right w:type="dxa" w:w="100"/>
+            </w:tcMar>
+          </w:tcPr>
+          <w:p>
+            <w:r>
+              <w:rPr>
+                <w:rFonts w:ascii="Times New Roman" w:cs="Times New Roman" w:eastAsia="Times New Roman" w:hAnsi="Times New Roman"/>
+                <w:sz w:val="19"/>
+                <w:szCs w:val="19"/>
+              </w:rPr>
+              <w:t xml:space="preserve">the kernel image (default </w:t>
+            </w:r>
+            <w:r>
+              <w:rPr>
+                <w:rFonts w:ascii="Courier New" w:cs="Courier New" w:eastAsia="Courier New" w:hAnsi="Courier New"/>
+                <w:sz w:val="19"/>
+                <w:szCs w:val="19"/>
+              </w:rPr>
+              <w:t xml:space="preserve">/boot/linux48.image</w:t>
+            </w:r>
+            <w:r>
+              <w:rPr>
+                <w:rFonts w:ascii="Times New Roman" w:cs="Times New Roman" w:eastAsia="Times New Roman" w:hAnsi="Times New Roman"/>
+                <w:sz w:val="19"/>
+                <w:szCs w:val="19"/>
+              </w:rPr>
+              <w:t xml:space="preserve">)</w:t>
+            </w:r>
+          </w:p>
+        </w:tc>
+      </w:tr>
+      <w:tr>
+        <w:trPr>
+          <w:cantSplit/>
+          <w:tblHeader w:val="false"/>
+        </w:trPr>
+        <w:tc>
+          <w:tcPr>
+            <w:tcW w:type="dxa" w:w="2400"/>
+            <w:tcMar>
+              <w:top w:type="dxa" w:w="60"/>
+              <w:left w:type="dxa" w:w="100"/>
+              <w:bottom w:type="dxa" w:w="60"/>
+              <w:right w:type="dxa" w:w="100"/>
+            </w:tcMar>
+          </w:tcPr>
+          <w:p>
+            <w:r>
+              <w:rPr>
+                <w:rFonts w:ascii="Courier New" w:cs="Courier New" w:eastAsia="Courier New" w:hAnsi="Courier New"/>
+                <w:sz w:val="19"/>
+                <w:szCs w:val="19"/>
+              </w:rPr>
+              <w:t xml:space="preserve">-p "parameters"</w:t>
+            </w:r>
+          </w:p>
+        </w:tc>
+        <w:tc>
+          <w:tcPr>
+            <w:tcW w:type="dxa" w:w="7238"/>
+            <w:tcMar>
+              <w:top w:type="dxa" w:w="60"/>
+              <w:left w:type="dxa" w:w="100"/>
+              <w:bottom w:type="dxa" w:w="60"/>
+              <w:right w:type="dxa" w:w="100"/>
+            </w:tcMar>
+          </w:tcPr>
+          <w:p>
+            <w:r>
+              <w:rPr>
+                <w:rFonts w:ascii="Times New Roman" w:cs="Times New Roman" w:eastAsia="Times New Roman" w:hAnsi="Times New Roman"/>
+                <w:sz w:val="19"/>
+                <w:szCs w:val="19"/>
+              </w:rPr>
+              <w:t xml:space="preserve">the kernel parameter line (default: the running system’s </w:t>
+            </w:r>
+            <w:r>
+              <w:rPr>
+                <w:rFonts w:ascii="Courier New" w:cs="Courier New" w:eastAsia="Courier New" w:hAnsi="Courier New"/>
+                <w:sz w:val="19"/>
+                <w:szCs w:val="19"/>
+              </w:rPr>
+              <w:t xml:space="preserve">/proc/cmdline</w:t>
+            </w:r>
+            <w:r>
+              <w:rPr>
+                <w:rFonts w:ascii="Times New Roman" w:cs="Times New Roman" w:eastAsia="Times New Roman" w:hAnsi="Times New Roman"/>
+                <w:sz w:val="19"/>
+                <w:szCs w:val="19"/>
+              </w:rPr>
+              <w:t xml:space="preserve">)</w:t>
+            </w:r>
+          </w:p>
+        </w:tc>
+      </w:tr>
+      <w:tr>
+        <w:trPr>
+          <w:cantSplit/>
+          <w:tblHeader w:val="false"/>
+        </w:trPr>
+        <w:tc>
+          <w:tcPr>
+            <w:tcW w:type="dxa" w:w="2400"/>
+            <w:tcMar>
+              <w:top w:type="dxa" w:w="60"/>
+              <w:left w:type="dxa" w:w="100"/>
+              <w:bottom w:type="dxa" w:w="60"/>
+              <w:right w:type="dxa" w:w="100"/>
+            </w:tcMar>
+          </w:tcPr>
+          <w:p>
+            <w:r>
+              <w:rPr>
+                <w:rFonts w:ascii="Courier New" w:cs="Courier New" w:eastAsia="Courier New" w:hAnsi="Courier New"/>
+                <w:sz w:val="19"/>
+                <w:szCs w:val="19"/>
+              </w:rPr>
+              <w:t xml:space="preserve">-d device</w:t>
+            </w:r>
+          </w:p>
+        </w:tc>
+        <w:tc>
+          <w:tcPr>
+            <w:tcW w:type="dxa" w:w="7238"/>
+            <w:tcMar>
+              <w:top w:type="dxa" w:w="60"/>
+              <w:left w:type="dxa" w:w="100"/>
+              <w:bottom w:type="dxa" w:w="60"/>
+              <w:right w:type="dxa" w:w="100"/>
+            </w:tcMar>
+          </w:tcPr>
+          <w:p>
+            <w:r>
+              <w:rPr>
+                <w:rFonts w:ascii="Times New Roman" w:cs="Times New Roman" w:eastAsia="Times New Roman" w:hAnsi="Times New Roman"/>
+                <w:sz w:val="19"/>
+                <w:szCs w:val="19"/>
+              </w:rPr>
+              <w:t xml:space="preserve">the disk to make IPLable (default </w:t>
+            </w:r>
+            <w:r>
+              <w:rPr>
+                <w:rFonts w:ascii="Courier New" w:cs="Courier New" w:eastAsia="Courier New" w:hAnsi="Courier New"/>
+                <w:sz w:val="19"/>
+                <w:szCs w:val="19"/>
+              </w:rPr>
+              <w:t xml:space="preserve">/dev/dasda</w:t>
+            </w:r>
+            <w:r>
+              <w:rPr>
+                <w:rFonts w:ascii="Times New Roman" w:cs="Times New Roman" w:eastAsia="Times New Roman" w:hAnsi="Times New Roman"/>
+                <w:sz w:val="19"/>
+                <w:szCs w:val="19"/>
+              </w:rPr>
+              <w:t xml:space="preserve">)</w:t>
+            </w:r>
+          </w:p>
+        </w:tc>
+      </w:tr>
+      <w:tr>
+        <w:trPr>
+          <w:cantSplit/>
+          <w:tblHeader w:val="false"/>
+        </w:trPr>
+        <w:tc>
+          <w:tcPr>
+            <w:tcW w:type="dxa" w:w="2400"/>
+            <w:tcMar>
+              <w:top w:type="dxa" w:w="60"/>
+              <w:left w:type="dxa" w:w="100"/>
+              <w:bottom w:type="dxa" w:w="60"/>
+              <w:right w:type="dxa" w:w="100"/>
+            </w:tcMar>
+          </w:tcPr>
+          <w:p>
+            <w:r>
+              <w:rPr>
+                <w:rFonts w:ascii="Courier New" w:cs="Courier New" w:eastAsia="Courier New" w:hAnsi="Courier New"/>
+                <w:sz w:val="19"/>
+                <w:szCs w:val="19"/>
+              </w:rPr>
+              <w:t xml:space="preserve">-r directory</w:t>
+            </w:r>
+          </w:p>
+        </w:tc>
+        <w:tc>
+          <w:tcPr>
+            <w:tcW w:type="dxa" w:w="7238"/>
+            <w:tcMar>
+              <w:top w:type="dxa" w:w="60"/>
+              <w:left w:type="dxa" w:w="100"/>
+              <w:bottom w:type="dxa" w:w="60"/>
+              <w:right w:type="dxa" w:w="100"/>
+            </w:tcMar>
+          </w:tcPr>
+          <w:p>
+            <w:r>
+              <w:rPr>
+                <w:rFonts w:ascii="Times New Roman" w:cs="Times New Roman" w:eastAsia="Times New Roman" w:hAnsi="Times New Roman"/>
+                <w:sz w:val="19"/>
+                <w:szCs w:val="19"/>
+              </w:rPr>
+              <w:t xml:space="preserve">where that disk’s file system is mounted, when it is not the root</w:t>
+            </w:r>
+          </w:p>
+        </w:tc>
+      </w:tr>
+    </w:tbl>
+    <w:p>
+      <w:pPr>
+        <w:spacing w:after="200" w:before="80"/>
+      </w:pPr>
+      <w:r>
+        <w:rPr>
+          <w:rFonts w:ascii="Arial" w:cs="Arial" w:eastAsia="Arial" w:hAnsi="Arial"/>
+          <w:b/>
+          <w:bCs/>
+          <w:sz w:val="18"/>
+          <w:szCs w:val="18"/>
+        </w:rPr>
+        <w:t xml:space="preserve">Figure 11. </w:t>
+      </w:r>
+      <w:r>
+        <w:rPr>
+          <w:rFonts w:ascii="Arial" w:cs="Arial" w:eastAsia="Arial" w:hAnsi="Arial"/>
+          <w:sz w:val="18"/>
+          <w:szCs w:val="18"/>
+        </w:rPr>
+        <w:t xml:space="preserve">vmzipl options</w:t>
+      </w:r>
+    </w:p>
+    <w:p>
+      <w:pPr>
+        <w:spacing w:after="120"/>
+      </w:pPr>
+      <w:r>
+        <w:rPr>
+          <w:rFonts w:ascii="Times New Roman" w:cs="Times New Roman" w:eastAsia="Times New Roman" w:hAnsi="Times New Roman"/>
+        </w:rPr>
+        <w:t xml:space="preserve">It writes </w:t>
+      </w:r>
+      <w:r>
+        <w:rPr>
+          <w:rFonts w:ascii="Courier New" w:cs="Courier New" w:eastAsia="Courier New" w:hAnsi="Courier New"/>
+          <w:sz w:val="19"/>
+          <w:szCs w:val="19"/>
+        </w:rPr>
+        <w:t xml:space="preserve">/boot/vmipl.bin</w:t>
+      </w:r>
+      <w:r>
+        <w:rPr>
+          <w:rFonts w:ascii="Times New Roman" w:cs="Times New Roman" w:eastAsia="Times New Roman" w:hAnsi="Times New Roman"/>
+        </w:rPr>
+        <w:t xml:space="preserve"> (the kernel with the parameters) and </w:t>
+      </w:r>
+      <w:r>
+        <w:rPr>
+          <w:rFonts w:ascii="Courier New" w:cs="Courier New" w:eastAsia="Courier New" w:hAnsi="Courier New"/>
+          <w:sz w:val="19"/>
+          <w:szCs w:val="19"/>
+        </w:rPr>
+        <w:t xml:space="preserve">/boot/vmipl.ccw</w:t>
+      </w:r>
+      <w:r>
+        <w:rPr>
+          <w:rFonts w:ascii="Times New Roman" w:cs="Times New Roman" w:eastAsia="Times New Roman" w:hAnsi="Times New Roman"/>
+        </w:rPr>
+        <w:t xml:space="preserve"> (the channel program that reads it), then records 1 and 2 of track 0 (IPL1 and IPL2) of the disk.</w:t>
+      </w:r>
+    </w:p>
+    <w:p>
+      <w:pPr>
+        <w:pStyle w:val="Heading2"/>
+      </w:pPr>
+      <w:r>
+        <w:t xml:space="preserve">Starting Linux with the LINUX EXEC</w:t>
+      </w:r>
+    </w:p>
+    <w:p>
+      <w:pPr>
+        <w:spacing w:after="120"/>
+      </w:pPr>
+      <w:r>
+        <w:rPr>
+          <w:rFonts w:ascii="Times New Roman" w:cs="Times New Roman" w:eastAsia="Times New Roman" w:hAnsi="Times New Roman"/>
+        </w:rPr>
+        <w:t xml:space="preserve">The </w:t>
+      </w:r>
+      <w:r>
+        <w:rPr>
+          <w:rFonts w:ascii="Courier New" w:cs="Courier New" w:eastAsia="Courier New" w:hAnsi="Courier New"/>
+          <w:sz w:val="19"/>
+          <w:szCs w:val="19"/>
+        </w:rPr>
+        <w:t xml:space="preserve">LINUX EXEC</w:t>
+      </w:r>
+      <w:r>
+        <w:rPr>
+          <w:rFonts w:ascii="Times New Roman" w:cs="Times New Roman" w:eastAsia="Times New Roman" w:hAnsi="Times New Roman"/>
+        </w:rPr>
+        <w:t xml:space="preserve"> is on MAINT’s 19D disk, which every CMS user accesses as the U disk. </w:t>
+      </w:r>
+      <w:r>
+        <w:rPr>
+          <w:rFonts w:ascii="Courier New" w:cs="Courier New" w:eastAsia="Courier New" w:hAnsi="Courier New"/>
+          <w:sz w:val="19"/>
+          <w:szCs w:val="19"/>
+        </w:rPr>
+        <w:t xml:space="preserve">LINUX</w:t>
+      </w:r>
+      <w:r>
+        <w:rPr>
+          <w:rFonts w:ascii="Times New Roman" w:cs="Times New Roman" w:eastAsia="Times New Roman" w:hAnsi="Times New Roman"/>
+        </w:rPr>
+        <w:t xml:space="preserve"> alone issues </w:t>
+      </w:r>
+      <w:r>
+        <w:rPr>
+          <w:rFonts w:ascii="Courier New" w:cs="Courier New" w:eastAsia="Courier New" w:hAnsi="Courier New"/>
+          <w:sz w:val="19"/>
+          <w:szCs w:val="19"/>
+        </w:rPr>
+        <w:t xml:space="preserve">CP IPL LINUX</w:t>
+      </w:r>
+      <w:r>
+        <w:rPr>
+          <w:rFonts w:ascii="Times New Roman" w:cs="Times New Roman" w:eastAsia="Times New Roman" w:hAnsi="Times New Roman"/>
+        </w:rPr>
+        <w:t xml:space="preserve">. </w:t>
+      </w:r>
+      <w:r>
+        <w:rPr>
+          <w:rFonts w:ascii="Courier New" w:cs="Courier New" w:eastAsia="Courier New" w:hAnsi="Courier New"/>
+          <w:sz w:val="19"/>
+          <w:szCs w:val="19"/>
+        </w:rPr>
+        <w:t xml:space="preserve">LINUX READER</w:t>
+      </w:r>
+      <w:r>
+        <w:rPr>
+          <w:rFonts w:ascii="Times New Roman" w:cs="Times New Roman" w:eastAsia="Times New Roman" w:hAnsi="Times New Roman"/>
+        </w:rPr>
+        <w:t xml:space="preserve"> takes the older route: the kernel and the IPL parameter files on 19D go through your reader. From CMS, with 64 MB of storage and the devices attached:</w:t>
+      </w:r>
+    </w:p>
+    <w:tbl>
+      <w:tblPr>
+        <w:tblW w:type="dxa" w:w="9638"/>
+        <w:tblBorders>
+          <w:top w:val="single" w:color="auto" w:sz="4"/>
+          <w:left w:val="single" w:color="auto" w:sz="4"/>
+          <w:bottom w:val="single" w:color="auto" w:sz="4"/>
+          <w:right w:val="single" w:color="auto" w:sz="4"/>
+          <w:insideH w:val="single" w:color="auto" w:sz="4"/>
+          <w:insideV w:val="single" w:color="auto" w:sz="4"/>
+        </w:tblBorders>
+      </w:tblPr>
+      <w:tblGrid>
+        <w:gridCol w:w="9638"/>
+      </w:tblGrid>
+      <w:tr>
+        <w:trPr>
+          <w:cantSplit/>
+        </w:trPr>
+        <w:tc>
+          <w:tcPr>
+            <w:tcW w:type="dxa" w:w="9638"/>
+            <w:shd w:fill="F2F2F2" w:color="auto" w:val="clear"/>
+            <w:tcMar>
+              <w:top w:type="dxa" w:w="100"/>
+              <w:left w:type="dxa" w:w="140"/>
+              <w:bottom w:type="dxa" w:w="100"/>
+              <w:right w:type="dxa" w:w="140"/>
+            </w:tcMar>
+          </w:tcPr>
+          <w:p>
+            <w:pPr>
+              <w:spacing w:after="0" w:line="228"/>
+            </w:pPr>
+            <w:r>
+              <w:rPr>
+                <w:rFonts w:ascii="Courier New" w:cs="Courier New" w:eastAsia="Courier New" w:hAnsi="Courier New"/>
+                <w:sz w:val="17"/>
+                <w:szCs w:val="17"/>
+              </w:rPr>
+              <w:t xml:space="preserve">logon cmsuser</w:t>
+            </w:r>
+          </w:p>
+          <w:p>
+            <w:pPr>
+              <w:spacing w:after="0" w:line="228"/>
+            </w:pPr>
+            <w:r>
+              <w:rPr>
+                <w:rFonts w:ascii="Courier New" w:cs="Courier New" w:eastAsia="Courier New" w:hAnsi="Courier New"/>
+                <w:sz w:val="17"/>
+                <w:szCs w:val="17"/>
+              </w:rPr>
+              <w:t xml:space="preserve">cp define storage 64m</w:t>
+            </w:r>
+          </w:p>
+          <w:p>
+            <w:pPr>
+              <w:spacing w:after="0" w:line="228"/>
+            </w:pPr>
+            <w:r>
+              <w:rPr>
+                <w:rFonts w:ascii="Courier New" w:cs="Courier New" w:eastAsia="Courier New" w:hAnsi="Courier New"/>
+                <w:sz w:val="17"/>
+                <w:szCs w:val="17"/>
+              </w:rPr>
+              <w:t xml:space="preserve">ipl cms</w:t>
+            </w:r>
+          </w:p>
+          <w:p>
+            <w:pPr>
+              <w:spacing w:after="0" w:line="228"/>
+            </w:pPr>
+            <w:r>
+              <w:rPr>
+                <w:rFonts w:ascii="Courier New" w:cs="Courier New" w:eastAsia="Courier New" w:hAnsi="Courier New"/>
+                <w:sz w:val="17"/>
+                <w:szCs w:val="17"/>
+              </w:rPr>
+              <w:t xml:space="preserve">Ready;</w:t>
+            </w:r>
+          </w:p>
+          <w:p>
+            <w:pPr>
+              <w:spacing w:after="0" w:line="228"/>
+            </w:pPr>
+            <w:r>
+              <w:rPr>
+                <w:rFonts w:ascii="Courier New" w:cs="Courier New" w:eastAsia="Courier New" w:hAnsi="Courier New"/>
+                <w:sz w:val="17"/>
+                <w:szCs w:val="17"/>
+              </w:rPr>
+              <w:t xml:space="preserve">linux reader</w:t>
+            </w:r>
+          </w:p>
+          <w:p>
+            <w:pPr>
+              <w:spacing w:after="0" w:line="228"/>
+            </w:pPr>
+            <w:r>
+              <w:rPr>
+                <w:rFonts w:ascii="Courier New" w:cs="Courier New" w:eastAsia="Courier New" w:hAnsi="Courier New"/>
+                <w:sz w:val="17"/>
+                <w:szCs w:val="17"/>
+              </w:rPr>
+              <w:t xml:space="preserve">LINUX: punching the kernel and CMSUSER LXPARM to your reader ...</w:t>
+            </w:r>
+          </w:p>
+          <w:p>
+            <w:pPr>
+              <w:spacing w:after="0" w:line="228"/>
+            </w:pPr>
+            <w:r>
+              <w:rPr>
+                <w:rFonts w:ascii="Courier New" w:cs="Courier New" w:eastAsia="Courier New" w:hAnsi="Courier New"/>
+                <w:sz w:val="17"/>
+                <w:szCs w:val="17"/>
+              </w:rPr>
+              <w:t xml:space="preserve">PUN FILE 0002  TO  CMSUSER  COPY 01 NOHOLD</w:t>
+            </w:r>
+          </w:p>
+          <w:p>
+            <w:pPr>
+              <w:spacing w:after="0" w:line="228"/>
+            </w:pPr>
+            <w:r>
+              <w:rPr>
+                <w:rFonts w:ascii="Courier New" w:cs="Courier New" w:eastAsia="Courier New" w:hAnsi="Courier New"/>
+                <w:sz w:val="17"/>
+                <w:szCs w:val="17"/>
+              </w:rPr>
+              <w:t xml:space="preserve">PUN FILE 0003  TO  CMSUSER  COPY 01 NOHOLD</w:t>
+            </w:r>
+          </w:p>
+          <w:p>
+            <w:pPr>
+              <w:spacing w:after="0" w:line="228"/>
+            </w:pPr>
+            <w:r>
+              <w:rPr>
+                <w:rFonts w:ascii="Courier New" w:cs="Courier New" w:eastAsia="Courier New" w:hAnsi="Courier New"/>
+                <w:sz w:val="17"/>
+                <w:szCs w:val="17"/>
+              </w:rPr>
+              <w:t xml:space="preserve">LINUX: IPL 00C as an ESA/390 machine</w:t>
+            </w:r>
+          </w:p>
+          <w:p>
+            <w:pPr>
+              <w:spacing w:after="0" w:line="228"/>
+            </w:pPr>
+            <w:r>
+              <w:rPr>
+                <w:rFonts w:ascii="Courier New" w:cs="Courier New" w:eastAsia="Courier New" w:hAnsi="Courier New"/>
+                <w:sz w:val="17"/>
+                <w:szCs w:val="17"/>
+              </w:rPr>
+              <w:t xml:space="preserve">Linux version 4.0.0+ ...</w:t>
+            </w:r>
+          </w:p>
+          <w:p>
+            <w:pPr>
+              <w:spacing w:after="0" w:line="228"/>
+            </w:pPr>
+            <w:r>
+              <w:rPr>
+                <w:rFonts w:ascii="Courier New" w:cs="Courier New" w:eastAsia="Courier New" w:hAnsi="Courier New"/>
+                <w:sz w:val="17"/>
+                <w:szCs w:val="17"/>
+              </w:rPr>
+              <w:t xml:space="preserve">...</w:t>
+            </w:r>
+          </w:p>
+          <w:p>
+            <w:pPr>
+              <w:spacing w:after="0" w:line="228"/>
+            </w:pPr>
+            <w:r>
+              <w:rPr>
+                <w:rFonts w:ascii="Courier New" w:cs="Courier New" w:eastAsia="Courier New" w:hAnsi="Courier New"/>
+                <w:sz w:val="17"/>
+                <w:szCs w:val="17"/>
+              </w:rPr>
+              <w:t xml:space="preserve">root: the system on /dev/dasda1 -- switch_root</w:t>
+            </w:r>
+          </w:p>
+          <w:p>
+            <w:pPr>
+              <w:spacing w:after="0" w:line="228"/>
+            </w:pPr>
+            <w:r>
+              <w:rPr>
+                <w:rFonts w:ascii="Courier New" w:cs="Courier New" w:eastAsia="Courier New" w:hAnsi="Courier New"/>
+                <w:sz w:val="17"/>
+                <w:szCs w:val="17"/>
+              </w:rPr>
+              <w:t xml:space="preserve">INIT: version 2.88 booting</w:t>
+            </w:r>
+          </w:p>
+          <w:p>
+            <w:pPr>
+              <w:spacing w:after="0" w:line="228"/>
+            </w:pPr>
+            <w:r>
+              <w:rPr>
+                <w:rFonts w:ascii="Courier New" w:cs="Courier New" w:eastAsia="Courier New" w:hAnsi="Courier New"/>
+                <w:sz w:val="17"/>
+                <w:szCs w:val="17"/>
+              </w:rPr>
+              <w:t xml:space="preserve">...</w:t>
+            </w:r>
+          </w:p>
+          <w:p>
+            <w:pPr>
+              <w:spacing w:after="0" w:line="228"/>
+            </w:pPr>
+            <w:r>
+              <w:rPr>
+                <w:rFonts w:ascii="Courier New" w:cs="Courier New" w:eastAsia="Courier New" w:hAnsi="Courier New"/>
+                <w:sz w:val="17"/>
+                <w:szCs w:val="17"/>
+              </w:rPr>
+              <w:t xml:space="preserve">Debian GNU/Linux 7 vm370plus ttyS0</w:t>
+            </w:r>
+          </w:p>
+          <w:p>
+            <w:pPr>
+              <w:spacing w:after="0" w:line="228"/>
+            </w:pPr>
+            <w:r>
+              <w:rPr>
+                <w:rFonts w:ascii="Courier New" w:cs="Courier New" w:eastAsia="Courier New" w:hAnsi="Courier New"/>
+                <w:sz w:val="17"/>
+                <w:szCs w:val="17"/>
+              </w:rPr>
+              <w:t xml:space="preserve">vm370plus login:</w:t>
+            </w:r>
+          </w:p>
+        </w:tc>
+      </w:tr>
+    </w:tbl>
+    <w:p>
+      <w:pPr>
+        <w:spacing w:after="200" w:before="80"/>
+      </w:pPr>
+      <w:r>
+        <w:rPr>
+          <w:rFonts w:ascii="Arial" w:cs="Arial" w:eastAsia="Arial" w:hAnsi="Arial"/>
+          <w:b/>
+          <w:bCs/>
+          <w:sz w:val="18"/>
+          <w:szCs w:val="18"/>
+        </w:rPr>
+        <w:t xml:space="preserve">Figure 12. </w:t>
       </w:r>
       <w:r>
         <w:rPr>
@@ -7398,7 +8418,7 @@
           <w:sz w:val="18"/>
           <w:szCs w:val="18"/>
         </w:rPr>
-        <w:t xml:space="preserve">Figure 10. </w:t>
+        <w:t xml:space="preserve">Figure 13. </w:t>
       </w:r>
       <w:r>
         <w:rPr>
@@ -7552,7 +8572,7 @@
           <w:sz w:val="18"/>
           <w:szCs w:val="18"/>
         </w:rPr>
-        <w:t xml:space="preserve">Figure 11. </w:t>
+        <w:t xml:space="preserve">Figure 14. </w:t>
       </w:r>
       <w:r>
         <w:rPr>
@@ -7660,7 +8680,7 @@
           <w:sz w:val="18"/>
           <w:szCs w:val="18"/>
         </w:rPr>
-        <w:t xml:space="preserve">Figure 12. </w:t>
+        <w:t xml:space="preserve">Figure 15. </w:t>
       </w:r>
       <w:r>
         <w:rPr>
@@ -8112,7 +9132,7 @@
           <w:sz w:val="18"/>
           <w:szCs w:val="18"/>
         </w:rPr>
-        <w:t xml:space="preserve">Figure 13. </w:t>
+        <w:t xml:space="preserve">Figure 16. </w:t>
       </w:r>
       <w:r>
         <w:rPr>
@@ -8120,7 +9140,7 @@
           <w:sz w:val="18"/>
           <w:szCs w:val="18"/>
         </w:rPr>
-        <w:t xml:space="preserve">Debian on VM/370+</w:t>
+        <w:t xml:space="preserve">Debian on VM/370plus</w:t>
       </w:r>
     </w:p>
     <w:p>
@@ -8472,7 +9492,7 @@
           <w:sz w:val="18"/>
           <w:szCs w:val="18"/>
         </w:rPr>
-        <w:t xml:space="preserve">Figure 14. </w:t>
+        <w:t xml:space="preserve">Figure 17. </w:t>
       </w:r>
       <w:r>
         <w:rPr>
@@ -8626,7 +9646,7 @@
         <w:pageBreakBefore/>
       </w:pPr>
       <w:r>
-        <w:t xml:space="preserve">Chapter 6. cREXX on VM/370+</w:t>
+        <w:t xml:space="preserve">Chapter 6. cREXX on VM/370plus</w:t>
       </w:r>
     </w:p>
     <w:p>
@@ -8637,7 +9657,7 @@
         <w:rPr>
           <w:rFonts w:ascii="Times New Roman" w:cs="Times New Roman" w:eastAsia="Times New Roman" w:hAnsi="Times New Roman"/>
         </w:rPr>
-        <w:t xml:space="preserve">cREXX is a REXX implementation built as a compiler (RXC), an assembler (RXAS), a disassembler (RXDAS) and a virtual machine (RXBVM, RXVM). It needs more than 16 MB to compile larger programs, which is where VM/370+ came from.</w:t>
+        <w:t xml:space="preserve">cREXX is a REXX implementation built as a compiler (RXC), an assembler (RXAS), a disassembler (RXDAS) and a virtual machine (RXBVM, RXVM). It needs more than 16 MB to compile larger programs, which is where VM/370plus came from.</w:t>
       </w:r>
     </w:p>
     <w:p>
@@ -8645,7 +9665,7 @@
         <w:pStyle w:val="Heading2"/>
       </w:pPr>
       <w:r>
-        <w:t xml:space="preserve">The 2022 release, built on VM/370+</w:t>
+        <w:t xml:space="preserve">The 2022 release, built on VM/370plus</w:t>
       </w:r>
     </w:p>
     <w:p>
@@ -8847,7 +9867,7 @@
           <w:sz w:val="18"/>
           <w:szCs w:val="18"/>
         </w:rPr>
-        <w:t xml:space="preserve">Figure 15. </w:t>
+        <w:t xml:space="preserve">Figure 18. </w:t>
       </w:r>
       <w:r>
         <w:rPr>
@@ -8855,7 +9875,7 @@
           <w:sz w:val="18"/>
           <w:szCs w:val="18"/>
         </w:rPr>
-        <w:t xml:space="preserve">Building and running cREXX on VM/370+</w:t>
+        <w:t xml:space="preserve">Building and running cREXX on VM/370plus</w:t>
       </w:r>
     </w:p>
     <w:p>
@@ -9257,7 +10277,7 @@
           <w:sz w:val="18"/>
           <w:szCs w:val="18"/>
         </w:rPr>
-        <w:t xml:space="preserve">Figure 16. </w:t>
+        <w:t xml:space="preserve">Figure 19. </w:t>
       </w:r>
       <w:r>
         <w:rPr>
@@ -9284,7 +10304,7 @@
         <w:rPr>
           <w:rFonts w:ascii="Times New Roman" w:cs="Times New Roman" w:eastAsia="Times New Roman" w:hAnsi="Times New Roman"/>
         </w:rPr>
-        <w:t xml:space="preserve">The current release (1.0.0-beta.3) needs a C99 compiler; GCC380 is GCC 3.2.3. It runs on VM/370+ cross-compiled with GCC 13 (</w:t>
+        <w:t xml:space="preserve">The current release (1.0.0-beta.3) needs a C99 compiler; GCC380 is GCC 3.2.3. It runs on VM/370plus cross-compiled with GCC 13 (</w:t>
       </w:r>
       <w:r>
         <w:rPr>
@@ -9478,7 +10498,7 @@
                 <w:sz w:val="17"/>
                 <w:szCs w:val="17"/>
               </w:rPr>
-              <w:t xml:space="preserve">Hello from current cREXX on VM/370+</w:t>
+              <w:t xml:space="preserve">Hello from current cREXX on VM/370plus</w:t>
             </w:r>
           </w:p>
           <w:p>
@@ -9522,7 +10542,7 @@
           <w:sz w:val="18"/>
           <w:szCs w:val="18"/>
         </w:rPr>
-        <w:t xml:space="preserve">Figure 17. </w:t>
+        <w:t xml:space="preserve">Figure 20. </w:t>
       </w:r>
       <w:r>
         <w:rPr>
@@ -10596,7 +11616,7 @@
           <w:sz w:val="18"/>
           <w:szCs w:val="18"/>
         </w:rPr>
-        <w:t xml:space="preserve">Figure 18. </w:t>
+        <w:t xml:space="preserve">Figure 21. </w:t>
       </w:r>
       <w:r>
         <w:rPr>
@@ -10710,7 +11730,7 @@
         <w:rPr>
           <w:rFonts w:ascii="Times New Roman" w:cs="Times New Roman" w:eastAsia="Times New Roman" w:hAnsi="Times New Roman"/>
         </w:rPr>
-        <w:t xml:space="preserve">. Their storage comes from above 16 MB through HIGHSTOR; Smalltalk alone uses about 100 MB, so it is practical only when Hercules gives VM/370+ real storage to match (the kit’s </w:t>
+        <w:t xml:space="preserve">. Their storage comes from above 16 MB through HIGHSTOR; Smalltalk alone uses about 100 MB, so it is practical only when Hercules gives VM/370plus real storage to match (the kit’s </w:t>
       </w:r>
       <w:r>
         <w:rPr>
@@ -11226,7 +12246,7 @@
           <w:sz w:val="18"/>
           <w:szCs w:val="18"/>
         </w:rPr>
-        <w:t xml:space="preserve">Figure 19. </w:t>
+        <w:t xml:space="preserve">Figure 22. </w:t>
       </w:r>
       <w:r>
         <w:rPr>
@@ -11367,7 +12387,7 @@
         <w:rPr>
           <w:rFonts w:ascii="Times New Roman" w:cs="Times New Roman" w:eastAsia="Times New Roman" w:hAnsi="Times New Roman"/>
         </w:rPr>
-        <w:t xml:space="preserve"> only compiles): a small driver of VM/370+ for </w:t>
+        <w:t xml:space="preserve"> only compiles): a small driver of VM/370plus for </w:t>
       </w:r>
       <w:r>
         <w:rPr>
@@ -11666,7 +12686,7 @@
                 <w:sz w:val="17"/>
                 <w:szCs w:val="17"/>
               </w:rPr>
-              <w:t xml:space="preserve">  T U R B O   C R E X X   ---   VM/370+ CMS</w:t>
+              <w:t xml:space="preserve">  T U R B O   C R E X X   ---   VM/370plus CMS</w:t>
             </w:r>
           </w:p>
           <w:p>
@@ -11736,7 +12756,7 @@
           <w:sz w:val="18"/>
           <w:szCs w:val="18"/>
         </w:rPr>
-        <w:t xml:space="preserve">Figure 20. </w:t>
+        <w:t xml:space="preserve">Figure 23. </w:t>
       </w:r>
       <w:r>
         <w:rPr>
@@ -12399,7 +13419,7 @@
           <w:sz w:val="18"/>
           <w:szCs w:val="18"/>
         </w:rPr>
-        <w:t xml:space="preserve">Figure 21. </w:t>
+        <w:t xml:space="preserve">Figure 24. </w:t>
       </w:r>
       <w:r>
         <w:rPr>
@@ -12498,7 +13518,7 @@
           <w:sz w:val="18"/>
           <w:szCs w:val="18"/>
         </w:rPr>
-        <w:t xml:space="preserve">Figure 22. </w:t>
+        <w:t xml:space="preserve">Figure 25. </w:t>
       </w:r>
       <w:r>
         <w:rPr>
@@ -12578,7 +13598,21 @@
         <w:rPr>
           <w:rFonts w:ascii="Times New Roman" w:cs="Times New Roman" w:eastAsia="Times New Roman" w:hAnsi="Times New Roman"/>
         </w:rPr>
-        <w:t xml:space="preserve">As in VM/370, with two changes: an IPL by name always gives a System/370 machine; an IPL of a device by a user who runs a shared named system is done with CLEAR.</w:t>
+        <w:t xml:space="preserve">As in VM/370, with three changes: </w:t>
+      </w:r>
+      <w:r>
+        <w:rPr>
+          <w:rFonts w:ascii="Courier New" w:cs="Courier New" w:eastAsia="Courier New" w:hAnsi="Courier New"/>
+          <w:sz w:val="19"/>
+          <w:szCs w:val="19"/>
+        </w:rPr>
+        <w:t xml:space="preserve">IPL LINUX</w:t>
+      </w:r>
+      <w:r>
+        <w:rPr>
+          <w:rFonts w:ascii="Times New Roman" w:cs="Times New Roman" w:eastAsia="Times New Roman" w:hAnsi="Times New Roman"/>
+        </w:rPr>
+        <w:t xml:space="preserve"> IPLs the disk at 250 as an ESA/390 machine; any other IPL by name gives a System/370 machine; an IPL of a device by a user who runs a shared named system is done with CLEAR.</w:t>
       </w:r>
     </w:p>
     <w:p>
@@ -12629,7 +13663,7 @@
                 <w:sz w:val="17"/>
                 <w:szCs w:val="17"/>
               </w:rPr>
-              <w:t xml:space="preserve">LINUX</w:t>
+              <w:t xml:space="preserve">LINUX [DISK|READER]</w:t>
             </w:r>
           </w:p>
         </w:tc>
@@ -12647,7 +13681,7 @@
           <w:sz w:val="18"/>
           <w:szCs w:val="18"/>
         </w:rPr>
-        <w:t xml:space="preserve">Figure 23. </w:t>
+        <w:t xml:space="preserve">Figure 26. </w:t>
       </w:r>
       <w:r>
         <w:rPr>
@@ -12666,7 +13700,49 @@
         <w:rPr>
           <w:rFonts w:ascii="Times New Roman" w:cs="Times New Roman" w:eastAsia="Times New Roman" w:hAnsi="Times New Roman"/>
         </w:rPr>
-        <w:t xml:space="preserve">On MAINT 19D. Punches </w:t>
+        <w:t xml:space="preserve">On MAINT 19D. </w:t>
+      </w:r>
+      <w:r>
+        <w:rPr>
+          <w:rFonts w:ascii="Times New Roman" w:cs="Times New Roman" w:eastAsia="Times New Roman" w:hAnsi="Times New Roman"/>
+          <w:b/>
+          <w:bCs/>
+        </w:rPr>
+        <w:t xml:space="preserve">DISK</w:t>
+      </w:r>
+      <w:r>
+        <w:rPr>
+          <w:rFonts w:ascii="Times New Roman" w:cs="Times New Roman" w:eastAsia="Times New Roman" w:hAnsi="Times New Roman"/>
+        </w:rPr>
+        <w:t xml:space="preserve"> (the default) issues </w:t>
+      </w:r>
+      <w:r>
+        <w:rPr>
+          <w:rFonts w:ascii="Courier New" w:cs="Courier New" w:eastAsia="Courier New" w:hAnsi="Courier New"/>
+          <w:sz w:val="19"/>
+          <w:szCs w:val="19"/>
+        </w:rPr>
+        <w:t xml:space="preserve">CP IPL LINUX</w:t>
+      </w:r>
+      <w:r>
+        <w:rPr>
+          <w:rFonts w:ascii="Times New Roman" w:cs="Times New Roman" w:eastAsia="Times New Roman" w:hAnsi="Times New Roman"/>
+        </w:rPr>
+        <w:t xml:space="preserve">. </w:t>
+      </w:r>
+      <w:r>
+        <w:rPr>
+          <w:rFonts w:ascii="Times New Roman" w:cs="Times New Roman" w:eastAsia="Times New Roman" w:hAnsi="Times New Roman"/>
+          <w:b/>
+          <w:bCs/>
+        </w:rPr>
+        <w:t xml:space="preserve">READER</w:t>
+      </w:r>
+      <w:r>
+        <w:rPr>
+          <w:rFonts w:ascii="Times New Roman" w:cs="Times New Roman" w:eastAsia="Times New Roman" w:hAnsi="Times New Roman"/>
+        </w:rPr>
+        <w:t xml:space="preserve"> punches </w:t>
       </w:r>
       <w:r>
         <w:rPr>
@@ -12895,7 +13971,7 @@
                 <w:sz w:val="19"/>
                 <w:szCs w:val="19"/>
               </w:rPr>
-              <w:t xml:space="preserve">the VM/370+ system: CP nucleus, CMS, directory, user disks</w:t>
+              <w:t xml:space="preserve">the VM/370plus system: CP nucleus, CMS, directory, user disks</w:t>
             </w:r>
           </w:p>
         </w:tc>
@@ -13217,7 +14293,7 @@
           <w:sz w:val="18"/>
           <w:szCs w:val="18"/>
         </w:rPr>
-        <w:t xml:space="preserve">Figure 24. </w:t>
+        <w:t xml:space="preserve">Figure 27. </w:t>
       </w:r>
       <w:r>
         <w:rPr>
@@ -13478,7 +14554,7 @@
         <w:sz w:val="16"/>
         <w:szCs w:val="16"/>
       </w:rPr>
-      <w:t xml:space="preserve">VM/370+ Introduction, Installation and User’s Guide</w:t>
+      <w:t xml:space="preserve">VM/370plus Introduction, Installation and User’s Guide</w:t>
     </w:r>
   </w:p>
 </w:hdr>

--- a/arch/31bit/manual/VM370PLUS-Guide.docx
+++ b/arch/31bit/manual/VM370PLUS-Guide.docx
@@ -1001,7 +1001,7 @@
           <w:sz w:val="20"/>
           <w:szCs w:val="20"/>
         </w:rPr>
-        <w:t xml:space="preserve">	12</w:t>
+        <w:t xml:space="preserve">	13</w:t>
       </w:r>
     </w:p>
     <w:p>
@@ -1020,7 +1020,7 @@
           <w:sz w:val="21"/>
           <w:szCs w:val="21"/>
         </w:rPr>
-        <w:t xml:space="preserve">Chapter 6. cREXX on VM/370plus</w:t>
+        <w:t xml:space="preserve">Chapter 6. Service Machines</w:t>
       </w:r>
       <w:r>
         <w:rPr>
@@ -1030,7 +1030,7 @@
           <w:sz w:val="21"/>
           <w:szCs w:val="21"/>
         </w:rPr>
-        <w:t xml:space="preserve">	13</w:t>
+        <w:t xml:space="preserve">	14</w:t>
       </w:r>
     </w:p>
     <w:p>
@@ -1049,7 +1049,7 @@
           <w:sz w:val="20"/>
           <w:szCs w:val="20"/>
         </w:rPr>
-        <w:t xml:space="preserve">The 2022 release, built on VM/370plus</w:t>
+        <w:t xml:space="preserve">CHATBOT</w:t>
       </w:r>
       <w:r>
         <w:rPr>
@@ -1059,7 +1059,7 @@
           <w:sz w:val="20"/>
           <w:szCs w:val="20"/>
         </w:rPr>
-        <w:t xml:space="preserve">	13</w:t>
+        <w:t xml:space="preserve">	14</w:t>
       </w:r>
     </w:p>
     <w:p>
@@ -1078,7 +1078,7 @@
           <w:sz w:val="20"/>
           <w:szCs w:val="20"/>
         </w:rPr>
-        <w:t xml:space="preserve">The 24-bit build</w:t>
+        <w:t xml:space="preserve">Running CHATBOT</w:t>
       </w:r>
       <w:r>
         <w:rPr>
@@ -1088,7 +1088,7 @@
           <w:sz w:val="20"/>
           <w:szCs w:val="20"/>
         </w:rPr>
-        <w:t xml:space="preserve">	13</w:t>
+        <w:t xml:space="preserve">	14</w:t>
       </w:r>
     </w:p>
     <w:p>
@@ -1107,7 +1107,7 @@
           <w:sz w:val="20"/>
           <w:szCs w:val="20"/>
         </w:rPr>
-        <w:t xml:space="preserve">Cross-compiled programs</w:t>
+        <w:t xml:space="preserve">Planned service machines</w:t>
       </w:r>
       <w:r>
         <w:rPr>
@@ -1117,7 +1117,36 @@
           <w:sz w:val="20"/>
           <w:szCs w:val="20"/>
         </w:rPr>
-        <w:t xml:space="preserve">	13</w:t>
+        <w:t xml:space="preserve">	15</w:t>
+      </w:r>
+    </w:p>
+    <w:p>
+      <w:pPr>
+        <w:tabs>
+          <w:tab w:val="right" w:pos="9638" w:leader="dot"/>
+        </w:tabs>
+        <w:spacing w:after="20" w:before="160"/>
+        <w:ind w:left="0"/>
+      </w:pPr>
+      <w:r>
+        <w:rPr>
+          <w:rFonts w:ascii="Arial" w:cs="Arial" w:eastAsia="Arial" w:hAnsi="Arial"/>
+          <w:b/>
+          <w:bCs/>
+          <w:sz w:val="21"/>
+          <w:szCs w:val="21"/>
+        </w:rPr>
+        <w:t xml:space="preserve">Chapter 7. cREXX on VM/370plus</w:t>
+      </w:r>
+      <w:r>
+        <w:rPr>
+          <w:rFonts w:ascii="Arial" w:cs="Arial" w:eastAsia="Arial" w:hAnsi="Arial"/>
+          <w:b/>
+          <w:bCs/>
+          <w:sz w:val="21"/>
+          <w:szCs w:val="21"/>
+        </w:rPr>
+        <w:t xml:space="preserve">	16</w:t>
       </w:r>
     </w:p>
     <w:p>
@@ -1136,7 +1165,7 @@
           <w:sz w:val="20"/>
           <w:szCs w:val="20"/>
         </w:rPr>
-        <w:t xml:space="preserve">The current cREXX release</w:t>
+        <w:t xml:space="preserve">The 2022 release, built on VM/370plus</w:t>
       </w:r>
       <w:r>
         <w:rPr>
@@ -1146,7 +1175,7 @@
           <w:sz w:val="20"/>
           <w:szCs w:val="20"/>
         </w:rPr>
-        <w:t xml:space="preserve">	13</w:t>
+        <w:t xml:space="preserve">	16</w:t>
       </w:r>
     </w:p>
     <w:p>
@@ -1165,7 +1194,7 @@
           <w:sz w:val="20"/>
           <w:szCs w:val="20"/>
         </w:rPr>
-        <w:t xml:space="preserve">Languages written in cREXX</w:t>
+        <w:t xml:space="preserve">The 24-bit build</w:t>
       </w:r>
       <w:r>
         <w:rPr>
@@ -1175,7 +1204,7 @@
           <w:sz w:val="20"/>
           <w:szCs w:val="20"/>
         </w:rPr>
-        <w:t xml:space="preserve">	14</w:t>
+        <w:t xml:space="preserve">	16</w:t>
       </w:r>
     </w:p>
     <w:p>
@@ -1194,7 +1223,7 @@
           <w:sz w:val="20"/>
           <w:szCs w:val="20"/>
         </w:rPr>
-        <w:t xml:space="preserve">Turbo CREXX</w:t>
+        <w:t xml:space="preserve">Cross-compiled programs</w:t>
       </w:r>
       <w:r>
         <w:rPr>
@@ -1204,7 +1233,94 @@
           <w:sz w:val="20"/>
           <w:szCs w:val="20"/>
         </w:rPr>
-        <w:t xml:space="preserve">	14</w:t>
+        <w:t xml:space="preserve">	16</w:t>
+      </w:r>
+    </w:p>
+    <w:p>
+      <w:pPr>
+        <w:tabs>
+          <w:tab w:val="right" w:pos="9638" w:leader="dot"/>
+        </w:tabs>
+        <w:spacing w:after="20" w:before="20"/>
+        <w:ind w:left="400"/>
+      </w:pPr>
+      <w:r>
+        <w:rPr>
+          <w:rFonts w:ascii="Times New Roman" w:cs="Times New Roman" w:eastAsia="Times New Roman" w:hAnsi="Times New Roman"/>
+          <w:b w:val="false"/>
+          <w:bCs w:val="false"/>
+          <w:sz w:val="20"/>
+          <w:szCs w:val="20"/>
+        </w:rPr>
+        <w:t xml:space="preserve">The current cREXX release</w:t>
+      </w:r>
+      <w:r>
+        <w:rPr>
+          <w:rFonts w:ascii="Times New Roman" w:cs="Times New Roman" w:eastAsia="Times New Roman" w:hAnsi="Times New Roman"/>
+          <w:b w:val="false"/>
+          <w:bCs w:val="false"/>
+          <w:sz w:val="20"/>
+          <w:szCs w:val="20"/>
+        </w:rPr>
+        <w:t xml:space="preserve">	16</w:t>
+      </w:r>
+    </w:p>
+    <w:p>
+      <w:pPr>
+        <w:tabs>
+          <w:tab w:val="right" w:pos="9638" w:leader="dot"/>
+        </w:tabs>
+        <w:spacing w:after="20" w:before="20"/>
+        <w:ind w:left="400"/>
+      </w:pPr>
+      <w:r>
+        <w:rPr>
+          <w:rFonts w:ascii="Times New Roman" w:cs="Times New Roman" w:eastAsia="Times New Roman" w:hAnsi="Times New Roman"/>
+          <w:b w:val="false"/>
+          <w:bCs w:val="false"/>
+          <w:sz w:val="20"/>
+          <w:szCs w:val="20"/>
+        </w:rPr>
+        <w:t xml:space="preserve">Languages written in cREXX</w:t>
+      </w:r>
+      <w:r>
+        <w:rPr>
+          <w:rFonts w:ascii="Times New Roman" w:cs="Times New Roman" w:eastAsia="Times New Roman" w:hAnsi="Times New Roman"/>
+          <w:b w:val="false"/>
+          <w:bCs w:val="false"/>
+          <w:sz w:val="20"/>
+          <w:szCs w:val="20"/>
+        </w:rPr>
+        <w:t xml:space="preserve">	17</w:t>
+      </w:r>
+    </w:p>
+    <w:p>
+      <w:pPr>
+        <w:tabs>
+          <w:tab w:val="right" w:pos="9638" w:leader="dot"/>
+        </w:tabs>
+        <w:spacing w:after="20" w:before="20"/>
+        <w:ind w:left="400"/>
+      </w:pPr>
+      <w:r>
+        <w:rPr>
+          <w:rFonts w:ascii="Times New Roman" w:cs="Times New Roman" w:eastAsia="Times New Roman" w:hAnsi="Times New Roman"/>
+          <w:b w:val="false"/>
+          <w:bCs w:val="false"/>
+          <w:sz w:val="20"/>
+          <w:szCs w:val="20"/>
+        </w:rPr>
+        <w:t xml:space="preserve">Turbo CREXX</w:t>
+      </w:r>
+      <w:r>
+        <w:rPr>
+          <w:rFonts w:ascii="Times New Roman" w:cs="Times New Roman" w:eastAsia="Times New Roman" w:hAnsi="Times New Roman"/>
+          <w:b w:val="false"/>
+          <w:bCs w:val="false"/>
+          <w:sz w:val="20"/>
+          <w:szCs w:val="20"/>
+        </w:rPr>
+        <w:t xml:space="preserve">	17</w:t>
       </w:r>
     </w:p>
     <w:p>
@@ -1223,7 +1339,7 @@
           <w:sz w:val="21"/>
           <w:szCs w:val="21"/>
         </w:rPr>
-        <w:t xml:space="preserve">Chapter 7. Restrictions and Known Problems</w:t>
+        <w:t xml:space="preserve">Chapter 8. Restrictions and Known Problems</w:t>
       </w:r>
       <w:r>
         <w:rPr>
@@ -1233,7 +1349,7 @@
           <w:sz w:val="21"/>
           <w:szCs w:val="21"/>
         </w:rPr>
-        <w:t xml:space="preserve">	16</w:t>
+        <w:t xml:space="preserve">	19</w:t>
       </w:r>
     </w:p>
     <w:p>
@@ -1262,7 +1378,7 @@
           <w:sz w:val="21"/>
           <w:szCs w:val="21"/>
         </w:rPr>
-        <w:t xml:space="preserve">	17</w:t>
+        <w:t xml:space="preserve">	20</w:t>
       </w:r>
     </w:p>
     <w:p>
@@ -1291,7 +1407,7 @@
           <w:sz w:val="20"/>
           <w:szCs w:val="20"/>
         </w:rPr>
-        <w:t xml:space="preserve">	17</w:t>
+        <w:t xml:space="preserve">	20</w:t>
       </w:r>
     </w:p>
     <w:p>
@@ -1320,7 +1436,7 @@
           <w:sz w:val="20"/>
           <w:szCs w:val="20"/>
         </w:rPr>
-        <w:t xml:space="preserve">	17</w:t>
+        <w:t xml:space="preserve">	20</w:t>
       </w:r>
     </w:p>
     <w:p>
@@ -1339,7 +1455,7 @@
           <w:sz w:val="20"/>
           <w:szCs w:val="20"/>
         </w:rPr>
-        <w:t xml:space="preserve">LINUX EXEC</w:t>
+        <w:t xml:space="preserve">QUERY SET</w:t>
       </w:r>
       <w:r>
         <w:rPr>
@@ -1349,7 +1465,65 @@
           <w:sz w:val="20"/>
           <w:szCs w:val="20"/>
         </w:rPr>
-        <w:t xml:space="preserve">	17</w:t>
+        <w:t xml:space="preserve">	20</w:t>
+      </w:r>
+    </w:p>
+    <w:p>
+      <w:pPr>
+        <w:tabs>
+          <w:tab w:val="right" w:pos="9638" w:leader="dot"/>
+        </w:tabs>
+        <w:spacing w:after="20" w:before="20"/>
+        <w:ind w:left="400"/>
+      </w:pPr>
+      <w:r>
+        <w:rPr>
+          <w:rFonts w:ascii="Times New Roman" w:cs="Times New Roman" w:eastAsia="Times New Roman" w:hAnsi="Times New Roman"/>
+          <w:b w:val="false"/>
+          <w:bCs w:val="false"/>
+          <w:sz w:val="20"/>
+          <w:szCs w:val="20"/>
+        </w:rPr>
+        <w:t xml:space="preserve">CHAT EXEC</w:t>
+      </w:r>
+      <w:r>
+        <w:rPr>
+          <w:rFonts w:ascii="Times New Roman" w:cs="Times New Roman" w:eastAsia="Times New Roman" w:hAnsi="Times New Roman"/>
+          <w:b w:val="false"/>
+          <w:bCs w:val="false"/>
+          <w:sz w:val="20"/>
+          <w:szCs w:val="20"/>
+        </w:rPr>
+        <w:t xml:space="preserve">	20</w:t>
+      </w:r>
+    </w:p>
+    <w:p>
+      <w:pPr>
+        <w:tabs>
+          <w:tab w:val="right" w:pos="9638" w:leader="dot"/>
+        </w:tabs>
+        <w:spacing w:after="20" w:before="20"/>
+        <w:ind w:left="400"/>
+      </w:pPr>
+      <w:r>
+        <w:rPr>
+          <w:rFonts w:ascii="Times New Roman" w:cs="Times New Roman" w:eastAsia="Times New Roman" w:hAnsi="Times New Roman"/>
+          <w:b w:val="false"/>
+          <w:bCs w:val="false"/>
+          <w:sz w:val="20"/>
+          <w:szCs w:val="20"/>
+        </w:rPr>
+        <w:t xml:space="preserve">LINUX EXEC</w:t>
+      </w:r>
+      <w:r>
+        <w:rPr>
+          <w:rFonts w:ascii="Times New Roman" w:cs="Times New Roman" w:eastAsia="Times New Roman" w:hAnsi="Times New Roman"/>
+          <w:b w:val="false"/>
+          <w:bCs w:val="false"/>
+          <w:sz w:val="20"/>
+          <w:szCs w:val="20"/>
+        </w:rPr>
+        <w:t xml:space="preserve">	20</w:t>
       </w:r>
     </w:p>
     <w:p>
@@ -1378,7 +1552,7 @@
           <w:sz w:val="21"/>
           <w:szCs w:val="21"/>
         </w:rPr>
-        <w:t xml:space="preserve">	18</w:t>
+        <w:t xml:space="preserve">	21</w:t>
       </w:r>
     </w:p>
     <w:p>
@@ -1407,7 +1581,7 @@
           <w:sz w:val="21"/>
           <w:szCs w:val="21"/>
         </w:rPr>
-        <w:t xml:space="preserve">	19</w:t>
+        <w:t xml:space="preserve">	22</w:t>
       </w:r>
     </w:p>
     <w:p>
@@ -1594,13 +1768,13 @@
           <w:b/>
           <w:bCs/>
         </w:rPr>
-        <w:t xml:space="preserve">Chapter 6, cREXX on VM/370plus</w:t>
-      </w:r>
-      <w:r>
-        <w:rPr>
-          <w:rFonts w:ascii="Times New Roman" w:cs="Times New Roman" w:eastAsia="Times New Roman" w:hAnsi="Times New Roman"/>
-        </w:rPr>
-        <w:t xml:space="preserve">, describes the REXX compiler and virtual machine built for and on VM/370plus, the languages written in cREXX that run on CMS and on Linux, and Turbo CREXX.</w:t>
+        <w:t xml:space="preserve">Chapter 6, Service Machines</w:t>
+      </w:r>
+      <w:r>
+        <w:rPr>
+          <w:rFonts w:ascii="Times New Roman" w:cs="Times New Roman" w:eastAsia="Times New Roman" w:hAnsi="Times New Roman"/>
+        </w:rPr>
+        <w:t xml:space="preserve">, describes CHATBOT, the chatbot service machine, and the service machines that are planned.</w:t>
       </w:r>
     </w:p>
     <w:p>
@@ -1618,13 +1792,13 @@
           <w:b/>
           <w:bCs/>
         </w:rPr>
-        <w:t xml:space="preserve">Chapter 7, Restrictions and Known Problems</w:t>
-      </w:r>
-      <w:r>
-        <w:rPr>
-          <w:rFonts w:ascii="Times New Roman" w:cs="Times New Roman" w:eastAsia="Times New Roman" w:hAnsi="Times New Roman"/>
-        </w:rPr>
-        <w:t xml:space="preserve">, lists what does not work yet.</w:t>
+        <w:t xml:space="preserve">Chapter 7, cREXX on VM/370plus</w:t>
+      </w:r>
+      <w:r>
+        <w:rPr>
+          <w:rFonts w:ascii="Times New Roman" w:cs="Times New Roman" w:eastAsia="Times New Roman" w:hAnsi="Times New Roman"/>
+        </w:rPr>
+        <w:t xml:space="preserve">, describes the REXX compiler and virtual machine built for and on VM/370plus, the languages written in cREXX that run on CMS and on Linux, and Turbo CREXX.</w:t>
       </w:r>
     </w:p>
     <w:p>
@@ -1642,27 +1816,37 @@
           <w:b/>
           <w:bCs/>
         </w:rPr>
-        <w:t xml:space="preserve">Appendix A</w:t>
-      </w:r>
-      <w:r>
-        <w:rPr>
-          <w:rFonts w:ascii="Times New Roman" w:cs="Times New Roman" w:eastAsia="Times New Roman" w:hAnsi="Times New Roman"/>
-        </w:rPr>
-        <w:t xml:space="preserve"> summarizes the new and changed commands, </w:t>
-      </w:r>
+        <w:t xml:space="preserve">Chapter 8, Restrictions and Known Problems</w:t>
+      </w:r>
+      <w:r>
+        <w:rPr>
+          <w:rFonts w:ascii="Times New Roman" w:cs="Times New Roman" w:eastAsia="Times New Roman" w:hAnsi="Times New Roman"/>
+        </w:rPr>
+        <w:t xml:space="preserve">, lists what does not work yet.</w:t>
+      </w:r>
+    </w:p>
+    <w:p>
+      <w:pPr>
+        <w:pStyle w:val="ListParagraph"/>
+        <w:numPr>
+          <w:ilvl w:val="0"/>
+          <w:numId w:val="2"/>
+        </w:numPr>
+        <w:spacing w:after="60"/>
+      </w:pPr>
       <w:r>
         <w:rPr>
           <w:rFonts w:ascii="Times New Roman" w:cs="Times New Roman" w:eastAsia="Times New Roman" w:hAnsi="Times New Roman"/>
           <w:b/>
           <w:bCs/>
         </w:rPr>
-        <w:t xml:space="preserve">Appendix B</w:t>
-      </w:r>
-      <w:r>
-        <w:rPr>
-          <w:rFonts w:ascii="Times New Roman" w:cs="Times New Roman" w:eastAsia="Times New Roman" w:hAnsi="Times New Roman"/>
-        </w:rPr>
-        <w:t xml:space="preserve"> lists the files in the installation kit, </w:t>
+        <w:t xml:space="preserve">Appendix A</w:t>
+      </w:r>
+      <w:r>
+        <w:rPr>
+          <w:rFonts w:ascii="Times New Roman" w:cs="Times New Roman" w:eastAsia="Times New Roman" w:hAnsi="Times New Roman"/>
+        </w:rPr>
+        <w:t xml:space="preserve"> summarizes the new and changed commands, </w:t>
       </w:r>
       <w:r>
         <w:rPr>
@@ -1670,6 +1854,20 @@
           <w:b/>
           <w:bCs/>
         </w:rPr>
+        <w:t xml:space="preserve">Appendix B</w:t>
+      </w:r>
+      <w:r>
+        <w:rPr>
+          <w:rFonts w:ascii="Times New Roman" w:cs="Times New Roman" w:eastAsia="Times New Roman" w:hAnsi="Times New Roman"/>
+        </w:rPr>
+        <w:t xml:space="preserve"> lists the files in the installation kit, </w:t>
+      </w:r>
+      <w:r>
+        <w:rPr>
+          <w:rFonts w:ascii="Times New Roman" w:cs="Times New Roman" w:eastAsia="Times New Roman" w:hAnsi="Times New Roman"/>
+          <w:b/>
+          <w:bCs/>
+        </w:rPr>
         <w:t xml:space="preserve">Appendix C</w:t>
       </w:r>
       <w:r>
@@ -1729,6 +1927,72 @@
           <w:rFonts w:ascii="Times New Roman" w:cs="Times New Roman" w:eastAsia="Times New Roman" w:hAnsi="Times New Roman"/>
         </w:rPr>
         <w:t xml:space="preserve">This edition is kept up to date as VM/370plus grows; each change is listed here, newest first.</w:t>
+      </w:r>
+    </w:p>
+    <w:p>
+      <w:pPr>
+        <w:pStyle w:val="ListParagraph"/>
+        <w:numPr>
+          <w:ilvl w:val="0"/>
+          <w:numId w:val="2"/>
+        </w:numPr>
+        <w:spacing w:after="60"/>
+      </w:pPr>
+      <w:r>
+        <w:rPr>
+          <w:rFonts w:ascii="Times New Roman" w:cs="Times New Roman" w:eastAsia="Times New Roman" w:hAnsi="Times New Roman"/>
+          <w:b/>
+          <w:bCs/>
+        </w:rPr>
+        <w:t xml:space="preserve">10 October 2026, evening (kit build 6).</w:t>
+      </w:r>
+      <w:r>
+        <w:rPr>
+          <w:rFonts w:ascii="Times New Roman" w:cs="Times New Roman" w:eastAsia="Times New Roman" w:hAnsi="Times New Roman"/>
+        </w:rPr>
+        <w:t xml:space="preserve"> </w:t>
+      </w:r>
+      <w:r>
+        <w:rPr>
+          <w:rFonts w:ascii="Courier New" w:cs="Courier New" w:eastAsia="Courier New" w:hAnsi="Courier New"/>
+          <w:sz w:val="19"/>
+          <w:szCs w:val="19"/>
+        </w:rPr>
+        <w:t xml:space="preserve">IPL LINUX</w:t>
+      </w:r>
+      <w:r>
+        <w:rPr>
+          <w:rFonts w:ascii="Times New Roman" w:cs="Times New Roman" w:eastAsia="Times New Roman" w:hAnsi="Times New Roman"/>
+        </w:rPr>
+        <w:t xml:space="preserve"> and vmzipl: Debian starts from its own disk; the Debian disk is a 3390-9 (7 GB); no 64-CCW limit for Linux disk I/O; mosquitto (MQTT) and Asterisk under Debian; </w:t>
+      </w:r>
+      <w:r>
+        <w:rPr>
+          <w:rFonts w:ascii="Courier New" w:cs="Courier New" w:eastAsia="Courier New" w:hAnsi="Courier New"/>
+          <w:sz w:val="19"/>
+          <w:szCs w:val="19"/>
+        </w:rPr>
+        <w:t xml:space="preserve">QUERY SET</w:t>
+      </w:r>
+      <w:r>
+        <w:rPr>
+          <w:rFonts w:ascii="Times New Roman" w:cs="Times New Roman" w:eastAsia="Times New Roman" w:hAnsi="Times New Roman"/>
+        </w:rPr>
+        <w:t xml:space="preserve"> shows ESA; the CHATBOT service machine and </w:t>
+      </w:r>
+      <w:r>
+        <w:rPr>
+          <w:rFonts w:ascii="Courier New" w:cs="Courier New" w:eastAsia="Courier New" w:hAnsi="Courier New"/>
+          <w:sz w:val="19"/>
+          <w:szCs w:val="19"/>
+        </w:rPr>
+        <w:t xml:space="preserve">CHAT</w:t>
+      </w:r>
+      <w:r>
+        <w:rPr>
+          <w:rFonts w:ascii="Times New Roman" w:cs="Times New Roman" w:eastAsia="Times New Roman" w:hAnsi="Times New Roman"/>
+        </w:rPr>
+        <w:t xml:space="preserve"> (new Chapter 6); RXBVM8 has TIME and DATE; the console banner reads VM/370plus; a fix for memory corruption in Linux guests above 16 MB (location 80).</w:t>
       </w:r>
     </w:p>
     <w:p>
@@ -2823,7 +3087,7 @@
                 <w:sz w:val="19"/>
                 <w:szCs w:val="19"/>
               </w:rPr>
-              <w:t xml:space="preserve">planned</w:t>
+              <w:t xml:space="preserve">complete</w:t>
             </w:r>
           </w:p>
         </w:tc>
@@ -2969,7 +3233,76 @@
                 <w:sz w:val="19"/>
                 <w:szCs w:val="19"/>
               </w:rPr>
-              <w:t xml:space="preserve">in progress</w:t>
+              <w:t xml:space="preserve">complete</w:t>
+            </w:r>
+          </w:p>
+        </w:tc>
+      </w:tr>
+      <w:tr>
+        <w:trPr>
+          <w:cantSplit/>
+          <w:tblHeader w:val="false"/>
+        </w:trPr>
+        <w:tc>
+          <w:tcPr>
+            <w:tcW w:type="dxa" w:w="1400"/>
+            <w:tcMar>
+              <w:top w:type="dxa" w:w="60"/>
+              <w:left w:type="dxa" w:w="100"/>
+              <w:bottom w:type="dxa" w:w="60"/>
+              <w:right w:type="dxa" w:w="100"/>
+            </w:tcMar>
+          </w:tcPr>
+          <w:p>
+            <w:r>
+              <w:rPr>
+                <w:rFonts w:ascii="Times New Roman" w:cs="Times New Roman" w:eastAsia="Times New Roman" w:hAnsi="Times New Roman"/>
+                <w:sz w:val="19"/>
+                <w:szCs w:val="19"/>
+              </w:rPr>
+              <w:t xml:space="preserve">—</w:t>
+            </w:r>
+          </w:p>
+        </w:tc>
+        <w:tc>
+          <w:tcPr>
+            <w:tcW w:type="dxa" w:w="6038"/>
+            <w:tcMar>
+              <w:top w:type="dxa" w:w="60"/>
+              <w:left w:type="dxa" w:w="100"/>
+              <w:bottom w:type="dxa" w:w="60"/>
+              <w:right w:type="dxa" w:w="100"/>
+            </w:tcMar>
+          </w:tcPr>
+          <w:p>
+            <w:r>
+              <w:rPr>
+                <w:rFonts w:ascii="Times New Roman" w:cs="Times New Roman" w:eastAsia="Times New Roman" w:hAnsi="Times New Roman"/>
+                <w:sz w:val="19"/>
+                <w:szCs w:val="19"/>
+              </w:rPr>
+              <w:t xml:space="preserve">service machines: CHATBOT (the MCchat persona bot) with CHAT EXEC</w:t>
+            </w:r>
+          </w:p>
+        </w:tc>
+        <w:tc>
+          <w:tcPr>
+            <w:tcW w:type="dxa" w:w="2200"/>
+            <w:tcMar>
+              <w:top w:type="dxa" w:w="60"/>
+              <w:left w:type="dxa" w:w="100"/>
+              <w:bottom w:type="dxa" w:w="60"/>
+              <w:right w:type="dxa" w:w="100"/>
+            </w:tcMar>
+          </w:tcPr>
+          <w:p>
+            <w:r>
+              <w:rPr>
+                <w:rFonts w:ascii="Times New Roman" w:cs="Times New Roman" w:eastAsia="Times New Roman" w:hAnsi="Times New Roman"/>
+                <w:sz w:val="19"/>
+                <w:szCs w:val="19"/>
+              </w:rPr>
+              <w:t xml:space="preserve">complete</w:t>
             </w:r>
           </w:p>
         </w:tc>
@@ -4383,6 +4716,102 @@
                 <w:sz w:val="19"/>
                 <w:szCs w:val="19"/>
               </w:rPr>
+              <w:t xml:space="preserve">QUERY SET</w:t>
+            </w:r>
+          </w:p>
+        </w:tc>
+        <w:tc>
+          <w:tcPr>
+            <w:tcW w:type="dxa" w:w="6638"/>
+            <w:tcMar>
+              <w:top w:type="dxa" w:w="60"/>
+              <w:left w:type="dxa" w:w="100"/>
+              <w:bottom w:type="dxa" w:w="60"/>
+              <w:right w:type="dxa" w:w="100"/>
+            </w:tcMar>
+          </w:tcPr>
+          <w:p>
+            <w:r>
+              <w:rPr>
+                <w:rFonts w:ascii="Times New Roman" w:cs="Times New Roman" w:eastAsia="Times New Roman" w:hAnsi="Times New Roman"/>
+                <w:sz w:val="19"/>
+                <w:szCs w:val="19"/>
+              </w:rPr>
+              <w:t xml:space="preserve">A fifth line shows </w:t>
+            </w:r>
+            <w:r>
+              <w:rPr>
+                <w:rFonts w:ascii="Courier New" w:cs="Courier New" w:eastAsia="Courier New" w:hAnsi="Courier New"/>
+                <w:sz w:val="19"/>
+                <w:szCs w:val="19"/>
+              </w:rPr>
+              <w:t xml:space="preserve">ESA ON</w:t>
+            </w:r>
+            <w:r>
+              <w:rPr>
+                <w:rFonts w:ascii="Times New Roman" w:cs="Times New Roman" w:eastAsia="Times New Roman" w:hAnsi="Times New Roman"/>
+                <w:sz w:val="19"/>
+                <w:szCs w:val="19"/>
+              </w:rPr>
+              <w:t xml:space="preserve">, </w:t>
+            </w:r>
+            <w:r>
+              <w:rPr>
+                <w:rFonts w:ascii="Courier New" w:cs="Courier New" w:eastAsia="Courier New" w:hAnsi="Courier New"/>
+                <w:sz w:val="19"/>
+                <w:szCs w:val="19"/>
+              </w:rPr>
+              <w:t xml:space="preserve">ESA PENDING</w:t>
+            </w:r>
+            <w:r>
+              <w:rPr>
+                <w:rFonts w:ascii="Times New Roman" w:cs="Times New Roman" w:eastAsia="Times New Roman" w:hAnsi="Times New Roman"/>
+                <w:sz w:val="19"/>
+                <w:szCs w:val="19"/>
+              </w:rPr>
+              <w:t xml:space="preserve"> (SET ESA ON before the next IPL of a device) or </w:t>
+            </w:r>
+            <w:r>
+              <w:rPr>
+                <w:rFonts w:ascii="Courier New" w:cs="Courier New" w:eastAsia="Courier New" w:hAnsi="Courier New"/>
+                <w:sz w:val="19"/>
+                <w:szCs w:val="19"/>
+              </w:rPr>
+              <w:t xml:space="preserve">ESA OFF</w:t>
+            </w:r>
+            <w:r>
+              <w:rPr>
+                <w:rFonts w:ascii="Times New Roman" w:cs="Times New Roman" w:eastAsia="Times New Roman" w:hAnsi="Times New Roman"/>
+                <w:sz w:val="19"/>
+                <w:szCs w:val="19"/>
+              </w:rPr>
+              <w:t xml:space="preserve">.</w:t>
+            </w:r>
+          </w:p>
+        </w:tc>
+      </w:tr>
+      <w:tr>
+        <w:trPr>
+          <w:cantSplit/>
+          <w:tblHeader w:val="false"/>
+        </w:trPr>
+        <w:tc>
+          <w:tcPr>
+            <w:tcW w:type="dxa" w:w="3000"/>
+            <w:tcMar>
+              <w:top w:type="dxa" w:w="60"/>
+              <w:left w:type="dxa" w:w="100"/>
+              <w:bottom w:type="dxa" w:w="60"/>
+              <w:right w:type="dxa" w:w="100"/>
+            </w:tcMar>
+          </w:tcPr>
+          <w:p>
+            <w:r>
+              <w:rPr>
+                <w:rFonts w:ascii="Courier New" w:cs="Courier New" w:eastAsia="Courier New" w:hAnsi="Courier New"/>
+                <w:sz w:val="19"/>
+                <w:szCs w:val="19"/>
+              </w:rPr>
               <w:t xml:space="preserve">IPL LINUX</w:t>
             </w:r>
           </w:p>
@@ -8857,7 +9286,21 @@
         <w:rPr>
           <w:rFonts w:ascii="Times New Roman" w:cs="Times New Roman" w:eastAsia="Times New Roman" w:hAnsi="Times New Roman"/>
         </w:rPr>
-        <w:t xml:space="preserve">The disk holds Debian 7.11 (wheezy) for s390: sysvinit, udev, rsyslog, cron, OpenSSH, apt and dpkg, root on ext2, a 128 MB swap file. Log in as </w:t>
+        <w:t xml:space="preserve">The disk is a 3390 model 9 (10,017 cylinders, about 7 GB). It holds Debian 7.11 (wheezy) for s390: sysvinit, udev, rsyslog, cron, OpenSSH, apt and dpkg, root on ext2 (6.8 GB, about 6 GB free), a 128 MB swap file. The disk carries its own kernel and IPL records, so </w:t>
+      </w:r>
+      <w:r>
+        <w:rPr>
+          <w:rFonts w:ascii="Courier New" w:cs="Courier New" w:eastAsia="Courier New" w:hAnsi="Courier New"/>
+          <w:sz w:val="19"/>
+          <w:szCs w:val="19"/>
+        </w:rPr>
+        <w:t xml:space="preserve">IPL LINUX</w:t>
+      </w:r>
+      <w:r>
+        <w:rPr>
+          <w:rFonts w:ascii="Times New Roman" w:cs="Times New Roman" w:eastAsia="Times New Roman" w:hAnsi="Times New Roman"/>
+        </w:rPr>
+        <w:t xml:space="preserve"> starts it. Log in as </w:t>
       </w:r>
       <w:r>
         <w:rPr>
@@ -8966,7 +9409,7 @@
         <w:rPr>
           <w:rFonts w:ascii="Times New Roman" w:cs="Times New Roman" w:eastAsia="Times New Roman" w:hAnsi="Times New Roman"/>
         </w:rPr>
-        <w:t xml:space="preserve">, an XEDIT-like editor; use it over SSH, since the 3215 console cannot show a full screen). cREXX and the languages of Chapter 6 are in </w:t>
+        <w:t xml:space="preserve">, an XEDIT-like editor; use it over SSH, since the 3215 console cannot show a full screen). cREXX and the languages of Chapter 7 are in </w:t>
       </w:r>
       <w:r>
         <w:rPr>
@@ -8981,6 +9424,129 @@
           <w:rFonts w:ascii="Times New Roman" w:cs="Times New Roman" w:eastAsia="Times New Roman" w:hAnsi="Times New Roman"/>
         </w:rPr>
         <w:t xml:space="preserve">.</w:t>
+      </w:r>
+    </w:p>
+    <w:p>
+      <w:pPr>
+        <w:spacing w:after="120"/>
+      </w:pPr>
+      <w:r>
+        <w:rPr>
+          <w:rFonts w:ascii="Times New Roman" w:cs="Times New Roman" w:eastAsia="Times New Roman" w:hAnsi="Times New Roman"/>
+        </w:rPr>
+        <w:t xml:space="preserve">Servers are installed too. </w:t>
+      </w:r>
+      <w:r>
+        <w:rPr>
+          <w:rFonts w:ascii="Times New Roman" w:cs="Times New Roman" w:eastAsia="Times New Roman" w:hAnsi="Times New Roman"/>
+          <w:b/>
+          <w:bCs/>
+        </w:rPr>
+        <w:t xml:space="preserve">mosquitto 1.6.15</w:t>
+      </w:r>
+      <w:r>
+        <w:rPr>
+          <w:rFonts w:ascii="Times New Roman" w:cs="Times New Roman" w:eastAsia="Times New Roman" w:hAnsi="Times New Roman"/>
+        </w:rPr>
+        <w:t xml:space="preserve">, an MQTT broker (</w:t>
+      </w:r>
+      <w:r>
+        <w:rPr>
+          <w:rFonts w:ascii="Courier New" w:cs="Courier New" w:eastAsia="Courier New" w:hAnsi="Courier New"/>
+          <w:sz w:val="19"/>
+          <w:szCs w:val="19"/>
+        </w:rPr>
+        <w:t xml:space="preserve">/usr/local/sbin/mosquitto</w:t>
+      </w:r>
+      <w:r>
+        <w:rPr>
+          <w:rFonts w:ascii="Times New Roman" w:cs="Times New Roman" w:eastAsia="Times New Roman" w:hAnsi="Times New Roman"/>
+        </w:rPr>
+        <w:t xml:space="preserve">, configuration </w:t>
+      </w:r>
+      <w:r>
+        <w:rPr>
+          <w:rFonts w:ascii="Courier New" w:cs="Courier New" w:eastAsia="Courier New" w:hAnsi="Courier New"/>
+          <w:sz w:val="19"/>
+          <w:szCs w:val="19"/>
+        </w:rPr>
+        <w:t xml:space="preserve">/etc/mosquitto/mosquitto.conf</w:t>
+      </w:r>
+      <w:r>
+        <w:rPr>
+          <w:rFonts w:ascii="Times New Roman" w:cs="Times New Roman" w:eastAsia="Times New Roman" w:hAnsi="Times New Roman"/>
+        </w:rPr>
+        <w:t xml:space="preserve">, port 1883), with the clients </w:t>
+      </w:r>
+      <w:r>
+        <w:rPr>
+          <w:rFonts w:ascii="Courier New" w:cs="Courier New" w:eastAsia="Courier New" w:hAnsi="Courier New"/>
+          <w:sz w:val="19"/>
+          <w:szCs w:val="19"/>
+        </w:rPr>
+        <w:t xml:space="preserve">mosquitto_pub</w:t>
+      </w:r>
+      <w:r>
+        <w:rPr>
+          <w:rFonts w:ascii="Times New Roman" w:cs="Times New Roman" w:eastAsia="Times New Roman" w:hAnsi="Times New Roman"/>
+        </w:rPr>
+        <w:t xml:space="preserve"> and </w:t>
+      </w:r>
+      <w:r>
+        <w:rPr>
+          <w:rFonts w:ascii="Courier New" w:cs="Courier New" w:eastAsia="Courier New" w:hAnsi="Courier New"/>
+          <w:sz w:val="19"/>
+          <w:szCs w:val="19"/>
+        </w:rPr>
+        <w:t xml:space="preserve">mosquitto_sub</w:t>
+      </w:r>
+      <w:r>
+        <w:rPr>
+          <w:rFonts w:ascii="Times New Roman" w:cs="Times New Roman" w:eastAsia="Times New Roman" w:hAnsi="Times New Roman"/>
+        </w:rPr>
+        <w:t xml:space="preserve">; start it with </w:t>
+      </w:r>
+      <w:r>
+        <w:rPr>
+          <w:rFonts w:ascii="Courier New" w:cs="Courier New" w:eastAsia="Courier New" w:hAnsi="Courier New"/>
+          <w:sz w:val="19"/>
+          <w:szCs w:val="19"/>
+        </w:rPr>
+        <w:t xml:space="preserve">mosquitto -d -c /etc/mosquitto/mosquitto.conf</w:t>
+      </w:r>
+      <w:r>
+        <w:rPr>
+          <w:rFonts w:ascii="Times New Roman" w:cs="Times New Roman" w:eastAsia="Times New Roman" w:hAnsi="Times New Roman"/>
+        </w:rPr>
+        <w:t xml:space="preserve">. </w:t>
+      </w:r>
+      <w:r>
+        <w:rPr>
+          <w:rFonts w:ascii="Times New Roman" w:cs="Times New Roman" w:eastAsia="Times New Roman" w:hAnsi="Times New Roman"/>
+          <w:b/>
+          <w:bCs/>
+        </w:rPr>
+        <w:t xml:space="preserve">Asterisk 1.8.13</w:t>
+      </w:r>
+      <w:r>
+        <w:rPr>
+          <w:rFonts w:ascii="Times New Roman" w:cs="Times New Roman" w:eastAsia="Times New Roman" w:hAnsi="Times New Roman"/>
+        </w:rPr>
+        <w:t xml:space="preserve">, the telephone exchange, starts at boot and listens for SIP on UDP port 5060; </w:t>
+      </w:r>
+      <w:r>
+        <w:rPr>
+          <w:rFonts w:ascii="Courier New" w:cs="Courier New" w:eastAsia="Courier New" w:hAnsi="Courier New"/>
+          <w:sz w:val="19"/>
+          <w:szCs w:val="19"/>
+        </w:rPr>
+        <w:t xml:space="preserve">asterisk -rx "core show uptime"</w:t>
+      </w:r>
+      <w:r>
+        <w:rPr>
+          <w:rFonts w:ascii="Times New Roman" w:cs="Times New Roman" w:eastAsia="Times New Roman" w:hAnsi="Times New Roman"/>
+        </w:rPr>
+        <w:t xml:space="preserve"> talks to it. Both are offered as experiments: they work, at the speed of an emulated mainframe.</w:t>
       </w:r>
     </w:p>
     <w:tbl>
@@ -9023,7 +9589,7 @@
                 <w:sz w:val="17"/>
                 <w:szCs w:val="17"/>
               </w:rPr>
-              <w:t xml:space="preserve">root@vm370plus:~# cat /etc/debian_version</w:t>
+              <w:t xml:space="preserve">root@vm370plus:~# mosquitto -d -c /etc/mosquitto/mosquitto.conf</w:t>
             </w:r>
           </w:p>
           <w:p>
@@ -9036,7 +9602,7 @@
                 <w:sz w:val="17"/>
                 <w:szCs w:val="17"/>
               </w:rPr>
-              <w:t xml:space="preserve">7.11</w:t>
+              <w:t xml:space="preserve">root@vm370plus:~# mosquitto_sub -t vm370plus/test -C 1 &amp;</w:t>
             </w:r>
           </w:p>
           <w:p>
@@ -9049,7 +9615,7 @@
                 <w:sz w:val="17"/>
                 <w:szCs w:val="17"/>
               </w:rPr>
-              <w:t xml:space="preserve">root@vm370plus:~# df -h /</w:t>
+              <w:t xml:space="preserve">root@vm370plus:~# mosquitto_pub -t vm370plus/test -m "hello MQTT on VM/370plus"</w:t>
             </w:r>
           </w:p>
           <w:p>
@@ -9062,59 +9628,7 @@
                 <w:sz w:val="17"/>
                 <w:szCs w:val="17"/>
               </w:rPr>
-              <w:t xml:space="preserve">Filesystem      Size  Used Avail Use% Mounted on</w:t>
-            </w:r>
-          </w:p>
-          <w:p>
-            <w:pPr>
-              <w:spacing w:after="0" w:line="228"/>
-            </w:pPr>
-            <w:r>
-              <w:rPr>
-                <w:rFonts w:ascii="Courier New" w:cs="Courier New" w:eastAsia="Courier New" w:hAnsi="Courier New"/>
-                <w:sz w:val="17"/>
-                <w:szCs w:val="17"/>
-              </w:rPr>
-              <w:t xml:space="preserve">/dev/dasda1     771M  325M  407M  45% /</w:t>
-            </w:r>
-          </w:p>
-          <w:p>
-            <w:pPr>
-              <w:spacing w:after="0" w:line="228"/>
-            </w:pPr>
-            <w:r>
-              <w:rPr>
-                <w:rFonts w:ascii="Courier New" w:cs="Courier New" w:eastAsia="Courier New" w:hAnsi="Courier New"/>
-                <w:sz w:val="17"/>
-                <w:szCs w:val="17"/>
-              </w:rPr>
-              <w:t xml:space="preserve">root@vm370plus:~# free</w:t>
-            </w:r>
-          </w:p>
-          <w:p>
-            <w:pPr>
-              <w:spacing w:after="0" w:line="228"/>
-            </w:pPr>
-            <w:r>
-              <w:rPr>
-                <w:rFonts w:ascii="Courier New" w:cs="Courier New" w:eastAsia="Courier New" w:hAnsi="Courier New"/>
-                <w:sz w:val="17"/>
-                <w:szCs w:val="17"/>
-              </w:rPr>
-              <w:t xml:space="preserve">             total       used       free     shared    buffers     cached</w:t>
-            </w:r>
-          </w:p>
-          <w:p>
-            <w:pPr>
-              <w:spacing w:after="0" w:line="228"/>
-            </w:pPr>
-            <w:r>
-              <w:rPr>
-                <w:rFonts w:ascii="Courier New" w:cs="Courier New" w:eastAsia="Courier New" w:hAnsi="Courier New"/>
-                <w:sz w:val="17"/>
-                <w:szCs w:val="17"/>
-              </w:rPr>
-              <w:t xml:space="preserve">Mem:         60512      21688      38824          0       2220      13792</w:t>
+              <w:t xml:space="preserve">hello MQTT on VM/370plus</w:t>
             </w:r>
           </w:p>
         </w:tc>
@@ -9140,259 +9654,7 @@
           <w:sz w:val="18"/>
           <w:szCs w:val="18"/>
         </w:rPr>
-        <w:t xml:space="preserve">Debian on VM/370plus</w:t>
-      </w:r>
-    </w:p>
-    <w:p>
-      <w:pPr>
-        <w:pStyle w:val="Heading3"/>
-      </w:pPr>
-      <w:r>
-        <w:t xml:space="preserve">The console</w:t>
-      </w:r>
-    </w:p>
-    <w:p>
-      <w:pPr>
-        <w:spacing w:after="120"/>
-      </w:pPr>
-      <w:r>
-        <w:rPr>
-          <w:rFonts w:ascii="Times New Roman" w:cs="Times New Roman" w:eastAsia="Times New Roman" w:hAnsi="Times New Roman"/>
-        </w:rPr>
-        <w:t xml:space="preserve">The 3215 is a line device. Programs that use the full screen (vi, top without </w:t>
-      </w:r>
-      <w:r>
-        <w:rPr>
-          <w:rFonts w:ascii="Courier New" w:cs="Courier New" w:eastAsia="Courier New" w:hAnsi="Courier New"/>
-          <w:sz w:val="19"/>
-          <w:szCs w:val="19"/>
-        </w:rPr>
-        <w:t xml:space="preserve">-n1</w:t>
-      </w:r>
-      <w:r>
-        <w:rPr>
-          <w:rFonts w:ascii="Times New Roman" w:cs="Times New Roman" w:eastAsia="Times New Roman" w:hAnsi="Times New Roman"/>
-        </w:rPr>
-        <w:t xml:space="preserve">) draw poorly; use them only if you must. Ctrl-C cannot be typed: type </w:t>
-      </w:r>
-      <w:r>
-        <w:rPr>
-          <w:rFonts w:ascii="Courier New" w:cs="Courier New" w:eastAsia="Courier New" w:hAnsi="Courier New"/>
-          <w:sz w:val="19"/>
-          <w:szCs w:val="19"/>
-        </w:rPr>
-        <w:t xml:space="preserve">^c</w:t>
-      </w:r>
-      <w:r>
-        <w:rPr>
-          <w:rFonts w:ascii="Times New Roman" w:cs="Times New Roman" w:eastAsia="Times New Roman" w:hAnsi="Times New Roman"/>
-        </w:rPr>
-        <w:t xml:space="preserve"> and Enter instead (the 3215 driver turns </w:t>
-      </w:r>
-      <w:r>
-        <w:rPr>
-          <w:rFonts w:ascii="Courier New" w:cs="Courier New" w:eastAsia="Courier New" w:hAnsi="Courier New"/>
-          <w:sz w:val="19"/>
-          <w:szCs w:val="19"/>
-        </w:rPr>
-        <w:t xml:space="preserve">^c</w:t>
-      </w:r>
-      <w:r>
-        <w:rPr>
-          <w:rFonts w:ascii="Times New Roman" w:cs="Times New Roman" w:eastAsia="Times New Roman" w:hAnsi="Times New Roman"/>
-        </w:rPr>
-        <w:t xml:space="preserve">, </w:t>
-      </w:r>
-      <w:r>
-        <w:rPr>
-          <w:rFonts w:ascii="Courier New" w:cs="Courier New" w:eastAsia="Courier New" w:hAnsi="Courier New"/>
-          <w:sz w:val="19"/>
-          <w:szCs w:val="19"/>
-        </w:rPr>
-        <w:t xml:space="preserve">^d</w:t>
-      </w:r>
-      <w:r>
-        <w:rPr>
-          <w:rFonts w:ascii="Times New Roman" w:cs="Times New Roman" w:eastAsia="Times New Roman" w:hAnsi="Times New Roman"/>
-        </w:rPr>
-        <w:t xml:space="preserve"> and </w:t>
-      </w:r>
-      <w:r>
-        <w:rPr>
-          <w:rFonts w:ascii="Courier New" w:cs="Courier New" w:eastAsia="Courier New" w:hAnsi="Courier New"/>
-          <w:sz w:val="19"/>
-          <w:szCs w:val="19"/>
-        </w:rPr>
-        <w:t xml:space="preserve">^z</w:t>
-      </w:r>
-      <w:r>
-        <w:rPr>
-          <w:rFonts w:ascii="Times New Roman" w:cs="Times New Roman" w:eastAsia="Times New Roman" w:hAnsi="Times New Roman"/>
-        </w:rPr>
-        <w:t xml:space="preserve"> into the control characters). When CP shows MORE..., press CLEAR or PA2.</w:t>
-      </w:r>
-    </w:p>
-    <w:p>
-      <w:pPr>
-        <w:pStyle w:val="Heading3"/>
-      </w:pPr>
-      <w:r>
-        <w:t xml:space="preserve">Network and SSH</w:t>
-      </w:r>
-    </w:p>
-    <w:p>
-      <w:pPr>
-        <w:spacing w:after="120"/>
-      </w:pPr>
-      <w:r>
-        <w:rPr>
-          <w:rFonts w:ascii="Times New Roman" w:cs="Times New Roman" w:eastAsia="Times New Roman" w:hAnsi="Times New Roman"/>
-        </w:rPr>
-        <w:t xml:space="preserve">Linux talks to the PC over a channel-to-channel adapter that Hercules connects to a tun interface on the PC (CTCI). From the PC: </w:t>
-      </w:r>
-      <w:r>
-        <w:rPr>
-          <w:rFonts w:ascii="Courier New" w:cs="Courier New" w:eastAsia="Courier New" w:hAnsi="Courier New"/>
-          <w:sz w:val="19"/>
-          <w:szCs w:val="19"/>
-        </w:rPr>
-        <w:t xml:space="preserve">ssh root@10.1.1.2</w:t>
-      </w:r>
-      <w:r>
-        <w:rPr>
-          <w:rFonts w:ascii="Times New Roman" w:cs="Times New Roman" w:eastAsia="Times New Roman" w:hAnsi="Times New Roman"/>
-        </w:rPr>
-        <w:t xml:space="preserve">, or PuTTY to host 10.1.1.2, port 22. The first login after a boot may take a minute while the SSH server gathers randomness. Internet access from Linux needs routing and NAT on the PC; </w:t>
-      </w:r>
-      <w:r>
-        <w:rPr>
-          <w:rFonts w:ascii="Courier New" w:cs="Courier New" w:eastAsia="Courier New" w:hAnsi="Courier New"/>
-          <w:sz w:val="19"/>
-          <w:szCs w:val="19"/>
-        </w:rPr>
-        <w:t xml:space="preserve">/etc/apt/sources.list</w:t>
-      </w:r>
-      <w:r>
-        <w:rPr>
-          <w:rFonts w:ascii="Times New Roman" w:cs="Times New Roman" w:eastAsia="Times New Roman" w:hAnsi="Times New Roman"/>
-        </w:rPr>
-        <w:t xml:space="preserve"> points at archive.debian.org.</w:t>
-      </w:r>
-    </w:p>
-    <w:p>
-      <w:pPr>
-        <w:pStyle w:val="Heading3"/>
-      </w:pPr>
-      <w:r>
-        <w:t xml:space="preserve">Stopping Linux</w:t>
-      </w:r>
-    </w:p>
-    <w:p>
-      <w:pPr>
-        <w:spacing w:after="120"/>
-      </w:pPr>
-      <w:r>
-        <w:rPr>
-          <w:rFonts w:ascii="Courier New" w:cs="Courier New" w:eastAsia="Courier New" w:hAnsi="Courier New"/>
-          <w:sz w:val="19"/>
-          <w:szCs w:val="19"/>
-        </w:rPr>
-        <w:t xml:space="preserve">poweroff</w:t>
-      </w:r>
-      <w:r>
-        <w:rPr>
-          <w:rFonts w:ascii="Times New Roman" w:cs="Times New Roman" w:eastAsia="Times New Roman" w:hAnsi="Times New Roman"/>
-        </w:rPr>
-        <w:t xml:space="preserve"> (or </w:t>
-      </w:r>
-      <w:r>
-        <w:rPr>
-          <w:rFonts w:ascii="Courier New" w:cs="Courier New" w:eastAsia="Courier New" w:hAnsi="Courier New"/>
-          <w:sz w:val="19"/>
-          <w:szCs w:val="19"/>
-        </w:rPr>
-        <w:t xml:space="preserve">halt</w:t>
-      </w:r>
-      <w:r>
-        <w:rPr>
-          <w:rFonts w:ascii="Times New Roman" w:cs="Times New Roman" w:eastAsia="Times New Roman" w:hAnsi="Times New Roman"/>
-        </w:rPr>
-        <w:t xml:space="preserve">) stops Debian; CP then shows a disabled wait. </w:t>
-      </w:r>
-      <w:r>
-        <w:rPr>
-          <w:rFonts w:ascii="Courier New" w:cs="Courier New" w:eastAsia="Courier New" w:hAnsi="Courier New"/>
-          <w:sz w:val="19"/>
-          <w:szCs w:val="19"/>
-        </w:rPr>
-        <w:t xml:space="preserve">CP LOGOFF</w:t>
-      </w:r>
-      <w:r>
-        <w:rPr>
-          <w:rFonts w:ascii="Times New Roman" w:cs="Times New Roman" w:eastAsia="Times New Roman" w:hAnsi="Times New Roman"/>
-        </w:rPr>
-        <w:t xml:space="preserve"> releases the attached devices. </w:t>
-      </w:r>
-      <w:r>
-        <w:rPr>
-          <w:rFonts w:ascii="Courier New" w:cs="Courier New" w:eastAsia="Courier New" w:hAnsi="Courier New"/>
-          <w:sz w:val="19"/>
-          <w:szCs w:val="19"/>
-        </w:rPr>
-        <w:t xml:space="preserve">IPL CMS</w:t>
-      </w:r>
-      <w:r>
-        <w:rPr>
-          <w:rFonts w:ascii="Times New Roman" w:cs="Times New Roman" w:eastAsia="Times New Roman" w:hAnsi="Times New Roman"/>
-        </w:rPr>
-        <w:t xml:space="preserve"> returns to CMS in the same session.</w:t>
-      </w:r>
-    </w:p>
-    <w:p>
-      <w:pPr>
-        <w:pStyle w:val="Heading2"/>
-      </w:pPr>
-      <w:r>
-        <w:t xml:space="preserve">Several Linux users</w:t>
-      </w:r>
-    </w:p>
-    <w:p>
-      <w:pPr>
-        <w:spacing w:after="120"/>
-      </w:pPr>
-      <w:r>
-        <w:rPr>
-          <w:rFonts w:ascii="Times New Roman" w:cs="Times New Roman" w:eastAsia="Times New Roman" w:hAnsi="Times New Roman"/>
-        </w:rPr>
-        <w:t xml:space="preserve">Each Linux user needs his own copy of the Debian disk, his own CTC pair with a CTCI line in </w:t>
-      </w:r>
-      <w:r>
-        <w:rPr>
-          <w:rFonts w:ascii="Courier New" w:cs="Courier New" w:eastAsia="Courier New" w:hAnsi="Courier New"/>
-          <w:sz w:val="19"/>
-          <w:szCs w:val="19"/>
-        </w:rPr>
-        <w:t xml:space="preserve">vm370ce.conf</w:t>
-      </w:r>
-      <w:r>
-        <w:rPr>
-          <w:rFonts w:ascii="Times New Roman" w:cs="Times New Roman" w:eastAsia="Times New Roman" w:hAnsi="Times New Roman"/>
-        </w:rPr>
-        <w:t xml:space="preserve"> and his own IP address in </w:t>
-      </w:r>
-      <w:r>
-        <w:rPr>
-          <w:rFonts w:ascii="Courier New" w:cs="Courier New" w:eastAsia="Courier New" w:hAnsi="Courier New"/>
-          <w:sz w:val="19"/>
-          <w:szCs w:val="19"/>
-        </w:rPr>
-        <w:t xml:space="preserve">userid LXPARM</w:t>
-      </w:r>
-      <w:r>
-        <w:rPr>
-          <w:rFonts w:ascii="Times New Roman" w:cs="Times New Roman" w:eastAsia="Times New Roman" w:hAnsi="Times New Roman"/>
-        </w:rPr>
-        <w:t xml:space="preserve">. The kit’s example: MAINT on 600/601 and 190, address 10.1.1.2; CMSUSER on 602/603 and 191, address 10.1.2.2.</w:t>
+        <w:t xml:space="preserve">MQTT on Debian</w:t>
       </w:r>
     </w:p>
     <w:tbl>
@@ -9435,7 +9697,7 @@
                 <w:sz w:val="17"/>
                 <w:szCs w:val="17"/>
               </w:rPr>
-              <w:t xml:space="preserve">0600.2  CTCI    10.1.1.2 10.1.1.1</w:t>
+              <w:t xml:space="preserve">root@vm370plus:~# cat /etc/debian_version</w:t>
             </w:r>
           </w:p>
           <w:p>
@@ -9448,7 +9710,7 @@
                 <w:sz w:val="17"/>
                 <w:szCs w:val="17"/>
               </w:rPr>
-              <w:t xml:space="preserve">0602.2  CTCI    10.1.2.2 10.1.2.1</w:t>
+              <w:t xml:space="preserve">7.11</w:t>
             </w:r>
           </w:p>
           <w:p>
@@ -9461,7 +9723,7 @@
                 <w:sz w:val="17"/>
                 <w:szCs w:val="17"/>
               </w:rPr>
-              <w:t xml:space="preserve">0190    3390    disks/lnx190.cckd</w:t>
+              <w:t xml:space="preserve">root@vm370plus:~# df -h /</w:t>
             </w:r>
           </w:p>
           <w:p>
@@ -9474,7 +9736,59 @@
                 <w:sz w:val="17"/>
                 <w:szCs w:val="17"/>
               </w:rPr>
-              <w:t xml:space="preserve">0191    3390    disks/lnx191.cckd</w:t>
+              <w:t xml:space="preserve">Filesystem      Size  Used Avail Use% Mounted on</w:t>
+            </w:r>
+          </w:p>
+          <w:p>
+            <w:pPr>
+              <w:spacing w:after="0" w:line="228"/>
+            </w:pPr>
+            <w:r>
+              <w:rPr>
+                <w:rFonts w:ascii="Courier New" w:cs="Courier New" w:eastAsia="Courier New" w:hAnsi="Courier New"/>
+                <w:sz w:val="17"/>
+                <w:szCs w:val="17"/>
+              </w:rPr>
+              <w:t xml:space="preserve">/dev/dasda1     6.8G  541M  5.9G   9% /</w:t>
+            </w:r>
+          </w:p>
+          <w:p>
+            <w:pPr>
+              <w:spacing w:after="0" w:line="228"/>
+            </w:pPr>
+            <w:r>
+              <w:rPr>
+                <w:rFonts w:ascii="Courier New" w:cs="Courier New" w:eastAsia="Courier New" w:hAnsi="Courier New"/>
+                <w:sz w:val="17"/>
+                <w:szCs w:val="17"/>
+              </w:rPr>
+              <w:t xml:space="preserve">root@vm370plus:~# free</w:t>
+            </w:r>
+          </w:p>
+          <w:p>
+            <w:pPr>
+              <w:spacing w:after="0" w:line="228"/>
+            </w:pPr>
+            <w:r>
+              <w:rPr>
+                <w:rFonts w:ascii="Courier New" w:cs="Courier New" w:eastAsia="Courier New" w:hAnsi="Courier New"/>
+                <w:sz w:val="17"/>
+                <w:szCs w:val="17"/>
+              </w:rPr>
+              <w:t xml:space="preserve">             total       used       free     shared    buffers     cached</w:t>
+            </w:r>
+          </w:p>
+          <w:p>
+            <w:pPr>
+              <w:spacing w:after="0" w:line="228"/>
+            </w:pPr>
+            <w:r>
+              <w:rPr>
+                <w:rFonts w:ascii="Courier New" w:cs="Courier New" w:eastAsia="Courier New" w:hAnsi="Courier New"/>
+                <w:sz w:val="17"/>
+                <w:szCs w:val="17"/>
+              </w:rPr>
+              <w:t xml:space="preserve">Mem:         60512      21688      38824          0       2220      13792</w:t>
             </w:r>
           </w:p>
         </w:tc>
@@ -9500,7 +9814,15 @@
           <w:sz w:val="18"/>
           <w:szCs w:val="18"/>
         </w:rPr>
-        <w:t xml:space="preserve">Two Linux users in vm370ce.conf</w:t>
+        <w:t xml:space="preserve">Debian on VM/370plus</w:t>
+      </w:r>
+    </w:p>
+    <w:p>
+      <w:pPr>
+        <w:pStyle w:val="Heading3"/>
+      </w:pPr>
+      <w:r>
+        <w:t xml:space="preserve">The console</w:t>
       </w:r>
     </w:p>
     <w:p>
@@ -9511,72 +9833,193 @@
         <w:rPr>
           <w:rFonts w:ascii="Times New Roman" w:cs="Times New Roman" w:eastAsia="Times New Roman" w:hAnsi="Times New Roman"/>
         </w:rPr>
-        <w:t xml:space="preserve">Make </w:t>
-      </w:r>
-      <w:r>
-        <w:rPr>
-          <w:rFonts w:ascii="Courier New" w:cs="Courier New" w:eastAsia="Courier New" w:hAnsi="Courier New"/>
-          <w:sz w:val="19"/>
-          <w:szCs w:val="19"/>
-        </w:rPr>
-        <w:t xml:space="preserve">lnx191.cckd</w:t>
-      </w:r>
-      <w:r>
-        <w:rPr>
-          <w:rFonts w:ascii="Times New Roman" w:cs="Times New Roman" w:eastAsia="Times New Roman" w:hAnsi="Times New Roman"/>
-        </w:rPr>
-        <w:t xml:space="preserve"> a copy of the Debian disk. The disks are identical: the address comes from the IPL parameters, not from the disk. Give Hercules enough storage for CP’s paging store: </w:t>
-      </w:r>
-      <w:r>
-        <w:rPr>
-          <w:rFonts w:ascii="Courier New" w:cs="Courier New" w:eastAsia="Courier New" w:hAnsi="Courier New"/>
-          <w:sz w:val="19"/>
-          <w:szCs w:val="19"/>
-        </w:rPr>
-        <w:t xml:space="preserve">MAINSIZE 256</w:t>
-      </w:r>
-      <w:r>
-        <w:rPr>
-          <w:rFonts w:ascii="Times New Roman" w:cs="Times New Roman" w:eastAsia="Times New Roman" w:hAnsi="Times New Roman"/>
-        </w:rPr>
-        <w:t xml:space="preserve"> (the kit’s value) for two Linux users, more for more. With too little, CP fills its DASD paging space (</w:t>
-      </w:r>
-      <w:r>
-        <w:rPr>
-          <w:rFonts w:ascii="Courier New" w:cs="Courier New" w:eastAsia="Courier New" w:hAnsi="Courier New"/>
-          <w:sz w:val="19"/>
-          <w:szCs w:val="19"/>
-        </w:rPr>
-        <w:t xml:space="preserve">DMKPGT400I SYSTEM TEMP SPACE FULL</w:t>
-      </w:r>
-      <w:r>
-        <w:rPr>
-          <w:rFonts w:ascii="Times New Roman" w:cs="Times New Roman" w:eastAsia="Times New Roman" w:hAnsi="Times New Roman"/>
-        </w:rPr>
-        <w:t xml:space="preserve">) and the Linux machines fail.</w:t>
-      </w:r>
-    </w:p>
-    <w:p>
-      <w:pPr>
-        <w:pBdr>
-          <w:left w:val="single" w:color="000000" w:sz="12" w:space="6"/>
-        </w:pBdr>
-        <w:spacing w:after="120" w:before="60"/>
-        <w:ind w:left="567"/>
-      </w:pPr>
-      <w:r>
-        <w:rPr>
-          <w:rFonts w:ascii="Times New Roman" w:cs="Times New Roman" w:eastAsia="Times New Roman" w:hAnsi="Times New Roman"/>
-          <w:b/>
-          <w:bCs/>
-        </w:rPr>
-        <w:t xml:space="preserve">Attention: </w:t>
-      </w:r>
-      <w:r>
-        <w:rPr>
-          <w:rFonts w:ascii="Times New Roman" w:cs="Times New Roman" w:eastAsia="Times New Roman" w:hAnsi="Times New Roman"/>
-        </w:rPr>
-        <w:t xml:space="preserve">Today one Debian system at a time is practical. Two Debian systems run correctly side by side, but CP keeps its frames in 16 MB of real storage, and two Debian working sets (about 13 MB and 7 MB) do not fit: the scheduler keeps one machine waiting for storage, and it barely moves. Using frames above 16 MB (milestone M4b.3) removes this limit. A Debian system and small Linux systems in storage, or a Debian system and any number of CMS users, run together without problems.</w:t>
+        <w:t xml:space="preserve">The 3215 is a line device. Programs that use the full screen (vi, top without </w:t>
+      </w:r>
+      <w:r>
+        <w:rPr>
+          <w:rFonts w:ascii="Courier New" w:cs="Courier New" w:eastAsia="Courier New" w:hAnsi="Courier New"/>
+          <w:sz w:val="19"/>
+          <w:szCs w:val="19"/>
+        </w:rPr>
+        <w:t xml:space="preserve">-n1</w:t>
+      </w:r>
+      <w:r>
+        <w:rPr>
+          <w:rFonts w:ascii="Times New Roman" w:cs="Times New Roman" w:eastAsia="Times New Roman" w:hAnsi="Times New Roman"/>
+        </w:rPr>
+        <w:t xml:space="preserve">) draw poorly; use them only if you must. Ctrl-C cannot be typed: type </w:t>
+      </w:r>
+      <w:r>
+        <w:rPr>
+          <w:rFonts w:ascii="Courier New" w:cs="Courier New" w:eastAsia="Courier New" w:hAnsi="Courier New"/>
+          <w:sz w:val="19"/>
+          <w:szCs w:val="19"/>
+        </w:rPr>
+        <w:t xml:space="preserve">^c</w:t>
+      </w:r>
+      <w:r>
+        <w:rPr>
+          <w:rFonts w:ascii="Times New Roman" w:cs="Times New Roman" w:eastAsia="Times New Roman" w:hAnsi="Times New Roman"/>
+        </w:rPr>
+        <w:t xml:space="preserve"> and Enter instead (the 3215 driver turns </w:t>
+      </w:r>
+      <w:r>
+        <w:rPr>
+          <w:rFonts w:ascii="Courier New" w:cs="Courier New" w:eastAsia="Courier New" w:hAnsi="Courier New"/>
+          <w:sz w:val="19"/>
+          <w:szCs w:val="19"/>
+        </w:rPr>
+        <w:t xml:space="preserve">^c</w:t>
+      </w:r>
+      <w:r>
+        <w:rPr>
+          <w:rFonts w:ascii="Times New Roman" w:cs="Times New Roman" w:eastAsia="Times New Roman" w:hAnsi="Times New Roman"/>
+        </w:rPr>
+        <w:t xml:space="preserve">, </w:t>
+      </w:r>
+      <w:r>
+        <w:rPr>
+          <w:rFonts w:ascii="Courier New" w:cs="Courier New" w:eastAsia="Courier New" w:hAnsi="Courier New"/>
+          <w:sz w:val="19"/>
+          <w:szCs w:val="19"/>
+        </w:rPr>
+        <w:t xml:space="preserve">^d</w:t>
+      </w:r>
+      <w:r>
+        <w:rPr>
+          <w:rFonts w:ascii="Times New Roman" w:cs="Times New Roman" w:eastAsia="Times New Roman" w:hAnsi="Times New Roman"/>
+        </w:rPr>
+        <w:t xml:space="preserve"> and </w:t>
+      </w:r>
+      <w:r>
+        <w:rPr>
+          <w:rFonts w:ascii="Courier New" w:cs="Courier New" w:eastAsia="Courier New" w:hAnsi="Courier New"/>
+          <w:sz w:val="19"/>
+          <w:szCs w:val="19"/>
+        </w:rPr>
+        <w:t xml:space="preserve">^z</w:t>
+      </w:r>
+      <w:r>
+        <w:rPr>
+          <w:rFonts w:ascii="Times New Roman" w:cs="Times New Roman" w:eastAsia="Times New Roman" w:hAnsi="Times New Roman"/>
+        </w:rPr>
+        <w:t xml:space="preserve"> into the control characters). When CP shows MORE..., press CLEAR or PA2.</w:t>
+      </w:r>
+    </w:p>
+    <w:p>
+      <w:pPr>
+        <w:pStyle w:val="Heading3"/>
+      </w:pPr>
+      <w:r>
+        <w:t xml:space="preserve">Network and SSH</w:t>
+      </w:r>
+    </w:p>
+    <w:p>
+      <w:pPr>
+        <w:spacing w:after="120"/>
+      </w:pPr>
+      <w:r>
+        <w:rPr>
+          <w:rFonts w:ascii="Times New Roman" w:cs="Times New Roman" w:eastAsia="Times New Roman" w:hAnsi="Times New Roman"/>
+        </w:rPr>
+        <w:t xml:space="preserve">Linux talks to the PC over a channel-to-channel adapter that Hercules connects to a tun interface on the PC (CTCI). From the PC: </w:t>
+      </w:r>
+      <w:r>
+        <w:rPr>
+          <w:rFonts w:ascii="Courier New" w:cs="Courier New" w:eastAsia="Courier New" w:hAnsi="Courier New"/>
+          <w:sz w:val="19"/>
+          <w:szCs w:val="19"/>
+        </w:rPr>
+        <w:t xml:space="preserve">ssh root@10.1.1.2</w:t>
+      </w:r>
+      <w:r>
+        <w:rPr>
+          <w:rFonts w:ascii="Times New Roman" w:cs="Times New Roman" w:eastAsia="Times New Roman" w:hAnsi="Times New Roman"/>
+        </w:rPr>
+        <w:t xml:space="preserve">, or PuTTY to host 10.1.1.2, port 22. The first login after a boot may take a minute while the SSH server gathers randomness. Internet access from Linux needs routing and NAT on the PC; </w:t>
+      </w:r>
+      <w:r>
+        <w:rPr>
+          <w:rFonts w:ascii="Courier New" w:cs="Courier New" w:eastAsia="Courier New" w:hAnsi="Courier New"/>
+          <w:sz w:val="19"/>
+          <w:szCs w:val="19"/>
+        </w:rPr>
+        <w:t xml:space="preserve">/etc/apt/sources.list</w:t>
+      </w:r>
+      <w:r>
+        <w:rPr>
+          <w:rFonts w:ascii="Times New Roman" w:cs="Times New Roman" w:eastAsia="Times New Roman" w:hAnsi="Times New Roman"/>
+        </w:rPr>
+        <w:t xml:space="preserve"> points at archive.debian.org.</w:t>
+      </w:r>
+    </w:p>
+    <w:p>
+      <w:pPr>
+        <w:pStyle w:val="Heading3"/>
+      </w:pPr>
+      <w:r>
+        <w:t xml:space="preserve">Stopping Linux</w:t>
+      </w:r>
+    </w:p>
+    <w:p>
+      <w:pPr>
+        <w:spacing w:after="120"/>
+      </w:pPr>
+      <w:r>
+        <w:rPr>
+          <w:rFonts w:ascii="Courier New" w:cs="Courier New" w:eastAsia="Courier New" w:hAnsi="Courier New"/>
+          <w:sz w:val="19"/>
+          <w:szCs w:val="19"/>
+        </w:rPr>
+        <w:t xml:space="preserve">poweroff</w:t>
+      </w:r>
+      <w:r>
+        <w:rPr>
+          <w:rFonts w:ascii="Times New Roman" w:cs="Times New Roman" w:eastAsia="Times New Roman" w:hAnsi="Times New Roman"/>
+        </w:rPr>
+        <w:t xml:space="preserve"> (or </w:t>
+      </w:r>
+      <w:r>
+        <w:rPr>
+          <w:rFonts w:ascii="Courier New" w:cs="Courier New" w:eastAsia="Courier New" w:hAnsi="Courier New"/>
+          <w:sz w:val="19"/>
+          <w:szCs w:val="19"/>
+        </w:rPr>
+        <w:t xml:space="preserve">halt</w:t>
+      </w:r>
+      <w:r>
+        <w:rPr>
+          <w:rFonts w:ascii="Times New Roman" w:cs="Times New Roman" w:eastAsia="Times New Roman" w:hAnsi="Times New Roman"/>
+        </w:rPr>
+        <w:t xml:space="preserve">) stops Debian; CP then shows a disabled wait. </w:t>
+      </w:r>
+      <w:r>
+        <w:rPr>
+          <w:rFonts w:ascii="Courier New" w:cs="Courier New" w:eastAsia="Courier New" w:hAnsi="Courier New"/>
+          <w:sz w:val="19"/>
+          <w:szCs w:val="19"/>
+        </w:rPr>
+        <w:t xml:space="preserve">CP LOGOFF</w:t>
+      </w:r>
+      <w:r>
+        <w:rPr>
+          <w:rFonts w:ascii="Times New Roman" w:cs="Times New Roman" w:eastAsia="Times New Roman" w:hAnsi="Times New Roman"/>
+        </w:rPr>
+        <w:t xml:space="preserve"> releases the attached devices. </w:t>
+      </w:r>
+      <w:r>
+        <w:rPr>
+          <w:rFonts w:ascii="Courier New" w:cs="Courier New" w:eastAsia="Courier New" w:hAnsi="Courier New"/>
+          <w:sz w:val="19"/>
+          <w:szCs w:val="19"/>
+        </w:rPr>
+        <w:t xml:space="preserve">IPL CMS</w:t>
+      </w:r>
+      <w:r>
+        <w:rPr>
+          <w:rFonts w:ascii="Times New Roman" w:cs="Times New Roman" w:eastAsia="Times New Roman" w:hAnsi="Times New Roman"/>
+        </w:rPr>
+        <w:t xml:space="preserve"> returns to CMS in the same session.</w:t>
       </w:r>
     </w:p>
     <w:p>
@@ -9584,7 +10027,7 @@
         <w:pStyle w:val="Heading2"/>
       </w:pPr>
       <w:r>
-        <w:t xml:space="preserve">Linux and CMS side by side</w:t>
+        <w:t xml:space="preserve">Several Linux users</w:t>
       </w:r>
     </w:p>
     <w:p>
@@ -9595,88 +10038,35 @@
         <w:rPr>
           <w:rFonts w:ascii="Times New Roman" w:cs="Times New Roman" w:eastAsia="Times New Roman" w:hAnsi="Times New Roman"/>
         </w:rPr>
-        <w:t xml:space="preserve">Linux users and CMS users share the system as any two VM/370 users do. Tested: one user runs Debian and writes and reads files under load, while another user works in CMS (LISTFILE, COPYFILE, TYPE, ERASE), defines 64 MB, starts Linux with </w:t>
-      </w:r>
-      <w:r>
-        <w:rPr>
-          <w:rFonts w:ascii="Courier New" w:cs="Courier New" w:eastAsia="Courier New" w:hAnsi="Courier New"/>
-          <w:sz w:val="19"/>
-          <w:szCs w:val="19"/>
-        </w:rPr>
-        <w:t xml:space="preserve">LINUX</w:t>
-      </w:r>
-      <w:r>
-        <w:rPr>
-          <w:rFonts w:ascii="Times New Roman" w:cs="Times New Roman" w:eastAsia="Times New Roman" w:hAnsi="Times New Roman"/>
-        </w:rPr>
-        <w:t xml:space="preserve">, stops it with </w:t>
-      </w:r>
-      <w:r>
-        <w:rPr>
-          <w:rFonts w:ascii="Courier New" w:cs="Courier New" w:eastAsia="Courier New" w:hAnsi="Courier New"/>
-          <w:sz w:val="19"/>
-          <w:szCs w:val="19"/>
-        </w:rPr>
-        <w:t xml:space="preserve">poweroff</w:t>
-      </w:r>
-      <w:r>
-        <w:rPr>
-          <w:rFonts w:ascii="Times New Roman" w:cs="Times New Roman" w:eastAsia="Times New Roman" w:hAnsi="Times New Roman"/>
-        </w:rPr>
-        <w:t xml:space="preserve"> and goes back to CMS with </w:t>
-      </w:r>
-      <w:r>
-        <w:rPr>
-          <w:rFonts w:ascii="Courier New" w:cs="Courier New" w:eastAsia="Courier New" w:hAnsi="Courier New"/>
-          <w:sz w:val="19"/>
-          <w:szCs w:val="19"/>
-        </w:rPr>
-        <w:t xml:space="preserve">IPL CMS</w:t>
-      </w:r>
-      <w:r>
-        <w:rPr>
-          <w:rFonts w:ascii="Times New Roman" w:cs="Times New Roman" w:eastAsia="Times New Roman" w:hAnsi="Times New Roman"/>
-        </w:rPr>
-        <w:t xml:space="preserve">; the Debian system’s files are unchanged throughout.</w:t>
-      </w:r>
-    </w:p>
-    <w:p>
-      <w:pPr>
-        <w:pStyle w:val="Heading1"/>
-        <w:pageBreakBefore/>
-      </w:pPr>
-      <w:r>
-        <w:t xml:space="preserve">Chapter 6. cREXX on VM/370plus</w:t>
-      </w:r>
-    </w:p>
-    <w:p>
-      <w:pPr>
-        <w:spacing w:after="120"/>
-      </w:pPr>
-      <w:r>
-        <w:rPr>
-          <w:rFonts w:ascii="Times New Roman" w:cs="Times New Roman" w:eastAsia="Times New Roman" w:hAnsi="Times New Roman"/>
-        </w:rPr>
-        <w:t xml:space="preserve">cREXX is a REXX implementation built as a compiler (RXC), an assembler (RXAS), a disassembler (RXDAS) and a virtual machine (RXBVM, RXVM). It needs more than 16 MB to compile larger programs, which is where VM/370plus came from.</w:t>
-      </w:r>
-    </w:p>
-    <w:p>
-      <w:pPr>
-        <w:pStyle w:val="Heading2"/>
-      </w:pPr>
-      <w:r>
-        <w:t xml:space="preserve">The 2022 release, built on VM/370plus</w:t>
-      </w:r>
-    </w:p>
-    <w:p>
-      <w:pPr>
-        <w:spacing w:after="120"/>
-      </w:pPr>
-      <w:r>
-        <w:rPr>
-          <w:rFonts w:ascii="Times New Roman" w:cs="Times New Roman" w:eastAsia="Times New Roman" w:hAnsi="Times New Roman"/>
-        </w:rPr>
-        <w:t xml:space="preserve">CMSUSER’s disks hold the 2022 cREXX tree (F0041). In the EC-mode CMS it is compiled by GCC380 with GCCLIB31 and runs in 31-bit mode with its heap above 16 MB:</w:t>
+        <w:t xml:space="preserve">Each Linux user needs his own copy of the Debian disk, his own CTC pair with a CTCI line in </w:t>
+      </w:r>
+      <w:r>
+        <w:rPr>
+          <w:rFonts w:ascii="Courier New" w:cs="Courier New" w:eastAsia="Courier New" w:hAnsi="Courier New"/>
+          <w:sz w:val="19"/>
+          <w:szCs w:val="19"/>
+        </w:rPr>
+        <w:t xml:space="preserve">vm370ce.conf</w:t>
+      </w:r>
+      <w:r>
+        <w:rPr>
+          <w:rFonts w:ascii="Times New Roman" w:cs="Times New Roman" w:eastAsia="Times New Roman" w:hAnsi="Times New Roman"/>
+        </w:rPr>
+        <w:t xml:space="preserve"> and his own IP address in </w:t>
+      </w:r>
+      <w:r>
+        <w:rPr>
+          <w:rFonts w:ascii="Courier New" w:cs="Courier New" w:eastAsia="Courier New" w:hAnsi="Courier New"/>
+          <w:sz w:val="19"/>
+          <w:szCs w:val="19"/>
+        </w:rPr>
+        <w:t xml:space="preserve">userid LXPARM</w:t>
+      </w:r>
+      <w:r>
+        <w:rPr>
+          <w:rFonts w:ascii="Times New Roman" w:cs="Times New Roman" w:eastAsia="Times New Roman" w:hAnsi="Times New Roman"/>
+        </w:rPr>
+        <w:t xml:space="preserve">. The kit’s example: MAINT on 600/601 and 190, address 10.1.1.2; CMSUSER on 602/603 and 191, address 10.1.2.2.</w:t>
       </w:r>
     </w:p>
     <w:tbl>
@@ -9719,7 +10109,7 @@
                 <w:sz w:val="17"/>
                 <w:szCs w:val="17"/>
               </w:rPr>
-              <w:t xml:space="preserve">logon cmsuser</w:t>
+              <w:t xml:space="preserve">0600.2  CTCI    10.1.1.2 10.1.1.1</w:t>
             </w:r>
           </w:p>
           <w:p>
@@ -9732,7 +10122,7 @@
                 <w:sz w:val="17"/>
                 <w:szCs w:val="17"/>
               </w:rPr>
-              <w:t xml:space="preserve">cp define storage 256m</w:t>
+              <w:t xml:space="preserve">0602.2  CTCI    10.1.2.2 10.1.2.1</w:t>
             </w:r>
           </w:p>
           <w:p>
@@ -9745,7 +10135,7 @@
                 <w:sz w:val="17"/>
                 <w:szCs w:val="17"/>
               </w:rPr>
-              <w:t xml:space="preserve">cp link maint 290 290 rr</w:t>
+              <w:t xml:space="preserve">0190    3390    disks/lnx190.cckd</w:t>
             </w:r>
           </w:p>
           <w:p>
@@ -9758,98 +10148,7 @@
                 <w:sz w:val="17"/>
                 <w:szCs w:val="17"/>
               </w:rPr>
-              <w:t xml:space="preserve">ipl 290</w:t>
-            </w:r>
-          </w:p>
-          <w:p>
-            <w:pPr>
-              <w:spacing w:after="0" w:line="228"/>
-            </w:pPr>
-            <w:r>
-              <w:rPr>
-                <w:rFonts w:ascii="Courier New" w:cs="Courier New" w:eastAsia="Courier New" w:hAnsi="Courier New"/>
-                <w:sz w:val="17"/>
-                <w:szCs w:val="17"/>
-              </w:rPr>
-              <w:t xml:space="preserve">exec crxmk31</w:t>
-            </w:r>
-          </w:p>
-          <w:p>
-            <w:pPr>
-              <w:spacing w:after="0" w:line="228"/>
-            </w:pPr>
-            <w:r>
-              <w:rPr>
-                <w:rFonts w:ascii="Courier New" w:cs="Courier New" w:eastAsia="Courier New" w:hAnsi="Courier New"/>
-                <w:sz w:val="17"/>
-                <w:szCs w:val="17"/>
-              </w:rPr>
-              <w:t xml:space="preserve">...</w:t>
-            </w:r>
-          </w:p>
-          <w:p>
-            <w:pPr>
-              <w:spacing w:after="0" w:line="228"/>
-            </w:pPr>
-            <w:r>
-              <w:rPr>
-                <w:rFonts w:ascii="Courier New" w:cs="Courier New" w:eastAsia="Courier New" w:hAnsi="Courier New"/>
-                <w:sz w:val="17"/>
-                <w:szCs w:val="17"/>
-              </w:rPr>
-              <w:t xml:space="preserve">rxcn basic</w:t>
-            </w:r>
-          </w:p>
-          <w:p>
-            <w:pPr>
-              <w:spacing w:after="0" w:line="228"/>
-            </w:pPr>
-            <w:r>
-              <w:rPr>
-                <w:rFonts w:ascii="Courier New" w:cs="Courier New" w:eastAsia="Courier New" w:hAnsi="Courier New"/>
-                <w:sz w:val="17"/>
-                <w:szCs w:val="17"/>
-              </w:rPr>
-              <w:t xml:space="preserve">rxasn basic</w:t>
-            </w:r>
-          </w:p>
-          <w:p>
-            <w:pPr>
-              <w:spacing w:after="0" w:line="228"/>
-            </w:pPr>
-            <w:r>
-              <w:rPr>
-                <w:rFonts w:ascii="Courier New" w:cs="Courier New" w:eastAsia="Courier New" w:hAnsi="Courier New"/>
-                <w:sz w:val="17"/>
-                <w:szCs w:val="17"/>
-              </w:rPr>
-              <w:t xml:space="preserve">rxbvmn basic</w:t>
-            </w:r>
-          </w:p>
-          <w:p>
-            <w:pPr>
-              <w:spacing w:after="0" w:line="228"/>
-            </w:pPr>
-            <w:r>
-              <w:rPr>
-                <w:rFonts w:ascii="Courier New" w:cs="Courier New" w:eastAsia="Courier New" w:hAnsi="Courier New"/>
-                <w:sz w:val="17"/>
-                <w:szCs w:val="17"/>
-              </w:rPr>
-              <w:t xml:space="preserve">0.1</w:t>
-            </w:r>
-          </w:p>
-          <w:p>
-            <w:pPr>
-              <w:spacing w:after="0" w:line="228"/>
-            </w:pPr>
-            <w:r>
-              <w:rPr>
-                <w:rFonts w:ascii="Courier New" w:cs="Courier New" w:eastAsia="Courier New" w:hAnsi="Courier New"/>
-                <w:sz w:val="17"/>
-                <w:szCs w:val="17"/>
-              </w:rPr>
-              <w:t xml:space="preserve">Ready;</w:t>
+              <w:t xml:space="preserve">0191    3390    disks/lnx191.cckd</w:t>
             </w:r>
           </w:p>
         </w:tc>
@@ -9875,7 +10174,7 @@
           <w:sz w:val="18"/>
           <w:szCs w:val="18"/>
         </w:rPr>
-        <w:t xml:space="preserve">Building and running cREXX on VM/370plus</w:t>
+        <w:t xml:space="preserve">Two Linux users in vm370ce.conf</w:t>
       </w:r>
     </w:p>
     <w:p>
@@ -9884,87 +10183,74 @@
       </w:pPr>
       <w:r>
         <w:rPr>
-          <w:rFonts w:ascii="Courier New" w:cs="Courier New" w:eastAsia="Courier New" w:hAnsi="Courier New"/>
-          <w:sz w:val="19"/>
-          <w:szCs w:val="19"/>
-        </w:rPr>
-        <w:t xml:space="preserve">CRXMK31 EXEC</w:t>
-      </w:r>
-      <w:r>
-        <w:rPr>
-          <w:rFonts w:ascii="Times New Roman" w:cs="Times New Roman" w:eastAsia="Times New Roman" w:hAnsi="Times New Roman"/>
-        </w:rPr>
-        <w:t xml:space="preserve"> compiles the tree and links </w:t>
-      </w:r>
-      <w:r>
-        <w:rPr>
-          <w:rFonts w:ascii="Courier New" w:cs="Courier New" w:eastAsia="Courier New" w:hAnsi="Courier New"/>
-          <w:sz w:val="19"/>
-          <w:szCs w:val="19"/>
-        </w:rPr>
-        <w:t xml:space="preserve">RXCN</w:t>
-      </w:r>
-      <w:r>
-        <w:rPr>
-          <w:rFonts w:ascii="Times New Roman" w:cs="Times New Roman" w:eastAsia="Times New Roman" w:hAnsi="Times New Roman"/>
-        </w:rPr>
-        <w:t xml:space="preserve">, </w:t>
-      </w:r>
-      <w:r>
-        <w:rPr>
-          <w:rFonts w:ascii="Courier New" w:cs="Courier New" w:eastAsia="Courier New" w:hAnsi="Courier New"/>
-          <w:sz w:val="19"/>
-          <w:szCs w:val="19"/>
-        </w:rPr>
-        <w:t xml:space="preserve">RXASN</w:t>
-      </w:r>
-      <w:r>
-        <w:rPr>
-          <w:rFonts w:ascii="Times New Roman" w:cs="Times New Roman" w:eastAsia="Times New Roman" w:hAnsi="Times New Roman"/>
-        </w:rPr>
-        <w:t xml:space="preserve">, </w:t>
-      </w:r>
-      <w:r>
-        <w:rPr>
-          <w:rFonts w:ascii="Courier New" w:cs="Courier New" w:eastAsia="Courier New" w:hAnsi="Courier New"/>
-          <w:sz w:val="19"/>
-          <w:szCs w:val="19"/>
-        </w:rPr>
-        <w:t xml:space="preserve">RXBVMN</w:t>
-      </w:r>
-      <w:r>
-        <w:rPr>
-          <w:rFonts w:ascii="Times New Roman" w:cs="Times New Roman" w:eastAsia="Times New Roman" w:hAnsi="Times New Roman"/>
-        </w:rPr>
-        <w:t xml:space="preserve"> and </w:t>
-      </w:r>
-      <w:r>
-        <w:rPr>
-          <w:rFonts w:ascii="Courier New" w:cs="Courier New" w:eastAsia="Courier New" w:hAnsi="Courier New"/>
-          <w:sz w:val="19"/>
-          <w:szCs w:val="19"/>
-        </w:rPr>
-        <w:t xml:space="preserve">RXDASN</w:t>
-      </w:r>
-      <w:r>
-        <w:rPr>
-          <w:rFonts w:ascii="Times New Roman" w:cs="Times New Roman" w:eastAsia="Times New Roman" w:hAnsi="Times New Roman"/>
-        </w:rPr>
-        <w:t xml:space="preserve"> (about 90 seconds of CPU time). </w:t>
-      </w:r>
-      <w:r>
-        <w:rPr>
-          <w:rFonts w:ascii="Courier New" w:cs="Courier New" w:eastAsia="Courier New" w:hAnsi="Courier New"/>
-          <w:sz w:val="19"/>
-          <w:szCs w:val="19"/>
-        </w:rPr>
-        <w:t xml:space="preserve">GCLB31 EXEC</w:t>
-      </w:r>
-      <w:r>
-        <w:rPr>
-          <w:rFonts w:ascii="Times New Roman" w:cs="Times New Roman" w:eastAsia="Times New Roman" w:hAnsi="Times New Roman"/>
-        </w:rPr>
-        <w:t xml:space="preserve"> builds the GCCLIB31 library itself. The output equals that of the cross-compiled build line for line.</w:t>
+          <w:rFonts w:ascii="Times New Roman" w:cs="Times New Roman" w:eastAsia="Times New Roman" w:hAnsi="Times New Roman"/>
+        </w:rPr>
+        <w:t xml:space="preserve">Make </w:t>
+      </w:r>
+      <w:r>
+        <w:rPr>
+          <w:rFonts w:ascii="Courier New" w:cs="Courier New" w:eastAsia="Courier New" w:hAnsi="Courier New"/>
+          <w:sz w:val="19"/>
+          <w:szCs w:val="19"/>
+        </w:rPr>
+        <w:t xml:space="preserve">lnx191.cckd</w:t>
+      </w:r>
+      <w:r>
+        <w:rPr>
+          <w:rFonts w:ascii="Times New Roman" w:cs="Times New Roman" w:eastAsia="Times New Roman" w:hAnsi="Times New Roman"/>
+        </w:rPr>
+        <w:t xml:space="preserve"> a copy of the Debian disk. The disks are identical: the address comes from the IPL parameters, not from the disk. Give Hercules enough storage for CP’s paging store: </w:t>
+      </w:r>
+      <w:r>
+        <w:rPr>
+          <w:rFonts w:ascii="Courier New" w:cs="Courier New" w:eastAsia="Courier New" w:hAnsi="Courier New"/>
+          <w:sz w:val="19"/>
+          <w:szCs w:val="19"/>
+        </w:rPr>
+        <w:t xml:space="preserve">MAINSIZE 256</w:t>
+      </w:r>
+      <w:r>
+        <w:rPr>
+          <w:rFonts w:ascii="Times New Roman" w:cs="Times New Roman" w:eastAsia="Times New Roman" w:hAnsi="Times New Roman"/>
+        </w:rPr>
+        <w:t xml:space="preserve"> (the kit’s value) for two Linux users, more for more. With too little, CP fills its DASD paging space (</w:t>
+      </w:r>
+      <w:r>
+        <w:rPr>
+          <w:rFonts w:ascii="Courier New" w:cs="Courier New" w:eastAsia="Courier New" w:hAnsi="Courier New"/>
+          <w:sz w:val="19"/>
+          <w:szCs w:val="19"/>
+        </w:rPr>
+        <w:t xml:space="preserve">DMKPGT400I SYSTEM TEMP SPACE FULL</w:t>
+      </w:r>
+      <w:r>
+        <w:rPr>
+          <w:rFonts w:ascii="Times New Roman" w:cs="Times New Roman" w:eastAsia="Times New Roman" w:hAnsi="Times New Roman"/>
+        </w:rPr>
+        <w:t xml:space="preserve">) and the Linux machines fail.</w:t>
+      </w:r>
+    </w:p>
+    <w:p>
+      <w:pPr>
+        <w:pBdr>
+          <w:left w:val="single" w:color="000000" w:sz="12" w:space="6"/>
+        </w:pBdr>
+        <w:spacing w:after="120" w:before="60"/>
+        <w:ind w:left="567"/>
+      </w:pPr>
+      <w:r>
+        <w:rPr>
+          <w:rFonts w:ascii="Times New Roman" w:cs="Times New Roman" w:eastAsia="Times New Roman" w:hAnsi="Times New Roman"/>
+          <w:b/>
+          <w:bCs/>
+        </w:rPr>
+        <w:t xml:space="preserve">Attention: </w:t>
+      </w:r>
+      <w:r>
+        <w:rPr>
+          <w:rFonts w:ascii="Times New Roman" w:cs="Times New Roman" w:eastAsia="Times New Roman" w:hAnsi="Times New Roman"/>
+        </w:rPr>
+        <w:t xml:space="preserve">Today one Debian system at a time is practical. Two Debian systems run correctly side by side, but CP keeps its frames in 16 MB of real storage, and two Debian working sets (about 13 MB and 7 MB) do not fit: the scheduler keeps one machine waiting for storage, and it barely moves. Using frames above 16 MB (milestone M4b.3) removes this limit. A Debian system and small Linux systems in storage, or a Debian system and any number of CMS users, run together without problems.</w:t>
       </w:r>
     </w:p>
     <w:p>
@@ -9972,7 +10258,7 @@
         <w:pStyle w:val="Heading2"/>
       </w:pPr>
       <w:r>
-        <w:t xml:space="preserve">The 24-bit build</w:t>
+        <w:t xml:space="preserve">Linux and CMS side by side</w:t>
       </w:r>
     </w:p>
     <w:p>
@@ -9983,105 +10269,69 @@
         <w:rPr>
           <w:rFonts w:ascii="Times New Roman" w:cs="Times New Roman" w:eastAsia="Times New Roman" w:hAnsi="Times New Roman"/>
         </w:rPr>
-        <w:t xml:space="preserve">The same tree also builds with GCC370 as a 24-bit program (</w:t>
-      </w:r>
-      <w:r>
-        <w:rPr>
-          <w:rFonts w:ascii="Courier New" w:cs="Courier New" w:eastAsia="Courier New" w:hAnsi="Courier New"/>
-          <w:sz w:val="19"/>
-          <w:szCs w:val="19"/>
-        </w:rPr>
-        <w:t xml:space="preserve">rxc</w:t>
-      </w:r>
-      <w:r>
-        <w:rPr>
-          <w:rFonts w:ascii="Times New Roman" w:cs="Times New Roman" w:eastAsia="Times New Roman" w:hAnsi="Times New Roman"/>
-        </w:rPr>
-        <w:t xml:space="preserve">, </w:t>
-      </w:r>
-      <w:r>
-        <w:rPr>
-          <w:rFonts w:ascii="Courier New" w:cs="Courier New" w:eastAsia="Courier New" w:hAnsi="Courier New"/>
-          <w:sz w:val="19"/>
-          <w:szCs w:val="19"/>
-        </w:rPr>
-        <w:t xml:space="preserve">rxas</w:t>
-      </w:r>
-      <w:r>
-        <w:rPr>
-          <w:rFonts w:ascii="Times New Roman" w:cs="Times New Roman" w:eastAsia="Times New Roman" w:hAnsi="Times New Roman"/>
-        </w:rPr>
-        <w:t xml:space="preserve">, </w:t>
-      </w:r>
-      <w:r>
-        <w:rPr>
-          <w:rFonts w:ascii="Courier New" w:cs="Courier New" w:eastAsia="Courier New" w:hAnsi="Courier New"/>
-          <w:sz w:val="19"/>
-          <w:szCs w:val="19"/>
-        </w:rPr>
-        <w:t xml:space="preserve">rxdas</w:t>
-      </w:r>
-      <w:r>
-        <w:rPr>
-          <w:rFonts w:ascii="Times New Roman" w:cs="Times New Roman" w:eastAsia="Times New Roman" w:hAnsi="Times New Roman"/>
-        </w:rPr>
-        <w:t xml:space="preserve">, </w:t>
-      </w:r>
-      <w:r>
-        <w:rPr>
-          <w:rFonts w:ascii="Courier New" w:cs="Courier New" w:eastAsia="Courier New" w:hAnsi="Courier New"/>
-          <w:sz w:val="19"/>
-          <w:szCs w:val="19"/>
-        </w:rPr>
-        <w:t xml:space="preserve">rxbvm</w:t>
-      </w:r>
-      <w:r>
-        <w:rPr>
-          <w:rFonts w:ascii="Times New Roman" w:cs="Times New Roman" w:eastAsia="Times New Roman" w:hAnsi="Times New Roman"/>
-        </w:rPr>
-        <w:t xml:space="preserve"> on CMSUSER’s E disk); in the EC-mode CMS with </w:t>
-      </w:r>
-      <w:r>
-        <w:rPr>
-          <w:rFonts w:ascii="Courier New" w:cs="Courier New" w:eastAsia="Courier New" w:hAnsi="Courier New"/>
-          <w:sz w:val="19"/>
-          <w:szCs w:val="19"/>
-        </w:rPr>
-        <w:t xml:space="preserve">global txtlib gcclib</w:t>
-      </w:r>
-      <w:r>
-        <w:rPr>
-          <w:rFonts w:ascii="Times New Roman" w:cs="Times New Roman" w:eastAsia="Times New Roman" w:hAnsi="Times New Roman"/>
-        </w:rPr>
-        <w:t xml:space="preserve">, </w:t>
-      </w:r>
-      <w:r>
-        <w:rPr>
-          <w:rFonts w:ascii="Courier New" w:cs="Courier New" w:eastAsia="Courier New" w:hAnsi="Courier New"/>
-          <w:sz w:val="19"/>
-          <w:szCs w:val="19"/>
-        </w:rPr>
-        <w:t xml:space="preserve">rxbvm -l d ascommon</w:t>
-      </w:r>
-      <w:r>
-        <w:rPr>
-          <w:rFonts w:ascii="Times New Roman" w:cs="Times New Roman" w:eastAsia="Times New Roman" w:hAnsi="Times New Roman"/>
-        </w:rPr>
-        <w:t xml:space="preserve"> and </w:t>
-      </w:r>
-      <w:r>
-        <w:rPr>
-          <w:rFonts w:ascii="Courier New" w:cs="Courier New" w:eastAsia="Courier New" w:hAnsi="Courier New"/>
-          <w:sz w:val="19"/>
-          <w:szCs w:val="19"/>
-        </w:rPr>
-        <w:t xml:space="preserve">rxbvm -l d asebcdic</w:t>
-      </w:r>
-      <w:r>
-        <w:rPr>
-          <w:rFonts w:ascii="Times New Roman" w:cs="Times New Roman" w:eastAsia="Times New Roman" w:hAnsi="Times New Roman"/>
-        </w:rPr>
-        <w:t xml:space="preserve"> run their test sets.</w:t>
+        <w:t xml:space="preserve">Linux users and CMS users share the system as any two VM/370 users do. Tested: one user runs Debian and writes and reads files under load, while another user works in CMS (LISTFILE, COPYFILE, TYPE, ERASE), defines 64 MB, starts Linux with </w:t>
+      </w:r>
+      <w:r>
+        <w:rPr>
+          <w:rFonts w:ascii="Courier New" w:cs="Courier New" w:eastAsia="Courier New" w:hAnsi="Courier New"/>
+          <w:sz w:val="19"/>
+          <w:szCs w:val="19"/>
+        </w:rPr>
+        <w:t xml:space="preserve">LINUX</w:t>
+      </w:r>
+      <w:r>
+        <w:rPr>
+          <w:rFonts w:ascii="Times New Roman" w:cs="Times New Roman" w:eastAsia="Times New Roman" w:hAnsi="Times New Roman"/>
+        </w:rPr>
+        <w:t xml:space="preserve">, stops it with </w:t>
+      </w:r>
+      <w:r>
+        <w:rPr>
+          <w:rFonts w:ascii="Courier New" w:cs="Courier New" w:eastAsia="Courier New" w:hAnsi="Courier New"/>
+          <w:sz w:val="19"/>
+          <w:szCs w:val="19"/>
+        </w:rPr>
+        <w:t xml:space="preserve">poweroff</w:t>
+      </w:r>
+      <w:r>
+        <w:rPr>
+          <w:rFonts w:ascii="Times New Roman" w:cs="Times New Roman" w:eastAsia="Times New Roman" w:hAnsi="Times New Roman"/>
+        </w:rPr>
+        <w:t xml:space="preserve"> and goes back to CMS with </w:t>
+      </w:r>
+      <w:r>
+        <w:rPr>
+          <w:rFonts w:ascii="Courier New" w:cs="Courier New" w:eastAsia="Courier New" w:hAnsi="Courier New"/>
+          <w:sz w:val="19"/>
+          <w:szCs w:val="19"/>
+        </w:rPr>
+        <w:t xml:space="preserve">IPL CMS</w:t>
+      </w:r>
+      <w:r>
+        <w:rPr>
+          <w:rFonts w:ascii="Times New Roman" w:cs="Times New Roman" w:eastAsia="Times New Roman" w:hAnsi="Times New Roman"/>
+        </w:rPr>
+        <w:t xml:space="preserve">; the Debian system’s files are unchanged throughout.</w:t>
+      </w:r>
+    </w:p>
+    <w:p>
+      <w:pPr>
+        <w:pStyle w:val="Heading1"/>
+        <w:pageBreakBefore/>
+      </w:pPr>
+      <w:r>
+        <w:t xml:space="preserve">Chapter 6. Service Machines</w:t>
+      </w:r>
+    </w:p>
+    <w:p>
+      <w:pPr>
+        <w:spacing w:after="120"/>
+      </w:pPr>
+      <w:r>
+        <w:rPr>
+          <w:rFonts w:ascii="Times New Roman" w:cs="Times New Roman" w:eastAsia="Times New Roman" w:hAnsi="Times New Roman"/>
+        </w:rPr>
+        <w:t xml:space="preserve">A service machine is a virtual machine that works for other users: it runs disconnected, takes requests and sends answers. VM/370 has always had them (the operator, RSCS); VM/370plus adds new ones. The first is CHATBOT. Others are planned (see the end of this chapter).</w:t>
       </w:r>
     </w:p>
     <w:p>
@@ -10089,7 +10339,7 @@
         <w:pStyle w:val="Heading2"/>
       </w:pPr>
       <w:r>
-        <w:t xml:space="preserve">Cross-compiled programs</w:t>
+        <w:t xml:space="preserve">CHATBOT</w:t>
       </w:r>
     </w:p>
     <w:p>
@@ -10098,73 +10348,48 @@
       </w:pPr>
       <w:r>
         <w:rPr>
-          <w:rFonts w:ascii="Courier New" w:cs="Courier New" w:eastAsia="Courier New" w:hAnsi="Courier New"/>
-          <w:sz w:val="19"/>
-          <w:szCs w:val="19"/>
-        </w:rPr>
-        <w:t xml:space="preserve">rxc31</w:t>
-      </w:r>
-      <w:r>
-        <w:rPr>
-          <w:rFonts w:ascii="Times New Roman" w:cs="Times New Roman" w:eastAsia="Times New Roman" w:hAnsi="Times New Roman"/>
-        </w:rPr>
-        <w:t xml:space="preserve">, </w:t>
-      </w:r>
-      <w:r>
-        <w:rPr>
-          <w:rFonts w:ascii="Courier New" w:cs="Courier New" w:eastAsia="Courier New" w:hAnsi="Courier New"/>
-          <w:sz w:val="19"/>
-          <w:szCs w:val="19"/>
-        </w:rPr>
-        <w:t xml:space="preserve">rxas31</w:t>
-      </w:r>
-      <w:r>
-        <w:rPr>
-          <w:rFonts w:ascii="Times New Roman" w:cs="Times New Roman" w:eastAsia="Times New Roman" w:hAnsi="Times New Roman"/>
-        </w:rPr>
-        <w:t xml:space="preserve"> and </w:t>
-      </w:r>
-      <w:r>
-        <w:rPr>
-          <w:rFonts w:ascii="Courier New" w:cs="Courier New" w:eastAsia="Courier New" w:hAnsi="Courier New"/>
-          <w:sz w:val="19"/>
-          <w:szCs w:val="19"/>
-        </w:rPr>
-        <w:t xml:space="preserve">rxbvm31</w:t>
-      </w:r>
-      <w:r>
-        <w:rPr>
-          <w:rFonts w:ascii="Times New Roman" w:cs="Times New Roman" w:eastAsia="Times New Roman" w:hAnsi="Times New Roman"/>
-        </w:rPr>
-        <w:t xml:space="preserve"> on CMSUSER’s A disk were compiled on the PC with GCC 13 (</w:t>
-      </w:r>
-      <w:r>
-        <w:rPr>
-          <w:rFonts w:ascii="Courier New" w:cs="Courier New" w:eastAsia="Courier New" w:hAnsi="Courier New"/>
-          <w:sz w:val="19"/>
-          <w:szCs w:val="19"/>
-        </w:rPr>
-        <w:t xml:space="preserve">-m31</w:t>
-      </w:r>
-      <w:r>
-        <w:rPr>
-          <w:rFonts w:ascii="Times New Roman" w:cs="Times New Roman" w:eastAsia="Times New Roman" w:hAnsi="Times New Roman"/>
-        </w:rPr>
-        <w:t xml:space="preserve">), newlib and a small CMS runtime (</w:t>
-      </w:r>
-      <w:r>
-        <w:rPr>
-          <w:rFonts w:ascii="Courier New" w:cs="Courier New" w:eastAsia="Courier New" w:hAnsi="Courier New"/>
-          <w:sz w:val="19"/>
-          <w:szCs w:val="19"/>
-        </w:rPr>
-        <w:t xml:space="preserve">vm370plus/m5f/</w:t>
-      </w:r>
-      <w:r>
-        <w:rPr>
-          <w:rFonts w:ascii="Times New Roman" w:cs="Times New Roman" w:eastAsia="Times New Roman" w:hAnsi="Times New Roman"/>
-        </w:rPr>
-        <w:t xml:space="preserve">). They need Hercules 4.x.</w:t>
+          <w:rFonts w:ascii="Times New Roman" w:cs="Times New Roman" w:eastAsia="Times New Roman" w:hAnsi="Times New Roman"/>
+        </w:rPr>
+        <w:t xml:space="preserve">CHATBOT is the persona chatbot of MCchat, written by the project owner in cREXX and run by RXBVM8. It has ten personas, each in English and German, and a knowledge base, all as CMS files; every answer is authored text chosen the way the original bot chooses it. There is no language model and no network.</w:t>
+      </w:r>
+    </w:p>
+    <w:p>
+      <w:pPr>
+        <w:spacing w:after="120"/>
+      </w:pPr>
+      <w:r>
+        <w:rPr>
+          <w:rFonts w:ascii="Times New Roman" w:cs="Times New Roman" w:eastAsia="Times New Roman" w:hAnsi="Times New Roman"/>
+        </w:rPr>
+        <w:t xml:space="preserve">Users talk to it through the spool. </w:t>
+      </w:r>
+      <w:r>
+        <w:rPr>
+          <w:rFonts w:ascii="Courier New" w:cs="Courier New" w:eastAsia="Courier New" w:hAnsi="Courier New"/>
+          <w:sz w:val="19"/>
+          <w:szCs w:val="19"/>
+        </w:rPr>
+        <w:t xml:space="preserve">CHAT</w:t>
+      </w:r>
+      <w:r>
+        <w:rPr>
+          <w:rFonts w:ascii="Times New Roman" w:cs="Times New Roman" w:eastAsia="Times New Roman" w:hAnsi="Times New Roman"/>
+        </w:rPr>
+        <w:t xml:space="preserve"> punches the question to CHATBOT’s reader. CHATBOT reads its reader, runs the bot once for all waiting questions, and punches each answer to the reader of the user who sent the question (the spool file’s origin, so nobody can read another user’s answers). The bot keeps each user’s conversation (persona, language, topic) in </w:t>
+      </w:r>
+      <w:r>
+        <w:rPr>
+          <w:rFonts w:ascii="Courier New" w:cs="Courier New" w:eastAsia="Courier New" w:hAnsi="Courier New"/>
+          <w:sz w:val="19"/>
+          <w:szCs w:val="19"/>
+        </w:rPr>
+        <w:t xml:space="preserve">userid CBSESS</w:t>
+      </w:r>
+      <w:r>
+        <w:rPr>
+          <w:rFonts w:ascii="Times New Roman" w:cs="Times New Roman" w:eastAsia="Times New Roman" w:hAnsi="Times New Roman"/>
+        </w:rPr>
+        <w:t xml:space="preserve"> on its 191 disk.</w:t>
       </w:r>
     </w:p>
     <w:tbl>
@@ -10207,7 +10432,7 @@
                 <w:sz w:val="17"/>
                 <w:szCs w:val="17"/>
               </w:rPr>
-              <w:t xml:space="preserve">ipl 290</w:t>
+              <w:t xml:space="preserve">chat hello there</w:t>
             </w:r>
           </w:p>
           <w:p>
@@ -10220,7 +10445,7 @@
                 <w:sz w:val="17"/>
                 <w:szCs w:val="17"/>
               </w:rPr>
-              <w:t xml:space="preserve">rxc31 basic</w:t>
+              <w:t xml:space="preserve">Hello.</w:t>
             </w:r>
           </w:p>
           <w:p>
@@ -10233,7 +10458,7 @@
                 <w:sz w:val="17"/>
                 <w:szCs w:val="17"/>
               </w:rPr>
-              <w:t xml:space="preserve">rxas31 basic</w:t>
+              <w:t xml:space="preserve">I’m Tchaika.</w:t>
             </w:r>
           </w:p>
           <w:p>
@@ -10246,7 +10471,7 @@
                 <w:sz w:val="17"/>
                 <w:szCs w:val="17"/>
               </w:rPr>
-              <w:t xml:space="preserve">rxbvm31 basic</w:t>
+              <w:t xml:space="preserve">So - what brings you here today?</w:t>
             </w:r>
           </w:p>
           <w:p>
@@ -10259,7 +10484,111 @@
                 <w:sz w:val="17"/>
                 <w:szCs w:val="17"/>
               </w:rPr>
-              <w:t xml:space="preserve">libctest a b</w:t>
+              <w:t xml:space="preserve">Ready;</w:t>
+            </w:r>
+          </w:p>
+          <w:p>
+            <w:pPr>
+              <w:spacing w:after="0" w:line="228"/>
+            </w:pPr>
+            <w:r>
+              <w:rPr>
+                <w:rFonts w:ascii="Courier New" w:cs="Courier New" w:eastAsia="Courier New" w:hAnsi="Courier New"/>
+                <w:sz w:val="17"/>
+                <w:szCs w:val="17"/>
+              </w:rPr>
+              <w:t xml:space="preserve">chat /LIST</w:t>
+            </w:r>
+          </w:p>
+          <w:p>
+            <w:pPr>
+              <w:spacing w:after="0" w:line="228"/>
+            </w:pPr>
+            <w:r>
+              <w:rPr>
+                <w:rFonts w:ascii="Courier New" w:cs="Courier New" w:eastAsia="Courier New" w:hAnsi="Courier New"/>
+                <w:sz w:val="17"/>
+                <w:szCs w:val="17"/>
+              </w:rPr>
+              <w:t xml:space="preserve">Personas (name/language): amicus/de amicus/en andron/de andron/en ...</w:t>
+            </w:r>
+          </w:p>
+          <w:p>
+            <w:pPr>
+              <w:spacing w:after="0" w:line="228"/>
+            </w:pPr>
+            <w:r>
+              <w:rPr>
+                <w:rFonts w:ascii="Courier New" w:cs="Courier New" w:eastAsia="Courier New" w:hAnsi="Courier New"/>
+                <w:sz w:val="17"/>
+                <w:szCs w:val="17"/>
+              </w:rPr>
+              <w:t xml:space="preserve">chat /npc elena de</w:t>
+            </w:r>
+          </w:p>
+          <w:p>
+            <w:pPr>
+              <w:spacing w:after="0" w:line="228"/>
+            </w:pPr>
+            <w:r>
+              <w:rPr>
+                <w:rFonts w:ascii="Courier New" w:cs="Courier New" w:eastAsia="Courier New" w:hAnsi="Courier New"/>
+                <w:sz w:val="17"/>
+                <w:szCs w:val="17"/>
+              </w:rPr>
+              <w:t xml:space="preserve">Oh - du bist es.</w:t>
+            </w:r>
+          </w:p>
+          <w:p>
+            <w:pPr>
+              <w:spacing w:after="0" w:line="228"/>
+            </w:pPr>
+            <w:r>
+              <w:rPr>
+                <w:rFonts w:ascii="Courier New" w:cs="Courier New" w:eastAsia="Courier New" w:hAnsi="Courier New"/>
+                <w:sz w:val="17"/>
+                <w:szCs w:val="17"/>
+              </w:rPr>
+              <w:t xml:space="preserve">chat wie geht es dir?</w:t>
+            </w:r>
+          </w:p>
+          <w:p>
+            <w:pPr>
+              <w:spacing w:after="0" w:line="228"/>
+            </w:pPr>
+            <w:r>
+              <w:rPr>
+                <w:rFonts w:ascii="Courier New" w:cs="Courier New" w:eastAsia="Courier New" w:hAnsi="Courier New"/>
+                <w:sz w:val="17"/>
+                <w:szCs w:val="17"/>
+              </w:rPr>
+              <w:t xml:space="preserve">Gut genug, um dich dasselbe zu fragen und es ernst zu meinen. Also - wie geht es dir wirklich?</w:t>
+            </w:r>
+          </w:p>
+          <w:p>
+            <w:pPr>
+              <w:spacing w:after="0" w:line="228"/>
+            </w:pPr>
+            <w:r>
+              <w:rPr>
+                <w:rFonts w:ascii="Courier New" w:cs="Courier New" w:eastAsia="Courier New" w:hAnsi="Courier New"/>
+                <w:sz w:val="17"/>
+                <w:szCs w:val="17"/>
+              </w:rPr>
+              <w:t xml:space="preserve">chat /WHO</w:t>
+            </w:r>
+          </w:p>
+          <w:p>
+            <w:pPr>
+              <w:spacing w:after="0" w:line="228"/>
+            </w:pPr>
+            <w:r>
+              <w:rPr>
+                <w:rFonts w:ascii="Courier New" w:cs="Courier New" w:eastAsia="Courier New" w:hAnsi="Courier New"/>
+                <w:sz w:val="17"/>
+                <w:szCs w:val="17"/>
+              </w:rPr>
+              <w:t xml:space="preserve">You are CMSUSER. You are talking to elena (de).</w:t>
             </w:r>
           </w:p>
         </w:tc>
@@ -10285,7 +10614,462 @@
           <w:sz w:val="18"/>
           <w:szCs w:val="18"/>
         </w:rPr>
-        <w:t xml:space="preserve">Cross-compiled cREXX</w:t>
+        <w:t xml:space="preserve">Talking to CHATBOT from CMS</w:t>
+      </w:r>
+    </w:p>
+    <w:p>
+      <w:pPr>
+        <w:spacing w:after="120"/>
+      </w:pPr>
+      <w:r>
+        <w:rPr>
+          <w:rFonts w:ascii="Times New Roman" w:cs="Times New Roman" w:eastAsia="Times New Roman" w:hAnsi="Times New Roman"/>
+        </w:rPr>
+        <w:t xml:space="preserve">An answer takes up to half a minute: CHATBOT looks at its reader every 30 seconds (INTERVAL in CHATBOT CONFIG). </w:t>
+      </w:r>
+      <w:r>
+        <w:rPr>
+          <w:rFonts w:ascii="Courier New" w:cs="Courier New" w:eastAsia="Courier New" w:hAnsi="Courier New"/>
+          <w:sz w:val="19"/>
+          <w:szCs w:val="19"/>
+        </w:rPr>
+        <w:t xml:space="preserve">CHAT</w:t>
+      </w:r>
+      <w:r>
+        <w:rPr>
+          <w:rFonts w:ascii="Times New Roman" w:cs="Times New Roman" w:eastAsia="Times New Roman" w:hAnsi="Times New Roman"/>
+        </w:rPr>
+        <w:t xml:space="preserve"> alone starts a conversation that ends with an empty line.</w:t>
+      </w:r>
+    </w:p>
+    <w:tbl>
+      <w:tblPr>
+        <w:tblW w:type="dxa" w:w="9638"/>
+        <w:tblBorders>
+          <w:top w:val="single" w:color="808080" w:sz="4"/>
+          <w:left w:val="single" w:color="808080" w:sz="4"/>
+          <w:bottom w:val="single" w:color="808080" w:sz="4"/>
+          <w:right w:val="single" w:color="808080" w:sz="4"/>
+          <w:insideH w:val="single" w:color="808080" w:sz="4"/>
+          <w:insideV w:val="single" w:color="808080" w:sz="4"/>
+        </w:tblBorders>
+      </w:tblPr>
+      <w:tblGrid>
+        <w:gridCol w:w="2600"/>
+        <w:gridCol w:w="7038"/>
+      </w:tblGrid>
+      <w:tr>
+        <w:trPr>
+          <w:cantSplit/>
+          <w:tblHeader/>
+        </w:trPr>
+        <w:tc>
+          <w:tcPr>
+            <w:tcW w:type="dxa" w:w="2600"/>
+            <w:shd w:fill="D9D9D9" w:color="auto" w:val="clear"/>
+            <w:tcMar>
+              <w:top w:type="dxa" w:w="60"/>
+              <w:left w:type="dxa" w:w="100"/>
+              <w:bottom w:type="dxa" w:w="60"/>
+              <w:right w:type="dxa" w:w="100"/>
+            </w:tcMar>
+          </w:tcPr>
+          <w:p>
+            <w:r>
+              <w:rPr>
+                <w:rFonts w:ascii="Arial" w:cs="Arial" w:eastAsia="Arial" w:hAnsi="Arial"/>
+                <w:b/>
+                <w:bCs/>
+                <w:sz w:val="18"/>
+                <w:szCs w:val="18"/>
+              </w:rPr>
+              <w:t xml:space="preserve">Command</w:t>
+            </w:r>
+          </w:p>
+        </w:tc>
+        <w:tc>
+          <w:tcPr>
+            <w:tcW w:type="dxa" w:w="7038"/>
+            <w:shd w:fill="D9D9D9" w:color="auto" w:val="clear"/>
+            <w:tcMar>
+              <w:top w:type="dxa" w:w="60"/>
+              <w:left w:type="dxa" w:w="100"/>
+              <w:bottom w:type="dxa" w:w="60"/>
+              <w:right w:type="dxa" w:w="100"/>
+            </w:tcMar>
+          </w:tcPr>
+          <w:p>
+            <w:r>
+              <w:rPr>
+                <w:rFonts w:ascii="Arial" w:cs="Arial" w:eastAsia="Arial" w:hAnsi="Arial"/>
+                <w:b/>
+                <w:bCs/>
+                <w:sz w:val="18"/>
+                <w:szCs w:val="18"/>
+              </w:rPr>
+              <w:t xml:space="preserve">Meaning</w:t>
+            </w:r>
+          </w:p>
+        </w:tc>
+      </w:tr>
+      <w:tr>
+        <w:trPr>
+          <w:cantSplit/>
+          <w:tblHeader w:val="false"/>
+        </w:trPr>
+        <w:tc>
+          <w:tcPr>
+            <w:tcW w:type="dxa" w:w="2600"/>
+            <w:tcMar>
+              <w:top w:type="dxa" w:w="60"/>
+              <w:left w:type="dxa" w:w="100"/>
+              <w:bottom w:type="dxa" w:w="60"/>
+              <w:right w:type="dxa" w:w="100"/>
+            </w:tcMar>
+          </w:tcPr>
+          <w:p>
+            <w:r>
+              <w:rPr>
+                <w:rFonts w:ascii="Courier New" w:cs="Courier New" w:eastAsia="Courier New" w:hAnsi="Courier New"/>
+                <w:sz w:val="19"/>
+                <w:szCs w:val="19"/>
+              </w:rPr>
+              <w:t xml:space="preserve">/HELP</w:t>
+            </w:r>
+          </w:p>
+        </w:tc>
+        <w:tc>
+          <w:tcPr>
+            <w:tcW w:type="dxa" w:w="7038"/>
+            <w:tcMar>
+              <w:top w:type="dxa" w:w="60"/>
+              <w:left w:type="dxa" w:w="100"/>
+              <w:bottom w:type="dxa" w:w="60"/>
+              <w:right w:type="dxa" w:w="100"/>
+            </w:tcMar>
+          </w:tcPr>
+          <w:p>
+            <w:r>
+              <w:rPr>
+                <w:rFonts w:ascii="Times New Roman" w:cs="Times New Roman" w:eastAsia="Times New Roman" w:hAnsi="Times New Roman"/>
+                <w:sz w:val="19"/>
+                <w:szCs w:val="19"/>
+              </w:rPr>
+              <w:t xml:space="preserve">the commands</w:t>
+            </w:r>
+          </w:p>
+        </w:tc>
+      </w:tr>
+      <w:tr>
+        <w:trPr>
+          <w:cantSplit/>
+          <w:tblHeader w:val="false"/>
+        </w:trPr>
+        <w:tc>
+          <w:tcPr>
+            <w:tcW w:type="dxa" w:w="2600"/>
+            <w:tcMar>
+              <w:top w:type="dxa" w:w="60"/>
+              <w:left w:type="dxa" w:w="100"/>
+              <w:bottom w:type="dxa" w:w="60"/>
+              <w:right w:type="dxa" w:w="100"/>
+            </w:tcMar>
+          </w:tcPr>
+          <w:p>
+            <w:r>
+              <w:rPr>
+                <w:rFonts w:ascii="Courier New" w:cs="Courier New" w:eastAsia="Courier New" w:hAnsi="Courier New"/>
+                <w:sz w:val="19"/>
+                <w:szCs w:val="19"/>
+              </w:rPr>
+              <w:t xml:space="preserve">/LIST</w:t>
+            </w:r>
+          </w:p>
+        </w:tc>
+        <w:tc>
+          <w:tcPr>
+            <w:tcW w:type="dxa" w:w="7038"/>
+            <w:tcMar>
+              <w:top w:type="dxa" w:w="60"/>
+              <w:left w:type="dxa" w:w="100"/>
+              <w:bottom w:type="dxa" w:w="60"/>
+              <w:right w:type="dxa" w:w="100"/>
+            </w:tcMar>
+          </w:tcPr>
+          <w:p>
+            <w:r>
+              <w:rPr>
+                <w:rFonts w:ascii="Times New Roman" w:cs="Times New Roman" w:eastAsia="Times New Roman" w:hAnsi="Times New Roman"/>
+                <w:sz w:val="19"/>
+                <w:szCs w:val="19"/>
+              </w:rPr>
+              <w:t xml:space="preserve">the personas and languages installed</w:t>
+            </w:r>
+          </w:p>
+        </w:tc>
+      </w:tr>
+      <w:tr>
+        <w:trPr>
+          <w:cantSplit/>
+          <w:tblHeader w:val="false"/>
+        </w:trPr>
+        <w:tc>
+          <w:tcPr>
+            <w:tcW w:type="dxa" w:w="2600"/>
+            <w:tcMar>
+              <w:top w:type="dxa" w:w="60"/>
+              <w:left w:type="dxa" w:w="100"/>
+              <w:bottom w:type="dxa" w:w="60"/>
+              <w:right w:type="dxa" w:w="100"/>
+            </w:tcMar>
+          </w:tcPr>
+          <w:p>
+            <w:r>
+              <w:rPr>
+                <w:rFonts w:ascii="Courier New" w:cs="Courier New" w:eastAsia="Courier New" w:hAnsi="Courier New"/>
+                <w:sz w:val="19"/>
+                <w:szCs w:val="19"/>
+              </w:rPr>
+              <w:t xml:space="preserve">/NPC name [en|de]</w:t>
+            </w:r>
+          </w:p>
+        </w:tc>
+        <w:tc>
+          <w:tcPr>
+            <w:tcW w:type="dxa" w:w="7038"/>
+            <w:tcMar>
+              <w:top w:type="dxa" w:w="60"/>
+              <w:left w:type="dxa" w:w="100"/>
+              <w:bottom w:type="dxa" w:w="60"/>
+              <w:right w:type="dxa" w:w="100"/>
+            </w:tcMar>
+          </w:tcPr>
+          <w:p>
+            <w:r>
+              <w:rPr>
+                <w:rFonts w:ascii="Times New Roman" w:cs="Times New Roman" w:eastAsia="Times New Roman" w:hAnsi="Times New Roman"/>
+                <w:sz w:val="19"/>
+                <w:szCs w:val="19"/>
+              </w:rPr>
+              <w:t xml:space="preserve">talk to another persona</w:t>
+            </w:r>
+          </w:p>
+        </w:tc>
+      </w:tr>
+      <w:tr>
+        <w:trPr>
+          <w:cantSplit/>
+          <w:tblHeader w:val="false"/>
+        </w:trPr>
+        <w:tc>
+          <w:tcPr>
+            <w:tcW w:type="dxa" w:w="2600"/>
+            <w:tcMar>
+              <w:top w:type="dxa" w:w="60"/>
+              <w:left w:type="dxa" w:w="100"/>
+              <w:bottom w:type="dxa" w:w="60"/>
+              <w:right w:type="dxa" w:w="100"/>
+            </w:tcMar>
+          </w:tcPr>
+          <w:p>
+            <w:r>
+              <w:rPr>
+                <w:rFonts w:ascii="Courier New" w:cs="Courier New" w:eastAsia="Courier New" w:hAnsi="Courier New"/>
+                <w:sz w:val="19"/>
+                <w:szCs w:val="19"/>
+              </w:rPr>
+              <w:t xml:space="preserve">/LANG en|de</w:t>
+            </w:r>
+          </w:p>
+        </w:tc>
+        <w:tc>
+          <w:tcPr>
+            <w:tcW w:type="dxa" w:w="7038"/>
+            <w:tcMar>
+              <w:top w:type="dxa" w:w="60"/>
+              <w:left w:type="dxa" w:w="100"/>
+              <w:bottom w:type="dxa" w:w="60"/>
+              <w:right w:type="dxa" w:w="100"/>
+            </w:tcMar>
+          </w:tcPr>
+          <w:p>
+            <w:r>
+              <w:rPr>
+                <w:rFonts w:ascii="Times New Roman" w:cs="Times New Roman" w:eastAsia="Times New Roman" w:hAnsi="Times New Roman"/>
+                <w:sz w:val="19"/>
+                <w:szCs w:val="19"/>
+              </w:rPr>
+              <w:t xml:space="preserve">change the language</w:t>
+            </w:r>
+          </w:p>
+        </w:tc>
+      </w:tr>
+      <w:tr>
+        <w:trPr>
+          <w:cantSplit/>
+          <w:tblHeader w:val="false"/>
+        </w:trPr>
+        <w:tc>
+          <w:tcPr>
+            <w:tcW w:type="dxa" w:w="2600"/>
+            <w:tcMar>
+              <w:top w:type="dxa" w:w="60"/>
+              <w:left w:type="dxa" w:w="100"/>
+              <w:bottom w:type="dxa" w:w="60"/>
+              <w:right w:type="dxa" w:w="100"/>
+            </w:tcMar>
+          </w:tcPr>
+          <w:p>
+            <w:r>
+              <w:rPr>
+                <w:rFonts w:ascii="Courier New" w:cs="Courier New" w:eastAsia="Courier New" w:hAnsi="Courier New"/>
+                <w:sz w:val="19"/>
+                <w:szCs w:val="19"/>
+              </w:rPr>
+              <w:t xml:space="preserve">/RESET</w:t>
+            </w:r>
+          </w:p>
+        </w:tc>
+        <w:tc>
+          <w:tcPr>
+            <w:tcW w:type="dxa" w:w="7038"/>
+            <w:tcMar>
+              <w:top w:type="dxa" w:w="60"/>
+              <w:left w:type="dxa" w:w="100"/>
+              <w:bottom w:type="dxa" w:w="60"/>
+              <w:right w:type="dxa" w:w="100"/>
+            </w:tcMar>
+          </w:tcPr>
+          <w:p>
+            <w:r>
+              <w:rPr>
+                <w:rFonts w:ascii="Times New Roman" w:cs="Times New Roman" w:eastAsia="Times New Roman" w:hAnsi="Times New Roman"/>
+                <w:sz w:val="19"/>
+                <w:szCs w:val="19"/>
+              </w:rPr>
+              <w:t xml:space="preserve">start the conversation again</w:t>
+            </w:r>
+          </w:p>
+        </w:tc>
+      </w:tr>
+      <w:tr>
+        <w:trPr>
+          <w:cantSplit/>
+          <w:tblHeader w:val="false"/>
+        </w:trPr>
+        <w:tc>
+          <w:tcPr>
+            <w:tcW w:type="dxa" w:w="2600"/>
+            <w:tcMar>
+              <w:top w:type="dxa" w:w="60"/>
+              <w:left w:type="dxa" w:w="100"/>
+              <w:bottom w:type="dxa" w:w="60"/>
+              <w:right w:type="dxa" w:w="100"/>
+            </w:tcMar>
+          </w:tcPr>
+          <w:p>
+            <w:r>
+              <w:rPr>
+                <w:rFonts w:ascii="Courier New" w:cs="Courier New" w:eastAsia="Courier New" w:hAnsi="Courier New"/>
+                <w:sz w:val="19"/>
+                <w:szCs w:val="19"/>
+              </w:rPr>
+              <w:t xml:space="preserve">/WHO</w:t>
+            </w:r>
+          </w:p>
+        </w:tc>
+        <w:tc>
+          <w:tcPr>
+            <w:tcW w:type="dxa" w:w="7038"/>
+            <w:tcMar>
+              <w:top w:type="dxa" w:w="60"/>
+              <w:left w:type="dxa" w:w="100"/>
+              <w:bottom w:type="dxa" w:w="60"/>
+              <w:right w:type="dxa" w:w="100"/>
+            </w:tcMar>
+          </w:tcPr>
+          <w:p>
+            <w:r>
+              <w:rPr>
+                <w:rFonts w:ascii="Times New Roman" w:cs="Times New Roman" w:eastAsia="Times New Roman" w:hAnsi="Times New Roman"/>
+                <w:sz w:val="19"/>
+                <w:szCs w:val="19"/>
+              </w:rPr>
+              <w:t xml:space="preserve">who you are and whom you talk to</w:t>
+            </w:r>
+          </w:p>
+        </w:tc>
+      </w:tr>
+      <w:tr>
+        <w:trPr>
+          <w:cantSplit/>
+          <w:tblHeader w:val="false"/>
+        </w:trPr>
+        <w:tc>
+          <w:tcPr>
+            <w:tcW w:type="dxa" w:w="2600"/>
+            <w:tcMar>
+              <w:top w:type="dxa" w:w="60"/>
+              <w:left w:type="dxa" w:w="100"/>
+              <w:bottom w:type="dxa" w:w="60"/>
+              <w:right w:type="dxa" w:w="100"/>
+            </w:tcMar>
+          </w:tcPr>
+          <w:p>
+            <w:r>
+              <w:rPr>
+                <w:rFonts w:ascii="Courier New" w:cs="Courier New" w:eastAsia="Courier New" w:hAnsi="Courier New"/>
+                <w:sz w:val="19"/>
+                <w:szCs w:val="19"/>
+              </w:rPr>
+              <w:t xml:space="preserve">/DEBUG ON|OFF</w:t>
+            </w:r>
+          </w:p>
+        </w:tc>
+        <w:tc>
+          <w:tcPr>
+            <w:tcW w:type="dxa" w:w="7038"/>
+            <w:tcMar>
+              <w:top w:type="dxa" w:w="60"/>
+              <w:left w:type="dxa" w:w="100"/>
+              <w:bottom w:type="dxa" w:w="60"/>
+              <w:right w:type="dxa" w:w="100"/>
+            </w:tcMar>
+          </w:tcPr>
+          <w:p>
+            <w:r>
+              <w:rPr>
+                <w:rFonts w:ascii="Times New Roman" w:cs="Times New Roman" w:eastAsia="Times New Roman" w:hAnsi="Times New Roman"/>
+                <w:sz w:val="19"/>
+                <w:szCs w:val="19"/>
+              </w:rPr>
+              <w:t xml:space="preserve">show how the bot chose its answer</w:t>
+            </w:r>
+          </w:p>
+        </w:tc>
+      </w:tr>
+    </w:tbl>
+    <w:p>
+      <w:pPr>
+        <w:spacing w:after="200" w:before="80"/>
+      </w:pPr>
+      <w:r>
+        <w:rPr>
+          <w:rFonts w:ascii="Arial" w:cs="Arial" w:eastAsia="Arial" w:hAnsi="Arial"/>
+          <w:b/>
+          <w:bCs/>
+          <w:sz w:val="18"/>
+          <w:szCs w:val="18"/>
+        </w:rPr>
+        <w:t xml:space="preserve">Figure 20. </w:t>
+      </w:r>
+      <w:r>
+        <w:rPr>
+          <w:rFonts w:ascii="Arial" w:cs="Arial" w:eastAsia="Arial" w:hAnsi="Arial"/>
+          <w:sz w:val="18"/>
+          <w:szCs w:val="18"/>
+        </w:rPr>
+        <w:t xml:space="preserve">CHATBOT commands</w:t>
       </w:r>
     </w:p>
     <w:p>
@@ -10293,7 +11077,7 @@
         <w:pStyle w:val="Heading2"/>
       </w:pPr>
       <w:r>
-        <w:t xml:space="preserve">The current cREXX release</w:t>
+        <w:t xml:space="preserve">Running CHATBOT</w:t>
       </w:r>
     </w:p>
     <w:p>
@@ -10304,15 +11088,15 @@
         <w:rPr>
           <w:rFonts w:ascii="Times New Roman" w:cs="Times New Roman" w:eastAsia="Times New Roman" w:hAnsi="Times New Roman"/>
         </w:rPr>
-        <w:t xml:space="preserve">The current release (1.0.0-beta.3) needs a C99 compiler; GCC380 is GCC 3.2.3. It runs on VM/370plus cross-compiled with GCC 13 (</w:t>
-      </w:r>
-      <w:r>
-        <w:rPr>
-          <w:rFonts w:ascii="Courier New" w:cs="Courier New" w:eastAsia="Courier New" w:hAnsi="Courier New"/>
-          <w:sz w:val="19"/>
-          <w:szCs w:val="19"/>
-        </w:rPr>
-        <w:t xml:space="preserve">RXC8</w:t>
+        <w:t xml:space="preserve">The directory entry is in place: 32 MB, </w:t>
+      </w:r>
+      <w:r>
+        <w:rPr>
+          <w:rFonts w:ascii="Courier New" w:cs="Courier New" w:eastAsia="Courier New" w:hAnsi="Courier New"/>
+          <w:sz w:val="19"/>
+          <w:szCs w:val="19"/>
+        </w:rPr>
+        <w:t xml:space="preserve">OPTION ECMODE</w:t>
       </w:r>
       <w:r>
         <w:rPr>
@@ -10326,97 +11110,13 @@
           <w:sz w:val="19"/>
           <w:szCs w:val="19"/>
         </w:rPr>
-        <w:t xml:space="preserve">RXAS8</w:t>
-      </w:r>
-      <w:r>
-        <w:rPr>
-          <w:rFonts w:ascii="Times New Roman" w:cs="Times New Roman" w:eastAsia="Times New Roman" w:hAnsi="Times New Roman"/>
-        </w:rPr>
-        <w:t xml:space="preserve">, </w:t>
-      </w:r>
-      <w:r>
-        <w:rPr>
-          <w:rFonts w:ascii="Courier New" w:cs="Courier New" w:eastAsia="Courier New" w:hAnsi="Courier New"/>
-          <w:sz w:val="19"/>
-          <w:szCs w:val="19"/>
-        </w:rPr>
-        <w:t xml:space="preserve">RXBVM8</w:t>
-      </w:r>
-      <w:r>
-        <w:rPr>
-          <w:rFonts w:ascii="Times New Roman" w:cs="Times New Roman" w:eastAsia="Times New Roman" w:hAnsi="Times New Roman"/>
-        </w:rPr>
-        <w:t xml:space="preserve">, milestone M8.1). </w:t>
-      </w:r>
-      <w:r>
-        <w:rPr>
-          <w:rFonts w:ascii="Courier New" w:cs="Courier New" w:eastAsia="Courier New" w:hAnsi="Courier New"/>
-          <w:sz w:val="19"/>
-          <w:szCs w:val="19"/>
-        </w:rPr>
-        <w:t xml:space="preserve">RXC8</w:t>
-      </w:r>
-      <w:r>
-        <w:rPr>
-          <w:rFonts w:ascii="Times New Roman" w:cs="Times New Roman" w:eastAsia="Times New Roman" w:hAnsi="Times New Roman"/>
-        </w:rPr>
-        <w:t xml:space="preserve"> needs </w:t>
-      </w:r>
-      <w:r>
-        <w:rPr>
-          <w:rFonts w:ascii="Courier New" w:cs="Courier New" w:eastAsia="Courier New" w:hAnsi="Courier New"/>
-          <w:sz w:val="19"/>
-          <w:szCs w:val="19"/>
-        </w:rPr>
-        <w:t xml:space="preserve">LIBRARY RXBIN</w:t>
-      </w:r>
-      <w:r>
-        <w:rPr>
-          <w:rFonts w:ascii="Times New Roman" w:cs="Times New Roman" w:eastAsia="Times New Roman" w:hAnsi="Times New Roman"/>
-        </w:rPr>
-        <w:t xml:space="preserve"> and </w:t>
-      </w:r>
-      <w:r>
-        <w:rPr>
-          <w:rFonts w:ascii="Courier New" w:cs="Courier New" w:eastAsia="Courier New" w:hAnsi="Courier New"/>
-          <w:sz w:val="19"/>
-          <w:szCs w:val="19"/>
-        </w:rPr>
-        <w:t xml:space="preserve">RXCEXITS RXBIN</w:t>
-      </w:r>
-      <w:r>
-        <w:rPr>
-          <w:rFonts w:ascii="Times New Roman" w:cs="Times New Roman" w:eastAsia="Times New Roman" w:hAnsi="Times New Roman"/>
-        </w:rPr>
-        <w:t xml:space="preserve"> on the disk named by </w:t>
-      </w:r>
-      <w:r>
-        <w:rPr>
-          <w:rFonts w:ascii="Courier New" w:cs="Courier New" w:eastAsia="Courier New" w:hAnsi="Courier New"/>
-          <w:sz w:val="19"/>
-          <w:szCs w:val="19"/>
-        </w:rPr>
-        <w:t xml:space="preserve">-l</w:t>
-      </w:r>
-      <w:r>
-        <w:rPr>
-          <w:rFonts w:ascii="Times New Roman" w:cs="Times New Roman" w:eastAsia="Times New Roman" w:hAnsi="Times New Roman"/>
-        </w:rPr>
-        <w:t xml:space="preserve">; source files are </w:t>
-      </w:r>
-      <w:r>
-        <w:rPr>
-          <w:rFonts w:ascii="Courier New" w:cs="Courier New" w:eastAsia="Courier New" w:hAnsi="Courier New"/>
-          <w:sz w:val="19"/>
-          <w:szCs w:val="19"/>
-        </w:rPr>
-        <w:t xml:space="preserve">fn CREXX</w:t>
-      </w:r>
-      <w:r>
-        <w:rPr>
-          <w:rFonts w:ascii="Times New Roman" w:cs="Times New Roman" w:eastAsia="Times New Roman" w:hAnsi="Times New Roman"/>
-        </w:rPr>
-        <w:t xml:space="preserve">:</w:t>
+        <w:t xml:space="preserve">IPL 290</w:t>
+      </w:r>
+      <w:r>
+        <w:rPr>
+          <w:rFonts w:ascii="Times New Roman" w:cs="Times New Roman" w:eastAsia="Times New Roman" w:hAnsi="Times New Roman"/>
+        </w:rPr>
+        <w:t xml:space="preserve">, a 60-cylinder 191 on VM50U1 that holds the bot, its data and the sessions. Start it from the operator console:</w:t>
       </w:r>
     </w:p>
     <w:tbl>
@@ -10459,7 +11159,7 @@
                 <w:sz w:val="17"/>
                 <w:szCs w:val="17"/>
               </w:rPr>
-              <w:t xml:space="preserve">rxc8 -l a -i a hello</w:t>
+              <w:t xml:space="preserve">autolog chatbot chatbot</w:t>
             </w:r>
           </w:p>
           <w:p>
@@ -10472,59 +11172,7 @@
                 <w:sz w:val="17"/>
                 <w:szCs w:val="17"/>
               </w:rPr>
-              <w:t xml:space="preserve">rxas8 -l a hello</w:t>
-            </w:r>
-          </w:p>
-          <w:p>
-            <w:pPr>
-              <w:spacing w:after="0" w:line="228"/>
-            </w:pPr>
-            <w:r>
-              <w:rPr>
-                <w:rFonts w:ascii="Courier New" w:cs="Courier New" w:eastAsia="Courier New" w:hAnsi="Courier New"/>
-                <w:sz w:val="17"/>
-                <w:szCs w:val="17"/>
-              </w:rPr>
-              <w:t xml:space="preserve">rxbvm8 -l a hello</w:t>
-            </w:r>
-          </w:p>
-          <w:p>
-            <w:pPr>
-              <w:spacing w:after="0" w:line="228"/>
-            </w:pPr>
-            <w:r>
-              <w:rPr>
-                <w:rFonts w:ascii="Courier New" w:cs="Courier New" w:eastAsia="Courier New" w:hAnsi="Courier New"/>
-                <w:sz w:val="17"/>
-                <w:szCs w:val="17"/>
-              </w:rPr>
-              <w:t xml:space="preserve">Hello from current cREXX on VM/370plus</w:t>
-            </w:r>
-          </w:p>
-          <w:p>
-            <w:pPr>
-              <w:spacing w:after="0" w:line="228"/>
-            </w:pPr>
-            <w:r>
-              <w:rPr>
-                <w:rFonts w:ascii="Courier New" w:cs="Courier New" w:eastAsia="Courier New" w:hAnsi="Courier New"/>
-                <w:sz w:val="17"/>
-                <w:szCs w:val="17"/>
-              </w:rPr>
-              <w:t xml:space="preserve">sum 1..10 = 55</w:t>
-            </w:r>
-          </w:p>
-          <w:p>
-            <w:pPr>
-              <w:spacing w:after="0" w:line="228"/>
-            </w:pPr>
-            <w:r>
-              <w:rPr>
-                <w:rFonts w:ascii="Courier New" w:cs="Courier New" w:eastAsia="Courier New" w:hAnsi="Courier New"/>
-                <w:sz w:val="17"/>
-                <w:szCs w:val="17"/>
-              </w:rPr>
-              <w:t xml:space="preserve">Ready;</w:t>
+              <w:t xml:space="preserve">AUTO LOGON   ***   CHATBOT  USERS = 005</w:t>
             </w:r>
           </w:p>
         </w:tc>
@@ -10542,7 +11190,1861 @@
           <w:sz w:val="18"/>
           <w:szCs w:val="18"/>
         </w:rPr>
-        <w:t xml:space="preserve">Figure 20. </w:t>
+        <w:t xml:space="preserve">Figure 21. </w:t>
+      </w:r>
+      <w:r>
+        <w:rPr>
+          <w:rFonts w:ascii="Arial" w:cs="Arial" w:eastAsia="Arial" w:hAnsi="Arial"/>
+          <w:sz w:val="18"/>
+          <w:szCs w:val="18"/>
+        </w:rPr>
+        <w:t xml:space="preserve">Starting CHATBOT</w:t>
+      </w:r>
+    </w:p>
+    <w:p>
+      <w:pPr>
+        <w:spacing w:after="120"/>
+      </w:pPr>
+      <w:r>
+        <w:rPr>
+          <w:rFonts w:ascii="Times New Roman" w:cs="Times New Roman" w:eastAsia="Times New Roman" w:hAnsi="Times New Roman"/>
+        </w:rPr>
+        <w:t xml:space="preserve">Its PROFILE EXEC starts the bot when the machine is disconnected, as after AUTOLOG. An interactive logon (</w:t>
+      </w:r>
+      <w:r>
+        <w:rPr>
+          <w:rFonts w:ascii="Courier New" w:cs="Courier New" w:eastAsia="Courier New" w:hAnsi="Courier New"/>
+          <w:sz w:val="19"/>
+          <w:szCs w:val="19"/>
+        </w:rPr>
+        <w:t xml:space="preserve">logon chatbot</w:t>
+      </w:r>
+      <w:r>
+        <w:rPr>
+          <w:rFonts w:ascii="Times New Roman" w:cs="Times New Roman" w:eastAsia="Times New Roman" w:hAnsi="Times New Roman"/>
+        </w:rPr>
+        <w:t xml:space="preserve">) gets CMS instead, for maintenance: </w:t>
+      </w:r>
+      <w:r>
+        <w:rPr>
+          <w:rFonts w:ascii="Courier New" w:cs="Courier New" w:eastAsia="Courier New" w:hAnsi="Courier New"/>
+          <w:sz w:val="19"/>
+          <w:szCs w:val="19"/>
+        </w:rPr>
+        <w:t xml:space="preserve">EXEC CHATBOT (LOUD</w:t>
+      </w:r>
+      <w:r>
+        <w:rPr>
+          <w:rFonts w:ascii="Times New Roman" w:cs="Times New Roman" w:eastAsia="Times New Roman" w:hAnsi="Times New Roman"/>
+        </w:rPr>
+        <w:t xml:space="preserve"> then runs the bot on the console, </w:t>
+      </w:r>
+      <w:r>
+        <w:rPr>
+          <w:rFonts w:ascii="Courier New" w:cs="Courier New" w:eastAsia="Courier New" w:hAnsi="Courier New"/>
+          <w:sz w:val="19"/>
+          <w:szCs w:val="19"/>
+        </w:rPr>
+        <w:t xml:space="preserve">EXEC CHATBOT (ONCE LOUD</w:t>
+      </w:r>
+      <w:r>
+        <w:rPr>
+          <w:rFonts w:ascii="Times New Roman" w:cs="Times New Roman" w:eastAsia="Times New Roman" w:hAnsi="Times New Roman"/>
+        </w:rPr>
+        <w:t xml:space="preserve"> answers what is waiting and stops. To stop the service, create </w:t>
+      </w:r>
+      <w:r>
+        <w:rPr>
+          <w:rFonts w:ascii="Courier New" w:cs="Courier New" w:eastAsia="Courier New" w:hAnsi="Courier New"/>
+          <w:sz w:val="19"/>
+          <w:szCs w:val="19"/>
+        </w:rPr>
+        <w:t xml:space="preserve">CHATBOT STOP A</w:t>
+      </w:r>
+      <w:r>
+        <w:rPr>
+          <w:rFonts w:ascii="Times New Roman" w:cs="Times New Roman" w:eastAsia="Times New Roman" w:hAnsi="Times New Roman"/>
+        </w:rPr>
+        <w:t xml:space="preserve"> on its 191 (the loop ends at its next look) or </w:t>
+      </w:r>
+      <w:r>
+        <w:rPr>
+          <w:rFonts w:ascii="Courier New" w:cs="Courier New" w:eastAsia="Courier New" w:hAnsi="Courier New"/>
+          <w:sz w:val="19"/>
+          <w:szCs w:val="19"/>
+        </w:rPr>
+        <w:t xml:space="preserve">FORCE CHATBOT</w:t>
+      </w:r>
+      <w:r>
+        <w:rPr>
+          <w:rFonts w:ascii="Times New Roman" w:cs="Times New Roman" w:eastAsia="Times New Roman" w:hAnsi="Times New Roman"/>
+        </w:rPr>
+        <w:t xml:space="preserve">. To start it with the system, add </w:t>
+      </w:r>
+      <w:r>
+        <w:rPr>
+          <w:rFonts w:ascii="Courier New" w:cs="Courier New" w:eastAsia="Courier New" w:hAnsi="Courier New"/>
+          <w:sz w:val="19"/>
+          <w:szCs w:val="19"/>
+        </w:rPr>
+        <w:t xml:space="preserve">AUTOLOG CHATBOT CHATBOT</w:t>
+      </w:r>
+      <w:r>
+        <w:rPr>
+          <w:rFonts w:ascii="Times New Roman" w:cs="Times New Roman" w:eastAsia="Times New Roman" w:hAnsi="Times New Roman"/>
+        </w:rPr>
+        <w:t xml:space="preserve"> to the start-up (AUTOLOG1’s PROFILE EXEC).</w:t>
+      </w:r>
+    </w:p>
+    <w:tbl>
+      <w:tblPr>
+        <w:tblW w:type="dxa" w:w="9638"/>
+        <w:tblBorders>
+          <w:top w:val="single" w:color="808080" w:sz="4"/>
+          <w:left w:val="single" w:color="808080" w:sz="4"/>
+          <w:bottom w:val="single" w:color="808080" w:sz="4"/>
+          <w:right w:val="single" w:color="808080" w:sz="4"/>
+          <w:insideH w:val="single" w:color="808080" w:sz="4"/>
+          <w:insideV w:val="single" w:color="808080" w:sz="4"/>
+        </w:tblBorders>
+      </w:tblPr>
+      <w:tblGrid>
+        <w:gridCol w:w="3000"/>
+        <w:gridCol w:w="6638"/>
+      </w:tblGrid>
+      <w:tr>
+        <w:trPr>
+          <w:cantSplit/>
+          <w:tblHeader/>
+        </w:trPr>
+        <w:tc>
+          <w:tcPr>
+            <w:tcW w:type="dxa" w:w="3000"/>
+            <w:shd w:fill="D9D9D9" w:color="auto" w:val="clear"/>
+            <w:tcMar>
+              <w:top w:type="dxa" w:w="60"/>
+              <w:left w:type="dxa" w:w="100"/>
+              <w:bottom w:type="dxa" w:w="60"/>
+              <w:right w:type="dxa" w:w="100"/>
+            </w:tcMar>
+          </w:tcPr>
+          <w:p>
+            <w:r>
+              <w:rPr>
+                <w:rFonts w:ascii="Arial" w:cs="Arial" w:eastAsia="Arial" w:hAnsi="Arial"/>
+                <w:b/>
+                <w:bCs/>
+                <w:sz w:val="18"/>
+                <w:szCs w:val="18"/>
+              </w:rPr>
+              <w:t xml:space="preserve">CHATBOT CONFIG key</w:t>
+            </w:r>
+          </w:p>
+        </w:tc>
+        <w:tc>
+          <w:tcPr>
+            <w:tcW w:type="dxa" w:w="6638"/>
+            <w:shd w:fill="D9D9D9" w:color="auto" w:val="clear"/>
+            <w:tcMar>
+              <w:top w:type="dxa" w:w="60"/>
+              <w:left w:type="dxa" w:w="100"/>
+              <w:bottom w:type="dxa" w:w="60"/>
+              <w:right w:type="dxa" w:w="100"/>
+            </w:tcMar>
+          </w:tcPr>
+          <w:p>
+            <w:r>
+              <w:rPr>
+                <w:rFonts w:ascii="Arial" w:cs="Arial" w:eastAsia="Arial" w:hAnsi="Arial"/>
+                <w:b/>
+                <w:bCs/>
+                <w:sz w:val="18"/>
+                <w:szCs w:val="18"/>
+              </w:rPr>
+              <w:t xml:space="preserve">Meaning</w:t>
+            </w:r>
+          </w:p>
+        </w:tc>
+      </w:tr>
+      <w:tr>
+        <w:trPr>
+          <w:cantSplit/>
+          <w:tblHeader w:val="false"/>
+        </w:trPr>
+        <w:tc>
+          <w:tcPr>
+            <w:tcW w:type="dxa" w:w="3000"/>
+            <w:tcMar>
+              <w:top w:type="dxa" w:w="60"/>
+              <w:left w:type="dxa" w:w="100"/>
+              <w:bottom w:type="dxa" w:w="60"/>
+              <w:right w:type="dxa" w:w="100"/>
+            </w:tcMar>
+          </w:tcPr>
+          <w:p>
+            <w:r>
+              <w:rPr>
+                <w:rFonts w:ascii="Courier New" w:cs="Courier New" w:eastAsia="Courier New" w:hAnsi="Courier New"/>
+                <w:sz w:val="19"/>
+                <w:szCs w:val="19"/>
+              </w:rPr>
+              <w:t xml:space="preserve">DEFNPC</w:t>
+            </w:r>
+            <w:r>
+              <w:rPr>
+                <w:rFonts w:ascii="Times New Roman" w:cs="Times New Roman" w:eastAsia="Times New Roman" w:hAnsi="Times New Roman"/>
+                <w:sz w:val="19"/>
+                <w:szCs w:val="19"/>
+              </w:rPr>
+              <w:t xml:space="preserve">, </w:t>
+            </w:r>
+            <w:r>
+              <w:rPr>
+                <w:rFonts w:ascii="Courier New" w:cs="Courier New" w:eastAsia="Courier New" w:hAnsi="Courier New"/>
+                <w:sz w:val="19"/>
+                <w:szCs w:val="19"/>
+              </w:rPr>
+              <w:t xml:space="preserve">DEFLANG</w:t>
+            </w:r>
+          </w:p>
+        </w:tc>
+        <w:tc>
+          <w:tcPr>
+            <w:tcW w:type="dxa" w:w="6638"/>
+            <w:tcMar>
+              <w:top w:type="dxa" w:w="60"/>
+              <w:left w:type="dxa" w:w="100"/>
+              <w:bottom w:type="dxa" w:w="60"/>
+              <w:right w:type="dxa" w:w="100"/>
+            </w:tcMar>
+          </w:tcPr>
+          <w:p>
+            <w:r>
+              <w:rPr>
+                <w:rFonts w:ascii="Times New Roman" w:cs="Times New Roman" w:eastAsia="Times New Roman" w:hAnsi="Times New Roman"/>
+                <w:sz w:val="19"/>
+                <w:szCs w:val="19"/>
+              </w:rPr>
+              <w:t xml:space="preserve">persona and language for a new user (tchaika, en)</w:t>
+            </w:r>
+          </w:p>
+        </w:tc>
+      </w:tr>
+      <w:tr>
+        <w:trPr>
+          <w:cantSplit/>
+          <w:tblHeader w:val="false"/>
+        </w:trPr>
+        <w:tc>
+          <w:tcPr>
+            <w:tcW w:type="dxa" w:w="3000"/>
+            <w:tcMar>
+              <w:top w:type="dxa" w:w="60"/>
+              <w:left w:type="dxa" w:w="100"/>
+              <w:bottom w:type="dxa" w:w="60"/>
+              <w:right w:type="dxa" w:w="100"/>
+            </w:tcMar>
+          </w:tcPr>
+          <w:p>
+            <w:r>
+              <w:rPr>
+                <w:rFonts w:ascii="Courier New" w:cs="Courier New" w:eastAsia="Courier New" w:hAnsi="Courier New"/>
+                <w:sz w:val="19"/>
+                <w:szCs w:val="19"/>
+              </w:rPr>
+              <w:t xml:space="preserve">WIDTH</w:t>
+            </w:r>
+          </w:p>
+        </w:tc>
+        <w:tc>
+          <w:tcPr>
+            <w:tcW w:type="dxa" w:w="6638"/>
+            <w:tcMar>
+              <w:top w:type="dxa" w:w="60"/>
+              <w:left w:type="dxa" w:w="100"/>
+              <w:bottom w:type="dxa" w:w="60"/>
+              <w:right w:type="dxa" w:w="100"/>
+            </w:tcMar>
+          </w:tcPr>
+          <w:p>
+            <w:r>
+              <w:rPr>
+                <w:rFonts w:ascii="Times New Roman" w:cs="Times New Roman" w:eastAsia="Times New Roman" w:hAnsi="Times New Roman"/>
+                <w:sz w:val="19"/>
+                <w:szCs w:val="19"/>
+              </w:rPr>
+              <w:t xml:space="preserve">line width of the answers (72)</w:t>
+            </w:r>
+          </w:p>
+        </w:tc>
+      </w:tr>
+      <w:tr>
+        <w:trPr>
+          <w:cantSplit/>
+          <w:tblHeader w:val="false"/>
+        </w:trPr>
+        <w:tc>
+          <w:tcPr>
+            <w:tcW w:type="dxa" w:w="3000"/>
+            <w:tcMar>
+              <w:top w:type="dxa" w:w="60"/>
+              <w:left w:type="dxa" w:w="100"/>
+              <w:bottom w:type="dxa" w:w="60"/>
+              <w:right w:type="dxa" w:w="100"/>
+            </w:tcMar>
+          </w:tcPr>
+          <w:p>
+            <w:r>
+              <w:rPr>
+                <w:rFonts w:ascii="Courier New" w:cs="Courier New" w:eastAsia="Courier New" w:hAnsi="Courier New"/>
+                <w:sz w:val="19"/>
+                <w:szCs w:val="19"/>
+              </w:rPr>
+              <w:t xml:space="preserve">CRISIS</w:t>
+            </w:r>
+          </w:p>
+        </w:tc>
+        <w:tc>
+          <w:tcPr>
+            <w:tcW w:type="dxa" w:w="6638"/>
+            <w:tcMar>
+              <w:top w:type="dxa" w:w="60"/>
+              <w:left w:type="dxa" w:w="100"/>
+              <w:bottom w:type="dxa" w:w="60"/>
+              <w:right w:type="dxa" w:w="100"/>
+            </w:tcMar>
+          </w:tcPr>
+          <w:p>
+            <w:r>
+              <w:rPr>
+                <w:rFonts w:ascii="Times New Roman" w:cs="Times New Roman" w:eastAsia="Times New Roman" w:hAnsi="Times New Roman"/>
+                <w:sz w:val="19"/>
+                <w:szCs w:val="19"/>
+              </w:rPr>
+              <w:t xml:space="preserve">YES: words from a persona’s crisis list get its care text</w:t>
+            </w:r>
+          </w:p>
+        </w:tc>
+      </w:tr>
+      <w:tr>
+        <w:trPr>
+          <w:cantSplit/>
+          <w:tblHeader w:val="false"/>
+        </w:trPr>
+        <w:tc>
+          <w:tcPr>
+            <w:tcW w:type="dxa" w:w="3000"/>
+            <w:tcMar>
+              <w:top w:type="dxa" w:w="60"/>
+              <w:left w:type="dxa" w:w="100"/>
+              <w:bottom w:type="dxa" w:w="60"/>
+              <w:right w:type="dxa" w:w="100"/>
+            </w:tcMar>
+          </w:tcPr>
+          <w:p>
+            <w:r>
+              <w:rPr>
+                <w:rFonts w:ascii="Courier New" w:cs="Courier New" w:eastAsia="Courier New" w:hAnsi="Courier New"/>
+                <w:sz w:val="19"/>
+                <w:szCs w:val="19"/>
+              </w:rPr>
+              <w:t xml:space="preserve">BOTCMD</w:t>
+            </w:r>
+          </w:p>
+        </w:tc>
+        <w:tc>
+          <w:tcPr>
+            <w:tcW w:type="dxa" w:w="6638"/>
+            <w:tcMar>
+              <w:top w:type="dxa" w:w="60"/>
+              <w:left w:type="dxa" w:w="100"/>
+              <w:bottom w:type="dxa" w:w="60"/>
+              <w:right w:type="dxa" w:w="100"/>
+            </w:tcMar>
+          </w:tcPr>
+          <w:p>
+            <w:r>
+              <w:rPr>
+                <w:rFonts w:ascii="Times New Roman" w:cs="Times New Roman" w:eastAsia="Times New Roman" w:hAnsi="Times New Roman"/>
+                <w:sz w:val="19"/>
+                <w:szCs w:val="19"/>
+              </w:rPr>
+              <w:t xml:space="preserve">the command that runs the bot: </w:t>
+            </w:r>
+            <w:r>
+              <w:rPr>
+                <w:rFonts w:ascii="Courier New" w:cs="Courier New" w:eastAsia="Courier New" w:hAnsi="Courier New"/>
+                <w:sz w:val="19"/>
+                <w:szCs w:val="19"/>
+              </w:rPr>
+              <w:t xml:space="preserve">RXBVM8 CHATBOT -a CMS</w:t>
+            </w:r>
+          </w:p>
+        </w:tc>
+      </w:tr>
+      <w:tr>
+        <w:trPr>
+          <w:cantSplit/>
+          <w:tblHeader w:val="false"/>
+        </w:trPr>
+        <w:tc>
+          <w:tcPr>
+            <w:tcW w:type="dxa" w:w="3000"/>
+            <w:tcMar>
+              <w:top w:type="dxa" w:w="60"/>
+              <w:left w:type="dxa" w:w="100"/>
+              <w:bottom w:type="dxa" w:w="60"/>
+              <w:right w:type="dxa" w:w="100"/>
+            </w:tcMar>
+          </w:tcPr>
+          <w:p>
+            <w:r>
+              <w:rPr>
+                <w:rFonts w:ascii="Courier New" w:cs="Courier New" w:eastAsia="Courier New" w:hAnsi="Courier New"/>
+                <w:sz w:val="19"/>
+                <w:szCs w:val="19"/>
+              </w:rPr>
+              <w:t xml:space="preserve">MAXBATCH</w:t>
+            </w:r>
+            <w:r>
+              <w:rPr>
+                <w:rFonts w:ascii="Times New Roman" w:cs="Times New Roman" w:eastAsia="Times New Roman" w:hAnsi="Times New Roman"/>
+                <w:sz w:val="19"/>
+                <w:szCs w:val="19"/>
+              </w:rPr>
+              <w:t xml:space="preserve">, </w:t>
+            </w:r>
+            <w:r>
+              <w:rPr>
+                <w:rFonts w:ascii="Courier New" w:cs="Courier New" w:eastAsia="Courier New" w:hAnsi="Courier New"/>
+                <w:sz w:val="19"/>
+                <w:szCs w:val="19"/>
+              </w:rPr>
+              <w:t xml:space="preserve">INTERVAL</w:t>
+            </w:r>
+          </w:p>
+        </w:tc>
+        <w:tc>
+          <w:tcPr>
+            <w:tcW w:type="dxa" w:w="6638"/>
+            <w:tcMar>
+              <w:top w:type="dxa" w:w="60"/>
+              <w:left w:type="dxa" w:w="100"/>
+              <w:bottom w:type="dxa" w:w="60"/>
+              <w:right w:type="dxa" w:w="100"/>
+            </w:tcMar>
+          </w:tcPr>
+          <w:p>
+            <w:r>
+              <w:rPr>
+                <w:rFonts w:ascii="Times New Roman" w:cs="Times New Roman" w:eastAsia="Times New Roman" w:hAnsi="Times New Roman"/>
+                <w:sz w:val="19"/>
+                <w:szCs w:val="19"/>
+              </w:rPr>
+              <w:t xml:space="preserve">questions per run of the bot (20), seconds between looks at the reader (30)</w:t>
+            </w:r>
+          </w:p>
+        </w:tc>
+      </w:tr>
+      <w:tr>
+        <w:trPr>
+          <w:cantSplit/>
+          <w:tblHeader w:val="false"/>
+        </w:trPr>
+        <w:tc>
+          <w:tcPr>
+            <w:tcW w:type="dxa" w:w="3000"/>
+            <w:tcMar>
+              <w:top w:type="dxa" w:w="60"/>
+              <w:left w:type="dxa" w:w="100"/>
+              <w:bottom w:type="dxa" w:w="60"/>
+              <w:right w:type="dxa" w:w="100"/>
+            </w:tcMar>
+          </w:tcPr>
+          <w:p>
+            <w:r>
+              <w:rPr>
+                <w:rFonts w:ascii="Courier New" w:cs="Courier New" w:eastAsia="Courier New" w:hAnsi="Courier New"/>
+                <w:sz w:val="19"/>
+                <w:szCs w:val="19"/>
+              </w:rPr>
+              <w:t xml:space="preserve">VAR name value</w:t>
+            </w:r>
+          </w:p>
+        </w:tc>
+        <w:tc>
+          <w:tcPr>
+            <w:tcW w:type="dxa" w:w="6638"/>
+            <w:tcMar>
+              <w:top w:type="dxa" w:w="60"/>
+              <w:left w:type="dxa" w:w="100"/>
+              <w:bottom w:type="dxa" w:w="60"/>
+              <w:right w:type="dxa" w:w="100"/>
+            </w:tcMar>
+          </w:tcPr>
+          <w:p>
+            <w:r>
+              <w:rPr>
+                <w:rFonts w:ascii="Times New Roman" w:cs="Times New Roman" w:eastAsia="Times New Roman" w:hAnsi="Times New Roman"/>
+                <w:sz w:val="19"/>
+                <w:szCs w:val="19"/>
+              </w:rPr>
+              <w:t xml:space="preserve">variables the persona scripts may use</w:t>
+            </w:r>
+          </w:p>
+        </w:tc>
+      </w:tr>
+    </w:tbl>
+    <w:p>
+      <w:pPr>
+        <w:spacing w:after="200" w:before="80"/>
+      </w:pPr>
+      <w:r>
+        <w:rPr>
+          <w:rFonts w:ascii="Arial" w:cs="Arial" w:eastAsia="Arial" w:hAnsi="Arial"/>
+          <w:b/>
+          <w:bCs/>
+          <w:sz w:val="18"/>
+          <w:szCs w:val="18"/>
+        </w:rPr>
+        <w:t xml:space="preserve">Figure 22. </w:t>
+      </w:r>
+      <w:r>
+        <w:rPr>
+          <w:rFonts w:ascii="Arial" w:cs="Arial" w:eastAsia="Arial" w:hAnsi="Arial"/>
+          <w:sz w:val="18"/>
+          <w:szCs w:val="18"/>
+        </w:rPr>
+        <w:t xml:space="preserve">CHATBOT CONFIG</w:t>
+      </w:r>
+    </w:p>
+    <w:p>
+      <w:pPr>
+        <w:spacing w:after="120" w:before="60"/>
+        <w:ind w:left="567"/>
+      </w:pPr>
+      <w:r>
+        <w:rPr>
+          <w:rFonts w:ascii="Times New Roman" w:cs="Times New Roman" w:eastAsia="Times New Roman" w:hAnsi="Times New Roman"/>
+          <w:b/>
+          <w:bCs/>
+        </w:rPr>
+        <w:t xml:space="preserve">Note: </w:t>
+      </w:r>
+      <w:r>
+        <w:rPr>
+          <w:rFonts w:ascii="Times New Roman" w:cs="Times New Roman" w:eastAsia="Times New Roman" w:hAnsi="Times New Roman"/>
+        </w:rPr>
+        <w:t xml:space="preserve">The upstream bot (build 1) runs unchanged. Its EXECs were adapted to VM/370 and BREXX (no WAKEUP, no UPPER, EXECIO with variable records, AUTOLOG instead of XAUTOLOG) and one bug was fixed; the list is in </w:t>
+      </w:r>
+      <w:r>
+        <w:rPr>
+          <w:rFonts w:ascii="Courier New" w:cs="Courier New" w:eastAsia="Courier New" w:hAnsi="Courier New"/>
+          <w:sz w:val="19"/>
+          <w:szCs w:val="19"/>
+        </w:rPr>
+        <w:t xml:space="preserve">vm370plus/chatbot/VM370PLUS.TXT</w:t>
+      </w:r>
+      <w:r>
+        <w:rPr>
+          <w:rFonts w:ascii="Times New Roman" w:cs="Times New Roman" w:eastAsia="Times New Roman" w:hAnsi="Times New Roman"/>
+        </w:rPr>
+        <w:t xml:space="preserve">.</w:t>
+      </w:r>
+    </w:p>
+    <w:p>
+      <w:pPr>
+        <w:pStyle w:val="Heading2"/>
+      </w:pPr>
+      <w:r>
+        <w:t xml:space="preserve">Planned service machines</w:t>
+      </w:r>
+    </w:p>
+    <w:tbl>
+      <w:tblPr>
+        <w:tblW w:type="dxa" w:w="9638"/>
+        <w:tblBorders>
+          <w:top w:val="single" w:color="808080" w:sz="4"/>
+          <w:left w:val="single" w:color="808080" w:sz="4"/>
+          <w:bottom w:val="single" w:color="808080" w:sz="4"/>
+          <w:right w:val="single" w:color="808080" w:sz="4"/>
+          <w:insideH w:val="single" w:color="808080" w:sz="4"/>
+          <w:insideV w:val="single" w:color="808080" w:sz="4"/>
+        </w:tblBorders>
+      </w:tblPr>
+      <w:tblGrid>
+        <w:gridCol w:w="2200"/>
+        <w:gridCol w:w="7438"/>
+      </w:tblGrid>
+      <w:tr>
+        <w:trPr>
+          <w:cantSplit/>
+          <w:tblHeader/>
+        </w:trPr>
+        <w:tc>
+          <w:tcPr>
+            <w:tcW w:type="dxa" w:w="2200"/>
+            <w:shd w:fill="D9D9D9" w:color="auto" w:val="clear"/>
+            <w:tcMar>
+              <w:top w:type="dxa" w:w="60"/>
+              <w:left w:type="dxa" w:w="100"/>
+              <w:bottom w:type="dxa" w:w="60"/>
+              <w:right w:type="dxa" w:w="100"/>
+            </w:tcMar>
+          </w:tcPr>
+          <w:p>
+            <w:r>
+              <w:rPr>
+                <w:rFonts w:ascii="Arial" w:cs="Arial" w:eastAsia="Arial" w:hAnsi="Arial"/>
+                <w:b/>
+                <w:bCs/>
+                <w:sz w:val="18"/>
+                <w:szCs w:val="18"/>
+              </w:rPr>
+              <w:t xml:space="preserve">Machine</w:t>
+            </w:r>
+          </w:p>
+        </w:tc>
+        <w:tc>
+          <w:tcPr>
+            <w:tcW w:type="dxa" w:w="7438"/>
+            <w:shd w:fill="D9D9D9" w:color="auto" w:val="clear"/>
+            <w:tcMar>
+              <w:top w:type="dxa" w:w="60"/>
+              <w:left w:type="dxa" w:w="100"/>
+              <w:bottom w:type="dxa" w:w="60"/>
+              <w:right w:type="dxa" w:w="100"/>
+            </w:tcMar>
+          </w:tcPr>
+          <w:p>
+            <w:r>
+              <w:rPr>
+                <w:rFonts w:ascii="Arial" w:cs="Arial" w:eastAsia="Arial" w:hAnsi="Arial"/>
+                <w:b/>
+                <w:bCs/>
+                <w:sz w:val="18"/>
+                <w:szCs w:val="18"/>
+              </w:rPr>
+              <w:t xml:space="preserve">Purpose</w:t>
+            </w:r>
+          </w:p>
+        </w:tc>
+      </w:tr>
+      <w:tr>
+        <w:trPr>
+          <w:cantSplit/>
+          <w:tblHeader w:val="false"/>
+        </w:trPr>
+        <w:tc>
+          <w:tcPr>
+            <w:tcW w:type="dxa" w:w="2200"/>
+            <w:tcMar>
+              <w:top w:type="dxa" w:w="60"/>
+              <w:left w:type="dxa" w:w="100"/>
+              <w:bottom w:type="dxa" w:w="60"/>
+              <w:right w:type="dxa" w:w="100"/>
+            </w:tcMar>
+          </w:tcPr>
+          <w:p>
+            <w:r>
+              <w:rPr>
+                <w:rFonts w:ascii="Times New Roman" w:cs="Times New Roman" w:eastAsia="Times New Roman" w:hAnsi="Times New Roman"/>
+                <w:sz w:val="19"/>
+                <w:szCs w:val="19"/>
+              </w:rPr>
+              <w:t xml:space="preserve">ASKSERV</w:t>
+            </w:r>
+          </w:p>
+        </w:tc>
+        <w:tc>
+          <w:tcPr>
+            <w:tcW w:type="dxa" w:w="7438"/>
+            <w:tcMar>
+              <w:top w:type="dxa" w:w="60"/>
+              <w:left w:type="dxa" w:w="100"/>
+              <w:bottom w:type="dxa" w:w="60"/>
+              <w:right w:type="dxa" w:w="100"/>
+            </w:tcMar>
+          </w:tcPr>
+          <w:p>
+            <w:r>
+              <w:rPr>
+                <w:rFonts w:ascii="Times New Roman" w:cs="Times New Roman" w:eastAsia="Times New Roman" w:hAnsi="Times New Roman"/>
+                <w:sz w:val="19"/>
+                <w:szCs w:val="19"/>
+              </w:rPr>
+              <w:t xml:space="preserve">an AI gateway: a Linux guest that relays questions to a language model on the PC or in the cloud; CMS users ask it through the spool, like CHAT</w:t>
+            </w:r>
+          </w:p>
+        </w:tc>
+      </w:tr>
+      <w:tr>
+        <w:trPr>
+          <w:cantSplit/>
+          <w:tblHeader w:val="false"/>
+        </w:trPr>
+        <w:tc>
+          <w:tcPr>
+            <w:tcW w:type="dxa" w:w="2200"/>
+            <w:tcMar>
+              <w:top w:type="dxa" w:w="60"/>
+              <w:left w:type="dxa" w:w="100"/>
+              <w:bottom w:type="dxa" w:w="60"/>
+              <w:right w:type="dxa" w:w="100"/>
+            </w:tcMar>
+          </w:tcPr>
+          <w:p>
+            <w:r>
+              <w:rPr>
+                <w:rFonts w:ascii="Times New Roman" w:cs="Times New Roman" w:eastAsia="Times New Roman" w:hAnsi="Times New Roman"/>
+                <w:sz w:val="19"/>
+                <w:szCs w:val="19"/>
+              </w:rPr>
+              <w:t xml:space="preserve">SQLSERV</w:t>
+            </w:r>
+          </w:p>
+        </w:tc>
+        <w:tc>
+          <w:tcPr>
+            <w:tcW w:type="dxa" w:w="7438"/>
+            <w:tcMar>
+              <w:top w:type="dxa" w:w="60"/>
+              <w:left w:type="dxa" w:w="100"/>
+              <w:bottom w:type="dxa" w:w="60"/>
+              <w:right w:type="dxa" w:w="100"/>
+            </w:tcMar>
+          </w:tcPr>
+          <w:p>
+            <w:r>
+              <w:rPr>
+                <w:rFonts w:ascii="Times New Roman" w:cs="Times New Roman" w:eastAsia="Times New Roman" w:hAnsi="Times New Roman"/>
+                <w:sz w:val="19"/>
+                <w:szCs w:val="19"/>
+              </w:rPr>
+              <w:t xml:space="preserve">SQLite in a CMS service machine that owns the database disk; requests by spool, later by IUCV or sockets</w:t>
+            </w:r>
+          </w:p>
+        </w:tc>
+      </w:tr>
+      <w:tr>
+        <w:trPr>
+          <w:cantSplit/>
+          <w:tblHeader w:val="false"/>
+        </w:trPr>
+        <w:tc>
+          <w:tcPr>
+            <w:tcW w:type="dxa" w:w="2200"/>
+            <w:tcMar>
+              <w:top w:type="dxa" w:w="60"/>
+              <w:left w:type="dxa" w:w="100"/>
+              <w:bottom w:type="dxa" w:w="60"/>
+              <w:right w:type="dxa" w:w="100"/>
+            </w:tcMar>
+          </w:tcPr>
+          <w:p>
+            <w:r>
+              <w:rPr>
+                <w:rFonts w:ascii="Times New Roman" w:cs="Times New Roman" w:eastAsia="Times New Roman" w:hAnsi="Times New Roman"/>
+                <w:sz w:val="19"/>
+                <w:szCs w:val="19"/>
+              </w:rPr>
+              <w:t xml:space="preserve">Telephony</w:t>
+            </w:r>
+          </w:p>
+        </w:tc>
+        <w:tc>
+          <w:tcPr>
+            <w:tcW w:type="dxa" w:w="7438"/>
+            <w:tcMar>
+              <w:top w:type="dxa" w:w="60"/>
+              <w:left w:type="dxa" w:w="100"/>
+              <w:bottom w:type="dxa" w:w="60"/>
+              <w:right w:type="dxa" w:w="100"/>
+            </w:tcMar>
+          </w:tcPr>
+          <w:p>
+            <w:r>
+              <w:rPr>
+                <w:rFonts w:ascii="Times New Roman" w:cs="Times New Roman" w:eastAsia="Times New Roman" w:hAnsi="Times New Roman"/>
+                <w:sz w:val="19"/>
+                <w:szCs w:val="19"/>
+              </w:rPr>
+              <w:t xml:space="preserve">a gateway from CMS to Asterisk on Debian: place calls, voicemail notices as messages</w:t>
+            </w:r>
+          </w:p>
+        </w:tc>
+      </w:tr>
+      <w:tr>
+        <w:trPr>
+          <w:cantSplit/>
+          <w:tblHeader w:val="false"/>
+        </w:trPr>
+        <w:tc>
+          <w:tcPr>
+            <w:tcW w:type="dxa" w:w="2200"/>
+            <w:tcMar>
+              <w:top w:type="dxa" w:w="60"/>
+              <w:left w:type="dxa" w:w="100"/>
+              <w:bottom w:type="dxa" w:w="60"/>
+              <w:right w:type="dxa" w:w="100"/>
+            </w:tcMar>
+          </w:tcPr>
+          <w:p>
+            <w:r>
+              <w:rPr>
+                <w:rFonts w:ascii="Times New Roman" w:cs="Times New Roman" w:eastAsia="Times New Roman" w:hAnsi="Times New Roman"/>
+                <w:sz w:val="19"/>
+                <w:szCs w:val="19"/>
+              </w:rPr>
+              <w:t xml:space="preserve">MQ, MQTT</w:t>
+            </w:r>
+          </w:p>
+        </w:tc>
+        <w:tc>
+          <w:tcPr>
+            <w:tcW w:type="dxa" w:w="7438"/>
+            <w:tcMar>
+              <w:top w:type="dxa" w:w="60"/>
+              <w:left w:type="dxa" w:w="100"/>
+              <w:bottom w:type="dxa" w:w="60"/>
+              <w:right w:type="dxa" w:w="100"/>
+            </w:tcMar>
+          </w:tcPr>
+          <w:p>
+            <w:r>
+              <w:rPr>
+                <w:rFonts w:ascii="Times New Roman" w:cs="Times New Roman" w:eastAsia="Times New Roman" w:hAnsi="Times New Roman"/>
+                <w:sz w:val="19"/>
+                <w:szCs w:val="19"/>
+              </w:rPr>
+              <w:t xml:space="preserve">a queue manager on CMS; the mosquitto broker on Debian</w:t>
+            </w:r>
+          </w:p>
+        </w:tc>
+      </w:tr>
+      <w:tr>
+        <w:trPr>
+          <w:cantSplit/>
+          <w:tblHeader w:val="false"/>
+        </w:trPr>
+        <w:tc>
+          <w:tcPr>
+            <w:tcW w:type="dxa" w:w="2200"/>
+            <w:tcMar>
+              <w:top w:type="dxa" w:w="60"/>
+              <w:left w:type="dxa" w:w="100"/>
+              <w:bottom w:type="dxa" w:w="60"/>
+              <w:right w:type="dxa" w:w="100"/>
+            </w:tcMar>
+          </w:tcPr>
+          <w:p>
+            <w:r>
+              <w:rPr>
+                <w:rFonts w:ascii="Times New Roman" w:cs="Times New Roman" w:eastAsia="Times New Roman" w:hAnsi="Times New Roman"/>
+                <w:sz w:val="19"/>
+                <w:szCs w:val="19"/>
+              </w:rPr>
+              <w:t xml:space="preserve">Network pack</w:t>
+            </w:r>
+          </w:p>
+        </w:tc>
+        <w:tc>
+          <w:tcPr>
+            <w:tcW w:type="dxa" w:w="7438"/>
+            <w:tcMar>
+              <w:top w:type="dxa" w:w="60"/>
+              <w:left w:type="dxa" w:w="100"/>
+              <w:bottom w:type="dxa" w:w="60"/>
+              <w:right w:type="dxa" w:w="100"/>
+            </w:tcMar>
+          </w:tcPr>
+          <w:p>
+            <w:r>
+              <w:rPr>
+                <w:rFonts w:ascii="Times New Roman" w:cs="Times New Roman" w:eastAsia="Times New Roman" w:hAnsi="Times New Roman"/>
+                <w:sz w:val="19"/>
+                <w:szCs w:val="19"/>
+              </w:rPr>
+              <w:t xml:space="preserve">optional: a firewall guest (BORDER), an HTTP load balancer, and a machine that starts more web guests under load</w:t>
+            </w:r>
+          </w:p>
+        </w:tc>
+      </w:tr>
+      <w:tr>
+        <w:trPr>
+          <w:cantSplit/>
+          <w:tblHeader w:val="false"/>
+        </w:trPr>
+        <w:tc>
+          <w:tcPr>
+            <w:tcW w:type="dxa" w:w="2200"/>
+            <w:tcMar>
+              <w:top w:type="dxa" w:w="60"/>
+              <w:left w:type="dxa" w:w="100"/>
+              <w:bottom w:type="dxa" w:w="60"/>
+              <w:right w:type="dxa" w:w="100"/>
+            </w:tcMar>
+          </w:tcPr>
+          <w:p>
+            <w:r>
+              <w:rPr>
+                <w:rFonts w:ascii="Times New Roman" w:cs="Times New Roman" w:eastAsia="Times New Roman" w:hAnsi="Times New Roman"/>
+                <w:sz w:val="19"/>
+                <w:szCs w:val="19"/>
+              </w:rPr>
+              <w:t xml:space="preserve">SMAPI</w:t>
+            </w:r>
+          </w:p>
+        </w:tc>
+        <w:tc>
+          <w:tcPr>
+            <w:tcW w:type="dxa" w:w="7438"/>
+            <w:tcMar>
+              <w:top w:type="dxa" w:w="60"/>
+              <w:left w:type="dxa" w:w="100"/>
+              <w:bottom w:type="dxa" w:w="60"/>
+              <w:right w:type="dxa" w:w="100"/>
+            </w:tcMar>
+          </w:tcPr>
+          <w:p>
+            <w:r>
+              <w:rPr>
+                <w:rFonts w:ascii="Times New Roman" w:cs="Times New Roman" w:eastAsia="Times New Roman" w:hAnsi="Times New Roman"/>
+                <w:sz w:val="19"/>
+                <w:szCs w:val="19"/>
+              </w:rPr>
+              <w:t xml:space="preserve">a subset of z/VM’s systems management API</w:t>
+            </w:r>
+          </w:p>
+        </w:tc>
+      </w:tr>
+    </w:tbl>
+    <w:p>
+      <w:pPr>
+        <w:spacing w:after="200" w:before="80"/>
+      </w:pPr>
+      <w:r>
+        <w:rPr>
+          <w:rFonts w:ascii="Arial" w:cs="Arial" w:eastAsia="Arial" w:hAnsi="Arial"/>
+          <w:b/>
+          <w:bCs/>
+          <w:sz w:val="18"/>
+          <w:szCs w:val="18"/>
+        </w:rPr>
+        <w:t xml:space="preserve">Figure 23. </w:t>
+      </w:r>
+      <w:r>
+        <w:rPr>
+          <w:rFonts w:ascii="Arial" w:cs="Arial" w:eastAsia="Arial" w:hAnsi="Arial"/>
+          <w:sz w:val="18"/>
+          <w:szCs w:val="18"/>
+        </w:rPr>
+        <w:t xml:space="preserve">Planned service machines</w:t>
+      </w:r>
+    </w:p>
+    <w:p>
+      <w:pPr>
+        <w:pStyle w:val="Heading1"/>
+        <w:pageBreakBefore/>
+      </w:pPr>
+      <w:r>
+        <w:t xml:space="preserve">Chapter 7. cREXX on VM/370plus</w:t>
+      </w:r>
+    </w:p>
+    <w:p>
+      <w:pPr>
+        <w:spacing w:after="120"/>
+      </w:pPr>
+      <w:r>
+        <w:rPr>
+          <w:rFonts w:ascii="Times New Roman" w:cs="Times New Roman" w:eastAsia="Times New Roman" w:hAnsi="Times New Roman"/>
+        </w:rPr>
+        <w:t xml:space="preserve">cREXX is a REXX implementation built as a compiler (RXC), an assembler (RXAS), a disassembler (RXDAS) and a virtual machine (RXBVM, RXVM). It needs more than 16 MB to compile larger programs, which is where VM/370plus came from.</w:t>
+      </w:r>
+    </w:p>
+    <w:p>
+      <w:pPr>
+        <w:pStyle w:val="Heading2"/>
+      </w:pPr>
+      <w:r>
+        <w:t xml:space="preserve">The 2022 release, built on VM/370plus</w:t>
+      </w:r>
+    </w:p>
+    <w:p>
+      <w:pPr>
+        <w:spacing w:after="120"/>
+      </w:pPr>
+      <w:r>
+        <w:rPr>
+          <w:rFonts w:ascii="Times New Roman" w:cs="Times New Roman" w:eastAsia="Times New Roman" w:hAnsi="Times New Roman"/>
+        </w:rPr>
+        <w:t xml:space="preserve">CMSUSER’s disks hold the 2022 cREXX tree (F0041). In the EC-mode CMS it is compiled by GCC380 with GCCLIB31 and runs in 31-bit mode with its heap above 16 MB:</w:t>
+      </w:r>
+    </w:p>
+    <w:tbl>
+      <w:tblPr>
+        <w:tblW w:type="dxa" w:w="9638"/>
+        <w:tblBorders>
+          <w:top w:val="single" w:color="auto" w:sz="4"/>
+          <w:left w:val="single" w:color="auto" w:sz="4"/>
+          <w:bottom w:val="single" w:color="auto" w:sz="4"/>
+          <w:right w:val="single" w:color="auto" w:sz="4"/>
+          <w:insideH w:val="single" w:color="auto" w:sz="4"/>
+          <w:insideV w:val="single" w:color="auto" w:sz="4"/>
+        </w:tblBorders>
+      </w:tblPr>
+      <w:tblGrid>
+        <w:gridCol w:w="9638"/>
+      </w:tblGrid>
+      <w:tr>
+        <w:trPr>
+          <w:cantSplit/>
+        </w:trPr>
+        <w:tc>
+          <w:tcPr>
+            <w:tcW w:type="dxa" w:w="9638"/>
+            <w:shd w:fill="F2F2F2" w:color="auto" w:val="clear"/>
+            <w:tcMar>
+              <w:top w:type="dxa" w:w="100"/>
+              <w:left w:type="dxa" w:w="140"/>
+              <w:bottom w:type="dxa" w:w="100"/>
+              <w:right w:type="dxa" w:w="140"/>
+            </w:tcMar>
+          </w:tcPr>
+          <w:p>
+            <w:pPr>
+              <w:spacing w:after="0" w:line="228"/>
+            </w:pPr>
+            <w:r>
+              <w:rPr>
+                <w:rFonts w:ascii="Courier New" w:cs="Courier New" w:eastAsia="Courier New" w:hAnsi="Courier New"/>
+                <w:sz w:val="17"/>
+                <w:szCs w:val="17"/>
+              </w:rPr>
+              <w:t xml:space="preserve">logon cmsuser</w:t>
+            </w:r>
+          </w:p>
+          <w:p>
+            <w:pPr>
+              <w:spacing w:after="0" w:line="228"/>
+            </w:pPr>
+            <w:r>
+              <w:rPr>
+                <w:rFonts w:ascii="Courier New" w:cs="Courier New" w:eastAsia="Courier New" w:hAnsi="Courier New"/>
+                <w:sz w:val="17"/>
+                <w:szCs w:val="17"/>
+              </w:rPr>
+              <w:t xml:space="preserve">cp define storage 256m</w:t>
+            </w:r>
+          </w:p>
+          <w:p>
+            <w:pPr>
+              <w:spacing w:after="0" w:line="228"/>
+            </w:pPr>
+            <w:r>
+              <w:rPr>
+                <w:rFonts w:ascii="Courier New" w:cs="Courier New" w:eastAsia="Courier New" w:hAnsi="Courier New"/>
+                <w:sz w:val="17"/>
+                <w:szCs w:val="17"/>
+              </w:rPr>
+              <w:t xml:space="preserve">cp link maint 290 290 rr</w:t>
+            </w:r>
+          </w:p>
+          <w:p>
+            <w:pPr>
+              <w:spacing w:after="0" w:line="228"/>
+            </w:pPr>
+            <w:r>
+              <w:rPr>
+                <w:rFonts w:ascii="Courier New" w:cs="Courier New" w:eastAsia="Courier New" w:hAnsi="Courier New"/>
+                <w:sz w:val="17"/>
+                <w:szCs w:val="17"/>
+              </w:rPr>
+              <w:t xml:space="preserve">ipl 290</w:t>
+            </w:r>
+          </w:p>
+          <w:p>
+            <w:pPr>
+              <w:spacing w:after="0" w:line="228"/>
+            </w:pPr>
+            <w:r>
+              <w:rPr>
+                <w:rFonts w:ascii="Courier New" w:cs="Courier New" w:eastAsia="Courier New" w:hAnsi="Courier New"/>
+                <w:sz w:val="17"/>
+                <w:szCs w:val="17"/>
+              </w:rPr>
+              <w:t xml:space="preserve">exec crxmk31</w:t>
+            </w:r>
+          </w:p>
+          <w:p>
+            <w:pPr>
+              <w:spacing w:after="0" w:line="228"/>
+            </w:pPr>
+            <w:r>
+              <w:rPr>
+                <w:rFonts w:ascii="Courier New" w:cs="Courier New" w:eastAsia="Courier New" w:hAnsi="Courier New"/>
+                <w:sz w:val="17"/>
+                <w:szCs w:val="17"/>
+              </w:rPr>
+              <w:t xml:space="preserve">...</w:t>
+            </w:r>
+          </w:p>
+          <w:p>
+            <w:pPr>
+              <w:spacing w:after="0" w:line="228"/>
+            </w:pPr>
+            <w:r>
+              <w:rPr>
+                <w:rFonts w:ascii="Courier New" w:cs="Courier New" w:eastAsia="Courier New" w:hAnsi="Courier New"/>
+                <w:sz w:val="17"/>
+                <w:szCs w:val="17"/>
+              </w:rPr>
+              <w:t xml:space="preserve">rxcn basic</w:t>
+            </w:r>
+          </w:p>
+          <w:p>
+            <w:pPr>
+              <w:spacing w:after="0" w:line="228"/>
+            </w:pPr>
+            <w:r>
+              <w:rPr>
+                <w:rFonts w:ascii="Courier New" w:cs="Courier New" w:eastAsia="Courier New" w:hAnsi="Courier New"/>
+                <w:sz w:val="17"/>
+                <w:szCs w:val="17"/>
+              </w:rPr>
+              <w:t xml:space="preserve">rxasn basic</w:t>
+            </w:r>
+          </w:p>
+          <w:p>
+            <w:pPr>
+              <w:spacing w:after="0" w:line="228"/>
+            </w:pPr>
+            <w:r>
+              <w:rPr>
+                <w:rFonts w:ascii="Courier New" w:cs="Courier New" w:eastAsia="Courier New" w:hAnsi="Courier New"/>
+                <w:sz w:val="17"/>
+                <w:szCs w:val="17"/>
+              </w:rPr>
+              <w:t xml:space="preserve">rxbvmn basic</w:t>
+            </w:r>
+          </w:p>
+          <w:p>
+            <w:pPr>
+              <w:spacing w:after="0" w:line="228"/>
+            </w:pPr>
+            <w:r>
+              <w:rPr>
+                <w:rFonts w:ascii="Courier New" w:cs="Courier New" w:eastAsia="Courier New" w:hAnsi="Courier New"/>
+                <w:sz w:val="17"/>
+                <w:szCs w:val="17"/>
+              </w:rPr>
+              <w:t xml:space="preserve">0.1</w:t>
+            </w:r>
+          </w:p>
+          <w:p>
+            <w:pPr>
+              <w:spacing w:after="0" w:line="228"/>
+            </w:pPr>
+            <w:r>
+              <w:rPr>
+                <w:rFonts w:ascii="Courier New" w:cs="Courier New" w:eastAsia="Courier New" w:hAnsi="Courier New"/>
+                <w:sz w:val="17"/>
+                <w:szCs w:val="17"/>
+              </w:rPr>
+              <w:t xml:space="preserve">Ready;</w:t>
+            </w:r>
+          </w:p>
+        </w:tc>
+      </w:tr>
+    </w:tbl>
+    <w:p>
+      <w:pPr>
+        <w:spacing w:after="200" w:before="80"/>
+      </w:pPr>
+      <w:r>
+        <w:rPr>
+          <w:rFonts w:ascii="Arial" w:cs="Arial" w:eastAsia="Arial" w:hAnsi="Arial"/>
+          <w:b/>
+          <w:bCs/>
+          <w:sz w:val="18"/>
+          <w:szCs w:val="18"/>
+        </w:rPr>
+        <w:t xml:space="preserve">Figure 24. </w:t>
+      </w:r>
+      <w:r>
+        <w:rPr>
+          <w:rFonts w:ascii="Arial" w:cs="Arial" w:eastAsia="Arial" w:hAnsi="Arial"/>
+          <w:sz w:val="18"/>
+          <w:szCs w:val="18"/>
+        </w:rPr>
+        <w:t xml:space="preserve">Building and running cREXX on VM/370plus</w:t>
+      </w:r>
+    </w:p>
+    <w:p>
+      <w:pPr>
+        <w:spacing w:after="120"/>
+      </w:pPr>
+      <w:r>
+        <w:rPr>
+          <w:rFonts w:ascii="Courier New" w:cs="Courier New" w:eastAsia="Courier New" w:hAnsi="Courier New"/>
+          <w:sz w:val="19"/>
+          <w:szCs w:val="19"/>
+        </w:rPr>
+        <w:t xml:space="preserve">CRXMK31 EXEC</w:t>
+      </w:r>
+      <w:r>
+        <w:rPr>
+          <w:rFonts w:ascii="Times New Roman" w:cs="Times New Roman" w:eastAsia="Times New Roman" w:hAnsi="Times New Roman"/>
+        </w:rPr>
+        <w:t xml:space="preserve"> compiles the tree and links </w:t>
+      </w:r>
+      <w:r>
+        <w:rPr>
+          <w:rFonts w:ascii="Courier New" w:cs="Courier New" w:eastAsia="Courier New" w:hAnsi="Courier New"/>
+          <w:sz w:val="19"/>
+          <w:szCs w:val="19"/>
+        </w:rPr>
+        <w:t xml:space="preserve">RXCN</w:t>
+      </w:r>
+      <w:r>
+        <w:rPr>
+          <w:rFonts w:ascii="Times New Roman" w:cs="Times New Roman" w:eastAsia="Times New Roman" w:hAnsi="Times New Roman"/>
+        </w:rPr>
+        <w:t xml:space="preserve">, </w:t>
+      </w:r>
+      <w:r>
+        <w:rPr>
+          <w:rFonts w:ascii="Courier New" w:cs="Courier New" w:eastAsia="Courier New" w:hAnsi="Courier New"/>
+          <w:sz w:val="19"/>
+          <w:szCs w:val="19"/>
+        </w:rPr>
+        <w:t xml:space="preserve">RXASN</w:t>
+      </w:r>
+      <w:r>
+        <w:rPr>
+          <w:rFonts w:ascii="Times New Roman" w:cs="Times New Roman" w:eastAsia="Times New Roman" w:hAnsi="Times New Roman"/>
+        </w:rPr>
+        <w:t xml:space="preserve">, </w:t>
+      </w:r>
+      <w:r>
+        <w:rPr>
+          <w:rFonts w:ascii="Courier New" w:cs="Courier New" w:eastAsia="Courier New" w:hAnsi="Courier New"/>
+          <w:sz w:val="19"/>
+          <w:szCs w:val="19"/>
+        </w:rPr>
+        <w:t xml:space="preserve">RXBVMN</w:t>
+      </w:r>
+      <w:r>
+        <w:rPr>
+          <w:rFonts w:ascii="Times New Roman" w:cs="Times New Roman" w:eastAsia="Times New Roman" w:hAnsi="Times New Roman"/>
+        </w:rPr>
+        <w:t xml:space="preserve"> and </w:t>
+      </w:r>
+      <w:r>
+        <w:rPr>
+          <w:rFonts w:ascii="Courier New" w:cs="Courier New" w:eastAsia="Courier New" w:hAnsi="Courier New"/>
+          <w:sz w:val="19"/>
+          <w:szCs w:val="19"/>
+        </w:rPr>
+        <w:t xml:space="preserve">RXDASN</w:t>
+      </w:r>
+      <w:r>
+        <w:rPr>
+          <w:rFonts w:ascii="Times New Roman" w:cs="Times New Roman" w:eastAsia="Times New Roman" w:hAnsi="Times New Roman"/>
+        </w:rPr>
+        <w:t xml:space="preserve"> (about 90 seconds of CPU time). </w:t>
+      </w:r>
+      <w:r>
+        <w:rPr>
+          <w:rFonts w:ascii="Courier New" w:cs="Courier New" w:eastAsia="Courier New" w:hAnsi="Courier New"/>
+          <w:sz w:val="19"/>
+          <w:szCs w:val="19"/>
+        </w:rPr>
+        <w:t xml:space="preserve">GCLB31 EXEC</w:t>
+      </w:r>
+      <w:r>
+        <w:rPr>
+          <w:rFonts w:ascii="Times New Roman" w:cs="Times New Roman" w:eastAsia="Times New Roman" w:hAnsi="Times New Roman"/>
+        </w:rPr>
+        <w:t xml:space="preserve"> builds the GCCLIB31 library itself. The output equals that of the cross-compiled build line for line.</w:t>
+      </w:r>
+    </w:p>
+    <w:p>
+      <w:pPr>
+        <w:pStyle w:val="Heading2"/>
+      </w:pPr>
+      <w:r>
+        <w:t xml:space="preserve">The 24-bit build</w:t>
+      </w:r>
+    </w:p>
+    <w:p>
+      <w:pPr>
+        <w:spacing w:after="120"/>
+      </w:pPr>
+      <w:r>
+        <w:rPr>
+          <w:rFonts w:ascii="Times New Roman" w:cs="Times New Roman" w:eastAsia="Times New Roman" w:hAnsi="Times New Roman"/>
+        </w:rPr>
+        <w:t xml:space="preserve">The same tree also builds with GCC370 as a 24-bit program (</w:t>
+      </w:r>
+      <w:r>
+        <w:rPr>
+          <w:rFonts w:ascii="Courier New" w:cs="Courier New" w:eastAsia="Courier New" w:hAnsi="Courier New"/>
+          <w:sz w:val="19"/>
+          <w:szCs w:val="19"/>
+        </w:rPr>
+        <w:t xml:space="preserve">rxc</w:t>
+      </w:r>
+      <w:r>
+        <w:rPr>
+          <w:rFonts w:ascii="Times New Roman" w:cs="Times New Roman" w:eastAsia="Times New Roman" w:hAnsi="Times New Roman"/>
+        </w:rPr>
+        <w:t xml:space="preserve">, </w:t>
+      </w:r>
+      <w:r>
+        <w:rPr>
+          <w:rFonts w:ascii="Courier New" w:cs="Courier New" w:eastAsia="Courier New" w:hAnsi="Courier New"/>
+          <w:sz w:val="19"/>
+          <w:szCs w:val="19"/>
+        </w:rPr>
+        <w:t xml:space="preserve">rxas</w:t>
+      </w:r>
+      <w:r>
+        <w:rPr>
+          <w:rFonts w:ascii="Times New Roman" w:cs="Times New Roman" w:eastAsia="Times New Roman" w:hAnsi="Times New Roman"/>
+        </w:rPr>
+        <w:t xml:space="preserve">, </w:t>
+      </w:r>
+      <w:r>
+        <w:rPr>
+          <w:rFonts w:ascii="Courier New" w:cs="Courier New" w:eastAsia="Courier New" w:hAnsi="Courier New"/>
+          <w:sz w:val="19"/>
+          <w:szCs w:val="19"/>
+        </w:rPr>
+        <w:t xml:space="preserve">rxdas</w:t>
+      </w:r>
+      <w:r>
+        <w:rPr>
+          <w:rFonts w:ascii="Times New Roman" w:cs="Times New Roman" w:eastAsia="Times New Roman" w:hAnsi="Times New Roman"/>
+        </w:rPr>
+        <w:t xml:space="preserve">, </w:t>
+      </w:r>
+      <w:r>
+        <w:rPr>
+          <w:rFonts w:ascii="Courier New" w:cs="Courier New" w:eastAsia="Courier New" w:hAnsi="Courier New"/>
+          <w:sz w:val="19"/>
+          <w:szCs w:val="19"/>
+        </w:rPr>
+        <w:t xml:space="preserve">rxbvm</w:t>
+      </w:r>
+      <w:r>
+        <w:rPr>
+          <w:rFonts w:ascii="Times New Roman" w:cs="Times New Roman" w:eastAsia="Times New Roman" w:hAnsi="Times New Roman"/>
+        </w:rPr>
+        <w:t xml:space="preserve"> on CMSUSER’s E disk); in the EC-mode CMS with </w:t>
+      </w:r>
+      <w:r>
+        <w:rPr>
+          <w:rFonts w:ascii="Courier New" w:cs="Courier New" w:eastAsia="Courier New" w:hAnsi="Courier New"/>
+          <w:sz w:val="19"/>
+          <w:szCs w:val="19"/>
+        </w:rPr>
+        <w:t xml:space="preserve">global txtlib gcclib</w:t>
+      </w:r>
+      <w:r>
+        <w:rPr>
+          <w:rFonts w:ascii="Times New Roman" w:cs="Times New Roman" w:eastAsia="Times New Roman" w:hAnsi="Times New Roman"/>
+        </w:rPr>
+        <w:t xml:space="preserve">, </w:t>
+      </w:r>
+      <w:r>
+        <w:rPr>
+          <w:rFonts w:ascii="Courier New" w:cs="Courier New" w:eastAsia="Courier New" w:hAnsi="Courier New"/>
+          <w:sz w:val="19"/>
+          <w:szCs w:val="19"/>
+        </w:rPr>
+        <w:t xml:space="preserve">rxbvm -l d ascommon</w:t>
+      </w:r>
+      <w:r>
+        <w:rPr>
+          <w:rFonts w:ascii="Times New Roman" w:cs="Times New Roman" w:eastAsia="Times New Roman" w:hAnsi="Times New Roman"/>
+        </w:rPr>
+        <w:t xml:space="preserve"> and </w:t>
+      </w:r>
+      <w:r>
+        <w:rPr>
+          <w:rFonts w:ascii="Courier New" w:cs="Courier New" w:eastAsia="Courier New" w:hAnsi="Courier New"/>
+          <w:sz w:val="19"/>
+          <w:szCs w:val="19"/>
+        </w:rPr>
+        <w:t xml:space="preserve">rxbvm -l d asebcdic</w:t>
+      </w:r>
+      <w:r>
+        <w:rPr>
+          <w:rFonts w:ascii="Times New Roman" w:cs="Times New Roman" w:eastAsia="Times New Roman" w:hAnsi="Times New Roman"/>
+        </w:rPr>
+        <w:t xml:space="preserve"> run their test sets.</w:t>
+      </w:r>
+    </w:p>
+    <w:p>
+      <w:pPr>
+        <w:pStyle w:val="Heading2"/>
+      </w:pPr>
+      <w:r>
+        <w:t xml:space="preserve">Cross-compiled programs</w:t>
+      </w:r>
+    </w:p>
+    <w:p>
+      <w:pPr>
+        <w:spacing w:after="120"/>
+      </w:pPr>
+      <w:r>
+        <w:rPr>
+          <w:rFonts w:ascii="Courier New" w:cs="Courier New" w:eastAsia="Courier New" w:hAnsi="Courier New"/>
+          <w:sz w:val="19"/>
+          <w:szCs w:val="19"/>
+        </w:rPr>
+        <w:t xml:space="preserve">rxc31</w:t>
+      </w:r>
+      <w:r>
+        <w:rPr>
+          <w:rFonts w:ascii="Times New Roman" w:cs="Times New Roman" w:eastAsia="Times New Roman" w:hAnsi="Times New Roman"/>
+        </w:rPr>
+        <w:t xml:space="preserve">, </w:t>
+      </w:r>
+      <w:r>
+        <w:rPr>
+          <w:rFonts w:ascii="Courier New" w:cs="Courier New" w:eastAsia="Courier New" w:hAnsi="Courier New"/>
+          <w:sz w:val="19"/>
+          <w:szCs w:val="19"/>
+        </w:rPr>
+        <w:t xml:space="preserve">rxas31</w:t>
+      </w:r>
+      <w:r>
+        <w:rPr>
+          <w:rFonts w:ascii="Times New Roman" w:cs="Times New Roman" w:eastAsia="Times New Roman" w:hAnsi="Times New Roman"/>
+        </w:rPr>
+        <w:t xml:space="preserve"> and </w:t>
+      </w:r>
+      <w:r>
+        <w:rPr>
+          <w:rFonts w:ascii="Courier New" w:cs="Courier New" w:eastAsia="Courier New" w:hAnsi="Courier New"/>
+          <w:sz w:val="19"/>
+          <w:szCs w:val="19"/>
+        </w:rPr>
+        <w:t xml:space="preserve">rxbvm31</w:t>
+      </w:r>
+      <w:r>
+        <w:rPr>
+          <w:rFonts w:ascii="Times New Roman" w:cs="Times New Roman" w:eastAsia="Times New Roman" w:hAnsi="Times New Roman"/>
+        </w:rPr>
+        <w:t xml:space="preserve"> on CMSUSER’s A disk were compiled on the PC with GCC 13 (</w:t>
+      </w:r>
+      <w:r>
+        <w:rPr>
+          <w:rFonts w:ascii="Courier New" w:cs="Courier New" w:eastAsia="Courier New" w:hAnsi="Courier New"/>
+          <w:sz w:val="19"/>
+          <w:szCs w:val="19"/>
+        </w:rPr>
+        <w:t xml:space="preserve">-m31</w:t>
+      </w:r>
+      <w:r>
+        <w:rPr>
+          <w:rFonts w:ascii="Times New Roman" w:cs="Times New Roman" w:eastAsia="Times New Roman" w:hAnsi="Times New Roman"/>
+        </w:rPr>
+        <w:t xml:space="preserve">), newlib and a small CMS runtime (</w:t>
+      </w:r>
+      <w:r>
+        <w:rPr>
+          <w:rFonts w:ascii="Courier New" w:cs="Courier New" w:eastAsia="Courier New" w:hAnsi="Courier New"/>
+          <w:sz w:val="19"/>
+          <w:szCs w:val="19"/>
+        </w:rPr>
+        <w:t xml:space="preserve">vm370plus/m5f/</w:t>
+      </w:r>
+      <w:r>
+        <w:rPr>
+          <w:rFonts w:ascii="Times New Roman" w:cs="Times New Roman" w:eastAsia="Times New Roman" w:hAnsi="Times New Roman"/>
+        </w:rPr>
+        <w:t xml:space="preserve">). They need Hercules 4.x.</w:t>
+      </w:r>
+    </w:p>
+    <w:tbl>
+      <w:tblPr>
+        <w:tblW w:type="dxa" w:w="9638"/>
+        <w:tblBorders>
+          <w:top w:val="single" w:color="auto" w:sz="4"/>
+          <w:left w:val="single" w:color="auto" w:sz="4"/>
+          <w:bottom w:val="single" w:color="auto" w:sz="4"/>
+          <w:right w:val="single" w:color="auto" w:sz="4"/>
+          <w:insideH w:val="single" w:color="auto" w:sz="4"/>
+          <w:insideV w:val="single" w:color="auto" w:sz="4"/>
+        </w:tblBorders>
+      </w:tblPr>
+      <w:tblGrid>
+        <w:gridCol w:w="9638"/>
+      </w:tblGrid>
+      <w:tr>
+        <w:trPr>
+          <w:cantSplit/>
+        </w:trPr>
+        <w:tc>
+          <w:tcPr>
+            <w:tcW w:type="dxa" w:w="9638"/>
+            <w:shd w:fill="F2F2F2" w:color="auto" w:val="clear"/>
+            <w:tcMar>
+              <w:top w:type="dxa" w:w="100"/>
+              <w:left w:type="dxa" w:w="140"/>
+              <w:bottom w:type="dxa" w:w="100"/>
+              <w:right w:type="dxa" w:w="140"/>
+            </w:tcMar>
+          </w:tcPr>
+          <w:p>
+            <w:pPr>
+              <w:spacing w:after="0" w:line="228"/>
+            </w:pPr>
+            <w:r>
+              <w:rPr>
+                <w:rFonts w:ascii="Courier New" w:cs="Courier New" w:eastAsia="Courier New" w:hAnsi="Courier New"/>
+                <w:sz w:val="17"/>
+                <w:szCs w:val="17"/>
+              </w:rPr>
+              <w:t xml:space="preserve">ipl 290</w:t>
+            </w:r>
+          </w:p>
+          <w:p>
+            <w:pPr>
+              <w:spacing w:after="0" w:line="228"/>
+            </w:pPr>
+            <w:r>
+              <w:rPr>
+                <w:rFonts w:ascii="Courier New" w:cs="Courier New" w:eastAsia="Courier New" w:hAnsi="Courier New"/>
+                <w:sz w:val="17"/>
+                <w:szCs w:val="17"/>
+              </w:rPr>
+              <w:t xml:space="preserve">rxc31 basic</w:t>
+            </w:r>
+          </w:p>
+          <w:p>
+            <w:pPr>
+              <w:spacing w:after="0" w:line="228"/>
+            </w:pPr>
+            <w:r>
+              <w:rPr>
+                <w:rFonts w:ascii="Courier New" w:cs="Courier New" w:eastAsia="Courier New" w:hAnsi="Courier New"/>
+                <w:sz w:val="17"/>
+                <w:szCs w:val="17"/>
+              </w:rPr>
+              <w:t xml:space="preserve">rxas31 basic</w:t>
+            </w:r>
+          </w:p>
+          <w:p>
+            <w:pPr>
+              <w:spacing w:after="0" w:line="228"/>
+            </w:pPr>
+            <w:r>
+              <w:rPr>
+                <w:rFonts w:ascii="Courier New" w:cs="Courier New" w:eastAsia="Courier New" w:hAnsi="Courier New"/>
+                <w:sz w:val="17"/>
+                <w:szCs w:val="17"/>
+              </w:rPr>
+              <w:t xml:space="preserve">rxbvm31 basic</w:t>
+            </w:r>
+          </w:p>
+          <w:p>
+            <w:pPr>
+              <w:spacing w:after="0" w:line="228"/>
+            </w:pPr>
+            <w:r>
+              <w:rPr>
+                <w:rFonts w:ascii="Courier New" w:cs="Courier New" w:eastAsia="Courier New" w:hAnsi="Courier New"/>
+                <w:sz w:val="17"/>
+                <w:szCs w:val="17"/>
+              </w:rPr>
+              <w:t xml:space="preserve">libctest a b</w:t>
+            </w:r>
+          </w:p>
+        </w:tc>
+      </w:tr>
+    </w:tbl>
+    <w:p>
+      <w:pPr>
+        <w:spacing w:after="200" w:before="80"/>
+      </w:pPr>
+      <w:r>
+        <w:rPr>
+          <w:rFonts w:ascii="Arial" w:cs="Arial" w:eastAsia="Arial" w:hAnsi="Arial"/>
+          <w:b/>
+          <w:bCs/>
+          <w:sz w:val="18"/>
+          <w:szCs w:val="18"/>
+        </w:rPr>
+        <w:t xml:space="preserve">Figure 25. </w:t>
+      </w:r>
+      <w:r>
+        <w:rPr>
+          <w:rFonts w:ascii="Arial" w:cs="Arial" w:eastAsia="Arial" w:hAnsi="Arial"/>
+          <w:sz w:val="18"/>
+          <w:szCs w:val="18"/>
+        </w:rPr>
+        <w:t xml:space="preserve">Cross-compiled cREXX</w:t>
+      </w:r>
+    </w:p>
+    <w:p>
+      <w:pPr>
+        <w:pStyle w:val="Heading2"/>
+      </w:pPr>
+      <w:r>
+        <w:t xml:space="preserve">The current cREXX release</w:t>
+      </w:r>
+    </w:p>
+    <w:p>
+      <w:pPr>
+        <w:spacing w:after="120"/>
+      </w:pPr>
+      <w:r>
+        <w:rPr>
+          <w:rFonts w:ascii="Times New Roman" w:cs="Times New Roman" w:eastAsia="Times New Roman" w:hAnsi="Times New Roman"/>
+        </w:rPr>
+        <w:t xml:space="preserve">The current release (1.0.0-beta.3) needs a C99 compiler; GCC380 is GCC 3.2.3. It runs on VM/370plus cross-compiled with GCC 13 (</w:t>
+      </w:r>
+      <w:r>
+        <w:rPr>
+          <w:rFonts w:ascii="Courier New" w:cs="Courier New" w:eastAsia="Courier New" w:hAnsi="Courier New"/>
+          <w:sz w:val="19"/>
+          <w:szCs w:val="19"/>
+        </w:rPr>
+        <w:t xml:space="preserve">RXC8</w:t>
+      </w:r>
+      <w:r>
+        <w:rPr>
+          <w:rFonts w:ascii="Times New Roman" w:cs="Times New Roman" w:eastAsia="Times New Roman" w:hAnsi="Times New Roman"/>
+        </w:rPr>
+        <w:t xml:space="preserve">, </w:t>
+      </w:r>
+      <w:r>
+        <w:rPr>
+          <w:rFonts w:ascii="Courier New" w:cs="Courier New" w:eastAsia="Courier New" w:hAnsi="Courier New"/>
+          <w:sz w:val="19"/>
+          <w:szCs w:val="19"/>
+        </w:rPr>
+        <w:t xml:space="preserve">RXAS8</w:t>
+      </w:r>
+      <w:r>
+        <w:rPr>
+          <w:rFonts w:ascii="Times New Roman" w:cs="Times New Roman" w:eastAsia="Times New Roman" w:hAnsi="Times New Roman"/>
+        </w:rPr>
+        <w:t xml:space="preserve">, </w:t>
+      </w:r>
+      <w:r>
+        <w:rPr>
+          <w:rFonts w:ascii="Courier New" w:cs="Courier New" w:eastAsia="Courier New" w:hAnsi="Courier New"/>
+          <w:sz w:val="19"/>
+          <w:szCs w:val="19"/>
+        </w:rPr>
+        <w:t xml:space="preserve">RXBVM8</w:t>
+      </w:r>
+      <w:r>
+        <w:rPr>
+          <w:rFonts w:ascii="Times New Roman" w:cs="Times New Roman" w:eastAsia="Times New Roman" w:hAnsi="Times New Roman"/>
+        </w:rPr>
+        <w:t xml:space="preserve">, milestone M8.1). </w:t>
+      </w:r>
+      <w:r>
+        <w:rPr>
+          <w:rFonts w:ascii="Courier New" w:cs="Courier New" w:eastAsia="Courier New" w:hAnsi="Courier New"/>
+          <w:sz w:val="19"/>
+          <w:szCs w:val="19"/>
+        </w:rPr>
+        <w:t xml:space="preserve">RXC8</w:t>
+      </w:r>
+      <w:r>
+        <w:rPr>
+          <w:rFonts w:ascii="Times New Roman" w:cs="Times New Roman" w:eastAsia="Times New Roman" w:hAnsi="Times New Roman"/>
+        </w:rPr>
+        <w:t xml:space="preserve"> needs </w:t>
+      </w:r>
+      <w:r>
+        <w:rPr>
+          <w:rFonts w:ascii="Courier New" w:cs="Courier New" w:eastAsia="Courier New" w:hAnsi="Courier New"/>
+          <w:sz w:val="19"/>
+          <w:szCs w:val="19"/>
+        </w:rPr>
+        <w:t xml:space="preserve">LIBRARY RXBIN</w:t>
+      </w:r>
+      <w:r>
+        <w:rPr>
+          <w:rFonts w:ascii="Times New Roman" w:cs="Times New Roman" w:eastAsia="Times New Roman" w:hAnsi="Times New Roman"/>
+        </w:rPr>
+        <w:t xml:space="preserve"> and </w:t>
+      </w:r>
+      <w:r>
+        <w:rPr>
+          <w:rFonts w:ascii="Courier New" w:cs="Courier New" w:eastAsia="Courier New" w:hAnsi="Courier New"/>
+          <w:sz w:val="19"/>
+          <w:szCs w:val="19"/>
+        </w:rPr>
+        <w:t xml:space="preserve">RXCEXITS RXBIN</w:t>
+      </w:r>
+      <w:r>
+        <w:rPr>
+          <w:rFonts w:ascii="Times New Roman" w:cs="Times New Roman" w:eastAsia="Times New Roman" w:hAnsi="Times New Roman"/>
+        </w:rPr>
+        <w:t xml:space="preserve"> on the disk named by </w:t>
+      </w:r>
+      <w:r>
+        <w:rPr>
+          <w:rFonts w:ascii="Courier New" w:cs="Courier New" w:eastAsia="Courier New" w:hAnsi="Courier New"/>
+          <w:sz w:val="19"/>
+          <w:szCs w:val="19"/>
+        </w:rPr>
+        <w:t xml:space="preserve">-l</w:t>
+      </w:r>
+      <w:r>
+        <w:rPr>
+          <w:rFonts w:ascii="Times New Roman" w:cs="Times New Roman" w:eastAsia="Times New Roman" w:hAnsi="Times New Roman"/>
+        </w:rPr>
+        <w:t xml:space="preserve">; source files are </w:t>
+      </w:r>
+      <w:r>
+        <w:rPr>
+          <w:rFonts w:ascii="Courier New" w:cs="Courier New" w:eastAsia="Courier New" w:hAnsi="Courier New"/>
+          <w:sz w:val="19"/>
+          <w:szCs w:val="19"/>
+        </w:rPr>
+        <w:t xml:space="preserve">fn CREXX</w:t>
+      </w:r>
+      <w:r>
+        <w:rPr>
+          <w:rFonts w:ascii="Times New Roman" w:cs="Times New Roman" w:eastAsia="Times New Roman" w:hAnsi="Times New Roman"/>
+        </w:rPr>
+        <w:t xml:space="preserve">:</w:t>
+      </w:r>
+    </w:p>
+    <w:tbl>
+      <w:tblPr>
+        <w:tblW w:type="dxa" w:w="9638"/>
+        <w:tblBorders>
+          <w:top w:val="single" w:color="auto" w:sz="4"/>
+          <w:left w:val="single" w:color="auto" w:sz="4"/>
+          <w:bottom w:val="single" w:color="auto" w:sz="4"/>
+          <w:right w:val="single" w:color="auto" w:sz="4"/>
+          <w:insideH w:val="single" w:color="auto" w:sz="4"/>
+          <w:insideV w:val="single" w:color="auto" w:sz="4"/>
+        </w:tblBorders>
+      </w:tblPr>
+      <w:tblGrid>
+        <w:gridCol w:w="9638"/>
+      </w:tblGrid>
+      <w:tr>
+        <w:trPr>
+          <w:cantSplit/>
+        </w:trPr>
+        <w:tc>
+          <w:tcPr>
+            <w:tcW w:type="dxa" w:w="9638"/>
+            <w:shd w:fill="F2F2F2" w:color="auto" w:val="clear"/>
+            <w:tcMar>
+              <w:top w:type="dxa" w:w="100"/>
+              <w:left w:type="dxa" w:w="140"/>
+              <w:bottom w:type="dxa" w:w="100"/>
+              <w:right w:type="dxa" w:w="140"/>
+            </w:tcMar>
+          </w:tcPr>
+          <w:p>
+            <w:pPr>
+              <w:spacing w:after="0" w:line="228"/>
+            </w:pPr>
+            <w:r>
+              <w:rPr>
+                <w:rFonts w:ascii="Courier New" w:cs="Courier New" w:eastAsia="Courier New" w:hAnsi="Courier New"/>
+                <w:sz w:val="17"/>
+                <w:szCs w:val="17"/>
+              </w:rPr>
+              <w:t xml:space="preserve">rxc8 -l a -i a hello</w:t>
+            </w:r>
+          </w:p>
+          <w:p>
+            <w:pPr>
+              <w:spacing w:after="0" w:line="228"/>
+            </w:pPr>
+            <w:r>
+              <w:rPr>
+                <w:rFonts w:ascii="Courier New" w:cs="Courier New" w:eastAsia="Courier New" w:hAnsi="Courier New"/>
+                <w:sz w:val="17"/>
+                <w:szCs w:val="17"/>
+              </w:rPr>
+              <w:t xml:space="preserve">rxas8 -l a hello</w:t>
+            </w:r>
+          </w:p>
+          <w:p>
+            <w:pPr>
+              <w:spacing w:after="0" w:line="228"/>
+            </w:pPr>
+            <w:r>
+              <w:rPr>
+                <w:rFonts w:ascii="Courier New" w:cs="Courier New" w:eastAsia="Courier New" w:hAnsi="Courier New"/>
+                <w:sz w:val="17"/>
+                <w:szCs w:val="17"/>
+              </w:rPr>
+              <w:t xml:space="preserve">rxbvm8 -l a hello</w:t>
+            </w:r>
+          </w:p>
+          <w:p>
+            <w:pPr>
+              <w:spacing w:after="0" w:line="228"/>
+            </w:pPr>
+            <w:r>
+              <w:rPr>
+                <w:rFonts w:ascii="Courier New" w:cs="Courier New" w:eastAsia="Courier New" w:hAnsi="Courier New"/>
+                <w:sz w:val="17"/>
+                <w:szCs w:val="17"/>
+              </w:rPr>
+              <w:t xml:space="preserve">Hello from current cREXX on VM/370plus</w:t>
+            </w:r>
+          </w:p>
+          <w:p>
+            <w:pPr>
+              <w:spacing w:after="0" w:line="228"/>
+            </w:pPr>
+            <w:r>
+              <w:rPr>
+                <w:rFonts w:ascii="Courier New" w:cs="Courier New" w:eastAsia="Courier New" w:hAnsi="Courier New"/>
+                <w:sz w:val="17"/>
+                <w:szCs w:val="17"/>
+              </w:rPr>
+              <w:t xml:space="preserve">sum 1..10 = 55</w:t>
+            </w:r>
+          </w:p>
+          <w:p>
+            <w:pPr>
+              <w:spacing w:after="0" w:line="228"/>
+            </w:pPr>
+            <w:r>
+              <w:rPr>
+                <w:rFonts w:ascii="Courier New" w:cs="Courier New" w:eastAsia="Courier New" w:hAnsi="Courier New"/>
+                <w:sz w:val="17"/>
+                <w:szCs w:val="17"/>
+              </w:rPr>
+              <w:t xml:space="preserve">Ready;</w:t>
+            </w:r>
+          </w:p>
+        </w:tc>
+      </w:tr>
+    </w:tbl>
+    <w:p>
+      <w:pPr>
+        <w:spacing w:after="200" w:before="80"/>
+      </w:pPr>
+      <w:r>
+        <w:rPr>
+          <w:rFonts w:ascii="Arial" w:cs="Arial" w:eastAsia="Arial" w:hAnsi="Arial"/>
+          <w:b/>
+          <w:bCs/>
+          <w:sz w:val="18"/>
+          <w:szCs w:val="18"/>
+        </w:rPr>
+        <w:t xml:space="preserve">Figure 26. </w:t>
       </w:r>
       <w:r>
         <w:rPr>
@@ -11616,7 +14118,7 @@
           <w:sz w:val="18"/>
           <w:szCs w:val="18"/>
         </w:rPr>
-        <w:t xml:space="preserve">Figure 21. </w:t>
+        <w:t xml:space="preserve">Figure 27. </w:t>
       </w:r>
       <w:r>
         <w:rPr>
@@ -12246,7 +14748,7 @@
           <w:sz w:val="18"/>
           <w:szCs w:val="18"/>
         </w:rPr>
-        <w:t xml:space="preserve">Figure 22. </w:t>
+        <w:t xml:space="preserve">Figure 28. </w:t>
       </w:r>
       <w:r>
         <w:rPr>
@@ -12756,7 +15258,7 @@
           <w:sz w:val="18"/>
           <w:szCs w:val="18"/>
         </w:rPr>
-        <w:t xml:space="preserve">Figure 23. </w:t>
+        <w:t xml:space="preserve">Figure 29. </w:t>
       </w:r>
       <w:r>
         <w:rPr>
@@ -12773,7 +15275,7 @@
         <w:pageBreakBefore/>
       </w:pPr>
       <w:r>
-        <w:t xml:space="preserve">Chapter 7. Restrictions and Known Problems</w:t>
+        <w:t xml:space="preserve">Chapter 8. Restrictions and Known Problems</w:t>
       </w:r>
     </w:p>
     <w:tbl>
@@ -12937,7 +15439,23 @@
                 <w:sz w:val="19"/>
                 <w:szCs w:val="19"/>
               </w:rPr>
-              <w:t xml:space="preserve">A format-1 channel program is converted to at most 64 format-0 CCWs; Linux limits its disk requests to 128 KB for that reason.</w:t>
+              <w:t xml:space="preserve">The initramfs still limits disk requests to 128 KB (from the time of the 64-CCW limit, now gone); </w:t>
+            </w:r>
+            <w:r>
+              <w:rPr>
+                <w:rFonts w:ascii="Courier New" w:cs="Courier New" w:eastAsia="Courier New" w:hAnsi="Courier New"/>
+                <w:sz w:val="19"/>
+                <w:szCs w:val="19"/>
+              </w:rPr>
+              <w:t xml:space="preserve">echo 760 &gt; /sys/block/dasda/queue/max_sectors_kb</w:t>
+            </w:r>
+            <w:r>
+              <w:rPr>
+                <w:rFonts w:ascii="Times New Roman" w:cs="Times New Roman" w:eastAsia="Times New Roman" w:hAnsi="Times New Roman"/>
+                <w:sz w:val="19"/>
+                <w:szCs w:val="19"/>
+              </w:rPr>
+              <w:t xml:space="preserve"> allows larger ones.</w:t>
             </w:r>
           </w:p>
         </w:tc>
@@ -13401,7 +15919,7 @@
                 <w:sz w:val="19"/>
                 <w:szCs w:val="19"/>
               </w:rPr>
-              <w:t xml:space="preserve">Linux 4.0 31-bit is the last kernel with 31-bit support; Debian 7 is the last Debian for s390 (31-bit). No IPL of Linux from DASD yet.</w:t>
+              <w:t xml:space="preserve">Linux 4.0 31-bit is the last kernel with 31-bit support; Debian 7 is the last Debian for s390 (31-bit).</w:t>
             </w:r>
           </w:p>
         </w:tc>
@@ -13419,7 +15937,7 @@
           <w:sz w:val="18"/>
           <w:szCs w:val="18"/>
         </w:rPr>
-        <w:t xml:space="preserve">Figure 24. </w:t>
+        <w:t xml:space="preserve">Figure 30. </w:t>
       </w:r>
       <w:r>
         <w:rPr>
@@ -13518,7 +16036,7 @@
           <w:sz w:val="18"/>
           <w:szCs w:val="18"/>
         </w:rPr>
-        <w:t xml:space="preserve">Figure 25. </w:t>
+        <w:t xml:space="preserve">Figure 31. </w:t>
       </w:r>
       <w:r>
         <w:rPr>
@@ -13620,7 +16138,74 @@
         <w:pStyle w:val="Heading2"/>
       </w:pPr>
       <w:r>
-        <w:t xml:space="preserve">LINUX EXEC</w:t>
+        <w:t xml:space="preserve">QUERY SET</w:t>
+      </w:r>
+    </w:p>
+    <w:p>
+      <w:pPr>
+        <w:spacing w:after="120"/>
+      </w:pPr>
+      <w:r>
+        <w:rPr>
+          <w:rFonts w:ascii="Times New Roman" w:cs="Times New Roman" w:eastAsia="Times New Roman" w:hAnsi="Times New Roman"/>
+        </w:rPr>
+        <w:t xml:space="preserve">As in VM/370, with a fifth line: </w:t>
+      </w:r>
+      <w:r>
+        <w:rPr>
+          <w:rFonts w:ascii="Courier New" w:cs="Courier New" w:eastAsia="Courier New" w:hAnsi="Courier New"/>
+          <w:sz w:val="19"/>
+          <w:szCs w:val="19"/>
+        </w:rPr>
+        <w:t xml:space="preserve">ESA ON</w:t>
+      </w:r>
+      <w:r>
+        <w:rPr>
+          <w:rFonts w:ascii="Times New Roman" w:cs="Times New Roman" w:eastAsia="Times New Roman" w:hAnsi="Times New Roman"/>
+        </w:rPr>
+        <w:t xml:space="preserve"> (an ESA/390 machine), </w:t>
+      </w:r>
+      <w:r>
+        <w:rPr>
+          <w:rFonts w:ascii="Courier New" w:cs="Courier New" w:eastAsia="Courier New" w:hAnsi="Courier New"/>
+          <w:sz w:val="19"/>
+          <w:szCs w:val="19"/>
+        </w:rPr>
+        <w:t xml:space="preserve">ESA PENDING</w:t>
+      </w:r>
+      <w:r>
+        <w:rPr>
+          <w:rFonts w:ascii="Times New Roman" w:cs="Times New Roman" w:eastAsia="Times New Roman" w:hAnsi="Times New Roman"/>
+        </w:rPr>
+        <w:t xml:space="preserve"> (</w:t>
+      </w:r>
+      <w:r>
+        <w:rPr>
+          <w:rFonts w:ascii="Courier New" w:cs="Courier New" w:eastAsia="Courier New" w:hAnsi="Courier New"/>
+          <w:sz w:val="19"/>
+          <w:szCs w:val="19"/>
+        </w:rPr>
+        <w:t xml:space="preserve">SET ESA ON</w:t>
+      </w:r>
+      <w:r>
+        <w:rPr>
+          <w:rFonts w:ascii="Times New Roman" w:cs="Times New Roman" w:eastAsia="Times New Roman" w:hAnsi="Times New Roman"/>
+        </w:rPr>
+        <w:t xml:space="preserve"> given, takes effect at the next IPL of a device) or </w:t>
+      </w:r>
+      <w:r>
+        <w:rPr>
+          <w:rFonts w:ascii="Courier New" w:cs="Courier New" w:eastAsia="Courier New" w:hAnsi="Courier New"/>
+          <w:sz w:val="19"/>
+          <w:szCs w:val="19"/>
+        </w:rPr>
+        <w:t xml:space="preserve">ESA OFF</w:t>
+      </w:r>
+      <w:r>
+        <w:rPr>
+          <w:rFonts w:ascii="Times New Roman" w:cs="Times New Roman" w:eastAsia="Times New Roman" w:hAnsi="Times New Roman"/>
+        </w:rPr>
+        <w:t xml:space="preserve">.</w:t>
       </w:r>
     </w:p>
     <w:tbl>
@@ -13663,7 +16248,72 @@
                 <w:sz w:val="17"/>
                 <w:szCs w:val="17"/>
               </w:rPr>
-              <w:t xml:space="preserve">LINUX [DISK|READER]</w:t>
+              <w:t xml:space="preserve">cp query set</w:t>
+            </w:r>
+          </w:p>
+          <w:p>
+            <w:pPr>
+              <w:spacing w:after="0" w:line="228"/>
+            </w:pPr>
+            <w:r>
+              <w:rPr>
+                <w:rFonts w:ascii="Courier New" w:cs="Courier New" w:eastAsia="Courier New" w:hAnsi="Courier New"/>
+                <w:sz w:val="17"/>
+                <w:szCs w:val="17"/>
+              </w:rPr>
+              <w:t xml:space="preserve">MSG ON , WNG ON , EMSG TEXT, ACNT ON , RUN OFF</w:t>
+            </w:r>
+          </w:p>
+          <w:p>
+            <w:pPr>
+              <w:spacing w:after="0" w:line="228"/>
+            </w:pPr>
+            <w:r>
+              <w:rPr>
+                <w:rFonts w:ascii="Courier New" w:cs="Courier New" w:eastAsia="Courier New" w:hAnsi="Courier New"/>
+                <w:sz w:val="17"/>
+                <w:szCs w:val="17"/>
+              </w:rPr>
+              <w:t xml:space="preserve">LINEDIT ON , TIMER ON  , ISAM OFF, ECMODE ON</w:t>
+            </w:r>
+          </w:p>
+          <w:p>
+            <w:pPr>
+              <w:spacing w:after="0" w:line="228"/>
+            </w:pPr>
+            <w:r>
+              <w:rPr>
+                <w:rFonts w:ascii="Courier New" w:cs="Courier New" w:eastAsia="Courier New" w:hAnsi="Courier New"/>
+                <w:sz w:val="17"/>
+                <w:szCs w:val="17"/>
+              </w:rPr>
+              <w:t xml:space="preserve">ASSIST OFF           , PAGEX OFF, AUTOPOLL OFF</w:t>
+            </w:r>
+          </w:p>
+          <w:p>
+            <w:pPr>
+              <w:spacing w:after="0" w:line="228"/>
+            </w:pPr>
+            <w:r>
+              <w:rPr>
+                <w:rFonts w:ascii="Courier New" w:cs="Courier New" w:eastAsia="Courier New" w:hAnsi="Courier New"/>
+                <w:sz w:val="17"/>
+                <w:szCs w:val="17"/>
+              </w:rPr>
+              <w:t xml:space="preserve">IMSG ON , SMSG OFF, AFFINITY NONE   , NOTRANS OFF</w:t>
+            </w:r>
+          </w:p>
+          <w:p>
+            <w:pPr>
+              <w:spacing w:after="0" w:line="228"/>
+            </w:pPr>
+            <w:r>
+              <w:rPr>
+                <w:rFonts w:ascii="Courier New" w:cs="Courier New" w:eastAsia="Courier New" w:hAnsi="Courier New"/>
+                <w:sz w:val="17"/>
+                <w:szCs w:val="17"/>
+              </w:rPr>
+              <w:t xml:space="preserve">STBYPASS OFF , ESA PENDING</w:t>
             </w:r>
           </w:p>
         </w:tc>
@@ -13681,7 +16331,214 @@
           <w:sz w:val="18"/>
           <w:szCs w:val="18"/>
         </w:rPr>
-        <w:t xml:space="preserve">Figure 26. </w:t>
+        <w:t xml:space="preserve">Figure 32. </w:t>
+      </w:r>
+      <w:r>
+        <w:rPr>
+          <w:rFonts w:ascii="Arial" w:cs="Arial" w:eastAsia="Arial" w:hAnsi="Arial"/>
+          <w:sz w:val="18"/>
+          <w:szCs w:val="18"/>
+        </w:rPr>
+        <w:t xml:space="preserve">QUERY SET after SET ESA ON</w:t>
+      </w:r>
+    </w:p>
+    <w:p>
+      <w:pPr>
+        <w:pStyle w:val="Heading2"/>
+      </w:pPr>
+      <w:r>
+        <w:t xml:space="preserve">CHAT EXEC</w:t>
+      </w:r>
+    </w:p>
+    <w:tbl>
+      <w:tblPr>
+        <w:tblW w:type="dxa" w:w="9638"/>
+        <w:tblBorders>
+          <w:top w:val="single" w:color="auto" w:sz="4"/>
+          <w:left w:val="single" w:color="auto" w:sz="4"/>
+          <w:bottom w:val="single" w:color="auto" w:sz="4"/>
+          <w:right w:val="single" w:color="auto" w:sz="4"/>
+          <w:insideH w:val="single" w:color="auto" w:sz="4"/>
+          <w:insideV w:val="single" w:color="auto" w:sz="4"/>
+        </w:tblBorders>
+      </w:tblPr>
+      <w:tblGrid>
+        <w:gridCol w:w="9638"/>
+      </w:tblGrid>
+      <w:tr>
+        <w:trPr>
+          <w:cantSplit/>
+        </w:trPr>
+        <w:tc>
+          <w:tcPr>
+            <w:tcW w:type="dxa" w:w="9638"/>
+            <w:shd w:fill="F2F2F2" w:color="auto" w:val="clear"/>
+            <w:tcMar>
+              <w:top w:type="dxa" w:w="100"/>
+              <w:left w:type="dxa" w:w="140"/>
+              <w:bottom w:type="dxa" w:w="100"/>
+              <w:right w:type="dxa" w:w="140"/>
+            </w:tcMar>
+          </w:tcPr>
+          <w:p>
+            <w:pPr>
+              <w:spacing w:after="0" w:line="228"/>
+            </w:pPr>
+            <w:r>
+              <w:rPr>
+                <w:rFonts w:ascii="Courier New" w:cs="Courier New" w:eastAsia="Courier New" w:hAnsi="Courier New"/>
+                <w:sz w:val="17"/>
+                <w:szCs w:val="17"/>
+              </w:rPr>
+              <w:t xml:space="preserve">CHAT [question] [(WAIT n BOT name LOUD]</w:t>
+            </w:r>
+          </w:p>
+        </w:tc>
+      </w:tr>
+    </w:tbl>
+    <w:p>
+      <w:pPr>
+        <w:spacing w:after="200" w:before="80"/>
+      </w:pPr>
+      <w:r>
+        <w:rPr>
+          <w:rFonts w:ascii="Arial" w:cs="Arial" w:eastAsia="Arial" w:hAnsi="Arial"/>
+          <w:b/>
+          <w:bCs/>
+          <w:sz w:val="18"/>
+          <w:szCs w:val="18"/>
+        </w:rPr>
+        <w:t xml:space="preserve">Figure 33. </w:t>
+      </w:r>
+      <w:r>
+        <w:rPr>
+          <w:rFonts w:ascii="Arial" w:cs="Arial" w:eastAsia="Arial" w:hAnsi="Arial"/>
+          <w:sz w:val="18"/>
+          <w:szCs w:val="18"/>
+        </w:rPr>
+        <w:t xml:space="preserve">CHAT EXEC</w:t>
+      </w:r>
+    </w:p>
+    <w:p>
+      <w:pPr>
+        <w:spacing w:after="120"/>
+      </w:pPr>
+      <w:r>
+        <w:rPr>
+          <w:rFonts w:ascii="Times New Roman" w:cs="Times New Roman" w:eastAsia="Times New Roman" w:hAnsi="Times New Roman"/>
+        </w:rPr>
+        <w:t xml:space="preserve">On MAINT 19D. Sends the question to the CHATBOT service machine and types the answer; without a question it asks repeatedly until an empty line. </w:t>
+      </w:r>
+      <w:r>
+        <w:rPr>
+          <w:rFonts w:ascii="Times New Roman" w:cs="Times New Roman" w:eastAsia="Times New Roman" w:hAnsi="Times New Roman"/>
+          <w:b/>
+          <w:bCs/>
+        </w:rPr>
+        <w:t xml:space="preserve">WAIT</w:t>
+      </w:r>
+      <w:r>
+        <w:rPr>
+          <w:rFonts w:ascii="Times New Roman" w:cs="Times New Roman" w:eastAsia="Times New Roman" w:hAnsi="Times New Roman"/>
+        </w:rPr>
+        <w:t xml:space="preserve"> is the time to wait for the answer (default 60 seconds), </w:t>
+      </w:r>
+      <w:r>
+        <w:rPr>
+          <w:rFonts w:ascii="Times New Roman" w:cs="Times New Roman" w:eastAsia="Times New Roman" w:hAnsi="Times New Roman"/>
+          <w:b/>
+          <w:bCs/>
+        </w:rPr>
+        <w:t xml:space="preserve">BOT</w:t>
+      </w:r>
+      <w:r>
+        <w:rPr>
+          <w:rFonts w:ascii="Times New Roman" w:cs="Times New Roman" w:eastAsia="Times New Roman" w:hAnsi="Times New Roman"/>
+        </w:rPr>
+        <w:t xml:space="preserve"> another service machine, </w:t>
+      </w:r>
+      <w:r>
+        <w:rPr>
+          <w:rFonts w:ascii="Times New Roman" w:cs="Times New Roman" w:eastAsia="Times New Roman" w:hAnsi="Times New Roman"/>
+          <w:b/>
+          <w:bCs/>
+        </w:rPr>
+        <w:t xml:space="preserve">LOUD</w:t>
+      </w:r>
+      <w:r>
+        <w:rPr>
+          <w:rFonts w:ascii="Times New Roman" w:cs="Times New Roman" w:eastAsia="Times New Roman" w:hAnsi="Times New Roman"/>
+        </w:rPr>
+        <w:t xml:space="preserve"> shows the steps. Keep your reader empty of other files while you use it. Chapter 6.</w:t>
+      </w:r>
+    </w:p>
+    <w:p>
+      <w:pPr>
+        <w:pStyle w:val="Heading2"/>
+      </w:pPr>
+      <w:r>
+        <w:t xml:space="preserve">LINUX EXEC</w:t>
+      </w:r>
+    </w:p>
+    <w:tbl>
+      <w:tblPr>
+        <w:tblW w:type="dxa" w:w="9638"/>
+        <w:tblBorders>
+          <w:top w:val="single" w:color="auto" w:sz="4"/>
+          <w:left w:val="single" w:color="auto" w:sz="4"/>
+          <w:bottom w:val="single" w:color="auto" w:sz="4"/>
+          <w:right w:val="single" w:color="auto" w:sz="4"/>
+          <w:insideH w:val="single" w:color="auto" w:sz="4"/>
+          <w:insideV w:val="single" w:color="auto" w:sz="4"/>
+        </w:tblBorders>
+      </w:tblPr>
+      <w:tblGrid>
+        <w:gridCol w:w="9638"/>
+      </w:tblGrid>
+      <w:tr>
+        <w:trPr>
+          <w:cantSplit/>
+        </w:trPr>
+        <w:tc>
+          <w:tcPr>
+            <w:tcW w:type="dxa" w:w="9638"/>
+            <w:shd w:fill="F2F2F2" w:color="auto" w:val="clear"/>
+            <w:tcMar>
+              <w:top w:type="dxa" w:w="100"/>
+              <w:left w:type="dxa" w:w="140"/>
+              <w:bottom w:type="dxa" w:w="100"/>
+              <w:right w:type="dxa" w:w="140"/>
+            </w:tcMar>
+          </w:tcPr>
+          <w:p>
+            <w:pPr>
+              <w:spacing w:after="0" w:line="228"/>
+            </w:pPr>
+            <w:r>
+              <w:rPr>
+                <w:rFonts w:ascii="Courier New" w:cs="Courier New" w:eastAsia="Courier New" w:hAnsi="Courier New"/>
+                <w:sz w:val="17"/>
+                <w:szCs w:val="17"/>
+              </w:rPr>
+              <w:t xml:space="preserve">LINUX [DISK|READER]</w:t>
+            </w:r>
+          </w:p>
+        </w:tc>
+      </w:tr>
+    </w:tbl>
+    <w:p>
+      <w:pPr>
+        <w:spacing w:after="200" w:before="80"/>
+      </w:pPr>
+      <w:r>
+        <w:rPr>
+          <w:rFonts w:ascii="Arial" w:cs="Arial" w:eastAsia="Arial" w:hAnsi="Arial"/>
+          <w:b/>
+          <w:bCs/>
+          <w:sz w:val="18"/>
+          <w:szCs w:val="18"/>
+        </w:rPr>
+        <w:t xml:space="preserve">Figure 34. </w:t>
       </w:r>
       <w:r>
         <w:rPr>
@@ -14067,7 +16924,7 @@
                 <w:sz w:val="19"/>
                 <w:szCs w:val="19"/>
               </w:rPr>
-              <w:t xml:space="preserve">the Debian disk (after joining parts 5–7)</w:t>
+              <w:t xml:space="preserve">the Debian disk, a 3390-9 (after joining parts 5–7)</w:t>
             </w:r>
           </w:p>
         </w:tc>
@@ -14280,6 +17137,54 @@
           </w:p>
         </w:tc>
       </w:tr>
+      <w:tr>
+        <w:trPr>
+          <w:cantSplit/>
+          <w:tblHeader w:val="false"/>
+        </w:trPr>
+        <w:tc>
+          <w:tcPr>
+            <w:tcW w:type="dxa" w:w="3200"/>
+            <w:tcMar>
+              <w:top w:type="dxa" w:w="60"/>
+              <w:left w:type="dxa" w:w="100"/>
+              <w:bottom w:type="dxa" w:w="60"/>
+              <w:right w:type="dxa" w:w="100"/>
+            </w:tcMar>
+          </w:tcPr>
+          <w:p>
+            <w:r>
+              <w:rPr>
+                <w:rFonts w:ascii="Courier New" w:cs="Courier New" w:eastAsia="Courier New" w:hAnsi="Courier New"/>
+                <w:sz w:val="19"/>
+                <w:szCs w:val="19"/>
+              </w:rPr>
+              <w:t xml:space="preserve">vm370plus/chatbot/</w:t>
+            </w:r>
+          </w:p>
+        </w:tc>
+        <w:tc>
+          <w:tcPr>
+            <w:tcW w:type="dxa" w:w="6438"/>
+            <w:tcMar>
+              <w:top w:type="dxa" w:w="60"/>
+              <w:left w:type="dxa" w:w="100"/>
+              <w:bottom w:type="dxa" w:w="60"/>
+              <w:right w:type="dxa" w:w="100"/>
+            </w:tcMar>
+          </w:tcPr>
+          <w:p>
+            <w:r>
+              <w:rPr>
+                <w:rFonts w:ascii="Times New Roman" w:cs="Times New Roman" w:eastAsia="Times New Roman" w:hAnsi="Times New Roman"/>
+                <w:sz w:val="19"/>
+                <w:szCs w:val="19"/>
+              </w:rPr>
+              <w:t xml:space="preserve">the CHATBOT service machine: source, data deck, the VM/370 changes (already installed on the system)</w:t>
+            </w:r>
+          </w:p>
+        </w:tc>
+      </w:tr>
     </w:tbl>
     <w:p>
       <w:pPr>
@@ -14293,7 +17198,7 @@
           <w:sz w:val="18"/>
           <w:szCs w:val="18"/>
         </w:rPr>
-        <w:t xml:space="preserve">Figure 27. </w:t>
+        <w:t xml:space="preserve">Figure 35. </w:t>
       </w:r>
       <w:r>
         <w:rPr>
@@ -14337,7 +17242,7 @@
         <w:rPr>
           <w:rFonts w:ascii="Times New Roman" w:cs="Times New Roman" w:eastAsia="Times New Roman" w:hAnsi="Times New Roman"/>
         </w:rPr>
-        <w:t xml:space="preserve">A format-1 channel program is converted to format 0, at most 64 CCWs per start.</w:t>
+        <w:t xml:space="preserve">A format-1 channel program is converted to format 0 in place while it runs (any length; at most 32 TIC targets).</w:t>
       </w:r>
     </w:p>
     <w:p>

--- a/arch/31bit/manual/VM370PLUS-Guide.docx
+++ b/arch/31bit/manual/VM370PLUS-Guide.docx
@@ -5356,7 +5356,7 @@
         <w:rPr>
           <w:rFonts w:ascii="Times New Roman" w:cs="Times New Roman" w:eastAsia="Times New Roman" w:hAnsi="Times New Roman"/>
         </w:rPr>
-        <w:t xml:space="preserve">The VM/370plus kit: seven zip files, each under 30 MB.</w:t>
+        <w:t xml:space="preserve">The VM/370plus kit: twelve zip files, each under 30 MB.</w:t>
       </w:r>
     </w:p>
     <w:tbl>
@@ -5667,7 +5667,7 @@
                 <w:sz w:val="19"/>
                 <w:szCs w:val="19"/>
               </w:rPr>
-              <w:t xml:space="preserve">5–7</w:t>
+              <w:t xml:space="preserve">5</w:t>
             </w:r>
           </w:p>
         </w:tc>
@@ -5688,6 +5688,54 @@
                 <w:sz w:val="19"/>
                 <w:szCs w:val="19"/>
               </w:rPr>
+              <w:t xml:space="preserve">the shadow file of VM50-3 (spool and paging)</w:t>
+            </w:r>
+          </w:p>
+        </w:tc>
+      </w:tr>
+      <w:tr>
+        <w:trPr>
+          <w:cantSplit/>
+          <w:tblHeader w:val="false"/>
+        </w:trPr>
+        <w:tc>
+          <w:tcPr>
+            <w:tcW w:type="dxa" w:w="1000"/>
+            <w:tcMar>
+              <w:top w:type="dxa" w:w="60"/>
+              <w:left w:type="dxa" w:w="100"/>
+              <w:bottom w:type="dxa" w:w="60"/>
+              <w:right w:type="dxa" w:w="100"/>
+            </w:tcMar>
+          </w:tcPr>
+          <w:p>
+            <w:r>
+              <w:rPr>
+                <w:rFonts w:ascii="Times New Roman" w:cs="Times New Roman" w:eastAsia="Times New Roman" w:hAnsi="Times New Roman"/>
+                <w:sz w:val="19"/>
+                <w:szCs w:val="19"/>
+              </w:rPr>
+              <w:t xml:space="preserve">6–12</w:t>
+            </w:r>
+          </w:p>
+        </w:tc>
+        <w:tc>
+          <w:tcPr>
+            <w:tcW w:type="dxa" w:w="8638"/>
+            <w:tcMar>
+              <w:top w:type="dxa" w:w="60"/>
+              <w:left w:type="dxa" w:w="100"/>
+              <w:bottom w:type="dxa" w:w="60"/>
+              <w:right w:type="dxa" w:w="100"/>
+            </w:tcMar>
+          </w:tcPr>
+          <w:p>
+            <w:r>
+              <w:rPr>
+                <w:rFonts w:ascii="Times New Roman" w:cs="Times New Roman" w:eastAsia="Times New Roman" w:hAnsi="Times New Roman"/>
+                <w:sz w:val="19"/>
+                <w:szCs w:val="19"/>
+              </w:rPr>
               <w:t xml:space="preserve">the Debian disk, </w:t>
             </w:r>
             <w:r>
@@ -5704,7 +5752,39 @@
                 <w:sz w:val="19"/>
                 <w:szCs w:val="19"/>
               </w:rPr>
-              <w:t xml:space="preserve">, in three pieces</w:t>
+              <w:t xml:space="preserve"> (a 3390-9), in seven pieces, with </w:t>
+            </w:r>
+            <w:r>
+              <w:rPr>
+                <w:rFonts w:ascii="Courier New" w:cs="Courier New" w:eastAsia="Courier New" w:hAnsi="Courier New"/>
+                <w:sz w:val="19"/>
+                <w:szCs w:val="19"/>
+              </w:rPr>
+              <w:t xml:space="preserve">JOINDEB.CMD</w:t>
+            </w:r>
+            <w:r>
+              <w:rPr>
+                <w:rFonts w:ascii="Times New Roman" w:cs="Times New Roman" w:eastAsia="Times New Roman" w:hAnsi="Times New Roman"/>
+                <w:sz w:val="19"/>
+                <w:szCs w:val="19"/>
+              </w:rPr>
+              <w:t xml:space="preserve"> and </w:t>
+            </w:r>
+            <w:r>
+              <w:rPr>
+                <w:rFonts w:ascii="Courier New" w:cs="Courier New" w:eastAsia="Courier New" w:hAnsi="Courier New"/>
+                <w:sz w:val="19"/>
+                <w:szCs w:val="19"/>
+              </w:rPr>
+              <w:t xml:space="preserve">joindeb.sh</w:t>
+            </w:r>
+            <w:r>
+              <w:rPr>
+                <w:rFonts w:ascii="Times New Roman" w:cs="Times New Roman" w:eastAsia="Times New Roman" w:hAnsi="Times New Roman"/>
+                <w:sz w:val="19"/>
+                <w:szCs w:val="19"/>
+              </w:rPr>
+              <w:t xml:space="preserve"> to join them</w:t>
             </w:r>
           </w:p>
         </w:tc>
@@ -5784,7 +5864,7 @@
         <w:rPr>
           <w:rFonts w:ascii="Times New Roman" w:cs="Times New Roman" w:eastAsia="Times New Roman" w:hAnsi="Times New Roman"/>
         </w:rPr>
-        <w:t xml:space="preserve">Unzip kit parts 1 to 7 over it, replacing files when asked.</w:t>
+        <w:t xml:space="preserve">Unzip kit parts 1 to 12 over it, replacing files when asked.</w:t>
       </w:r>
     </w:p>
     <w:p>
@@ -5843,7 +5923,7 @@
                 <w:sz w:val="17"/>
                 <w:szCs w:val="17"/>
               </w:rPr>
-              <w:t xml:space="preserve">copy /b disks\lnx190.cckd.001+disks\lnx190.cckd.002+disks\lnx190.cckd.003 disks\lnx190.cckd</w:t>
+              <w:t xml:space="preserve">JOINDEB.CMD</w:t>
             </w:r>
           </w:p>
           <w:p>
@@ -5856,7 +5936,7 @@
                 <w:sz w:val="17"/>
                 <w:szCs w:val="17"/>
               </w:rPr>
-              <w:t xml:space="preserve">del disks\lnx190.cckd.00?</w:t>
+              <w:t xml:space="preserve">Debian disk joined: disks\lnx190.cckd</w:t>
             </w:r>
           </w:p>
         </w:tc>
@@ -5901,13 +5981,13 @@
           <w:sz w:val="19"/>
           <w:szCs w:val="19"/>
         </w:rPr>
-        <w:t xml:space="preserve">cat disks/lnx190.cckd.00? &gt; disks/lnx190.cckd</w:t>
-      </w:r>
-      <w:r>
-        <w:rPr>
-          <w:rFonts w:ascii="Times New Roman" w:cs="Times New Roman" w:eastAsia="Times New Roman" w:hAnsi="Times New Roman"/>
-        </w:rPr>
-        <w:t xml:space="preserve">. The file </w:t>
+        <w:t xml:space="preserve">sh joindeb.sh</w:t>
+      </w:r>
+      <w:r>
+        <w:rPr>
+          <w:rFonts w:ascii="Times New Roman" w:cs="Times New Roman" w:eastAsia="Times New Roman" w:hAnsi="Times New Roman"/>
+        </w:rPr>
+        <w:t xml:space="preserve">, which also checks the result. The file </w:t>
       </w:r>
       <w:r>
         <w:rPr>
@@ -16780,7 +16860,7 @@
                 <w:sz w:val="19"/>
                 <w:szCs w:val="19"/>
               </w:rPr>
-              <w:t xml:space="preserve">ESA/390 configuration, MAINSIZE 64, the CTC and 3390 lines for Linux</w:t>
+              <w:t xml:space="preserve">ESA/390 configuration, MAINSIZE 256, the CTC and 3390 lines for Linux</w:t>
             </w:r>
           </w:p>
         </w:tc>
@@ -16924,7 +17004,7 @@
                 <w:sz w:val="19"/>
                 <w:szCs w:val="19"/>
               </w:rPr>
-              <w:t xml:space="preserve">the Debian disk, a 3390-9 (after joining parts 5–7)</w:t>
+              <w:t xml:space="preserve">the Debian disk, a 3390-9 (after joining parts 6–12)</w:t>
             </w:r>
           </w:p>
         </w:tc>

--- a/arch/31bit/manual/VM370PLUS-Guide.docx
+++ b/arch/31bit/manual/VM370PLUS-Guide.docx
@@ -1513,7 +1513,7 @@
           <w:sz w:val="20"/>
           <w:szCs w:val="20"/>
         </w:rPr>
-        <w:t xml:space="preserve">LINUX EXEC</w:t>
+        <w:t xml:space="preserve">WAKEUP</w:t>
       </w:r>
       <w:r>
         <w:rPr>
@@ -1524,6 +1524,35 @@
           <w:szCs w:val="20"/>
         </w:rPr>
         <w:t xml:space="preserve">	20</w:t>
+      </w:r>
+    </w:p>
+    <w:p>
+      <w:pPr>
+        <w:tabs>
+          <w:tab w:val="right" w:pos="9638" w:leader="dot"/>
+        </w:tabs>
+        <w:spacing w:after="20" w:before="20"/>
+        <w:ind w:left="400"/>
+      </w:pPr>
+      <w:r>
+        <w:rPr>
+          <w:rFonts w:ascii="Times New Roman" w:cs="Times New Roman" w:eastAsia="Times New Roman" w:hAnsi="Times New Roman"/>
+          <w:b w:val="false"/>
+          <w:bCs w:val="false"/>
+          <w:sz w:val="20"/>
+          <w:szCs w:val="20"/>
+        </w:rPr>
+        <w:t xml:space="preserve">LINUX EXEC</w:t>
+      </w:r>
+      <w:r>
+        <w:rPr>
+          <w:rFonts w:ascii="Times New Roman" w:cs="Times New Roman" w:eastAsia="Times New Roman" w:hAnsi="Times New Roman"/>
+          <w:b w:val="false"/>
+          <w:bCs w:val="false"/>
+          <w:sz w:val="20"/>
+          <w:szCs w:val="20"/>
+        </w:rPr>
+        <w:t xml:space="preserve">	21</w:t>
       </w:r>
     </w:p>
     <w:p>
@@ -1552,7 +1581,7 @@
           <w:sz w:val="21"/>
           <w:szCs w:val="21"/>
         </w:rPr>
-        <w:t xml:space="preserve">	21</w:t>
+        <w:t xml:space="preserve">	22</w:t>
       </w:r>
     </w:p>
     <w:p>
@@ -1581,7 +1610,7 @@
           <w:sz w:val="21"/>
           <w:szCs w:val="21"/>
         </w:rPr>
-        <w:t xml:space="preserve">	22</w:t>
+        <w:t xml:space="preserve">	23</w:t>
       </w:r>
     </w:p>
     <w:p>
@@ -10705,7 +10734,21 @@
         <w:rPr>
           <w:rFonts w:ascii="Times New Roman" w:cs="Times New Roman" w:eastAsia="Times New Roman" w:hAnsi="Times New Roman"/>
         </w:rPr>
-        <w:t xml:space="preserve">An answer takes up to half a minute: CHATBOT looks at its reader every 30 seconds (INTERVAL in CHATBOT CONFIG). </w:t>
+        <w:t xml:space="preserve">An answer takes a second or two: CHATBOT waits with </w:t>
+      </w:r>
+      <w:r>
+        <w:rPr>
+          <w:rFonts w:ascii="Courier New" w:cs="Courier New" w:eastAsia="Courier New" w:hAnsi="Courier New"/>
+          <w:sz w:val="19"/>
+          <w:szCs w:val="19"/>
+        </w:rPr>
+        <w:t xml:space="preserve">WAKEUP (RDR</w:t>
+      </w:r>
+      <w:r>
+        <w:rPr>
+          <w:rFonts w:ascii="Times New Roman" w:cs="Times New Roman" w:eastAsia="Times New Roman" w:hAnsi="Times New Roman"/>
+        </w:rPr>
+        <w:t xml:space="preserve">, which returns as soon as a file arrives in its reader, and looks for a stop request every 30 seconds (INTERVAL in CHATBOT CONFIG). </w:t>
       </w:r>
       <w:r>
         <w:rPr>
@@ -16557,7 +16600,7 @@
         <w:pStyle w:val="Heading2"/>
       </w:pPr>
       <w:r>
-        <w:t xml:space="preserve">LINUX EXEC</w:t>
+        <w:t xml:space="preserve">WAKEUP</w:t>
       </w:r>
     </w:p>
     <w:tbl>
@@ -16600,7 +16643,7 @@
                 <w:sz w:val="17"/>
                 <w:szCs w:val="17"/>
               </w:rPr>
-              <w:t xml:space="preserve">LINUX [DISK|READER]</w:t>
+              <w:t xml:space="preserve">WAKEUP [+hhmmss|+mmss|+ss] [(RDR QUIET]</w:t>
             </w:r>
           </w:p>
         </w:tc>
@@ -16619,6 +16662,257 @@
           <w:szCs w:val="18"/>
         </w:rPr>
         <w:t xml:space="preserve">Figure 34. </w:t>
+      </w:r>
+      <w:r>
+        <w:rPr>
+          <w:rFonts w:ascii="Arial" w:cs="Arial" w:eastAsia="Arial" w:hAnsi="Arial"/>
+          <w:sz w:val="18"/>
+          <w:szCs w:val="18"/>
+        </w:rPr>
+        <w:t xml:space="preserve">WAKEUP</w:t>
+      </w:r>
+    </w:p>
+    <w:p>
+      <w:pPr>
+        <w:spacing w:after="120"/>
+      </w:pPr>
+      <w:r>
+        <w:rPr>
+          <w:rFonts w:ascii="Times New Roman" w:cs="Times New Roman" w:eastAsia="Times New Roman" w:hAnsi="Times New Roman"/>
+        </w:rPr>
+        <w:t xml:space="preserve">On MAINT 19D (new; VM/370 had none). Waits until the interval has passed (return code 2) or, with </w:t>
+      </w:r>
+      <w:r>
+        <w:rPr>
+          <w:rFonts w:ascii="Times New Roman" w:cs="Times New Roman" w:eastAsia="Times New Roman" w:hAnsi="Times New Roman"/>
+          <w:b/>
+          <w:bCs/>
+        </w:rPr>
+        <w:t xml:space="preserve">RDR</w:t>
+      </w:r>
+      <w:r>
+        <w:rPr>
+          <w:rFonts w:ascii="Times New Roman" w:cs="Times New Roman" w:eastAsia="Times New Roman" w:hAnsi="Times New Roman"/>
+        </w:rPr>
+        <w:t xml:space="preserve">, until a file arrives in the virtual reader (return code 3); 24 means an invalid operand. A file already in the reader does not end the wait, so look at the reader first (</w:t>
+      </w:r>
+      <w:r>
+        <w:rPr>
+          <w:rFonts w:ascii="Courier New" w:cs="Courier New" w:eastAsia="Courier New" w:hAnsi="Courier New"/>
+          <w:sz w:val="19"/>
+          <w:szCs w:val="19"/>
+        </w:rPr>
+        <w:t xml:space="preserve">QUERY READER</w:t>
+      </w:r>
+      <w:r>
+        <w:rPr>
+          <w:rFonts w:ascii="Times New Roman" w:cs="Times New Roman" w:eastAsia="Times New Roman" w:hAnsi="Times New Roman"/>
+        </w:rPr>
+        <w:t xml:space="preserve">). WAKEUP sets </w:t>
+      </w:r>
+      <w:r>
+        <w:rPr>
+          <w:rFonts w:ascii="Courier New" w:cs="Courier New" w:eastAsia="Courier New" w:hAnsi="Courier New"/>
+          <w:sz w:val="19"/>
+          <w:szCs w:val="19"/>
+        </w:rPr>
+        <w:t xml:space="preserve">CP SET TIMER REAL</w:t>
+      </w:r>
+      <w:r>
+        <w:rPr>
+          <w:rFonts w:ascii="Times New Roman" w:cs="Times New Roman" w:eastAsia="Times New Roman" w:hAnsi="Times New Roman"/>
+        </w:rPr>
+        <w:t xml:space="preserve"> so that the interval timer runs while the machine waits. Service machines use it instead of polling.</w:t>
+      </w:r>
+    </w:p>
+    <w:tbl>
+      <w:tblPr>
+        <w:tblW w:type="dxa" w:w="9638"/>
+        <w:tblBorders>
+          <w:top w:val="single" w:color="auto" w:sz="4"/>
+          <w:left w:val="single" w:color="auto" w:sz="4"/>
+          <w:bottom w:val="single" w:color="auto" w:sz="4"/>
+          <w:right w:val="single" w:color="auto" w:sz="4"/>
+          <w:insideH w:val="single" w:color="auto" w:sz="4"/>
+          <w:insideV w:val="single" w:color="auto" w:sz="4"/>
+        </w:tblBorders>
+      </w:tblPr>
+      <w:tblGrid>
+        <w:gridCol w:w="9638"/>
+      </w:tblGrid>
+      <w:tr>
+        <w:trPr>
+          <w:cantSplit/>
+        </w:trPr>
+        <w:tc>
+          <w:tcPr>
+            <w:tcW w:type="dxa" w:w="9638"/>
+            <w:shd w:fill="F2F2F2" w:color="auto" w:val="clear"/>
+            <w:tcMar>
+              <w:top w:type="dxa" w:w="100"/>
+              <w:left w:type="dxa" w:w="140"/>
+              <w:bottom w:type="dxa" w:w="100"/>
+              <w:right w:type="dxa" w:w="140"/>
+            </w:tcMar>
+          </w:tcPr>
+          <w:p>
+            <w:pPr>
+              <w:spacing w:after="0" w:line="228"/>
+            </w:pPr>
+            <w:r>
+              <w:rPr>
+                <w:rFonts w:ascii="Courier New" w:cs="Courier New" w:eastAsia="Courier New" w:hAnsi="Courier New"/>
+                <w:sz w:val="17"/>
+                <w:szCs w:val="17"/>
+              </w:rPr>
+              <w:t xml:space="preserve">wakeup +000005</w:t>
+            </w:r>
+          </w:p>
+          <w:p>
+            <w:pPr>
+              <w:spacing w:after="0" w:line="228"/>
+            </w:pPr>
+            <w:r>
+              <w:rPr>
+                <w:rFonts w:ascii="Courier New" w:cs="Courier New" w:eastAsia="Courier New" w:hAnsi="Courier New"/>
+                <w:sz w:val="17"/>
+                <w:szCs w:val="17"/>
+              </w:rPr>
+              <w:t xml:space="preserve">Ready(00002);</w:t>
+            </w:r>
+          </w:p>
+          <w:p>
+            <w:pPr>
+              <w:spacing w:after="0" w:line="228"/>
+            </w:pPr>
+            <w:r>
+              <w:rPr>
+                <w:rFonts w:ascii="Courier New" w:cs="Courier New" w:eastAsia="Courier New" w:hAnsi="Courier New"/>
+                <w:sz w:val="17"/>
+                <w:szCs w:val="17"/>
+              </w:rPr>
+              <w:t xml:space="preserve">wakeup +000500 (rdr</w:t>
+            </w:r>
+          </w:p>
+          <w:p>
+            <w:pPr>
+              <w:spacing w:after="0" w:line="228"/>
+            </w:pPr>
+            <w:r>
+              <w:rPr>
+                <w:rFonts w:ascii="Courier New" w:cs="Courier New" w:eastAsia="Courier New" w:hAnsi="Courier New"/>
+                <w:sz w:val="17"/>
+                <w:szCs w:val="17"/>
+              </w:rPr>
+              <w:t xml:space="preserve">PUN FILE 0002 FROM CMSUSER  COPY 01 NOHOLD</w:t>
+            </w:r>
+          </w:p>
+          <w:p>
+            <w:pPr>
+              <w:spacing w:after="0" w:line="228"/>
+            </w:pPr>
+            <w:r>
+              <w:rPr>
+                <w:rFonts w:ascii="Courier New" w:cs="Courier New" w:eastAsia="Courier New" w:hAnsi="Courier New"/>
+                <w:sz w:val="17"/>
+                <w:szCs w:val="17"/>
+              </w:rPr>
+              <w:t xml:space="preserve">Ready(00003);</w:t>
+            </w:r>
+          </w:p>
+        </w:tc>
+      </w:tr>
+    </w:tbl>
+    <w:p>
+      <w:pPr>
+        <w:spacing w:after="200" w:before="80"/>
+      </w:pPr>
+      <w:r>
+        <w:rPr>
+          <w:rFonts w:ascii="Arial" w:cs="Arial" w:eastAsia="Arial" w:hAnsi="Arial"/>
+          <w:b/>
+          <w:bCs/>
+          <w:sz w:val="18"/>
+          <w:szCs w:val="18"/>
+        </w:rPr>
+        <w:t xml:space="preserve">Figure 35. </w:t>
+      </w:r>
+      <w:r>
+        <w:rPr>
+          <w:rFonts w:ascii="Arial" w:cs="Arial" w:eastAsia="Arial" w:hAnsi="Arial"/>
+          <w:sz w:val="18"/>
+          <w:szCs w:val="18"/>
+        </w:rPr>
+        <w:t xml:space="preserve">WAKEUP</w:t>
+      </w:r>
+    </w:p>
+    <w:p>
+      <w:pPr>
+        <w:pStyle w:val="Heading2"/>
+      </w:pPr>
+      <w:r>
+        <w:t xml:space="preserve">LINUX EXEC</w:t>
+      </w:r>
+    </w:p>
+    <w:tbl>
+      <w:tblPr>
+        <w:tblW w:type="dxa" w:w="9638"/>
+        <w:tblBorders>
+          <w:top w:val="single" w:color="auto" w:sz="4"/>
+          <w:left w:val="single" w:color="auto" w:sz="4"/>
+          <w:bottom w:val="single" w:color="auto" w:sz="4"/>
+          <w:right w:val="single" w:color="auto" w:sz="4"/>
+          <w:insideH w:val="single" w:color="auto" w:sz="4"/>
+          <w:insideV w:val="single" w:color="auto" w:sz="4"/>
+        </w:tblBorders>
+      </w:tblPr>
+      <w:tblGrid>
+        <w:gridCol w:w="9638"/>
+      </w:tblGrid>
+      <w:tr>
+        <w:trPr>
+          <w:cantSplit/>
+        </w:trPr>
+        <w:tc>
+          <w:tcPr>
+            <w:tcW w:type="dxa" w:w="9638"/>
+            <w:shd w:fill="F2F2F2" w:color="auto" w:val="clear"/>
+            <w:tcMar>
+              <w:top w:type="dxa" w:w="100"/>
+              <w:left w:type="dxa" w:w="140"/>
+              <w:bottom w:type="dxa" w:w="100"/>
+              <w:right w:type="dxa" w:w="140"/>
+            </w:tcMar>
+          </w:tcPr>
+          <w:p>
+            <w:pPr>
+              <w:spacing w:after="0" w:line="228"/>
+            </w:pPr>
+            <w:r>
+              <w:rPr>
+                <w:rFonts w:ascii="Courier New" w:cs="Courier New" w:eastAsia="Courier New" w:hAnsi="Courier New"/>
+                <w:sz w:val="17"/>
+                <w:szCs w:val="17"/>
+              </w:rPr>
+              <w:t xml:space="preserve">LINUX [DISK|READER]</w:t>
+            </w:r>
+          </w:p>
+        </w:tc>
+      </w:tr>
+    </w:tbl>
+    <w:p>
+      <w:pPr>
+        <w:spacing w:after="200" w:before="80"/>
+      </w:pPr>
+      <w:r>
+        <w:rPr>
+          <w:rFonts w:ascii="Arial" w:cs="Arial" w:eastAsia="Arial" w:hAnsi="Arial"/>
+          <w:b/>
+          <w:bCs/>
+          <w:sz w:val="18"/>
+          <w:szCs w:val="18"/>
+        </w:rPr>
+        <w:t xml:space="preserve">Figure 36. </w:t>
       </w:r>
       <w:r>
         <w:rPr>
@@ -17278,7 +17572,7 @@
           <w:sz w:val="18"/>
           <w:szCs w:val="18"/>
         </w:rPr>
-        <w:t xml:space="preserve">Figure 35. </w:t>
+        <w:t xml:space="preserve">Figure 37. </w:t>
       </w:r>
       <w:r>
         <w:rPr>

--- a/arch/31bit/manual/VM370PLUS-Guide.docx
+++ b/arch/31bit/manual/VM370PLUS-Guide.docx
@@ -1571,7 +1571,7 @@
           <w:sz w:val="20"/>
           <w:szCs w:val="20"/>
         </w:rPr>
-        <w:t xml:space="preserve">LINUX EXEC</w:t>
+        <w:t xml:space="preserve">GLOBALV</w:t>
       </w:r>
       <w:r>
         <w:rPr>
@@ -1581,7 +1581,36 @@
           <w:sz w:val="20"/>
           <w:szCs w:val="20"/>
         </w:rPr>
-        <w:t xml:space="preserve">	21</w:t>
+        <w:t xml:space="preserve">	22</w:t>
+      </w:r>
+    </w:p>
+    <w:p>
+      <w:pPr>
+        <w:tabs>
+          <w:tab w:val="right" w:pos="9638" w:leader="dot"/>
+        </w:tabs>
+        <w:spacing w:after="20" w:before="20"/>
+        <w:ind w:left="400"/>
+      </w:pPr>
+      <w:r>
+        <w:rPr>
+          <w:rFonts w:ascii="Times New Roman" w:cs="Times New Roman" w:eastAsia="Times New Roman" w:hAnsi="Times New Roman"/>
+          <w:b w:val="false"/>
+          <w:bCs w:val="false"/>
+          <w:sz w:val="20"/>
+          <w:szCs w:val="20"/>
+        </w:rPr>
+        <w:t xml:space="preserve">LINUX EXEC</w:t>
+      </w:r>
+      <w:r>
+        <w:rPr>
+          <w:rFonts w:ascii="Times New Roman" w:cs="Times New Roman" w:eastAsia="Times New Roman" w:hAnsi="Times New Roman"/>
+          <w:b w:val="false"/>
+          <w:bCs w:val="false"/>
+          <w:sz w:val="20"/>
+          <w:szCs w:val="20"/>
+        </w:rPr>
+        <w:t xml:space="preserve">	22</w:t>
       </w:r>
     </w:p>
     <w:p>
@@ -2086,6 +2115,30 @@
           <w:rFonts w:ascii="Times New Roman" w:cs="Times New Roman" w:eastAsia="Times New Roman" w:hAnsi="Times New Roman"/>
         </w:rPr>
         <w:t xml:space="preserve">This edition is kept up to date as VM/370plus grows; each change is listed here, newest first.</w:t>
+      </w:r>
+    </w:p>
+    <w:p>
+      <w:pPr>
+        <w:pStyle w:val="ListParagraph"/>
+        <w:numPr>
+          <w:ilvl w:val="0"/>
+          <w:numId w:val="2"/>
+        </w:numPr>
+        <w:spacing w:after="60"/>
+      </w:pPr>
+      <w:r>
+        <w:rPr>
+          <w:rFonts w:ascii="Times New Roman" w:cs="Times New Roman" w:eastAsia="Times New Roman" w:hAnsi="Times New Roman"/>
+          <w:b/>
+          <w:bCs/>
+        </w:rPr>
+        <w:t xml:space="preserve">11 October 2026.</w:t>
+      </w:r>
+      <w:r>
+        <w:rPr>
+          <w:rFonts w:ascii="Times New Roman" w:cs="Times New Roman" w:eastAsia="Times New Roman" w:hAnsi="Times New Roman"/>
+        </w:rPr>
+        <w:t xml:space="preserve"> GLOBALV.</w:t>
       </w:r>
     </w:p>
     <w:p>
@@ -5590,7 +5643,21 @@
         <w:rPr>
           <w:rFonts w:ascii="Times New Roman" w:cs="Times New Roman" w:eastAsia="Times New Roman" w:hAnsi="Times New Roman"/>
         </w:rPr>
-        <w:t xml:space="preserve">. Appendix A; Appendix D lists all CP and CMS commands.</w:t>
+        <w:t xml:space="preserve">. </w:t>
+      </w:r>
+      <w:r>
+        <w:rPr>
+          <w:rFonts w:ascii="Courier New" w:cs="Courier New" w:eastAsia="Courier New" w:hAnsi="Courier New"/>
+          <w:sz w:val="19"/>
+          <w:szCs w:val="19"/>
+        </w:rPr>
+        <w:t xml:space="preserve">GLOBALV</w:t>
+      </w:r>
+      <w:r>
+        <w:rPr>
+          <w:rFonts w:ascii="Times New Roman" w:cs="Times New Roman" w:eastAsia="Times New Roman" w:hAnsi="Times New Roman"/>
+        </w:rPr>
+        <w:t xml:space="preserve">, global variables as in z/VM, is loaded at IPL. Appendix A; Appendix D lists all CP and CMS commands.</w:t>
       </w:r>
     </w:p>
     <w:p>
@@ -18437,7 +18504,7 @@
         <w:pStyle w:val="Heading2"/>
       </w:pPr>
       <w:r>
-        <w:t xml:space="preserve">LINUX EXEC</w:t>
+        <w:t xml:space="preserve">GLOBALV</w:t>
       </w:r>
     </w:p>
     <w:tbl>
@@ -18480,7 +18547,59 @@
                 <w:sz w:val="17"/>
                 <w:szCs w:val="17"/>
               </w:rPr>
-              <w:t xml:space="preserve">LINUX [DISK|READER]</w:t>
+              <w:t xml:space="preserve">GLOBALV [SELECT group] SET|SETS|SETL|SETP name value</w:t>
+            </w:r>
+          </w:p>
+          <w:p>
+            <w:pPr>
+              <w:spacing w:after="0" w:line="228"/>
+            </w:pPr>
+            <w:r>
+              <w:rPr>
+                <w:rFonts w:ascii="Courier New" w:cs="Courier New" w:eastAsia="Courier New" w:hAnsi="Courier New"/>
+                <w:sz w:val="17"/>
+                <w:szCs w:val="17"/>
+              </w:rPr>
+              <w:t xml:space="preserve">GLOBALV [SELECT group] PUT|PUTS|PUTL|PUTP name ...</w:t>
+            </w:r>
+          </w:p>
+          <w:p>
+            <w:pPr>
+              <w:spacing w:after="0" w:line="228"/>
+            </w:pPr>
+            <w:r>
+              <w:rPr>
+                <w:rFonts w:ascii="Courier New" w:cs="Courier New" w:eastAsia="Courier New" w:hAnsi="Courier New"/>
+                <w:sz w:val="17"/>
+                <w:szCs w:val="17"/>
+              </w:rPr>
+              <w:t xml:space="preserve">GLOBALV [SELECT group] GET|STACK name ...</w:t>
+            </w:r>
+          </w:p>
+          <w:p>
+            <w:pPr>
+              <w:spacing w:after="0" w:line="228"/>
+            </w:pPr>
+            <w:r>
+              <w:rPr>
+                <w:rFonts w:ascii="Courier New" w:cs="Courier New" w:eastAsia="Courier New" w:hAnsi="Courier New"/>
+                <w:sz w:val="17"/>
+                <w:szCs w:val="17"/>
+              </w:rPr>
+              <w:t xml:space="preserve">GLOBALV [SELECT group] LIST [name ...]|PURGE</w:t>
+            </w:r>
+          </w:p>
+          <w:p>
+            <w:pPr>
+              <w:spacing w:after="0" w:line="228"/>
+            </w:pPr>
+            <w:r>
+              <w:rPr>
+                <w:rFonts w:ascii="Courier New" w:cs="Courier New" w:eastAsia="Courier New" w:hAnsi="Courier New"/>
+                <w:sz w:val="17"/>
+                <w:szCs w:val="17"/>
+              </w:rPr>
+              <w:t xml:space="preserve">GLOBALV GRPLIST</w:t>
             </w:r>
           </w:p>
         </w:tc>
@@ -18499,6 +18618,354 @@
           <w:szCs w:val="18"/>
         </w:rPr>
         <w:t xml:space="preserve">Figure 40. </w:t>
+      </w:r>
+      <w:r>
+        <w:rPr>
+          <w:rFonts w:ascii="Arial" w:cs="Arial" w:eastAsia="Arial" w:hAnsi="Arial"/>
+          <w:sz w:val="18"/>
+          <w:szCs w:val="18"/>
+        </w:rPr>
+        <w:t xml:space="preserve">GLOBALV</w:t>
+      </w:r>
+    </w:p>
+    <w:p>
+      <w:pPr>
+        <w:spacing w:after="120"/>
+      </w:pPr>
+      <w:r>
+        <w:rPr>
+          <w:rFonts w:ascii="Times New Roman" w:cs="Times New Roman" w:eastAsia="Times New Roman" w:hAnsi="Times New Roman"/>
+        </w:rPr>
+        <w:t xml:space="preserve">New; a subset of z/VM’s GLOBALV. Variables live in groups (UNNAMED unless SELECT names one). </w:t>
+      </w:r>
+      <w:r>
+        <w:rPr>
+          <w:rFonts w:ascii="Times New Roman" w:cs="Times New Roman" w:eastAsia="Times New Roman" w:hAnsi="Times New Roman"/>
+          <w:b/>
+          <w:bCs/>
+        </w:rPr>
+        <w:t xml:space="preserve">SET</w:t>
+      </w:r>
+      <w:r>
+        <w:rPr>
+          <w:rFonts w:ascii="Times New Roman" w:cs="Times New Roman" w:eastAsia="Times New Roman" w:hAnsi="Times New Roman"/>
+        </w:rPr>
+        <w:t xml:space="preserve"> keeps a value until the next IPL of CMS, </w:t>
+      </w:r>
+      <w:r>
+        <w:rPr>
+          <w:rFonts w:ascii="Times New Roman" w:cs="Times New Roman" w:eastAsia="Times New Roman" w:hAnsi="Times New Roman"/>
+          <w:b/>
+          <w:bCs/>
+        </w:rPr>
+        <w:t xml:space="preserve">SETS</w:t>
+      </w:r>
+      <w:r>
+        <w:rPr>
+          <w:rFonts w:ascii="Times New Roman" w:cs="Times New Roman" w:eastAsia="Times New Roman" w:hAnsi="Times New Roman"/>
+        </w:rPr>
+        <w:t xml:space="preserve"> also in </w:t>
+      </w:r>
+      <w:r>
+        <w:rPr>
+          <w:rFonts w:ascii="Courier New" w:cs="Courier New" w:eastAsia="Courier New" w:hAnsi="Courier New"/>
+          <w:sz w:val="19"/>
+          <w:szCs w:val="19"/>
+        </w:rPr>
+        <w:t xml:space="preserve">SESSION GLOBALV A</w:t>
+      </w:r>
+      <w:r>
+        <w:rPr>
+          <w:rFonts w:ascii="Times New Roman" w:cs="Times New Roman" w:eastAsia="Times New Roman" w:hAnsi="Times New Roman"/>
+        </w:rPr>
+        <w:t xml:space="preserve"> (erased at the next IPL), </w:t>
+      </w:r>
+      <w:r>
+        <w:rPr>
+          <w:rFonts w:ascii="Times New Roman" w:cs="Times New Roman" w:eastAsia="Times New Roman" w:hAnsi="Times New Roman"/>
+          <w:b/>
+          <w:bCs/>
+        </w:rPr>
+        <w:t xml:space="preserve">SETL</w:t>
+      </w:r>
+      <w:r>
+        <w:rPr>
+          <w:rFonts w:ascii="Times New Roman" w:cs="Times New Roman" w:eastAsia="Times New Roman" w:hAnsi="Times New Roman"/>
+        </w:rPr>
+        <w:t xml:space="preserve"> in </w:t>
+      </w:r>
+      <w:r>
+        <w:rPr>
+          <w:rFonts w:ascii="Courier New" w:cs="Courier New" w:eastAsia="Courier New" w:hAnsi="Courier New"/>
+          <w:sz w:val="19"/>
+          <w:szCs w:val="19"/>
+        </w:rPr>
+        <w:t xml:space="preserve">LASTING GLOBALV A</w:t>
+      </w:r>
+      <w:r>
+        <w:rPr>
+          <w:rFonts w:ascii="Times New Roman" w:cs="Times New Roman" w:eastAsia="Times New Roman" w:hAnsi="Times New Roman"/>
+        </w:rPr>
+        <w:t xml:space="preserve"> (read again at every IPL), </w:t>
+      </w:r>
+      <w:r>
+        <w:rPr>
+          <w:rFonts w:ascii="Times New Roman" w:cs="Times New Roman" w:eastAsia="Times New Roman" w:hAnsi="Times New Roman"/>
+          <w:b/>
+          <w:bCs/>
+        </w:rPr>
+        <w:t xml:space="preserve">SETP</w:t>
+      </w:r>
+      <w:r>
+        <w:rPr>
+          <w:rFonts w:ascii="Times New Roman" w:cs="Times New Roman" w:eastAsia="Times New Roman" w:hAnsi="Times New Roman"/>
+        </w:rPr>
+        <w:t xml:space="preserve"> both. </w:t>
+      </w:r>
+      <w:r>
+        <w:rPr>
+          <w:rFonts w:ascii="Times New Roman" w:cs="Times New Roman" w:eastAsia="Times New Roman" w:hAnsi="Times New Roman"/>
+          <w:b/>
+          <w:bCs/>
+        </w:rPr>
+        <w:t xml:space="preserve">PUT</w:t>
+      </w:r>
+      <w:r>
+        <w:rPr>
+          <w:rFonts w:ascii="Times New Roman" w:cs="Times New Roman" w:eastAsia="Times New Roman" w:hAnsi="Times New Roman"/>
+        </w:rPr>
+        <w:t xml:space="preserve"> takes the values of the calling EXEC’s REXX variables, </w:t>
+      </w:r>
+      <w:r>
+        <w:rPr>
+          <w:rFonts w:ascii="Times New Roman" w:cs="Times New Roman" w:eastAsia="Times New Roman" w:hAnsi="Times New Roman"/>
+          <w:b/>
+          <w:bCs/>
+        </w:rPr>
+        <w:t xml:space="preserve">GET</w:t>
+      </w:r>
+      <w:r>
+        <w:rPr>
+          <w:rFonts w:ascii="Times New Roman" w:cs="Times New Roman" w:eastAsia="Times New Roman" w:hAnsi="Times New Roman"/>
+        </w:rPr>
+        <w:t xml:space="preserve"> sets them, </w:t>
+      </w:r>
+      <w:r>
+        <w:rPr>
+          <w:rFonts w:ascii="Times New Roman" w:cs="Times New Roman" w:eastAsia="Times New Roman" w:hAnsi="Times New Roman"/>
+          <w:b/>
+          <w:bCs/>
+        </w:rPr>
+        <w:t xml:space="preserve">STACK</w:t>
+      </w:r>
+      <w:r>
+        <w:rPr>
+          <w:rFonts w:ascii="Times New Roman" w:cs="Times New Roman" w:eastAsia="Times New Roman" w:hAnsi="Times New Roman"/>
+        </w:rPr>
+        <w:t xml:space="preserve"> puts values on the console stack. A null value drops a variable. Names up to 32 characters, values up to 255, 128 variables. GLOBALV is a nucleus extension, loaded at IPL by the system profile.</w:t>
+      </w:r>
+    </w:p>
+    <w:tbl>
+      <w:tblPr>
+        <w:tblW w:type="dxa" w:w="9638"/>
+        <w:tblBorders>
+          <w:top w:val="single" w:color="auto" w:sz="4"/>
+          <w:left w:val="single" w:color="auto" w:sz="4"/>
+          <w:bottom w:val="single" w:color="auto" w:sz="4"/>
+          <w:right w:val="single" w:color="auto" w:sz="4"/>
+          <w:insideH w:val="single" w:color="auto" w:sz="4"/>
+          <w:insideV w:val="single" w:color="auto" w:sz="4"/>
+        </w:tblBorders>
+      </w:tblPr>
+      <w:tblGrid>
+        <w:gridCol w:w="9638"/>
+      </w:tblGrid>
+      <w:tr>
+        <w:trPr>
+          <w:cantSplit/>
+        </w:trPr>
+        <w:tc>
+          <w:tcPr>
+            <w:tcW w:type="dxa" w:w="9638"/>
+            <w:shd w:fill="F2F2F2" w:color="auto" w:val="clear"/>
+            <w:tcMar>
+              <w:top w:type="dxa" w:w="100"/>
+              <w:left w:type="dxa" w:w="140"/>
+              <w:bottom w:type="dxa" w:w="100"/>
+              <w:right w:type="dxa" w:w="140"/>
+            </w:tcMar>
+          </w:tcPr>
+          <w:p>
+            <w:pPr>
+              <w:spacing w:after="0" w:line="228"/>
+            </w:pPr>
+            <w:r>
+              <w:rPr>
+                <w:rFonts w:ascii="Courier New" w:cs="Courier New" w:eastAsia="Courier New" w:hAnsi="Courier New"/>
+                <w:sz w:val="17"/>
+                <w:szCs w:val="17"/>
+              </w:rPr>
+              <w:t xml:space="preserve">globalv select fulist setl editor EE</w:t>
+            </w:r>
+          </w:p>
+          <w:p>
+            <w:pPr>
+              <w:spacing w:after="0" w:line="228"/>
+            </w:pPr>
+            <w:r>
+              <w:rPr>
+                <w:rFonts w:ascii="Courier New" w:cs="Courier New" w:eastAsia="Courier New" w:hAnsi="Courier New"/>
+                <w:sz w:val="17"/>
+                <w:szCs w:val="17"/>
+              </w:rPr>
+              <w:t xml:space="preserve">globalv select fulist list</w:t>
+            </w:r>
+          </w:p>
+          <w:p>
+            <w:pPr>
+              <w:spacing w:after="0" w:line="228"/>
+            </w:pPr>
+            <w:r>
+              <w:rPr>
+                <w:rFonts w:ascii="Courier New" w:cs="Courier New" w:eastAsia="Courier New" w:hAnsi="Courier New"/>
+                <w:sz w:val="17"/>
+                <w:szCs w:val="17"/>
+              </w:rPr>
+              <w:t xml:space="preserve">FULIST   EDITOR = EE</w:t>
+            </w:r>
+          </w:p>
+        </w:tc>
+      </w:tr>
+    </w:tbl>
+    <w:p>
+      <w:pPr>
+        <w:spacing w:after="200" w:before="80"/>
+      </w:pPr>
+      <w:r>
+        <w:rPr>
+          <w:rFonts w:ascii="Arial" w:cs="Arial" w:eastAsia="Arial" w:hAnsi="Arial"/>
+          <w:b/>
+          <w:bCs/>
+          <w:sz w:val="18"/>
+          <w:szCs w:val="18"/>
+        </w:rPr>
+        <w:t xml:space="preserve">Figure 41. </w:t>
+      </w:r>
+      <w:r>
+        <w:rPr>
+          <w:rFonts w:ascii="Arial" w:cs="Arial" w:eastAsia="Arial" w:hAnsi="Arial"/>
+          <w:sz w:val="18"/>
+          <w:szCs w:val="18"/>
+        </w:rPr>
+        <w:t xml:space="preserve">GLOBALV</w:t>
+      </w:r>
+    </w:p>
+    <w:p>
+      <w:pPr>
+        <w:spacing w:after="120"/>
+      </w:pPr>
+      <w:r>
+        <w:rPr>
+          <w:rFonts w:ascii="Times New Roman" w:cs="Times New Roman" w:eastAsia="Times New Roman" w:hAnsi="Times New Roman"/>
+        </w:rPr>
+        <w:t xml:space="preserve">FULIST takes its editor and browser from the group FULIST (</w:t>
+      </w:r>
+      <w:r>
+        <w:rPr>
+          <w:rFonts w:ascii="Courier New" w:cs="Courier New" w:eastAsia="Courier New" w:hAnsi="Courier New"/>
+          <w:sz w:val="19"/>
+          <w:szCs w:val="19"/>
+        </w:rPr>
+        <w:t xml:space="preserve">EDITOR</w:t>
+      </w:r>
+      <w:r>
+        <w:rPr>
+          <w:rFonts w:ascii="Times New Roman" w:cs="Times New Roman" w:eastAsia="Times New Roman" w:hAnsi="Times New Roman"/>
+        </w:rPr>
+        <w:t xml:space="preserve">, </w:t>
+      </w:r>
+      <w:r>
+        <w:rPr>
+          <w:rFonts w:ascii="Courier New" w:cs="Courier New" w:eastAsia="Courier New" w:hAnsi="Courier New"/>
+          <w:sz w:val="19"/>
+          <w:szCs w:val="19"/>
+        </w:rPr>
+        <w:t xml:space="preserve">BROWSER</w:t>
+      </w:r>
+      <w:r>
+        <w:rPr>
+          <w:rFonts w:ascii="Times New Roman" w:cs="Times New Roman" w:eastAsia="Times New Roman" w:hAnsi="Times New Roman"/>
+        </w:rPr>
+        <w:t xml:space="preserve">) when they are set.</w:t>
+      </w:r>
+    </w:p>
+    <w:p>
+      <w:pPr>
+        <w:pStyle w:val="Heading2"/>
+      </w:pPr>
+      <w:r>
+        <w:t xml:space="preserve">LINUX EXEC</w:t>
+      </w:r>
+    </w:p>
+    <w:tbl>
+      <w:tblPr>
+        <w:tblW w:type="dxa" w:w="9638"/>
+        <w:tblBorders>
+          <w:top w:val="single" w:color="auto" w:sz="4"/>
+          <w:left w:val="single" w:color="auto" w:sz="4"/>
+          <w:bottom w:val="single" w:color="auto" w:sz="4"/>
+          <w:right w:val="single" w:color="auto" w:sz="4"/>
+          <w:insideH w:val="single" w:color="auto" w:sz="4"/>
+          <w:insideV w:val="single" w:color="auto" w:sz="4"/>
+        </w:tblBorders>
+      </w:tblPr>
+      <w:tblGrid>
+        <w:gridCol w:w="9638"/>
+      </w:tblGrid>
+      <w:tr>
+        <w:trPr>
+          <w:cantSplit/>
+        </w:trPr>
+        <w:tc>
+          <w:tcPr>
+            <w:tcW w:type="dxa" w:w="9638"/>
+            <w:shd w:fill="F2F2F2" w:color="auto" w:val="clear"/>
+            <w:tcMar>
+              <w:top w:type="dxa" w:w="100"/>
+              <w:left w:type="dxa" w:w="140"/>
+              <w:bottom w:type="dxa" w:w="100"/>
+              <w:right w:type="dxa" w:w="140"/>
+            </w:tcMar>
+          </w:tcPr>
+          <w:p>
+            <w:pPr>
+              <w:spacing w:after="0" w:line="228"/>
+            </w:pPr>
+            <w:r>
+              <w:rPr>
+                <w:rFonts w:ascii="Courier New" w:cs="Courier New" w:eastAsia="Courier New" w:hAnsi="Courier New"/>
+                <w:sz w:val="17"/>
+                <w:szCs w:val="17"/>
+              </w:rPr>
+              <w:t xml:space="preserve">LINUX [DISK|READER]</w:t>
+            </w:r>
+          </w:p>
+        </w:tc>
+      </w:tr>
+    </w:tbl>
+    <w:p>
+      <w:pPr>
+        <w:spacing w:after="200" w:before="80"/>
+      </w:pPr>
+      <w:r>
+        <w:rPr>
+          <w:rFonts w:ascii="Arial" w:cs="Arial" w:eastAsia="Arial" w:hAnsi="Arial"/>
+          <w:b/>
+          <w:bCs/>
+          <w:sz w:val="18"/>
+          <w:szCs w:val="18"/>
+        </w:rPr>
+        <w:t xml:space="preserve">Figure 42. </w:t>
       </w:r>
       <w:r>
         <w:rPr>
@@ -19158,7 +19625,7 @@
           <w:sz w:val="18"/>
           <w:szCs w:val="18"/>
         </w:rPr>
-        <w:t xml:space="preserve">Figure 41. </w:t>
+        <w:t xml:space="preserve">Figure 43. </w:t>
       </w:r>
       <w:r>
         <w:rPr>
@@ -44706,13 +45173,272 @@
     </w:p>
     <w:p>
       <w:pPr>
+        <w:pStyle w:val="Heading3"/>
+      </w:pPr>
+      <w:r>
+        <w:t xml:space="preserve">Nucleus extensions loaded at IPL</w:t>
+      </w:r>
+    </w:p>
+    <w:p>
+      <w:pPr>
         <w:spacing w:after="120"/>
       </w:pPr>
       <w:r>
         <w:rPr>
           <w:rFonts w:ascii="Times New Roman" w:cs="Times New Roman" w:eastAsia="Times New Roman" w:hAnsi="Times New Roman"/>
         </w:rPr>
-        <w:t xml:space="preserve">CP: DEFINE CPU / NIC / LAN / VSWITCH / MDISK, QUERY FRAMES, QUERY NSS, IUCV. CMS: XEDIT (THE), FILELIST (FULIST), RDRLIST, NOTE / TELL, GLOBALV, PIPE, NUCXLOAD.</w:t>
+        <w:t xml:space="preserve">Loaded by the system profile (SYSPROFX EXEC on 19E) from TEXT files, so they are commands like the nucleus functions, resident until the next IPL of CMS.</w:t>
+      </w:r>
+    </w:p>
+    <w:tbl>
+      <w:tblPr>
+        <w:tblW w:type="dxa" w:w="9638"/>
+        <w:tblBorders>
+          <w:top w:val="single" w:color="808080" w:sz="4"/>
+          <w:left w:val="single" w:color="808080" w:sz="4"/>
+          <w:bottom w:val="single" w:color="808080" w:sz="4"/>
+          <w:right w:val="single" w:color="808080" w:sz="4"/>
+          <w:insideH w:val="single" w:color="808080" w:sz="4"/>
+          <w:insideV w:val="single" w:color="808080" w:sz="4"/>
+        </w:tblBorders>
+      </w:tblPr>
+      <w:tblGrid>
+        <w:gridCol w:w="1900"/>
+        <w:gridCol w:w="7738"/>
+      </w:tblGrid>
+      <w:tr>
+        <w:trPr>
+          <w:cantSplit/>
+          <w:tblHeader/>
+        </w:trPr>
+        <w:tc>
+          <w:tcPr>
+            <w:tcW w:type="dxa" w:w="1900"/>
+            <w:shd w:fill="D9D9D9" w:color="auto" w:val="clear"/>
+            <w:tcMar>
+              <w:top w:type="dxa" w:w="60"/>
+              <w:left w:type="dxa" w:w="100"/>
+              <w:bottom w:type="dxa" w:w="60"/>
+              <w:right w:type="dxa" w:w="100"/>
+            </w:tcMar>
+          </w:tcPr>
+          <w:p>
+            <w:r>
+              <w:rPr>
+                <w:rFonts w:ascii="Arial" w:cs="Arial" w:eastAsia="Arial" w:hAnsi="Arial"/>
+                <w:b/>
+                <w:bCs/>
+                <w:sz w:val="18"/>
+                <w:szCs w:val="18"/>
+              </w:rPr>
+              <w:t xml:space="preserve">Command</w:t>
+            </w:r>
+          </w:p>
+        </w:tc>
+        <w:tc>
+          <w:tcPr>
+            <w:tcW w:type="dxa" w:w="7738"/>
+            <w:shd w:fill="D9D9D9" w:color="auto" w:val="clear"/>
+            <w:tcMar>
+              <w:top w:type="dxa" w:w="60"/>
+              <w:left w:type="dxa" w:w="100"/>
+              <w:bottom w:type="dxa" w:w="60"/>
+              <w:right w:type="dxa" w:w="100"/>
+            </w:tcMar>
+          </w:tcPr>
+          <w:p>
+            <w:r>
+              <w:rPr>
+                <w:rFonts w:ascii="Arial" w:cs="Arial" w:eastAsia="Arial" w:hAnsi="Arial"/>
+                <w:b/>
+                <w:bCs/>
+                <w:sz w:val="18"/>
+                <w:szCs w:val="18"/>
+              </w:rPr>
+              <w:t xml:space="preserve">Function</w:t>
+            </w:r>
+          </w:p>
+        </w:tc>
+      </w:tr>
+      <w:tr>
+        <w:trPr>
+          <w:cantSplit/>
+          <w:tblHeader w:val="false"/>
+        </w:trPr>
+        <w:tc>
+          <w:tcPr>
+            <w:tcW w:type="dxa" w:w="1900"/>
+            <w:tcMar>
+              <w:top w:type="dxa" w:w="60"/>
+              <w:left w:type="dxa" w:w="100"/>
+              <w:bottom w:type="dxa" w:w="60"/>
+              <w:right w:type="dxa" w:w="100"/>
+            </w:tcMar>
+          </w:tcPr>
+          <w:p>
+            <w:r>
+              <w:rPr>
+                <w:rFonts w:ascii="Times New Roman" w:cs="Times New Roman" w:eastAsia="Times New Roman" w:hAnsi="Times New Roman"/>
+                <w:sz w:val="19"/>
+                <w:szCs w:val="19"/>
+              </w:rPr>
+              <w:t xml:space="preserve">GLOBALV</w:t>
+            </w:r>
+          </w:p>
+        </w:tc>
+        <w:tc>
+          <w:tcPr>
+            <w:tcW w:type="dxa" w:w="7738"/>
+            <w:tcMar>
+              <w:top w:type="dxa" w:w="60"/>
+              <w:left w:type="dxa" w:w="100"/>
+              <w:bottom w:type="dxa" w:w="60"/>
+              <w:right w:type="dxa" w:w="100"/>
+            </w:tcMar>
+          </w:tcPr>
+          <w:p>
+            <w:r>
+              <w:rPr>
+                <w:rFonts w:ascii="Times New Roman" w:cs="Times New Roman" w:eastAsia="Times New Roman" w:hAnsi="Times New Roman"/>
+                <w:b/>
+                <w:bCs/>
+                <w:sz w:val="19"/>
+                <w:szCs w:val="19"/>
+              </w:rPr>
+              <w:t xml:space="preserve">+</w:t>
+            </w:r>
+            <w:r>
+              <w:rPr>
+                <w:rFonts w:ascii="Times New Roman" w:cs="Times New Roman" w:eastAsia="Times New Roman" w:hAnsi="Times New Roman"/>
+                <w:sz w:val="19"/>
+                <w:szCs w:val="19"/>
+              </w:rPr>
+              <w:t xml:space="preserve"> global variables, in the manner of z/VM GLOBALV (SET/SETS/SETL/SETP, PUT*, GET, STACK, LIST, PURGE, GRPLIST)</w:t>
+            </w:r>
+          </w:p>
+        </w:tc>
+      </w:tr>
+      <w:tr>
+        <w:trPr>
+          <w:cantSplit/>
+          <w:tblHeader w:val="false"/>
+        </w:trPr>
+        <w:tc>
+          <w:tcPr>
+            <w:tcW w:type="dxa" w:w="1900"/>
+            <w:tcMar>
+              <w:top w:type="dxa" w:w="60"/>
+              <w:left w:type="dxa" w:w="100"/>
+              <w:bottom w:type="dxa" w:w="60"/>
+              <w:right w:type="dxa" w:w="100"/>
+            </w:tcMar>
+          </w:tcPr>
+          <w:p>
+            <w:r>
+              <w:rPr>
+                <w:rFonts w:ascii="Times New Roman" w:cs="Times New Roman" w:eastAsia="Times New Roman" w:hAnsi="Times New Roman"/>
+                <w:sz w:val="19"/>
+                <w:szCs w:val="19"/>
+              </w:rPr>
+              <w:t xml:space="preserve">HIGHSTOR</w:t>
+            </w:r>
+          </w:p>
+        </w:tc>
+        <w:tc>
+          <w:tcPr>
+            <w:tcW w:type="dxa" w:w="7738"/>
+            <w:tcMar>
+              <w:top w:type="dxa" w:w="60"/>
+              <w:left w:type="dxa" w:w="100"/>
+              <w:bottom w:type="dxa" w:w="60"/>
+              <w:right w:type="dxa" w:w="100"/>
+            </w:tcMar>
+          </w:tcPr>
+          <w:p>
+            <w:r>
+              <w:rPr>
+                <w:rFonts w:ascii="Times New Roman" w:cs="Times New Roman" w:eastAsia="Times New Roman" w:hAnsi="Times New Roman"/>
+                <w:b/>
+                <w:bCs/>
+                <w:sz w:val="19"/>
+                <w:szCs w:val="19"/>
+              </w:rPr>
+              <w:t xml:space="preserve">+</w:t>
+            </w:r>
+            <w:r>
+              <w:rPr>
+                <w:rFonts w:ascii="Times New Roman" w:cs="Times New Roman" w:eastAsia="Times New Roman" w:hAnsi="Times New Roman"/>
+                <w:sz w:val="19"/>
+                <w:szCs w:val="19"/>
+              </w:rPr>
+              <w:t xml:space="preserve"> storage above 16 MB for the EC-mode CMS</w:t>
+            </w:r>
+          </w:p>
+        </w:tc>
+      </w:tr>
+      <w:tr>
+        <w:trPr>
+          <w:cantSplit/>
+          <w:tblHeader w:val="false"/>
+        </w:trPr>
+        <w:tc>
+          <w:tcPr>
+            <w:tcW w:type="dxa" w:w="1900"/>
+            <w:tcMar>
+              <w:top w:type="dxa" w:w="60"/>
+              <w:left w:type="dxa" w:w="100"/>
+              <w:bottom w:type="dxa" w:w="60"/>
+              <w:right w:type="dxa" w:w="100"/>
+            </w:tcMar>
+          </w:tcPr>
+          <w:p>
+            <w:r>
+              <w:rPr>
+                <w:rFonts w:ascii="Times New Roman" w:cs="Times New Roman" w:eastAsia="Times New Roman" w:hAnsi="Times New Roman"/>
+                <w:sz w:val="19"/>
+                <w:szCs w:val="19"/>
+              </w:rPr>
+              <w:t xml:space="preserve">GCCLIB</w:t>
+            </w:r>
+          </w:p>
+        </w:tc>
+        <w:tc>
+          <w:tcPr>
+            <w:tcW w:type="dxa" w:w="7738"/>
+            <w:tcMar>
+              <w:top w:type="dxa" w:w="60"/>
+              <w:left w:type="dxa" w:w="100"/>
+              <w:bottom w:type="dxa" w:w="60"/>
+              <w:right w:type="dxa" w:w="100"/>
+            </w:tcMar>
+          </w:tcPr>
+          <w:p>
+            <w:r>
+              <w:rPr>
+                <w:rFonts w:ascii="Times New Roman" w:cs="Times New Roman" w:eastAsia="Times New Roman" w:hAnsi="Times New Roman"/>
+                <w:sz w:val="19"/>
+                <w:szCs w:val="19"/>
+              </w:rPr>
+              <w:t xml:space="preserve">the GCC run-time library (CE)</w:t>
+            </w:r>
+          </w:p>
+        </w:tc>
+      </w:tr>
+    </w:tbl>
+    <w:p>
+      <w:pPr>
+        <w:spacing w:after="120"/>
+      </w:pPr>
+    </w:p>
+    <w:p>
+      <w:pPr>
+        <w:spacing w:after="120"/>
+      </w:pPr>
+      <w:r>
+        <w:rPr>
+          <w:rFonts w:ascii="Times New Roman" w:cs="Times New Roman" w:eastAsia="Times New Roman" w:hAnsi="Times New Roman"/>
+        </w:rPr>
+        <w:t xml:space="preserve">CP: DEFINE CPU / NIC / LAN / VSWITCH / MDISK, QUERY FRAMES, QUERY NSS, IUCV. CMS: XEDIT (THE), RDRLIST, NOTE / TELL, PIPE, NUCXLOAD.</w:t>
       </w:r>
     </w:p>
     <w:sectPr>
